--- a/int Prep/HTML5 CSS3 Bootstrap - Notes.docx
+++ b/int Prep/HTML5 CSS3 Bootstrap - Notes.docx
@@ -1045,7 +1045,25 @@
           <w:sz w:val="24"/>
           <w:szCs w:val="24"/>
         </w:rPr>
-        <w:t>&lt;meta name="description" content="React Js Course"&gt;</w:t>
+        <w:t xml:space="preserve">&lt;meta name="description" content="React </w:t>
+      </w:r>
+      <w:proofErr w:type="spellStart"/>
+      <w:r>
+        <w:rPr>
+          <w:rFonts w:ascii="Times New Roman" w:hAnsi="Times New Roman" w:cs="Times New Roman"/>
+          <w:sz w:val="24"/>
+          <w:szCs w:val="24"/>
+        </w:rPr>
+        <w:t>Js</w:t>
+      </w:r>
+      <w:proofErr w:type="spellEnd"/>
+      <w:r>
+        <w:rPr>
+          <w:rFonts w:ascii="Times New Roman" w:hAnsi="Times New Roman" w:cs="Times New Roman"/>
+          <w:sz w:val="24"/>
+          <w:szCs w:val="24"/>
+        </w:rPr>
+        <w:t xml:space="preserve"> Course"&gt;</w:t>
       </w:r>
     </w:p>
     <w:p>
@@ -1083,24 +1101,64 @@
           <w:sz w:val="24"/>
           <w:szCs w:val="24"/>
         </w:rPr>
-        <w:t>Http-equiv (refresh)</w:t>
-      </w:r>
-    </w:p>
-    <w:p>
-      <w:pPr>
-        <w:rPr>
-          <w:rFonts w:ascii="Times New Roman" w:hAnsi="Times New Roman" w:cs="Times New Roman"/>
-          <w:sz w:val="24"/>
-          <w:szCs w:val="24"/>
-        </w:rPr>
-      </w:pPr>
-      <w:r>
-        <w:rPr>
-          <w:rFonts w:ascii="Times New Roman" w:hAnsi="Times New Roman" w:cs="Times New Roman"/>
-          <w:sz w:val="24"/>
-          <w:szCs w:val="24"/>
-        </w:rPr>
-        <w:t>&lt;meta http-equiv="refresh" content="5000"&gt;</w:t>
+        <w:t>Http-</w:t>
+      </w:r>
+      <w:proofErr w:type="spellStart"/>
+      <w:r>
+        <w:rPr>
+          <w:rFonts w:ascii="Times New Roman" w:hAnsi="Times New Roman" w:cs="Times New Roman"/>
+          <w:b/>
+          <w:bCs/>
+          <w:sz w:val="24"/>
+          <w:szCs w:val="24"/>
+        </w:rPr>
+        <w:t>equiv</w:t>
+      </w:r>
+      <w:proofErr w:type="spellEnd"/>
+      <w:r>
+        <w:rPr>
+          <w:rFonts w:ascii="Times New Roman" w:hAnsi="Times New Roman" w:cs="Times New Roman"/>
+          <w:b/>
+          <w:bCs/>
+          <w:sz w:val="24"/>
+          <w:szCs w:val="24"/>
+        </w:rPr>
+        <w:t xml:space="preserve"> (refresh)</w:t>
+      </w:r>
+    </w:p>
+    <w:p>
+      <w:pPr>
+        <w:rPr>
+          <w:rFonts w:ascii="Times New Roman" w:hAnsi="Times New Roman" w:cs="Times New Roman"/>
+          <w:sz w:val="24"/>
+          <w:szCs w:val="24"/>
+        </w:rPr>
+      </w:pPr>
+      <w:r>
+        <w:rPr>
+          <w:rFonts w:ascii="Times New Roman" w:hAnsi="Times New Roman" w:cs="Times New Roman"/>
+          <w:sz w:val="24"/>
+          <w:szCs w:val="24"/>
+        </w:rPr>
+        <w:t>&lt;meta http-</w:t>
+      </w:r>
+      <w:proofErr w:type="spellStart"/>
+      <w:r>
+        <w:rPr>
+          <w:rFonts w:ascii="Times New Roman" w:hAnsi="Times New Roman" w:cs="Times New Roman"/>
+          <w:sz w:val="24"/>
+          <w:szCs w:val="24"/>
+        </w:rPr>
+        <w:t>equiv</w:t>
+      </w:r>
+      <w:proofErr w:type="spellEnd"/>
+      <w:r>
+        <w:rPr>
+          <w:rFonts w:ascii="Times New Roman" w:hAnsi="Times New Roman" w:cs="Times New Roman"/>
+          <w:sz w:val="24"/>
+          <w:szCs w:val="24"/>
+        </w:rPr>
+        <w:t>="refresh" content="5000"&gt;</w:t>
       </w:r>
     </w:p>
     <w:p>
@@ -2101,7 +2159,31 @@
           <w:sz w:val="24"/>
           <w:szCs w:val="24"/>
         </w:rPr>
-        <w:t>&lt;br/&gt; giving next line.</w:t>
+        <w:t>&lt;</w:t>
+      </w:r>
+      <w:proofErr w:type="spellStart"/>
+      <w:r>
+        <w:rPr>
+          <w:rFonts w:ascii="Times New Roman" w:hAnsi="Times New Roman" w:cs="Times New Roman"/>
+          <w:b/>
+          <w:bCs/>
+          <w:color w:val="385623" w:themeColor="accent6" w:themeShade="80"/>
+          <w:sz w:val="24"/>
+          <w:szCs w:val="24"/>
+        </w:rPr>
+        <w:t>br</w:t>
+      </w:r>
+      <w:proofErr w:type="spellEnd"/>
+      <w:r>
+        <w:rPr>
+          <w:rFonts w:ascii="Times New Roman" w:hAnsi="Times New Roman" w:cs="Times New Roman"/>
+          <w:b/>
+          <w:bCs/>
+          <w:color w:val="385623" w:themeColor="accent6" w:themeShade="80"/>
+          <w:sz w:val="24"/>
+          <w:szCs w:val="24"/>
+        </w:rPr>
+        <w:t>/&gt; giving next line.</w:t>
       </w:r>
     </w:p>
     <w:p>
@@ -2146,7 +2228,31 @@
           <w:sz w:val="24"/>
           <w:szCs w:val="24"/>
         </w:rPr>
-        <w:t>: Bold and strong are like same, for whole parah we can go with strong for particular things we can go with bold</w:t>
+        <w:t xml:space="preserve">: Bold and strong are like same, for whole </w:t>
+      </w:r>
+      <w:proofErr w:type="spellStart"/>
+      <w:r>
+        <w:rPr>
+          <w:rFonts w:ascii="Times New Roman" w:hAnsi="Times New Roman" w:cs="Times New Roman"/>
+          <w:b/>
+          <w:bCs/>
+          <w:color w:val="385623" w:themeColor="accent6" w:themeShade="80"/>
+          <w:sz w:val="24"/>
+          <w:szCs w:val="24"/>
+        </w:rPr>
+        <w:t>parah</w:t>
+      </w:r>
+      <w:proofErr w:type="spellEnd"/>
+      <w:r>
+        <w:rPr>
+          <w:rFonts w:ascii="Times New Roman" w:hAnsi="Times New Roman" w:cs="Times New Roman"/>
+          <w:b/>
+          <w:bCs/>
+          <w:color w:val="385623" w:themeColor="accent6" w:themeShade="80"/>
+          <w:sz w:val="24"/>
+          <w:szCs w:val="24"/>
+        </w:rPr>
+        <w:t xml:space="preserve"> we can go with strong for particular things we can go with bold</w:t>
       </w:r>
     </w:p>
     <w:p>
@@ -2172,7 +2278,51 @@
           <w:sz w:val="24"/>
           <w:szCs w:val="24"/>
         </w:rPr>
-        <w:t>&lt;i&gt; and &lt;em&gt; Elements:</w:t>
+        <w:t>&lt;</w:t>
+      </w:r>
+      <w:proofErr w:type="spellStart"/>
+      <w:r>
+        <w:rPr>
+          <w:rFonts w:ascii="Times New Roman" w:hAnsi="Times New Roman" w:cs="Times New Roman"/>
+          <w:b/>
+          <w:bCs/>
+          <w:sz w:val="24"/>
+          <w:szCs w:val="24"/>
+        </w:rPr>
+        <w:t>i</w:t>
+      </w:r>
+      <w:proofErr w:type="spellEnd"/>
+      <w:r>
+        <w:rPr>
+          <w:rFonts w:ascii="Times New Roman" w:hAnsi="Times New Roman" w:cs="Times New Roman"/>
+          <w:b/>
+          <w:bCs/>
+          <w:sz w:val="24"/>
+          <w:szCs w:val="24"/>
+        </w:rPr>
+        <w:t>&gt; and &lt;</w:t>
+      </w:r>
+      <w:proofErr w:type="spellStart"/>
+      <w:r>
+        <w:rPr>
+          <w:rFonts w:ascii="Times New Roman" w:hAnsi="Times New Roman" w:cs="Times New Roman"/>
+          <w:b/>
+          <w:bCs/>
+          <w:sz w:val="24"/>
+          <w:szCs w:val="24"/>
+        </w:rPr>
+        <w:t>em</w:t>
+      </w:r>
+      <w:proofErr w:type="spellEnd"/>
+      <w:r>
+        <w:rPr>
+          <w:rFonts w:ascii="Times New Roman" w:hAnsi="Times New Roman" w:cs="Times New Roman"/>
+          <w:b/>
+          <w:bCs/>
+          <w:sz w:val="24"/>
+          <w:szCs w:val="24"/>
+        </w:rPr>
+        <w:t>&gt; Elements:</w:t>
       </w:r>
       <w:r>
         <w:rPr>
@@ -2413,8 +2563,13 @@
         <w:pStyle w:val="Heading1"/>
       </w:pPr>
       <w:r>
-        <w:t>HTML Preformatter</w:t>
-      </w:r>
+        <w:t xml:space="preserve">HTML </w:t>
+      </w:r>
+      <w:proofErr w:type="spellStart"/>
+      <w:r>
+        <w:t>Preformatter</w:t>
+      </w:r>
+      <w:proofErr w:type="spellEnd"/>
     </w:p>
     <w:p>
       <w:pPr>
@@ -3047,7 +3202,25 @@
           <w:sz w:val="24"/>
           <w:szCs w:val="24"/>
         </w:rPr>
-        <w:t>adding css file</w:t>
+        <w:t xml:space="preserve">adding </w:t>
+      </w:r>
+      <w:proofErr w:type="spellStart"/>
+      <w:r>
+        <w:rPr>
+          <w:rFonts w:ascii="Times New Roman" w:hAnsi="Times New Roman" w:cs="Times New Roman"/>
+          <w:sz w:val="24"/>
+          <w:szCs w:val="24"/>
+        </w:rPr>
+        <w:t>css</w:t>
+      </w:r>
+      <w:proofErr w:type="spellEnd"/>
+      <w:r>
+        <w:rPr>
+          <w:rFonts w:ascii="Times New Roman" w:hAnsi="Times New Roman" w:cs="Times New Roman"/>
+          <w:sz w:val="24"/>
+          <w:szCs w:val="24"/>
+        </w:rPr>
+        <w:t xml:space="preserve"> file</w:t>
       </w:r>
     </w:p>
     <w:p>
@@ -3377,41 +3550,87 @@
           <w:sz w:val="24"/>
           <w:szCs w:val="24"/>
         </w:rPr>
-        <w:t>document. Possible values are noopener (prevents the linked page from controlling the current</w:t>
-      </w:r>
-    </w:p>
-    <w:p>
-      <w:pPr>
-        <w:rPr>
-          <w:rFonts w:ascii="Times New Roman" w:hAnsi="Times New Roman" w:cs="Times New Roman"/>
-          <w:sz w:val="24"/>
-          <w:szCs w:val="24"/>
-        </w:rPr>
-      </w:pPr>
-      <w:r>
-        <w:rPr>
-          <w:rFonts w:ascii="Times New Roman" w:hAnsi="Times New Roman" w:cs="Times New Roman"/>
-          <w:sz w:val="24"/>
-          <w:szCs w:val="24"/>
-        </w:rPr>
-        <w:t>page), noreferrer (prevents the browser from sending a referrer header to the linked page), and</w:t>
-      </w:r>
-    </w:p>
-    <w:p>
-      <w:pPr>
-        <w:rPr>
-          <w:rFonts w:ascii="Times New Roman" w:hAnsi="Times New Roman" w:cs="Times New Roman"/>
-          <w:sz w:val="24"/>
-          <w:szCs w:val="24"/>
-        </w:rPr>
-      </w:pPr>
-      <w:r>
-        <w:rPr>
-          <w:rFonts w:ascii="Times New Roman" w:hAnsi="Times New Roman" w:cs="Times New Roman"/>
-          <w:sz w:val="24"/>
-          <w:szCs w:val="24"/>
-        </w:rPr>
-        <w:t>nofollow (tells search engines not to follow the link for ranking purposes).</w:t>
+        <w:t xml:space="preserve">document. Possible values are </w:t>
+      </w:r>
+      <w:proofErr w:type="spellStart"/>
+      <w:r>
+        <w:rPr>
+          <w:rFonts w:ascii="Times New Roman" w:hAnsi="Times New Roman" w:cs="Times New Roman"/>
+          <w:sz w:val="24"/>
+          <w:szCs w:val="24"/>
+        </w:rPr>
+        <w:t>noopener</w:t>
+      </w:r>
+      <w:proofErr w:type="spellEnd"/>
+      <w:r>
+        <w:rPr>
+          <w:rFonts w:ascii="Times New Roman" w:hAnsi="Times New Roman" w:cs="Times New Roman"/>
+          <w:sz w:val="24"/>
+          <w:szCs w:val="24"/>
+        </w:rPr>
+        <w:t xml:space="preserve"> (prevents the linked page from controlling the current</w:t>
+      </w:r>
+    </w:p>
+    <w:p>
+      <w:pPr>
+        <w:rPr>
+          <w:rFonts w:ascii="Times New Roman" w:hAnsi="Times New Roman" w:cs="Times New Roman"/>
+          <w:sz w:val="24"/>
+          <w:szCs w:val="24"/>
+        </w:rPr>
+      </w:pPr>
+      <w:r>
+        <w:rPr>
+          <w:rFonts w:ascii="Times New Roman" w:hAnsi="Times New Roman" w:cs="Times New Roman"/>
+          <w:sz w:val="24"/>
+          <w:szCs w:val="24"/>
+        </w:rPr>
+        <w:t xml:space="preserve">page), </w:t>
+      </w:r>
+      <w:proofErr w:type="spellStart"/>
+      <w:r>
+        <w:rPr>
+          <w:rFonts w:ascii="Times New Roman" w:hAnsi="Times New Roman" w:cs="Times New Roman"/>
+          <w:sz w:val="24"/>
+          <w:szCs w:val="24"/>
+        </w:rPr>
+        <w:t>noreferrer</w:t>
+      </w:r>
+      <w:proofErr w:type="spellEnd"/>
+      <w:r>
+        <w:rPr>
+          <w:rFonts w:ascii="Times New Roman" w:hAnsi="Times New Roman" w:cs="Times New Roman"/>
+          <w:sz w:val="24"/>
+          <w:szCs w:val="24"/>
+        </w:rPr>
+        <w:t xml:space="preserve"> (prevents the browser from sending a referrer header to the linked page), and</w:t>
+      </w:r>
+    </w:p>
+    <w:p>
+      <w:pPr>
+        <w:rPr>
+          <w:rFonts w:ascii="Times New Roman" w:hAnsi="Times New Roman" w:cs="Times New Roman"/>
+          <w:sz w:val="24"/>
+          <w:szCs w:val="24"/>
+        </w:rPr>
+      </w:pPr>
+      <w:proofErr w:type="spellStart"/>
+      <w:r>
+        <w:rPr>
+          <w:rFonts w:ascii="Times New Roman" w:hAnsi="Times New Roman" w:cs="Times New Roman"/>
+          <w:sz w:val="24"/>
+          <w:szCs w:val="24"/>
+        </w:rPr>
+        <w:t>nofollow</w:t>
+      </w:r>
+      <w:proofErr w:type="spellEnd"/>
+      <w:r>
+        <w:rPr>
+          <w:rFonts w:ascii="Times New Roman" w:hAnsi="Times New Roman" w:cs="Times New Roman"/>
+          <w:sz w:val="24"/>
+          <w:szCs w:val="24"/>
+        </w:rPr>
+        <w:t xml:space="preserve"> (tells search engines not to follow the link for ranking purposes).</w:t>
       </w:r>
     </w:p>
     <w:p>
@@ -3578,24 +3797,52 @@
           <w:sz w:val="24"/>
           <w:szCs w:val="24"/>
         </w:rPr>
-        <w:t>tooltip with the text "Go to Example.com" when hovered over, and includes the noopener and</w:t>
-      </w:r>
-    </w:p>
-    <w:p>
-      <w:pPr>
-        <w:rPr>
-          <w:rFonts w:ascii="Times New Roman" w:hAnsi="Times New Roman" w:cs="Times New Roman"/>
-          <w:sz w:val="24"/>
-          <w:szCs w:val="24"/>
-        </w:rPr>
-      </w:pPr>
-      <w:r>
-        <w:rPr>
-          <w:rFonts w:ascii="Times New Roman" w:hAnsi="Times New Roman" w:cs="Times New Roman"/>
-          <w:sz w:val="24"/>
-          <w:szCs w:val="24"/>
-        </w:rPr>
-        <w:t>noreferrer attributes to enhance security.</w:t>
+        <w:t xml:space="preserve">tooltip with the text "Go to Example.com" when hovered over, and includes the </w:t>
+      </w:r>
+      <w:proofErr w:type="spellStart"/>
+      <w:r>
+        <w:rPr>
+          <w:rFonts w:ascii="Times New Roman" w:hAnsi="Times New Roman" w:cs="Times New Roman"/>
+          <w:sz w:val="24"/>
+          <w:szCs w:val="24"/>
+        </w:rPr>
+        <w:t>noopener</w:t>
+      </w:r>
+      <w:proofErr w:type="spellEnd"/>
+      <w:r>
+        <w:rPr>
+          <w:rFonts w:ascii="Times New Roman" w:hAnsi="Times New Roman" w:cs="Times New Roman"/>
+          <w:sz w:val="24"/>
+          <w:szCs w:val="24"/>
+        </w:rPr>
+        <w:t xml:space="preserve"> and</w:t>
+      </w:r>
+    </w:p>
+    <w:p>
+      <w:pPr>
+        <w:rPr>
+          <w:rFonts w:ascii="Times New Roman" w:hAnsi="Times New Roman" w:cs="Times New Roman"/>
+          <w:sz w:val="24"/>
+          <w:szCs w:val="24"/>
+        </w:rPr>
+      </w:pPr>
+      <w:proofErr w:type="spellStart"/>
+      <w:r>
+        <w:rPr>
+          <w:rFonts w:ascii="Times New Roman" w:hAnsi="Times New Roman" w:cs="Times New Roman"/>
+          <w:sz w:val="24"/>
+          <w:szCs w:val="24"/>
+        </w:rPr>
+        <w:t>noreferrer</w:t>
+      </w:r>
+      <w:proofErr w:type="spellEnd"/>
+      <w:r>
+        <w:rPr>
+          <w:rFonts w:ascii="Times New Roman" w:hAnsi="Times New Roman" w:cs="Times New Roman"/>
+          <w:sz w:val="24"/>
+          <w:szCs w:val="24"/>
+        </w:rPr>
+        <w:t xml:space="preserve"> attributes to enhance security.</w:t>
       </w:r>
     </w:p>
     <w:p>
@@ -4076,24 +4323,44 @@
           <w:sz w:val="24"/>
           <w:szCs w:val="24"/>
         </w:rPr>
-        <w:t>It's important to note that when linking to external websites, you should use the rel="noopener</w:t>
-      </w:r>
-    </w:p>
-    <w:p>
-      <w:pPr>
-        <w:rPr>
-          <w:rFonts w:ascii="Times New Roman" w:hAnsi="Times New Roman" w:cs="Times New Roman"/>
-          <w:sz w:val="24"/>
-          <w:szCs w:val="24"/>
-        </w:rPr>
-      </w:pPr>
-      <w:r>
-        <w:rPr>
-          <w:rFonts w:ascii="Times New Roman" w:hAnsi="Times New Roman" w:cs="Times New Roman"/>
-          <w:sz w:val="24"/>
-          <w:szCs w:val="24"/>
-        </w:rPr>
-        <w:t>noreferrer" attribute to enhance security. This attribute prevents the external website from being</w:t>
+        <w:t>It's important to note that when linking to external websites, you should use the rel="</w:t>
+      </w:r>
+      <w:proofErr w:type="spellStart"/>
+      <w:r>
+        <w:rPr>
+          <w:rFonts w:ascii="Times New Roman" w:hAnsi="Times New Roman" w:cs="Times New Roman"/>
+          <w:sz w:val="24"/>
+          <w:szCs w:val="24"/>
+        </w:rPr>
+        <w:t>noopener</w:t>
+      </w:r>
+      <w:proofErr w:type="spellEnd"/>
+    </w:p>
+    <w:p>
+      <w:pPr>
+        <w:rPr>
+          <w:rFonts w:ascii="Times New Roman" w:hAnsi="Times New Roman" w:cs="Times New Roman"/>
+          <w:sz w:val="24"/>
+          <w:szCs w:val="24"/>
+        </w:rPr>
+      </w:pPr>
+      <w:proofErr w:type="spellStart"/>
+      <w:r>
+        <w:rPr>
+          <w:rFonts w:ascii="Times New Roman" w:hAnsi="Times New Roman" w:cs="Times New Roman"/>
+          <w:sz w:val="24"/>
+          <w:szCs w:val="24"/>
+        </w:rPr>
+        <w:t>noreferrer</w:t>
+      </w:r>
+      <w:proofErr w:type="spellEnd"/>
+      <w:r>
+        <w:rPr>
+          <w:rFonts w:ascii="Times New Roman" w:hAnsi="Times New Roman" w:cs="Times New Roman"/>
+          <w:sz w:val="24"/>
+          <w:szCs w:val="24"/>
+        </w:rPr>
+        <w:t>" attribute to enhance security. This attribute prevents the external website from being</w:t>
       </w:r>
     </w:p>
     <w:p>
@@ -4481,7 +4748,31 @@
           <w:sz w:val="24"/>
           <w:szCs w:val="24"/>
         </w:rPr>
-        <w:t>It’s a self-closing tag &lt;img /&gt;</w:t>
+        <w:t>It’s a self-closing tag &lt;</w:t>
+      </w:r>
+      <w:proofErr w:type="spellStart"/>
+      <w:r>
+        <w:rPr>
+          <w:rFonts w:ascii="Times New Roman" w:hAnsi="Times New Roman" w:cs="Times New Roman"/>
+          <w:b/>
+          <w:bCs/>
+          <w:color w:val="385623" w:themeColor="accent6" w:themeShade="80"/>
+          <w:sz w:val="24"/>
+          <w:szCs w:val="24"/>
+        </w:rPr>
+        <w:t>img</w:t>
+      </w:r>
+      <w:proofErr w:type="spellEnd"/>
+      <w:r>
+        <w:rPr>
+          <w:rFonts w:ascii="Times New Roman" w:hAnsi="Times New Roman" w:cs="Times New Roman"/>
+          <w:b/>
+          <w:bCs/>
+          <w:color w:val="385623" w:themeColor="accent6" w:themeShade="80"/>
+          <w:sz w:val="24"/>
+          <w:szCs w:val="24"/>
+        </w:rPr>
+        <w:t xml:space="preserve"> /&gt;</w:t>
       </w:r>
     </w:p>
     <w:p>
@@ -4529,7 +4820,29 @@
           <w:sz w:val="24"/>
           <w:szCs w:val="24"/>
         </w:rPr>
-        <w:t xml:space="preserve">&lt;img src="path/to/image.jpg" alt="description"&gt;  </w:t>
+        <w:t>&lt;</w:t>
+      </w:r>
+      <w:proofErr w:type="spellStart"/>
+      <w:r>
+        <w:rPr>
+          <w:rFonts w:ascii="Times New Roman" w:hAnsi="Times New Roman" w:cs="Times New Roman"/>
+          <w:b/>
+          <w:bCs/>
+          <w:sz w:val="24"/>
+          <w:szCs w:val="24"/>
+        </w:rPr>
+        <w:t>img</w:t>
+      </w:r>
+      <w:proofErr w:type="spellEnd"/>
+      <w:r>
+        <w:rPr>
+          <w:rFonts w:ascii="Times New Roman" w:hAnsi="Times New Roman" w:cs="Times New Roman"/>
+          <w:b/>
+          <w:bCs/>
+          <w:sz w:val="24"/>
+          <w:szCs w:val="24"/>
+        </w:rPr>
+        <w:t xml:space="preserve"> src="path/to/image.jpg" alt="description"&gt;  </w:t>
       </w:r>
       <w:r>
         <w:rPr>
@@ -4771,6 +5084,7 @@
           <w:szCs w:val="24"/>
         </w:rPr>
       </w:pPr>
+      <w:proofErr w:type="spellStart"/>
       <w:r>
         <w:rPr>
           <w:rFonts w:ascii="Times New Roman" w:hAnsi="Times New Roman" w:cs="Times New Roman"/>
@@ -4781,6 +5095,7 @@
         </w:rPr>
         <w:t>thead</w:t>
       </w:r>
+      <w:proofErr w:type="spellEnd"/>
     </w:p>
     <w:p>
       <w:pPr>
@@ -4797,6 +5112,7 @@
           <w:szCs w:val="24"/>
         </w:rPr>
       </w:pPr>
+      <w:proofErr w:type="spellStart"/>
       <w:r>
         <w:rPr>
           <w:rFonts w:ascii="Times New Roman" w:hAnsi="Times New Roman" w:cs="Times New Roman"/>
@@ -4807,6 +5123,7 @@
         </w:rPr>
         <w:t>tbody</w:t>
       </w:r>
+      <w:proofErr w:type="spellEnd"/>
     </w:p>
     <w:p>
       <w:pPr>
@@ -4823,6 +5140,7 @@
           <w:szCs w:val="24"/>
         </w:rPr>
       </w:pPr>
+      <w:proofErr w:type="spellStart"/>
       <w:r>
         <w:rPr>
           <w:rFonts w:ascii="Times New Roman" w:hAnsi="Times New Roman" w:cs="Times New Roman"/>
@@ -4833,6 +5151,7 @@
         </w:rPr>
         <w:t>tfoot</w:t>
       </w:r>
+      <w:proofErr w:type="spellEnd"/>
     </w:p>
     <w:p>
       <w:pPr>
@@ -4875,6 +5194,7 @@
           <w:szCs w:val="24"/>
         </w:rPr>
       </w:pPr>
+      <w:proofErr w:type="spellStart"/>
       <w:r>
         <w:rPr>
           <w:rFonts w:ascii="Times New Roman" w:hAnsi="Times New Roman" w:cs="Times New Roman"/>
@@ -4885,6 +5205,7 @@
         </w:rPr>
         <w:t>th</w:t>
       </w:r>
+      <w:proofErr w:type="spellEnd"/>
     </w:p>
     <w:p>
       <w:pPr>
@@ -4927,6 +5248,7 @@
           <w:szCs w:val="24"/>
         </w:rPr>
       </w:pPr>
+      <w:proofErr w:type="spellStart"/>
       <w:r>
         <w:rPr>
           <w:rFonts w:ascii="Times New Roman" w:hAnsi="Times New Roman" w:cs="Times New Roman"/>
@@ -4937,6 +5259,7 @@
         </w:rPr>
         <w:t>Colspan</w:t>
       </w:r>
+      <w:proofErr w:type="spellEnd"/>
     </w:p>
     <w:p>
       <w:pPr>
@@ -4953,6 +5276,7 @@
           <w:szCs w:val="24"/>
         </w:rPr>
       </w:pPr>
+      <w:proofErr w:type="spellStart"/>
       <w:r>
         <w:rPr>
           <w:rFonts w:ascii="Times New Roman" w:hAnsi="Times New Roman" w:cs="Times New Roman"/>
@@ -4963,6 +5287,7 @@
         </w:rPr>
         <w:t>Rowspan</w:t>
       </w:r>
+      <w:proofErr w:type="spellEnd"/>
     </w:p>
     <w:p>
       <w:pPr>
@@ -5076,8 +5401,45 @@
           <w:sz w:val="24"/>
           <w:szCs w:val="24"/>
         </w:rPr>
-        <w:t>above, below, box, lhs, rhs</w:t>
-      </w:r>
+        <w:t xml:space="preserve">above, below, box, </w:t>
+      </w:r>
+      <w:proofErr w:type="spellStart"/>
+      <w:r>
+        <w:rPr>
+          <w:rFonts w:ascii="Times New Roman" w:hAnsi="Times New Roman" w:cs="Times New Roman"/>
+          <w:b/>
+          <w:bCs/>
+          <w:color w:val="1F3864" w:themeColor="accent1" w:themeShade="80"/>
+          <w:sz w:val="24"/>
+          <w:szCs w:val="24"/>
+        </w:rPr>
+        <w:t>lhs</w:t>
+      </w:r>
+      <w:proofErr w:type="spellEnd"/>
+      <w:r>
+        <w:rPr>
+          <w:rFonts w:ascii="Times New Roman" w:hAnsi="Times New Roman" w:cs="Times New Roman"/>
+          <w:b/>
+          <w:bCs/>
+          <w:color w:val="1F3864" w:themeColor="accent1" w:themeShade="80"/>
+          <w:sz w:val="24"/>
+          <w:szCs w:val="24"/>
+        </w:rPr>
+        <w:t xml:space="preserve">, </w:t>
+      </w:r>
+      <w:proofErr w:type="spellStart"/>
+      <w:r>
+        <w:rPr>
+          <w:rFonts w:ascii="Times New Roman" w:hAnsi="Times New Roman" w:cs="Times New Roman"/>
+          <w:b/>
+          <w:bCs/>
+          <w:color w:val="1F3864" w:themeColor="accent1" w:themeShade="80"/>
+          <w:sz w:val="24"/>
+          <w:szCs w:val="24"/>
+        </w:rPr>
+        <w:t>rhs</w:t>
+      </w:r>
+      <w:proofErr w:type="spellEnd"/>
     </w:p>
     <w:p>
       <w:pPr>
@@ -5192,6 +5554,7 @@
           <w:szCs w:val="24"/>
         </w:rPr>
       </w:pPr>
+      <w:proofErr w:type="spellStart"/>
       <w:r>
         <w:rPr>
           <w:rFonts w:ascii="Times New Roman" w:hAnsi="Times New Roman" w:cs="Times New Roman"/>
@@ -5200,6 +5563,7 @@
         </w:rPr>
         <w:t>cellspacing</w:t>
       </w:r>
+      <w:proofErr w:type="spellEnd"/>
       <w:r>
         <w:rPr>
           <w:rFonts w:ascii="Times New Roman" w:hAnsi="Times New Roman" w:cs="Times New Roman"/>
@@ -5337,7 +5701,31 @@
           <w:sz w:val="24"/>
           <w:szCs w:val="24"/>
         </w:rPr>
-        <w:t xml:space="preserve"> specifies the horizontal alignment of the table within its containing element. The possible values are "left", "center", or "right".</w:t>
+        <w:t xml:space="preserve"> specifies the horizontal alignment of the table within its containing element. The possible values are "left", "</w:t>
+      </w:r>
+      <w:proofErr w:type="spellStart"/>
+      <w:r>
+        <w:rPr>
+          <w:rFonts w:ascii="Times New Roman" w:hAnsi="Times New Roman" w:cs="Times New Roman"/>
+          <w:b/>
+          <w:bCs/>
+          <w:color w:val="1F3864" w:themeColor="accent1" w:themeShade="80"/>
+          <w:sz w:val="24"/>
+          <w:szCs w:val="24"/>
+        </w:rPr>
+        <w:t>center</w:t>
+      </w:r>
+      <w:proofErr w:type="spellEnd"/>
+      <w:r>
+        <w:rPr>
+          <w:rFonts w:ascii="Times New Roman" w:hAnsi="Times New Roman" w:cs="Times New Roman"/>
+          <w:b/>
+          <w:bCs/>
+          <w:color w:val="1F3864" w:themeColor="accent1" w:themeShade="80"/>
+          <w:sz w:val="24"/>
+          <w:szCs w:val="24"/>
+        </w:rPr>
+        <w:t>", or "right".</w:t>
       </w:r>
     </w:p>
     <w:p>
@@ -5547,7 +5935,31 @@
           <w:sz w:val="24"/>
           <w:szCs w:val="24"/>
         </w:rPr>
-        <w:t>&lt;ol&gt;</w:t>
+        <w:t>&lt;</w:t>
+      </w:r>
+      <w:proofErr w:type="spellStart"/>
+      <w:r>
+        <w:rPr>
+          <w:rFonts w:ascii="Times New Roman" w:hAnsi="Times New Roman" w:cs="Times New Roman"/>
+          <w:b/>
+          <w:bCs/>
+          <w:color w:val="833C0B" w:themeColor="accent2" w:themeShade="80"/>
+          <w:sz w:val="24"/>
+          <w:szCs w:val="24"/>
+        </w:rPr>
+        <w:t>ol</w:t>
+      </w:r>
+      <w:proofErr w:type="spellEnd"/>
+      <w:r>
+        <w:rPr>
+          <w:rFonts w:ascii="Times New Roman" w:hAnsi="Times New Roman" w:cs="Times New Roman"/>
+          <w:b/>
+          <w:bCs/>
+          <w:color w:val="833C0B" w:themeColor="accent2" w:themeShade="80"/>
+          <w:sz w:val="24"/>
+          <w:szCs w:val="24"/>
+        </w:rPr>
+        <w:t>&gt;</w:t>
       </w:r>
     </w:p>
     <w:p>
@@ -5609,7 +6021,31 @@
           <w:sz w:val="24"/>
           <w:szCs w:val="24"/>
         </w:rPr>
-        <w:t>&lt;/ol&gt;</w:t>
+        <w:t>&lt;/</w:t>
+      </w:r>
+      <w:proofErr w:type="spellStart"/>
+      <w:r>
+        <w:rPr>
+          <w:rFonts w:ascii="Times New Roman" w:hAnsi="Times New Roman" w:cs="Times New Roman"/>
+          <w:b/>
+          <w:bCs/>
+          <w:color w:val="833C0B" w:themeColor="accent2" w:themeShade="80"/>
+          <w:sz w:val="24"/>
+          <w:szCs w:val="24"/>
+        </w:rPr>
+        <w:t>ol</w:t>
+      </w:r>
+      <w:proofErr w:type="spellEnd"/>
+      <w:r>
+        <w:rPr>
+          <w:rFonts w:ascii="Times New Roman" w:hAnsi="Times New Roman" w:cs="Times New Roman"/>
+          <w:b/>
+          <w:bCs/>
+          <w:color w:val="833C0B" w:themeColor="accent2" w:themeShade="80"/>
+          <w:sz w:val="24"/>
+          <w:szCs w:val="24"/>
+        </w:rPr>
+        <w:t>&gt;</w:t>
       </w:r>
     </w:p>
     <w:p>
@@ -5632,7 +6068,31 @@
           <w:sz w:val="24"/>
           <w:szCs w:val="24"/>
         </w:rPr>
-        <w:t xml:space="preserve">--- can have any number of li inside this ol, li is sub element </w:t>
+        <w:t xml:space="preserve">--- can have any number of li inside this </w:t>
+      </w:r>
+      <w:proofErr w:type="spellStart"/>
+      <w:r>
+        <w:rPr>
+          <w:rFonts w:ascii="Times New Roman" w:hAnsi="Times New Roman" w:cs="Times New Roman"/>
+          <w:b/>
+          <w:bCs/>
+          <w:color w:val="2F5496" w:themeColor="accent1" w:themeShade="BF"/>
+          <w:sz w:val="24"/>
+          <w:szCs w:val="24"/>
+        </w:rPr>
+        <w:t>ol</w:t>
+      </w:r>
+      <w:proofErr w:type="spellEnd"/>
+      <w:r>
+        <w:rPr>
+          <w:rFonts w:ascii="Times New Roman" w:hAnsi="Times New Roman" w:cs="Times New Roman"/>
+          <w:b/>
+          <w:bCs/>
+          <w:color w:val="2F5496" w:themeColor="accent1" w:themeShade="BF"/>
+          <w:sz w:val="24"/>
+          <w:szCs w:val="24"/>
+        </w:rPr>
+        <w:t xml:space="preserve">, li is sub element </w:t>
       </w:r>
     </w:p>
     <w:p>
@@ -5846,7 +6306,15 @@
         <w:pStyle w:val="Heading1"/>
       </w:pPr>
       <w:r>
-        <w:t>HTML Iframes :</w:t>
+        <w:t xml:space="preserve">HTML </w:t>
+      </w:r>
+      <w:proofErr w:type="spellStart"/>
+      <w:r>
+        <w:t>Iframes</w:t>
+      </w:r>
+      <w:proofErr w:type="spellEnd"/>
+      <w:r>
+        <w:t xml:space="preserve"> :</w:t>
       </w:r>
     </w:p>
     <w:p>
@@ -6010,7 +6478,31 @@
           <w:sz w:val="24"/>
           <w:szCs w:val="24"/>
         </w:rPr>
-        <w:t xml:space="preserve">&lt;iframe src ="http://www.example.com"&gt;&lt;/iframe&gt; </w:t>
+        <w:t>&lt;</w:t>
+      </w:r>
+      <w:proofErr w:type="spellStart"/>
+      <w:r>
+        <w:rPr>
+          <w:rFonts w:ascii="Times New Roman" w:hAnsi="Times New Roman" w:cs="Times New Roman"/>
+          <w:b/>
+          <w:bCs/>
+          <w:color w:val="385623" w:themeColor="accent6" w:themeShade="80"/>
+          <w:sz w:val="24"/>
+          <w:szCs w:val="24"/>
+        </w:rPr>
+        <w:t>iframe</w:t>
+      </w:r>
+      <w:proofErr w:type="spellEnd"/>
+      <w:r>
+        <w:rPr>
+          <w:rFonts w:ascii="Times New Roman" w:hAnsi="Times New Roman" w:cs="Times New Roman"/>
+          <w:b/>
+          <w:bCs/>
+          <w:color w:val="385623" w:themeColor="accent6" w:themeShade="80"/>
+          <w:sz w:val="24"/>
+          <w:szCs w:val="24"/>
+        </w:rPr>
+        <w:t xml:space="preserve"> src ="http://www.example.com"&gt;&lt;/iframe&gt; </w:t>
       </w:r>
     </w:p>
     <w:p>
@@ -6040,7 +6532,61 @@
           <w:sz w:val="24"/>
           <w:szCs w:val="24"/>
         </w:rPr>
-        <w:t>This attribute specifies the width of the iframe. The value can be specified as a positive integer followed by a unit of measurement, such as "px" or "em".</w:t>
+        <w:t xml:space="preserve">This attribute specifies the width of the </w:t>
+      </w:r>
+      <w:proofErr w:type="spellStart"/>
+      <w:r>
+        <w:rPr>
+          <w:rFonts w:ascii="Times New Roman" w:hAnsi="Times New Roman" w:cs="Times New Roman"/>
+          <w:sz w:val="24"/>
+          <w:szCs w:val="24"/>
+        </w:rPr>
+        <w:t>iframe</w:t>
+      </w:r>
+      <w:proofErr w:type="spellEnd"/>
+      <w:r>
+        <w:rPr>
+          <w:rFonts w:ascii="Times New Roman" w:hAnsi="Times New Roman" w:cs="Times New Roman"/>
+          <w:sz w:val="24"/>
+          <w:szCs w:val="24"/>
+        </w:rPr>
+        <w:t>. The value can be specified as a positive integer followed by a unit of measurement, such as "</w:t>
+      </w:r>
+      <w:proofErr w:type="spellStart"/>
+      <w:r>
+        <w:rPr>
+          <w:rFonts w:ascii="Times New Roman" w:hAnsi="Times New Roman" w:cs="Times New Roman"/>
+          <w:sz w:val="24"/>
+          <w:szCs w:val="24"/>
+        </w:rPr>
+        <w:t>px</w:t>
+      </w:r>
+      <w:proofErr w:type="spellEnd"/>
+      <w:r>
+        <w:rPr>
+          <w:rFonts w:ascii="Times New Roman" w:hAnsi="Times New Roman" w:cs="Times New Roman"/>
+          <w:sz w:val="24"/>
+          <w:szCs w:val="24"/>
+        </w:rPr>
+        <w:t>" or "</w:t>
+      </w:r>
+      <w:proofErr w:type="spellStart"/>
+      <w:r>
+        <w:rPr>
+          <w:rFonts w:ascii="Times New Roman" w:hAnsi="Times New Roman" w:cs="Times New Roman"/>
+          <w:sz w:val="24"/>
+          <w:szCs w:val="24"/>
+        </w:rPr>
+        <w:t>em</w:t>
+      </w:r>
+      <w:proofErr w:type="spellEnd"/>
+      <w:r>
+        <w:rPr>
+          <w:rFonts w:ascii="Times New Roman" w:hAnsi="Times New Roman" w:cs="Times New Roman"/>
+          <w:sz w:val="24"/>
+          <w:szCs w:val="24"/>
+        </w:rPr>
+        <w:t>".</w:t>
       </w:r>
     </w:p>
     <w:p>
@@ -6064,7 +6610,55 @@
           <w:sz w:val="24"/>
           <w:szCs w:val="24"/>
         </w:rPr>
-        <w:t>&lt;iframe src="http://www.example.com" width="500px"&gt;&lt;/iframe&gt;</w:t>
+        <w:t>&lt;</w:t>
+      </w:r>
+      <w:proofErr w:type="spellStart"/>
+      <w:r>
+        <w:rPr>
+          <w:rFonts w:ascii="Times New Roman" w:hAnsi="Times New Roman" w:cs="Times New Roman"/>
+          <w:b/>
+          <w:bCs/>
+          <w:color w:val="385623" w:themeColor="accent6" w:themeShade="80"/>
+          <w:sz w:val="24"/>
+          <w:szCs w:val="24"/>
+        </w:rPr>
+        <w:t>iframe</w:t>
+      </w:r>
+      <w:proofErr w:type="spellEnd"/>
+      <w:r>
+        <w:rPr>
+          <w:rFonts w:ascii="Times New Roman" w:hAnsi="Times New Roman" w:cs="Times New Roman"/>
+          <w:b/>
+          <w:bCs/>
+          <w:color w:val="385623" w:themeColor="accent6" w:themeShade="80"/>
+          <w:sz w:val="24"/>
+          <w:szCs w:val="24"/>
+        </w:rPr>
+        <w:t xml:space="preserve"> src="http://www.example.com" width="500px"&gt;&lt;/</w:t>
+      </w:r>
+      <w:proofErr w:type="spellStart"/>
+      <w:r>
+        <w:rPr>
+          <w:rFonts w:ascii="Times New Roman" w:hAnsi="Times New Roman" w:cs="Times New Roman"/>
+          <w:b/>
+          <w:bCs/>
+          <w:color w:val="385623" w:themeColor="accent6" w:themeShade="80"/>
+          <w:sz w:val="24"/>
+          <w:szCs w:val="24"/>
+        </w:rPr>
+        <w:t>iframe</w:t>
+      </w:r>
+      <w:proofErr w:type="spellEnd"/>
+      <w:r>
+        <w:rPr>
+          <w:rFonts w:ascii="Times New Roman" w:hAnsi="Times New Roman" w:cs="Times New Roman"/>
+          <w:b/>
+          <w:bCs/>
+          <w:color w:val="385623" w:themeColor="accent6" w:themeShade="80"/>
+          <w:sz w:val="24"/>
+          <w:szCs w:val="24"/>
+        </w:rPr>
+        <w:t>&gt;</w:t>
       </w:r>
     </w:p>
     <w:p>
@@ -6092,7 +6686,61 @@
           <w:sz w:val="24"/>
           <w:szCs w:val="24"/>
         </w:rPr>
-        <w:t xml:space="preserve">This attribute specifies the height of the iframe. The value can be specified as a positive integer followed by a unit of measurement, such as "px" or "em". </w:t>
+        <w:t xml:space="preserve">This attribute specifies the height of the </w:t>
+      </w:r>
+      <w:proofErr w:type="spellStart"/>
+      <w:r>
+        <w:rPr>
+          <w:rFonts w:ascii="Times New Roman" w:hAnsi="Times New Roman" w:cs="Times New Roman"/>
+          <w:sz w:val="24"/>
+          <w:szCs w:val="24"/>
+        </w:rPr>
+        <w:t>iframe</w:t>
+      </w:r>
+      <w:proofErr w:type="spellEnd"/>
+      <w:r>
+        <w:rPr>
+          <w:rFonts w:ascii="Times New Roman" w:hAnsi="Times New Roman" w:cs="Times New Roman"/>
+          <w:sz w:val="24"/>
+          <w:szCs w:val="24"/>
+        </w:rPr>
+        <w:t>. The value can be specified as a positive integer followed by a unit of measurement, such as "</w:t>
+      </w:r>
+      <w:proofErr w:type="spellStart"/>
+      <w:r>
+        <w:rPr>
+          <w:rFonts w:ascii="Times New Roman" w:hAnsi="Times New Roman" w:cs="Times New Roman"/>
+          <w:sz w:val="24"/>
+          <w:szCs w:val="24"/>
+        </w:rPr>
+        <w:t>px</w:t>
+      </w:r>
+      <w:proofErr w:type="spellEnd"/>
+      <w:r>
+        <w:rPr>
+          <w:rFonts w:ascii="Times New Roman" w:hAnsi="Times New Roman" w:cs="Times New Roman"/>
+          <w:sz w:val="24"/>
+          <w:szCs w:val="24"/>
+        </w:rPr>
+        <w:t>" or "</w:t>
+      </w:r>
+      <w:proofErr w:type="spellStart"/>
+      <w:r>
+        <w:rPr>
+          <w:rFonts w:ascii="Times New Roman" w:hAnsi="Times New Roman" w:cs="Times New Roman"/>
+          <w:sz w:val="24"/>
+          <w:szCs w:val="24"/>
+        </w:rPr>
+        <w:t>em</w:t>
+      </w:r>
+      <w:proofErr w:type="spellEnd"/>
+      <w:r>
+        <w:rPr>
+          <w:rFonts w:ascii="Times New Roman" w:hAnsi="Times New Roman" w:cs="Times New Roman"/>
+          <w:sz w:val="24"/>
+          <w:szCs w:val="24"/>
+        </w:rPr>
+        <w:t xml:space="preserve">". </w:t>
       </w:r>
     </w:p>
     <w:p>
@@ -6116,7 +6764,55 @@
           <w:sz w:val="24"/>
           <w:szCs w:val="24"/>
         </w:rPr>
-        <w:t xml:space="preserve">&lt;iframe src="http://www.example.com" height="300px"&gt;&lt;/iframe&gt; </w:t>
+        <w:t>&lt;</w:t>
+      </w:r>
+      <w:proofErr w:type="spellStart"/>
+      <w:r>
+        <w:rPr>
+          <w:rFonts w:ascii="Times New Roman" w:hAnsi="Times New Roman" w:cs="Times New Roman"/>
+          <w:b/>
+          <w:bCs/>
+          <w:color w:val="385623" w:themeColor="accent6" w:themeShade="80"/>
+          <w:sz w:val="24"/>
+          <w:szCs w:val="24"/>
+        </w:rPr>
+        <w:t>iframe</w:t>
+      </w:r>
+      <w:proofErr w:type="spellEnd"/>
+      <w:r>
+        <w:rPr>
+          <w:rFonts w:ascii="Times New Roman" w:hAnsi="Times New Roman" w:cs="Times New Roman"/>
+          <w:b/>
+          <w:bCs/>
+          <w:color w:val="385623" w:themeColor="accent6" w:themeShade="80"/>
+          <w:sz w:val="24"/>
+          <w:szCs w:val="24"/>
+        </w:rPr>
+        <w:t xml:space="preserve"> src="http://www.example.com" height="300px"&gt;&lt;/</w:t>
+      </w:r>
+      <w:proofErr w:type="spellStart"/>
+      <w:r>
+        <w:rPr>
+          <w:rFonts w:ascii="Times New Roman" w:hAnsi="Times New Roman" w:cs="Times New Roman"/>
+          <w:b/>
+          <w:bCs/>
+          <w:color w:val="385623" w:themeColor="accent6" w:themeShade="80"/>
+          <w:sz w:val="24"/>
+          <w:szCs w:val="24"/>
+        </w:rPr>
+        <w:t>iframe</w:t>
+      </w:r>
+      <w:proofErr w:type="spellEnd"/>
+      <w:r>
+        <w:rPr>
+          <w:rFonts w:ascii="Times New Roman" w:hAnsi="Times New Roman" w:cs="Times New Roman"/>
+          <w:b/>
+          <w:bCs/>
+          <w:color w:val="385623" w:themeColor="accent6" w:themeShade="80"/>
+          <w:sz w:val="24"/>
+          <w:szCs w:val="24"/>
+        </w:rPr>
+        <w:t xml:space="preserve">&gt; </w:t>
       </w:r>
     </w:p>
     <w:p>
@@ -6144,7 +6840,25 @@
           <w:sz w:val="24"/>
           <w:szCs w:val="24"/>
         </w:rPr>
-        <w:t>This attribute specifies a name for the iframe. This name can be used as the target of links, form submissions, and JavaScript functions.</w:t>
+        <w:t xml:space="preserve">This attribute specifies a name for the </w:t>
+      </w:r>
+      <w:proofErr w:type="spellStart"/>
+      <w:r>
+        <w:rPr>
+          <w:rFonts w:ascii="Times New Roman" w:hAnsi="Times New Roman" w:cs="Times New Roman"/>
+          <w:sz w:val="24"/>
+          <w:szCs w:val="24"/>
+        </w:rPr>
+        <w:t>iframe</w:t>
+      </w:r>
+      <w:proofErr w:type="spellEnd"/>
+      <w:r>
+        <w:rPr>
+          <w:rFonts w:ascii="Times New Roman" w:hAnsi="Times New Roman" w:cs="Times New Roman"/>
+          <w:sz w:val="24"/>
+          <w:szCs w:val="24"/>
+        </w:rPr>
+        <w:t>. This name can be used as the target of links, form submissions, and JavaScript functions.</w:t>
       </w:r>
     </w:p>
     <w:p>
@@ -6168,7 +6882,79 @@
           <w:sz w:val="24"/>
           <w:szCs w:val="24"/>
         </w:rPr>
-        <w:t>&lt;iframe src="http://www.example.com" name="myframe"&gt;&lt;/iframe&gt;</w:t>
+        <w:t>&lt;</w:t>
+      </w:r>
+      <w:proofErr w:type="spellStart"/>
+      <w:r>
+        <w:rPr>
+          <w:rFonts w:ascii="Times New Roman" w:hAnsi="Times New Roman" w:cs="Times New Roman"/>
+          <w:b/>
+          <w:bCs/>
+          <w:color w:val="385623" w:themeColor="accent6" w:themeShade="80"/>
+          <w:sz w:val="24"/>
+          <w:szCs w:val="24"/>
+        </w:rPr>
+        <w:t>iframe</w:t>
+      </w:r>
+      <w:proofErr w:type="spellEnd"/>
+      <w:r>
+        <w:rPr>
+          <w:rFonts w:ascii="Times New Roman" w:hAnsi="Times New Roman" w:cs="Times New Roman"/>
+          <w:b/>
+          <w:bCs/>
+          <w:color w:val="385623" w:themeColor="accent6" w:themeShade="80"/>
+          <w:sz w:val="24"/>
+          <w:szCs w:val="24"/>
+        </w:rPr>
+        <w:t xml:space="preserve"> src="http://www.example.com" name="</w:t>
+      </w:r>
+      <w:proofErr w:type="spellStart"/>
+      <w:r>
+        <w:rPr>
+          <w:rFonts w:ascii="Times New Roman" w:hAnsi="Times New Roman" w:cs="Times New Roman"/>
+          <w:b/>
+          <w:bCs/>
+          <w:color w:val="385623" w:themeColor="accent6" w:themeShade="80"/>
+          <w:sz w:val="24"/>
+          <w:szCs w:val="24"/>
+        </w:rPr>
+        <w:t>myframe</w:t>
+      </w:r>
+      <w:proofErr w:type="spellEnd"/>
+      <w:r>
+        <w:rPr>
+          <w:rFonts w:ascii="Times New Roman" w:hAnsi="Times New Roman" w:cs="Times New Roman"/>
+          <w:b/>
+          <w:bCs/>
+          <w:color w:val="385623" w:themeColor="accent6" w:themeShade="80"/>
+          <w:sz w:val="24"/>
+          <w:szCs w:val="24"/>
+        </w:rPr>
+        <w:t>"&gt;&lt;/</w:t>
+      </w:r>
+      <w:proofErr w:type="spellStart"/>
+      <w:r>
+        <w:rPr>
+          <w:rFonts w:ascii="Times New Roman" w:hAnsi="Times New Roman" w:cs="Times New Roman"/>
+          <w:b/>
+          <w:bCs/>
+          <w:color w:val="385623" w:themeColor="accent6" w:themeShade="80"/>
+          <w:sz w:val="24"/>
+          <w:szCs w:val="24"/>
+        </w:rPr>
+        <w:t>iframe</w:t>
+      </w:r>
+      <w:proofErr w:type="spellEnd"/>
+      <w:r>
+        <w:rPr>
+          <w:rFonts w:ascii="Times New Roman" w:hAnsi="Times New Roman" w:cs="Times New Roman"/>
+          <w:b/>
+          <w:bCs/>
+          <w:color w:val="385623" w:themeColor="accent6" w:themeShade="80"/>
+          <w:sz w:val="24"/>
+          <w:szCs w:val="24"/>
+        </w:rPr>
+        <w:t>&gt;</w:t>
       </w:r>
     </w:p>
     <w:p>
@@ -6198,7 +6984,25 @@
           <w:sz w:val="24"/>
           <w:szCs w:val="24"/>
         </w:rPr>
-        <w:t>This attribute specifies whether or not the iframe should have a border. The value can be "0" or "1".</w:t>
+        <w:t xml:space="preserve">This attribute specifies whether or not the </w:t>
+      </w:r>
+      <w:proofErr w:type="spellStart"/>
+      <w:r>
+        <w:rPr>
+          <w:rFonts w:ascii="Times New Roman" w:hAnsi="Times New Roman" w:cs="Times New Roman"/>
+          <w:sz w:val="24"/>
+          <w:szCs w:val="24"/>
+        </w:rPr>
+        <w:t>iframe</w:t>
+      </w:r>
+      <w:proofErr w:type="spellEnd"/>
+      <w:r>
+        <w:rPr>
+          <w:rFonts w:ascii="Times New Roman" w:hAnsi="Times New Roman" w:cs="Times New Roman"/>
+          <w:sz w:val="24"/>
+          <w:szCs w:val="24"/>
+        </w:rPr>
+        <w:t xml:space="preserve"> should have a border. The value can be "0" or "1".</w:t>
       </w:r>
       <w:r>
         <w:rPr>
@@ -6232,7 +7036,55 @@
           <w:sz w:val="24"/>
           <w:szCs w:val="24"/>
         </w:rPr>
-        <w:t>&lt;iframe src="http://www.example.com" frameborder="0"&gt;&lt;/iframe&gt;</w:t>
+        <w:t>&lt;</w:t>
+      </w:r>
+      <w:proofErr w:type="spellStart"/>
+      <w:r>
+        <w:rPr>
+          <w:rFonts w:ascii="Times New Roman" w:hAnsi="Times New Roman" w:cs="Times New Roman"/>
+          <w:b/>
+          <w:bCs/>
+          <w:color w:val="385623" w:themeColor="accent6" w:themeShade="80"/>
+          <w:sz w:val="24"/>
+          <w:szCs w:val="24"/>
+        </w:rPr>
+        <w:t>iframe</w:t>
+      </w:r>
+      <w:proofErr w:type="spellEnd"/>
+      <w:r>
+        <w:rPr>
+          <w:rFonts w:ascii="Times New Roman" w:hAnsi="Times New Roman" w:cs="Times New Roman"/>
+          <w:b/>
+          <w:bCs/>
+          <w:color w:val="385623" w:themeColor="accent6" w:themeShade="80"/>
+          <w:sz w:val="24"/>
+          <w:szCs w:val="24"/>
+        </w:rPr>
+        <w:t xml:space="preserve"> src="http://www.example.com" frameborder="0"&gt;&lt;/</w:t>
+      </w:r>
+      <w:proofErr w:type="spellStart"/>
+      <w:r>
+        <w:rPr>
+          <w:rFonts w:ascii="Times New Roman" w:hAnsi="Times New Roman" w:cs="Times New Roman"/>
+          <w:b/>
+          <w:bCs/>
+          <w:color w:val="385623" w:themeColor="accent6" w:themeShade="80"/>
+          <w:sz w:val="24"/>
+          <w:szCs w:val="24"/>
+        </w:rPr>
+        <w:t>iframe</w:t>
+      </w:r>
+      <w:proofErr w:type="spellEnd"/>
+      <w:r>
+        <w:rPr>
+          <w:rFonts w:ascii="Times New Roman" w:hAnsi="Times New Roman" w:cs="Times New Roman"/>
+          <w:b/>
+          <w:bCs/>
+          <w:color w:val="385623" w:themeColor="accent6" w:themeShade="80"/>
+          <w:sz w:val="24"/>
+          <w:szCs w:val="24"/>
+        </w:rPr>
+        <w:t>&gt;</w:t>
       </w:r>
     </w:p>
     <w:p>
@@ -6260,7 +7112,25 @@
           <w:sz w:val="24"/>
           <w:szCs w:val="24"/>
         </w:rPr>
-        <w:t>This attribute specifies whether or not the iframe should have scrollbars. The value can be "yes", "no", or "auto".</w:t>
+        <w:t xml:space="preserve">This attribute specifies whether or not the </w:t>
+      </w:r>
+      <w:proofErr w:type="spellStart"/>
+      <w:r>
+        <w:rPr>
+          <w:rFonts w:ascii="Times New Roman" w:hAnsi="Times New Roman" w:cs="Times New Roman"/>
+          <w:sz w:val="24"/>
+          <w:szCs w:val="24"/>
+        </w:rPr>
+        <w:t>iframe</w:t>
+      </w:r>
+      <w:proofErr w:type="spellEnd"/>
+      <w:r>
+        <w:rPr>
+          <w:rFonts w:ascii="Times New Roman" w:hAnsi="Times New Roman" w:cs="Times New Roman"/>
+          <w:sz w:val="24"/>
+          <w:szCs w:val="24"/>
+        </w:rPr>
+        <w:t xml:space="preserve"> should have scrollbars. The value can be "yes", "no", or "auto".</w:t>
       </w:r>
     </w:p>
     <w:p>
@@ -6284,7 +7154,55 @@
           <w:sz w:val="24"/>
           <w:szCs w:val="24"/>
         </w:rPr>
-        <w:t>&lt;iframe src="http://www.example.com" scrolling="auto"&gt;&lt;/iframe&gt;</w:t>
+        <w:t>&lt;</w:t>
+      </w:r>
+      <w:proofErr w:type="spellStart"/>
+      <w:r>
+        <w:rPr>
+          <w:rFonts w:ascii="Times New Roman" w:hAnsi="Times New Roman" w:cs="Times New Roman"/>
+          <w:b/>
+          <w:bCs/>
+          <w:color w:val="385623" w:themeColor="accent6" w:themeShade="80"/>
+          <w:sz w:val="24"/>
+          <w:szCs w:val="24"/>
+        </w:rPr>
+        <w:t>iframe</w:t>
+      </w:r>
+      <w:proofErr w:type="spellEnd"/>
+      <w:r>
+        <w:rPr>
+          <w:rFonts w:ascii="Times New Roman" w:hAnsi="Times New Roman" w:cs="Times New Roman"/>
+          <w:b/>
+          <w:bCs/>
+          <w:color w:val="385623" w:themeColor="accent6" w:themeShade="80"/>
+          <w:sz w:val="24"/>
+          <w:szCs w:val="24"/>
+        </w:rPr>
+        <w:t xml:space="preserve"> src="http://www.example.com" scrolling="auto"&gt;&lt;/</w:t>
+      </w:r>
+      <w:proofErr w:type="spellStart"/>
+      <w:r>
+        <w:rPr>
+          <w:rFonts w:ascii="Times New Roman" w:hAnsi="Times New Roman" w:cs="Times New Roman"/>
+          <w:b/>
+          <w:bCs/>
+          <w:color w:val="385623" w:themeColor="accent6" w:themeShade="80"/>
+          <w:sz w:val="24"/>
+          <w:szCs w:val="24"/>
+        </w:rPr>
+        <w:t>iframe</w:t>
+      </w:r>
+      <w:proofErr w:type="spellEnd"/>
+      <w:r>
+        <w:rPr>
+          <w:rFonts w:ascii="Times New Roman" w:hAnsi="Times New Roman" w:cs="Times New Roman"/>
+          <w:b/>
+          <w:bCs/>
+          <w:color w:val="385623" w:themeColor="accent6" w:themeShade="80"/>
+          <w:sz w:val="24"/>
+          <w:szCs w:val="24"/>
+        </w:rPr>
+        <w:t>&gt;</w:t>
       </w:r>
     </w:p>
     <w:p>
@@ -6298,23 +7216,71 @@
           <w:szCs w:val="24"/>
         </w:rPr>
       </w:pPr>
-      <w:r>
-        <w:rPr>
-          <w:rFonts w:ascii="Times New Roman" w:hAnsi="Times New Roman" w:cs="Times New Roman"/>
-          <w:b/>
-          <w:bCs/>
-          <w:sz w:val="24"/>
-          <w:szCs w:val="24"/>
-        </w:rPr>
-        <w:t xml:space="preserve">allowfullscreen: </w:t>
-      </w:r>
-      <w:r>
-        <w:rPr>
-          <w:rFonts w:ascii="Times New Roman" w:hAnsi="Times New Roman" w:cs="Times New Roman"/>
-          <w:sz w:val="24"/>
-          <w:szCs w:val="24"/>
-        </w:rPr>
-        <w:t>This attribute specifies whether or not the iframe should be allowed to enter fullscreen mode. The value can be "true" or "false".</w:t>
+      <w:proofErr w:type="spellStart"/>
+      <w:r>
+        <w:rPr>
+          <w:rFonts w:ascii="Times New Roman" w:hAnsi="Times New Roman" w:cs="Times New Roman"/>
+          <w:b/>
+          <w:bCs/>
+          <w:sz w:val="24"/>
+          <w:szCs w:val="24"/>
+        </w:rPr>
+        <w:t>allowfullscreen</w:t>
+      </w:r>
+      <w:proofErr w:type="spellEnd"/>
+      <w:r>
+        <w:rPr>
+          <w:rFonts w:ascii="Times New Roman" w:hAnsi="Times New Roman" w:cs="Times New Roman"/>
+          <w:b/>
+          <w:bCs/>
+          <w:sz w:val="24"/>
+          <w:szCs w:val="24"/>
+        </w:rPr>
+        <w:t xml:space="preserve">: </w:t>
+      </w:r>
+      <w:r>
+        <w:rPr>
+          <w:rFonts w:ascii="Times New Roman" w:hAnsi="Times New Roman" w:cs="Times New Roman"/>
+          <w:sz w:val="24"/>
+          <w:szCs w:val="24"/>
+        </w:rPr>
+        <w:t xml:space="preserve">This attribute specifies whether or not the </w:t>
+      </w:r>
+      <w:proofErr w:type="spellStart"/>
+      <w:r>
+        <w:rPr>
+          <w:rFonts w:ascii="Times New Roman" w:hAnsi="Times New Roman" w:cs="Times New Roman"/>
+          <w:sz w:val="24"/>
+          <w:szCs w:val="24"/>
+        </w:rPr>
+        <w:t>iframe</w:t>
+      </w:r>
+      <w:proofErr w:type="spellEnd"/>
+      <w:r>
+        <w:rPr>
+          <w:rFonts w:ascii="Times New Roman" w:hAnsi="Times New Roman" w:cs="Times New Roman"/>
+          <w:sz w:val="24"/>
+          <w:szCs w:val="24"/>
+        </w:rPr>
+        <w:t xml:space="preserve"> should be allowed to enter </w:t>
+      </w:r>
+      <w:proofErr w:type="spellStart"/>
+      <w:r>
+        <w:rPr>
+          <w:rFonts w:ascii="Times New Roman" w:hAnsi="Times New Roman" w:cs="Times New Roman"/>
+          <w:sz w:val="24"/>
+          <w:szCs w:val="24"/>
+        </w:rPr>
+        <w:t>fullscreen</w:t>
+      </w:r>
+      <w:proofErr w:type="spellEnd"/>
+      <w:r>
+        <w:rPr>
+          <w:rFonts w:ascii="Times New Roman" w:hAnsi="Times New Roman" w:cs="Times New Roman"/>
+          <w:sz w:val="24"/>
+          <w:szCs w:val="24"/>
+        </w:rPr>
+        <w:t xml:space="preserve"> mode. The value can be "true" or "false".</w:t>
       </w:r>
       <w:r>
         <w:rPr>
@@ -6348,8 +7314,9 @@
           <w:sz w:val="24"/>
           <w:szCs w:val="24"/>
         </w:rPr>
-        <w:t>&lt;iframe src="http://www.example.com" allowfullscreen="true"&gt;&lt;/iframe&gt;</w:t>
-      </w:r>
+        <w:t>&lt;</w:t>
+      </w:r>
+      <w:proofErr w:type="spellStart"/>
       <w:r>
         <w:rPr>
           <w:rFonts w:ascii="Times New Roman" w:hAnsi="Times New Roman" w:cs="Times New Roman"/>
@@ -6359,6 +7326,77 @@
           <w:sz w:val="24"/>
           <w:szCs w:val="24"/>
         </w:rPr>
+        <w:t>iframe</w:t>
+      </w:r>
+      <w:proofErr w:type="spellEnd"/>
+      <w:r>
+        <w:rPr>
+          <w:rFonts w:ascii="Times New Roman" w:hAnsi="Times New Roman" w:cs="Times New Roman"/>
+          <w:b/>
+          <w:bCs/>
+          <w:color w:val="385623" w:themeColor="accent6" w:themeShade="80"/>
+          <w:sz w:val="24"/>
+          <w:szCs w:val="24"/>
+        </w:rPr>
+        <w:t xml:space="preserve"> src="http://www.example.com" </w:t>
+      </w:r>
+      <w:proofErr w:type="spellStart"/>
+      <w:r>
+        <w:rPr>
+          <w:rFonts w:ascii="Times New Roman" w:hAnsi="Times New Roman" w:cs="Times New Roman"/>
+          <w:b/>
+          <w:bCs/>
+          <w:color w:val="385623" w:themeColor="accent6" w:themeShade="80"/>
+          <w:sz w:val="24"/>
+          <w:szCs w:val="24"/>
+        </w:rPr>
+        <w:t>allowfullscreen</w:t>
+      </w:r>
+      <w:proofErr w:type="spellEnd"/>
+      <w:r>
+        <w:rPr>
+          <w:rFonts w:ascii="Times New Roman" w:hAnsi="Times New Roman" w:cs="Times New Roman"/>
+          <w:b/>
+          <w:bCs/>
+          <w:color w:val="385623" w:themeColor="accent6" w:themeShade="80"/>
+          <w:sz w:val="24"/>
+          <w:szCs w:val="24"/>
+        </w:rPr>
+        <w:t>="true"&gt;&lt;/</w:t>
+      </w:r>
+      <w:proofErr w:type="spellStart"/>
+      <w:r>
+        <w:rPr>
+          <w:rFonts w:ascii="Times New Roman" w:hAnsi="Times New Roman" w:cs="Times New Roman"/>
+          <w:b/>
+          <w:bCs/>
+          <w:color w:val="385623" w:themeColor="accent6" w:themeShade="80"/>
+          <w:sz w:val="24"/>
+          <w:szCs w:val="24"/>
+        </w:rPr>
+        <w:t>iframe</w:t>
+      </w:r>
+      <w:proofErr w:type="spellEnd"/>
+      <w:r>
+        <w:rPr>
+          <w:rFonts w:ascii="Times New Roman" w:hAnsi="Times New Roman" w:cs="Times New Roman"/>
+          <w:b/>
+          <w:bCs/>
+          <w:color w:val="385623" w:themeColor="accent6" w:themeShade="80"/>
+          <w:sz w:val="24"/>
+          <w:szCs w:val="24"/>
+        </w:rPr>
+        <w:t>&gt;</w:t>
+      </w:r>
+      <w:r>
+        <w:rPr>
+          <w:rFonts w:ascii="Times New Roman" w:hAnsi="Times New Roman" w:cs="Times New Roman"/>
+          <w:b/>
+          <w:bCs/>
+          <w:color w:val="385623" w:themeColor="accent6" w:themeShade="80"/>
+          <w:sz w:val="24"/>
+          <w:szCs w:val="24"/>
+        </w:rPr>
         <w:t xml:space="preserve"> </w:t>
       </w:r>
     </w:p>
@@ -6390,7 +7428,25 @@
           <w:sz w:val="24"/>
           <w:szCs w:val="24"/>
         </w:rPr>
-        <w:t>This attribute specifies a space-separated list of features that the iframe is allowed to use. Example:</w:t>
+        <w:t xml:space="preserve">This attribute specifies a space-separated list of features that the </w:t>
+      </w:r>
+      <w:proofErr w:type="spellStart"/>
+      <w:r>
+        <w:rPr>
+          <w:rFonts w:ascii="Times New Roman" w:hAnsi="Times New Roman" w:cs="Times New Roman"/>
+          <w:sz w:val="24"/>
+          <w:szCs w:val="24"/>
+        </w:rPr>
+        <w:t>iframe</w:t>
+      </w:r>
+      <w:proofErr w:type="spellEnd"/>
+      <w:r>
+        <w:rPr>
+          <w:rFonts w:ascii="Times New Roman" w:hAnsi="Times New Roman" w:cs="Times New Roman"/>
+          <w:sz w:val="24"/>
+          <w:szCs w:val="24"/>
+        </w:rPr>
+        <w:t xml:space="preserve"> is allowed to use. Example:</w:t>
       </w:r>
     </w:p>
     <w:p>
@@ -6414,7 +7470,55 @@
           <w:sz w:val="24"/>
           <w:szCs w:val="24"/>
         </w:rPr>
-        <w:t>&lt;iframe src="http://www.example.com" allow="camera; microphone"&gt;&lt;/iframe&gt;</w:t>
+        <w:t>&lt;</w:t>
+      </w:r>
+      <w:proofErr w:type="spellStart"/>
+      <w:r>
+        <w:rPr>
+          <w:rFonts w:ascii="Times New Roman" w:hAnsi="Times New Roman" w:cs="Times New Roman"/>
+          <w:b/>
+          <w:bCs/>
+          <w:color w:val="385623" w:themeColor="accent6" w:themeShade="80"/>
+          <w:sz w:val="24"/>
+          <w:szCs w:val="24"/>
+        </w:rPr>
+        <w:t>iframe</w:t>
+      </w:r>
+      <w:proofErr w:type="spellEnd"/>
+      <w:r>
+        <w:rPr>
+          <w:rFonts w:ascii="Times New Roman" w:hAnsi="Times New Roman" w:cs="Times New Roman"/>
+          <w:b/>
+          <w:bCs/>
+          <w:color w:val="385623" w:themeColor="accent6" w:themeShade="80"/>
+          <w:sz w:val="24"/>
+          <w:szCs w:val="24"/>
+        </w:rPr>
+        <w:t xml:space="preserve"> src="http://www.example.com" allow="camera; microphone"&gt;&lt;/</w:t>
+      </w:r>
+      <w:proofErr w:type="spellStart"/>
+      <w:r>
+        <w:rPr>
+          <w:rFonts w:ascii="Times New Roman" w:hAnsi="Times New Roman" w:cs="Times New Roman"/>
+          <w:b/>
+          <w:bCs/>
+          <w:color w:val="385623" w:themeColor="accent6" w:themeShade="80"/>
+          <w:sz w:val="24"/>
+          <w:szCs w:val="24"/>
+        </w:rPr>
+        <w:t>iframe</w:t>
+      </w:r>
+      <w:proofErr w:type="spellEnd"/>
+      <w:r>
+        <w:rPr>
+          <w:rFonts w:ascii="Times New Roman" w:hAnsi="Times New Roman" w:cs="Times New Roman"/>
+          <w:b/>
+          <w:bCs/>
+          <w:color w:val="385623" w:themeColor="accent6" w:themeShade="80"/>
+          <w:sz w:val="24"/>
+          <w:szCs w:val="24"/>
+        </w:rPr>
+        <w:t>&gt;</w:t>
       </w:r>
     </w:p>
     <w:p>
@@ -6474,7 +7578,29 @@
           <w:sz w:val="24"/>
           <w:szCs w:val="24"/>
         </w:rPr>
-        <w:t>&lt;kbd&gt; For Keyboard Input</w:t>
+        <w:t>&lt;</w:t>
+      </w:r>
+      <w:proofErr w:type="spellStart"/>
+      <w:r>
+        <w:rPr>
+          <w:rFonts w:ascii="Times New Roman" w:hAnsi="Times New Roman" w:cs="Times New Roman"/>
+          <w:b/>
+          <w:bCs/>
+          <w:sz w:val="24"/>
+          <w:szCs w:val="24"/>
+        </w:rPr>
+        <w:t>kbd</w:t>
+      </w:r>
+      <w:proofErr w:type="spellEnd"/>
+      <w:r>
+        <w:rPr>
+          <w:rFonts w:ascii="Times New Roman" w:hAnsi="Times New Roman" w:cs="Times New Roman"/>
+          <w:b/>
+          <w:bCs/>
+          <w:sz w:val="24"/>
+          <w:szCs w:val="24"/>
+        </w:rPr>
+        <w:t>&gt; For Keyboard Input</w:t>
       </w:r>
     </w:p>
     <w:p>
@@ -6770,6 +7896,7 @@
           <w:szCs w:val="24"/>
         </w:rPr>
       </w:pPr>
+      <w:proofErr w:type="spellStart"/>
       <w:r>
         <w:rPr>
           <w:rFonts w:ascii="Times New Roman" w:hAnsi="Times New Roman" w:cs="Times New Roman"/>
@@ -6780,6 +7907,7 @@
         </w:rPr>
         <w:t>Behavior</w:t>
       </w:r>
+      <w:proofErr w:type="spellEnd"/>
     </w:p>
     <w:p>
       <w:pPr>
@@ -6796,6 +7924,7 @@
           <w:szCs w:val="24"/>
         </w:rPr>
       </w:pPr>
+      <w:proofErr w:type="spellStart"/>
       <w:r>
         <w:rPr>
           <w:rFonts w:ascii="Times New Roman" w:hAnsi="Times New Roman" w:cs="Times New Roman"/>
@@ -6806,6 +7935,7 @@
         </w:rPr>
         <w:t>Scrolldelay</w:t>
       </w:r>
+      <w:proofErr w:type="spellEnd"/>
     </w:p>
     <w:p>
       <w:pPr>
@@ -6822,6 +7952,7 @@
           <w:szCs w:val="24"/>
         </w:rPr>
       </w:pPr>
+      <w:proofErr w:type="spellStart"/>
       <w:r>
         <w:rPr>
           <w:rFonts w:ascii="Times New Roman" w:hAnsi="Times New Roman" w:cs="Times New Roman"/>
@@ -6832,6 +7963,7 @@
         </w:rPr>
         <w:t>Scrollamount</w:t>
       </w:r>
+      <w:proofErr w:type="spellEnd"/>
     </w:p>
     <w:p>
       <w:pPr>
@@ -7258,6 +8390,7 @@
           <w:szCs w:val="24"/>
         </w:rPr>
       </w:pPr>
+      <w:proofErr w:type="spellStart"/>
       <w:r>
         <w:rPr>
           <w:rFonts w:ascii="Times New Roman" w:hAnsi="Times New Roman" w:cs="Times New Roman"/>
@@ -7268,6 +8401,7 @@
         </w:rPr>
         <w:t>Textarea</w:t>
       </w:r>
+      <w:proofErr w:type="spellEnd"/>
     </w:p>
     <w:p>
       <w:pPr>
@@ -7388,15 +8522,49 @@
           <w:szCs w:val="24"/>
         </w:rPr>
       </w:pPr>
-      <w:r>
-        <w:rPr>
-          <w:rFonts w:ascii="Times New Roman" w:hAnsi="Times New Roman" w:cs="Times New Roman"/>
-          <w:b/>
-          <w:bCs/>
-          <w:sz w:val="24"/>
-          <w:szCs w:val="24"/>
-        </w:rPr>
-        <w:t xml:space="preserve">minlength and maxlength </w:t>
+      <w:proofErr w:type="spellStart"/>
+      <w:r>
+        <w:rPr>
+          <w:rFonts w:ascii="Times New Roman" w:hAnsi="Times New Roman" w:cs="Times New Roman"/>
+          <w:b/>
+          <w:bCs/>
+          <w:sz w:val="24"/>
+          <w:szCs w:val="24"/>
+        </w:rPr>
+        <w:t>minlength</w:t>
+      </w:r>
+      <w:proofErr w:type="spellEnd"/>
+      <w:r>
+        <w:rPr>
+          <w:rFonts w:ascii="Times New Roman" w:hAnsi="Times New Roman" w:cs="Times New Roman"/>
+          <w:b/>
+          <w:bCs/>
+          <w:sz w:val="24"/>
+          <w:szCs w:val="24"/>
+        </w:rPr>
+        <w:t xml:space="preserve"> and </w:t>
+      </w:r>
+      <w:proofErr w:type="spellStart"/>
+      <w:r>
+        <w:rPr>
+          <w:rFonts w:ascii="Times New Roman" w:hAnsi="Times New Roman" w:cs="Times New Roman"/>
+          <w:b/>
+          <w:bCs/>
+          <w:sz w:val="24"/>
+          <w:szCs w:val="24"/>
+        </w:rPr>
+        <w:t>maxlength</w:t>
+      </w:r>
+      <w:proofErr w:type="spellEnd"/>
+      <w:r>
+        <w:rPr>
+          <w:rFonts w:ascii="Times New Roman" w:hAnsi="Times New Roman" w:cs="Times New Roman"/>
+          <w:b/>
+          <w:bCs/>
+          <w:sz w:val="24"/>
+          <w:szCs w:val="24"/>
+        </w:rPr>
+        <w:t xml:space="preserve"> </w:t>
       </w:r>
       <w:proofErr w:type="gramStart"/>
       <w:r>
@@ -7434,6 +8602,7 @@
           <w:szCs w:val="24"/>
         </w:rPr>
       </w:pPr>
+      <w:proofErr w:type="spellStart"/>
       <w:r>
         <w:rPr>
           <w:rFonts w:ascii="Times New Roman" w:hAnsi="Times New Roman" w:cs="Times New Roman"/>
@@ -7444,6 +8613,7 @@
         </w:rPr>
         <w:t>color</w:t>
       </w:r>
+      <w:proofErr w:type="spellEnd"/>
     </w:p>
     <w:p>
       <w:pPr>
@@ -7694,6 +8864,7 @@
           <w:szCs w:val="24"/>
         </w:rPr>
       </w:pPr>
+      <w:proofErr w:type="spellStart"/>
       <w:r>
         <w:rPr>
           <w:rFonts w:ascii="Times New Roman" w:hAnsi="Times New Roman" w:cs="Times New Roman"/>
@@ -7704,6 +8875,7 @@
         </w:rPr>
         <w:t>Url</w:t>
       </w:r>
+      <w:proofErr w:type="spellEnd"/>
     </w:p>
     <w:p>
       <w:pPr>
@@ -8695,8 +9867,21 @@
           <w:sz w:val="24"/>
           <w:szCs w:val="24"/>
         </w:rPr>
-        <w:t>TAGS                                          Key:Value</w:t>
-      </w:r>
+        <w:t xml:space="preserve">TAGS                                          </w:t>
+      </w:r>
+      <w:proofErr w:type="spellStart"/>
+      <w:r>
+        <w:rPr>
+          <w:rFonts w:ascii="Times New Roman" w:hAnsi="Times New Roman" w:cs="Times New Roman"/>
+          <w:b/>
+          <w:bCs/>
+          <w:color w:val="833C0B" w:themeColor="accent2" w:themeShade="80"/>
+          <w:sz w:val="24"/>
+          <w:szCs w:val="24"/>
+        </w:rPr>
+        <w:t>Key:Value</w:t>
+      </w:r>
+      <w:proofErr w:type="spellEnd"/>
     </w:p>
     <w:p>
       <w:pPr>
@@ -8914,6 +10099,494 @@
     </w:p>
     <w:p>
       <w:pPr>
+        <w:pStyle w:val="Heading2"/>
+        <w:spacing w:after="80"/>
+        <w:rPr>
+          <w:b w:val="0"/>
+          <w:sz w:val="34"/>
+          <w:szCs w:val="34"/>
+        </w:rPr>
+      </w:pPr>
+      <w:bookmarkStart w:id="1" w:name="_heading=h.1fob9te" w:colFirst="0" w:colLast="0"/>
+      <w:bookmarkEnd w:id="1"/>
+      <w:r>
+        <w:rPr>
+          <w:sz w:val="34"/>
+          <w:szCs w:val="34"/>
+        </w:rPr>
+        <w:t>CSS Concepts:</w:t>
+      </w:r>
+    </w:p>
+    <w:p>
+      <w:pPr>
+        <w:spacing w:before="240" w:after="240"/>
+        <w:rPr>
+          <w:b/>
+        </w:rPr>
+      </w:pPr>
+      <w:r>
+        <w:rPr>
+          <w:b/>
+        </w:rPr>
+        <w:t>1. Class and other selectors</w:t>
+      </w:r>
+    </w:p>
+    <w:p>
+      <w:pPr>
+        <w:spacing w:before="240" w:after="240"/>
+        <w:rPr>
+          <w:color w:val="1155CC"/>
+          <w:u w:val="single"/>
+        </w:rPr>
+      </w:pPr>
+      <w:hyperlink r:id="rId38">
+        <w:r>
+          <w:rPr>
+            <w:color w:val="1155CC"/>
+            <w:u w:val="single"/>
+          </w:rPr>
+          <w:t>https://www.youtube.com/watch?v=a69OMEJXaJo</w:t>
+        </w:r>
+      </w:hyperlink>
+    </w:p>
+    <w:p>
+      <w:pPr>
+        <w:spacing w:before="240" w:after="240"/>
+        <w:rPr>
+          <w:color w:val="1155CC"/>
+          <w:u w:val="single"/>
+        </w:rPr>
+      </w:pPr>
+      <w:hyperlink r:id="rId39">
+        <w:r>
+          <w:rPr>
+            <w:color w:val="1155CC"/>
+            <w:u w:val="single"/>
+          </w:rPr>
+          <w:t>CSS Selector Cheat Sheet - Dark.pdf</w:t>
+        </w:r>
+      </w:hyperlink>
+    </w:p>
+    <w:p>
+      <w:pPr>
+        <w:spacing w:before="240" w:after="240"/>
+        <w:rPr>
+          <w:b/>
+        </w:rPr>
+      </w:pPr>
+      <w:r>
+        <w:rPr>
+          <w:b/>
+        </w:rPr>
+        <w:t>2. Pseudo Classes</w:t>
+      </w:r>
+    </w:p>
+    <w:p>
+      <w:pPr>
+        <w:spacing w:before="240" w:after="240"/>
+        <w:rPr>
+          <w:color w:val="1155CC"/>
+          <w:u w:val="single"/>
+        </w:rPr>
+      </w:pPr>
+      <w:hyperlink r:id="rId40">
+        <w:r>
+          <w:rPr>
+            <w:color w:val="1155CC"/>
+            <w:u w:val="single"/>
+          </w:rPr>
+          <w:t>https://www.codecademy.com/resources/docs/css/pseudo-classes</w:t>
+        </w:r>
+      </w:hyperlink>
+    </w:p>
+    <w:p>
+      <w:pPr>
+        <w:spacing w:before="240" w:after="240"/>
+        <w:rPr>
+          <w:color w:val="1155CC"/>
+          <w:u w:val="single"/>
+        </w:rPr>
+      </w:pPr>
+      <w:hyperlink r:id="rId41">
+        <w:r>
+          <w:rPr>
+            <w:color w:val="1155CC"/>
+            <w:u w:val="single"/>
+          </w:rPr>
+          <w:t>https://blog.webdevsimplified.com/2021-12/css-selectors/</w:t>
+        </w:r>
+      </w:hyperlink>
+    </w:p>
+    <w:p>
+      <w:pPr>
+        <w:numPr>
+          <w:ilvl w:val="0"/>
+          <w:numId w:val="54"/>
+        </w:numPr>
+        <w:spacing w:before="240" w:after="240" w:line="276" w:lineRule="auto"/>
+      </w:pPr>
+      <w:r>
+        <w:rPr>
+          <w:b/>
+        </w:rPr>
+        <w:t>Pseudo elements</w:t>
+      </w:r>
+    </w:p>
+    <w:p>
+      <w:pPr>
+        <w:spacing w:before="240" w:after="240"/>
+        <w:rPr>
+          <w:color w:val="1155CC"/>
+          <w:u w:val="single"/>
+        </w:rPr>
+      </w:pPr>
+      <w:hyperlink r:id="rId42">
+        <w:r>
+          <w:rPr>
+            <w:color w:val="1155CC"/>
+            <w:u w:val="single"/>
+          </w:rPr>
+          <w:t>https://dynamicbalaji.medium.com/css-pseudo-classes-cheatsheet-d336ee537ea0</w:t>
+        </w:r>
+      </w:hyperlink>
+    </w:p>
+    <w:p>
+      <w:pPr>
+        <w:spacing w:before="240" w:after="240"/>
+        <w:rPr>
+          <w:b/>
+        </w:rPr>
+      </w:pPr>
+      <w:r>
+        <w:rPr>
+          <w:b/>
+        </w:rPr>
+        <w:t xml:space="preserve">4. Box </w:t>
+      </w:r>
+      <w:proofErr w:type="spellStart"/>
+      <w:r>
+        <w:rPr>
+          <w:b/>
+        </w:rPr>
+        <w:t>Modeli</w:t>
+      </w:r>
+      <w:proofErr w:type="spellEnd"/>
+    </w:p>
+    <w:p>
+      <w:pPr>
+        <w:spacing w:before="240" w:after="240"/>
+        <w:rPr>
+          <w:b/>
+        </w:rPr>
+      </w:pPr>
+    </w:p>
+    <w:p>
+      <w:pPr>
+        <w:spacing w:before="240" w:after="240"/>
+        <w:rPr>
+          <w:color w:val="1155CC"/>
+          <w:u w:val="single"/>
+        </w:rPr>
+      </w:pPr>
+      <w:hyperlink r:id="rId43">
+        <w:r>
+          <w:rPr>
+            <w:color w:val="1155CC"/>
+            <w:u w:val="single"/>
+          </w:rPr>
+          <w:t>https://www.youtube.com/watch?v=QyrYEyMNYBk</w:t>
+        </w:r>
+      </w:hyperlink>
+    </w:p>
+    <w:p>
+      <w:pPr>
+        <w:spacing w:before="240" w:after="240"/>
+        <w:rPr>
+          <w:color w:val="1155CC"/>
+          <w:u w:val="single"/>
+        </w:rPr>
+      </w:pPr>
+      <w:hyperlink r:id="rId44">
+        <w:r>
+          <w:rPr>
+            <w:color w:val="1155CC"/>
+            <w:u w:val="single"/>
+          </w:rPr>
+          <w:t>https://www.youtube.com/watch?v=rIO5326FgPE</w:t>
+        </w:r>
+      </w:hyperlink>
+    </w:p>
+    <w:p>
+      <w:pPr>
+        <w:spacing w:before="240" w:after="240"/>
+        <w:rPr>
+          <w:b/>
+        </w:rPr>
+      </w:pPr>
+      <w:r>
+        <w:rPr>
+          <w:b/>
+        </w:rPr>
+        <w:t>5. FLEX</w:t>
+      </w:r>
+    </w:p>
+    <w:p>
+      <w:pPr>
+        <w:spacing w:before="240" w:after="240"/>
+        <w:rPr>
+          <w:color w:val="1155CC"/>
+          <w:u w:val="single"/>
+        </w:rPr>
+      </w:pPr>
+      <w:hyperlink r:id="rId45">
+        <w:r>
+          <w:rPr>
+            <w:color w:val="1155CC"/>
+            <w:u w:val="single"/>
+          </w:rPr>
+          <w:t>https://www.youtube.com/watch?v=fYq5PXgSsbE</w:t>
+        </w:r>
+      </w:hyperlink>
+      <w:hyperlink r:id="rId46">
+        <w:r>
+          <w:t xml:space="preserve"> </w:t>
+        </w:r>
+      </w:hyperlink>
+      <w:hyperlink r:id="rId47">
+        <w:r>
+          <w:rPr>
+            <w:color w:val="1155CC"/>
+            <w:u w:val="single"/>
+          </w:rPr>
+          <w:t>https://flexbox.malven.co/</w:t>
+        </w:r>
+      </w:hyperlink>
+    </w:p>
+    <w:p>
+      <w:pPr>
+        <w:numPr>
+          <w:ilvl w:val="0"/>
+          <w:numId w:val="55"/>
+        </w:numPr>
+        <w:spacing w:before="240" w:after="240" w:line="276" w:lineRule="auto"/>
+      </w:pPr>
+      <w:r>
+        <w:rPr>
+          <w:b/>
+        </w:rPr>
+        <w:t>GRID</w:t>
+      </w:r>
+      <w:hyperlink r:id="rId48">
+        <w:r>
+          <w:t xml:space="preserve"> </w:t>
+        </w:r>
+      </w:hyperlink>
+      <w:hyperlink r:id="rId49">
+        <w:r>
+          <w:rPr>
+            <w:color w:val="1155CC"/>
+            <w:u w:val="single"/>
+          </w:rPr>
+          <w:t>https://www.youtube.com/watch?v=0xMQfnTU6oo</w:t>
+        </w:r>
+      </w:hyperlink>
+      <w:hyperlink r:id="rId50">
+        <w:r>
+          <w:t xml:space="preserve"> </w:t>
+        </w:r>
+      </w:hyperlink>
+      <w:hyperlink r:id="rId51">
+        <w:r>
+          <w:rPr>
+            <w:color w:val="1155CC"/>
+            <w:u w:val="single"/>
+          </w:rPr>
+          <w:t>https://grid.malven.co/</w:t>
+        </w:r>
+      </w:hyperlink>
+    </w:p>
+    <w:p>
+      <w:pPr>
+        <w:spacing w:before="240" w:after="240"/>
+        <w:rPr>
+          <w:b/>
+        </w:rPr>
+      </w:pPr>
+      <w:r>
+        <w:rPr>
+          <w:b/>
+        </w:rPr>
+        <w:t xml:space="preserve">7. </w:t>
+      </w:r>
+      <w:proofErr w:type="spellStart"/>
+      <w:r>
+        <w:rPr>
+          <w:b/>
+        </w:rPr>
+        <w:t>Centering</w:t>
+      </w:r>
+      <w:proofErr w:type="spellEnd"/>
+      <w:r>
+        <w:rPr>
+          <w:b/>
+        </w:rPr>
+        <w:t xml:space="preserve"> elements</w:t>
+      </w:r>
+    </w:p>
+    <w:p>
+      <w:pPr>
+        <w:spacing w:before="240" w:after="240"/>
+        <w:rPr>
+          <w:color w:val="1155CC"/>
+          <w:u w:val="single"/>
+        </w:rPr>
+      </w:pPr>
+      <w:hyperlink r:id="rId52">
+        <w:r>
+          <w:rPr>
+            <w:color w:val="1155CC"/>
+            <w:u w:val="single"/>
+          </w:rPr>
+          <w:t>https://flaviocopes.com/css-centering/</w:t>
+        </w:r>
+      </w:hyperlink>
+    </w:p>
+    <w:p>
+      <w:pPr>
+        <w:spacing w:before="240" w:after="240"/>
+        <w:rPr>
+          <w:b/>
+        </w:rPr>
+      </w:pPr>
+      <w:r>
+        <w:rPr>
+          <w:b/>
+        </w:rPr>
+        <w:t>8. Pseudo classes and elements</w:t>
+      </w:r>
+    </w:p>
+    <w:p>
+      <w:pPr>
+        <w:spacing w:before="240" w:after="240"/>
+        <w:rPr>
+          <w:color w:val="1155CC"/>
+          <w:u w:val="single"/>
+        </w:rPr>
+      </w:pPr>
+      <w:hyperlink r:id="rId53">
+        <w:r>
+          <w:rPr>
+            <w:color w:val="1155CC"/>
+            <w:u w:val="single"/>
+          </w:rPr>
+          <w:t>https://www.youtube.com/watch?v=RmDh3m8b9cU</w:t>
+        </w:r>
+      </w:hyperlink>
+    </w:p>
+    <w:p>
+      <w:pPr>
+        <w:numPr>
+          <w:ilvl w:val="0"/>
+          <w:numId w:val="53"/>
+        </w:numPr>
+        <w:spacing w:before="240" w:after="240" w:line="276" w:lineRule="auto"/>
+      </w:pPr>
+      <w:proofErr w:type="spellStart"/>
+      <w:r>
+        <w:rPr>
+          <w:b/>
+        </w:rPr>
+        <w:t>position:relative,static,absolute,sticky</w:t>
+      </w:r>
+      <w:proofErr w:type="spellEnd"/>
+      <w:r>
+        <w:fldChar w:fldCharType="begin"/>
+      </w:r>
+      <w:r>
+        <w:instrText>HYPERLINK "https://www.youtube.com/watch?v=jx5jmI0UlXU" \h</w:instrText>
+      </w:r>
+      <w:r>
+        <w:fldChar w:fldCharType="separate"/>
+      </w:r>
+      <w:r>
+        <w:t xml:space="preserve"> </w:t>
+      </w:r>
+      <w:r>
+        <w:fldChar w:fldCharType="end"/>
+      </w:r>
+      <w:hyperlink r:id="rId54">
+        <w:r>
+          <w:rPr>
+            <w:color w:val="1155CC"/>
+            <w:u w:val="single"/>
+          </w:rPr>
+          <w:t>https://www.youtube.com/watch?v=jx5jmI0UlXU</w:t>
+        </w:r>
+      </w:hyperlink>
+    </w:p>
+    <w:p>
+      <w:pPr>
+        <w:spacing w:before="240" w:after="240"/>
+        <w:rPr>
+          <w:color w:val="1155CC"/>
+          <w:u w:val="single"/>
+        </w:rPr>
+      </w:pPr>
+      <w:r>
+        <w:rPr>
+          <w:b/>
+        </w:rPr>
+        <w:t>10. Media queries</w:t>
+      </w:r>
+      <w:hyperlink r:id="rId55">
+        <w:r>
+          <w:t xml:space="preserve"> </w:t>
+        </w:r>
+      </w:hyperlink>
+      <w:hyperlink r:id="rId56">
+        <w:r>
+          <w:rPr>
+            <w:color w:val="1155CC"/>
+            <w:u w:val="single"/>
+          </w:rPr>
+          <w:t>https://www.youtube.com/watch?v=69IbzTWg5PM</w:t>
+        </w:r>
+      </w:hyperlink>
+    </w:p>
+    <w:p>
+      <w:pPr>
+        <w:spacing w:before="240" w:after="240"/>
+        <w:rPr>
+          <w:b/>
+        </w:rPr>
+      </w:pPr>
+      <w:r>
+        <w:rPr>
+          <w:b/>
+        </w:rPr>
+        <w:t>11. CSS preprocessors - SCSS or LESS</w:t>
+      </w:r>
+    </w:p>
+    <w:p>
+      <w:pPr>
+        <w:spacing w:before="240" w:after="240"/>
+        <w:rPr>
+          <w:color w:val="1155CC"/>
+          <w:u w:val="single"/>
+        </w:rPr>
+      </w:pPr>
+      <w:hyperlink r:id="rId57">
+        <w:r>
+          <w:rPr>
+            <w:color w:val="1155CC"/>
+            <w:u w:val="single"/>
+          </w:rPr>
+          <w:t>https://www.youtube.com/watch?v=69IbzTWg5PM</w:t>
+        </w:r>
+      </w:hyperlink>
+    </w:p>
+    <w:p>
+      <w:pPr>
         <w:pStyle w:val="Heading1"/>
       </w:pPr>
       <w:r>
@@ -9254,7 +10927,31 @@
           <w:sz w:val="24"/>
           <w:szCs w:val="24"/>
         </w:rPr>
-        <w:t>Example: container  p{ color:red }</w:t>
+        <w:t xml:space="preserve">Example: container  p{ </w:t>
+      </w:r>
+      <w:proofErr w:type="spellStart"/>
+      <w:r>
+        <w:rPr>
+          <w:rFonts w:ascii="Times New Roman" w:hAnsi="Times New Roman" w:cs="Times New Roman"/>
+          <w:b/>
+          <w:bCs/>
+          <w:color w:val="00B0F0"/>
+          <w:sz w:val="24"/>
+          <w:szCs w:val="24"/>
+        </w:rPr>
+        <w:t>color:red</w:t>
+      </w:r>
+      <w:proofErr w:type="spellEnd"/>
+      <w:r>
+        <w:rPr>
+          <w:rFonts w:ascii="Times New Roman" w:hAnsi="Times New Roman" w:cs="Times New Roman"/>
+          <w:b/>
+          <w:bCs/>
+          <w:color w:val="00B0F0"/>
+          <w:sz w:val="24"/>
+          <w:szCs w:val="24"/>
+        </w:rPr>
+        <w:t xml:space="preserve"> }</w:t>
       </w:r>
     </w:p>
     <w:p>
@@ -9332,7 +11029,31 @@
           <w:sz w:val="24"/>
           <w:szCs w:val="24"/>
         </w:rPr>
-        <w:t>Example: div +  p{ color:red }</w:t>
+        <w:t xml:space="preserve">Example: div +  p{ </w:t>
+      </w:r>
+      <w:proofErr w:type="spellStart"/>
+      <w:r>
+        <w:rPr>
+          <w:rFonts w:ascii="Times New Roman" w:hAnsi="Times New Roman" w:cs="Times New Roman"/>
+          <w:b/>
+          <w:bCs/>
+          <w:color w:val="00B0F0"/>
+          <w:sz w:val="24"/>
+          <w:szCs w:val="24"/>
+        </w:rPr>
+        <w:t>color:red</w:t>
+      </w:r>
+      <w:proofErr w:type="spellEnd"/>
+      <w:r>
+        <w:rPr>
+          <w:rFonts w:ascii="Times New Roman" w:hAnsi="Times New Roman" w:cs="Times New Roman"/>
+          <w:b/>
+          <w:bCs/>
+          <w:color w:val="00B0F0"/>
+          <w:sz w:val="24"/>
+          <w:szCs w:val="24"/>
+        </w:rPr>
+        <w:t xml:space="preserve"> }</w:t>
       </w:r>
     </w:p>
     <w:p>
@@ -9435,7 +11156,31 @@
           <w:sz w:val="24"/>
           <w:szCs w:val="24"/>
         </w:rPr>
-        <w:t>Example: container &gt; p{ color:red }</w:t>
+        <w:t xml:space="preserve">Example: container &gt; p{ </w:t>
+      </w:r>
+      <w:proofErr w:type="spellStart"/>
+      <w:r>
+        <w:rPr>
+          <w:rFonts w:ascii="Times New Roman" w:hAnsi="Times New Roman" w:cs="Times New Roman"/>
+          <w:b/>
+          <w:bCs/>
+          <w:color w:val="00B0F0"/>
+          <w:sz w:val="24"/>
+          <w:szCs w:val="24"/>
+        </w:rPr>
+        <w:t>color:red</w:t>
+      </w:r>
+      <w:proofErr w:type="spellEnd"/>
+      <w:r>
+        <w:rPr>
+          <w:rFonts w:ascii="Times New Roman" w:hAnsi="Times New Roman" w:cs="Times New Roman"/>
+          <w:b/>
+          <w:bCs/>
+          <w:color w:val="00B0F0"/>
+          <w:sz w:val="24"/>
+          <w:szCs w:val="24"/>
+        </w:rPr>
+        <w:t xml:space="preserve"> }</w:t>
       </w:r>
     </w:p>
     <w:p>
@@ -9527,7 +11272,31 @@
           <w:sz w:val="24"/>
           <w:szCs w:val="24"/>
         </w:rPr>
-        <w:t>Example: container ~ p{ color:red }</w:t>
+        <w:t xml:space="preserve">Example: container ~ p{ </w:t>
+      </w:r>
+      <w:proofErr w:type="spellStart"/>
+      <w:r>
+        <w:rPr>
+          <w:rFonts w:ascii="Times New Roman" w:hAnsi="Times New Roman" w:cs="Times New Roman"/>
+          <w:b/>
+          <w:bCs/>
+          <w:color w:val="00B0F0"/>
+          <w:sz w:val="24"/>
+          <w:szCs w:val="24"/>
+        </w:rPr>
+        <w:t>color:red</w:t>
+      </w:r>
+      <w:proofErr w:type="spellEnd"/>
+      <w:r>
+        <w:rPr>
+          <w:rFonts w:ascii="Times New Roman" w:hAnsi="Times New Roman" w:cs="Times New Roman"/>
+          <w:b/>
+          <w:bCs/>
+          <w:color w:val="00B0F0"/>
+          <w:sz w:val="24"/>
+          <w:szCs w:val="24"/>
+        </w:rPr>
+        <w:t xml:space="preserve"> }</w:t>
       </w:r>
     </w:p>
     <w:p>
@@ -9874,8 +11643,13 @@
         <w:pStyle w:val="Heading1"/>
       </w:pPr>
       <w:r>
-        <w:t>CSS Colors</w:t>
-      </w:r>
+        <w:t xml:space="preserve">CSS </w:t>
+      </w:r>
+      <w:proofErr w:type="spellStart"/>
+      <w:r>
+        <w:t>Colors</w:t>
+      </w:r>
+      <w:proofErr w:type="spellEnd"/>
     </w:p>
     <w:p>
       <w:pPr>
@@ -9921,8 +11695,20 @@
           <w:sz w:val="24"/>
           <w:szCs w:val="24"/>
         </w:rPr>
-        <w:t>RGB Colors</w:t>
-      </w:r>
+        <w:t xml:space="preserve">RGB </w:t>
+      </w:r>
+      <w:proofErr w:type="spellStart"/>
+      <w:r>
+        <w:rPr>
+          <w:rFonts w:ascii="Times New Roman" w:hAnsi="Times New Roman" w:cs="Times New Roman"/>
+          <w:b/>
+          <w:bCs/>
+          <w:sz w:val="24"/>
+          <w:szCs w:val="24"/>
+        </w:rPr>
+        <w:t>Colors</w:t>
+      </w:r>
+      <w:proofErr w:type="spellEnd"/>
     </w:p>
     <w:p>
       <w:pPr>
@@ -9947,8 +11733,20 @@
           <w:sz w:val="24"/>
           <w:szCs w:val="24"/>
         </w:rPr>
-        <w:t>HEX Colors</w:t>
-      </w:r>
+        <w:t xml:space="preserve">HEX </w:t>
+      </w:r>
+      <w:proofErr w:type="spellStart"/>
+      <w:r>
+        <w:rPr>
+          <w:rFonts w:ascii="Times New Roman" w:hAnsi="Times New Roman" w:cs="Times New Roman"/>
+          <w:b/>
+          <w:bCs/>
+          <w:sz w:val="24"/>
+          <w:szCs w:val="24"/>
+        </w:rPr>
+        <w:t>Colors</w:t>
+      </w:r>
+      <w:proofErr w:type="spellEnd"/>
     </w:p>
     <w:p>
       <w:pPr>
@@ -9973,8 +11771,20 @@
           <w:sz w:val="24"/>
           <w:szCs w:val="24"/>
         </w:rPr>
-        <w:t>HSL Colors</w:t>
-      </w:r>
+        <w:t xml:space="preserve">HSL </w:t>
+      </w:r>
+      <w:proofErr w:type="spellStart"/>
+      <w:r>
+        <w:rPr>
+          <w:rFonts w:ascii="Times New Roman" w:hAnsi="Times New Roman" w:cs="Times New Roman"/>
+          <w:b/>
+          <w:bCs/>
+          <w:sz w:val="24"/>
+          <w:szCs w:val="24"/>
+        </w:rPr>
+        <w:t>Colors</w:t>
+      </w:r>
+      <w:proofErr w:type="spellEnd"/>
     </w:p>
     <w:p>
       <w:pPr>
@@ -10010,7 +11820,7 @@
                     <pic:cNvPicPr/>
                   </pic:nvPicPr>
                   <pic:blipFill>
-                    <a:blip r:embed="rId38"/>
+                    <a:blip r:embed="rId58"/>
                     <a:stretch>
                       <a:fillRect/>
                     </a:stretch>
@@ -10053,7 +11863,25 @@
           <w:sz w:val="24"/>
           <w:szCs w:val="24"/>
         </w:rPr>
-        <w:t xml:space="preserve">This property sets the background color of an </w:t>
+        <w:t xml:space="preserve">This property sets the background </w:t>
+      </w:r>
+      <w:proofErr w:type="spellStart"/>
+      <w:r>
+        <w:rPr>
+          <w:rFonts w:ascii="Times New Roman" w:hAnsi="Times New Roman" w:cs="Times New Roman"/>
+          <w:sz w:val="24"/>
+          <w:szCs w:val="24"/>
+        </w:rPr>
+        <w:t>color</w:t>
+      </w:r>
+      <w:proofErr w:type="spellEnd"/>
+      <w:r>
+        <w:rPr>
+          <w:rFonts w:ascii="Times New Roman" w:hAnsi="Times New Roman" w:cs="Times New Roman"/>
+          <w:sz w:val="24"/>
+          <w:szCs w:val="24"/>
+        </w:rPr>
+        <w:t xml:space="preserve"> of an </w:t>
       </w:r>
       <w:r>
         <w:rPr>
@@ -10101,7 +11929,25 @@
           <w:sz w:val="24"/>
           <w:szCs w:val="24"/>
         </w:rPr>
-        <w:t>r keyword, a hexadecimal value, hsl.</w:t>
+        <w:t xml:space="preserve">r keyword, a hexadecimal value, </w:t>
+      </w:r>
+      <w:proofErr w:type="spellStart"/>
+      <w:r>
+        <w:rPr>
+          <w:rFonts w:ascii="Times New Roman" w:hAnsi="Times New Roman" w:cs="Times New Roman"/>
+          <w:sz w:val="24"/>
+          <w:szCs w:val="24"/>
+        </w:rPr>
+        <w:t>hsl</w:t>
+      </w:r>
+      <w:proofErr w:type="spellEnd"/>
+      <w:r>
+        <w:rPr>
+          <w:rFonts w:ascii="Times New Roman" w:hAnsi="Times New Roman" w:cs="Times New Roman"/>
+          <w:sz w:val="24"/>
+          <w:szCs w:val="24"/>
+        </w:rPr>
+        <w:t>.</w:t>
       </w:r>
     </w:p>
     <w:p>
@@ -10129,7 +11975,55 @@
           <w:sz w:val="24"/>
           <w:szCs w:val="24"/>
         </w:rPr>
-        <w:t>background-color: &lt;ColorName&gt;</w:t>
+        <w:t>background-</w:t>
+      </w:r>
+      <w:proofErr w:type="spellStart"/>
+      <w:r>
+        <w:rPr>
+          <w:rFonts w:ascii="Times New Roman" w:hAnsi="Times New Roman" w:cs="Times New Roman"/>
+          <w:b/>
+          <w:bCs/>
+          <w:color w:val="1F3864" w:themeColor="accent1" w:themeShade="80"/>
+          <w:sz w:val="24"/>
+          <w:szCs w:val="24"/>
+        </w:rPr>
+        <w:t>color</w:t>
+      </w:r>
+      <w:proofErr w:type="spellEnd"/>
+      <w:r>
+        <w:rPr>
+          <w:rFonts w:ascii="Times New Roman" w:hAnsi="Times New Roman" w:cs="Times New Roman"/>
+          <w:b/>
+          <w:bCs/>
+          <w:color w:val="1F3864" w:themeColor="accent1" w:themeShade="80"/>
+          <w:sz w:val="24"/>
+          <w:szCs w:val="24"/>
+        </w:rPr>
+        <w:t>: &lt;</w:t>
+      </w:r>
+      <w:proofErr w:type="spellStart"/>
+      <w:r>
+        <w:rPr>
+          <w:rFonts w:ascii="Times New Roman" w:hAnsi="Times New Roman" w:cs="Times New Roman"/>
+          <w:b/>
+          <w:bCs/>
+          <w:color w:val="1F3864" w:themeColor="accent1" w:themeShade="80"/>
+          <w:sz w:val="24"/>
+          <w:szCs w:val="24"/>
+        </w:rPr>
+        <w:t>ColorName</w:t>
+      </w:r>
+      <w:proofErr w:type="spellEnd"/>
+      <w:r>
+        <w:rPr>
+          <w:rFonts w:ascii="Times New Roman" w:hAnsi="Times New Roman" w:cs="Times New Roman"/>
+          <w:b/>
+          <w:bCs/>
+          <w:color w:val="1F3864" w:themeColor="accent1" w:themeShade="80"/>
+          <w:sz w:val="24"/>
+          <w:szCs w:val="24"/>
+        </w:rPr>
+        <w:t>&gt;</w:t>
       </w:r>
     </w:p>
     <w:p>
@@ -10157,7 +12051,31 @@
           <w:sz w:val="24"/>
           <w:szCs w:val="24"/>
         </w:rPr>
-        <w:t>body {background-color: coral;}</w:t>
+        <w:t>body {background-</w:t>
+      </w:r>
+      <w:proofErr w:type="spellStart"/>
+      <w:r>
+        <w:rPr>
+          <w:rFonts w:ascii="Times New Roman" w:hAnsi="Times New Roman" w:cs="Times New Roman"/>
+          <w:b/>
+          <w:bCs/>
+          <w:color w:val="385623" w:themeColor="accent6" w:themeShade="80"/>
+          <w:sz w:val="24"/>
+          <w:szCs w:val="24"/>
+        </w:rPr>
+        <w:t>color</w:t>
+      </w:r>
+      <w:proofErr w:type="spellEnd"/>
+      <w:r>
+        <w:rPr>
+          <w:rFonts w:ascii="Times New Roman" w:hAnsi="Times New Roman" w:cs="Times New Roman"/>
+          <w:b/>
+          <w:bCs/>
+          <w:color w:val="385623" w:themeColor="accent6" w:themeShade="80"/>
+          <w:sz w:val="24"/>
+          <w:szCs w:val="24"/>
+        </w:rPr>
+        <w:t>: coral;}</w:t>
       </w:r>
     </w:p>
     <w:p>
@@ -10185,7 +12103,31 @@
           <w:sz w:val="24"/>
           <w:szCs w:val="24"/>
         </w:rPr>
-        <w:t>body {background-color: #92a8d1;}</w:t>
+        <w:t>body {background-</w:t>
+      </w:r>
+      <w:proofErr w:type="spellStart"/>
+      <w:r>
+        <w:rPr>
+          <w:rFonts w:ascii="Times New Roman" w:hAnsi="Times New Roman" w:cs="Times New Roman"/>
+          <w:b/>
+          <w:bCs/>
+          <w:color w:val="385623" w:themeColor="accent6" w:themeShade="80"/>
+          <w:sz w:val="24"/>
+          <w:szCs w:val="24"/>
+        </w:rPr>
+        <w:t>color</w:t>
+      </w:r>
+      <w:proofErr w:type="spellEnd"/>
+      <w:r>
+        <w:rPr>
+          <w:rFonts w:ascii="Times New Roman" w:hAnsi="Times New Roman" w:cs="Times New Roman"/>
+          <w:b/>
+          <w:bCs/>
+          <w:color w:val="385623" w:themeColor="accent6" w:themeShade="80"/>
+          <w:sz w:val="24"/>
+          <w:szCs w:val="24"/>
+        </w:rPr>
+        <w:t>: #92a8d1;}</w:t>
       </w:r>
     </w:p>
     <w:p>
@@ -10213,7 +12155,55 @@
           <w:sz w:val="24"/>
           <w:szCs w:val="24"/>
         </w:rPr>
-        <w:t>body {background-color: rgb(201, 76, 76);}</w:t>
+        <w:t>body {background-</w:t>
+      </w:r>
+      <w:proofErr w:type="spellStart"/>
+      <w:r>
+        <w:rPr>
+          <w:rFonts w:ascii="Times New Roman" w:hAnsi="Times New Roman" w:cs="Times New Roman"/>
+          <w:b/>
+          <w:bCs/>
+          <w:color w:val="385623" w:themeColor="accent6" w:themeShade="80"/>
+          <w:sz w:val="24"/>
+          <w:szCs w:val="24"/>
+        </w:rPr>
+        <w:t>color</w:t>
+      </w:r>
+      <w:proofErr w:type="spellEnd"/>
+      <w:r>
+        <w:rPr>
+          <w:rFonts w:ascii="Times New Roman" w:hAnsi="Times New Roman" w:cs="Times New Roman"/>
+          <w:b/>
+          <w:bCs/>
+          <w:color w:val="385623" w:themeColor="accent6" w:themeShade="80"/>
+          <w:sz w:val="24"/>
+          <w:szCs w:val="24"/>
+        </w:rPr>
+        <w:t>: </w:t>
+      </w:r>
+      <w:proofErr w:type="spellStart"/>
+      <w:r>
+        <w:rPr>
+          <w:rFonts w:ascii="Times New Roman" w:hAnsi="Times New Roman" w:cs="Times New Roman"/>
+          <w:b/>
+          <w:bCs/>
+          <w:color w:val="385623" w:themeColor="accent6" w:themeShade="80"/>
+          <w:sz w:val="24"/>
+          <w:szCs w:val="24"/>
+        </w:rPr>
+        <w:t>rgb</w:t>
+      </w:r>
+      <w:proofErr w:type="spellEnd"/>
+      <w:r>
+        <w:rPr>
+          <w:rFonts w:ascii="Times New Roman" w:hAnsi="Times New Roman" w:cs="Times New Roman"/>
+          <w:b/>
+          <w:bCs/>
+          <w:color w:val="385623" w:themeColor="accent6" w:themeShade="80"/>
+          <w:sz w:val="24"/>
+          <w:szCs w:val="24"/>
+        </w:rPr>
+        <w:t>(201, 76, 76);}</w:t>
       </w:r>
     </w:p>
     <w:p>
@@ -10241,7 +12231,55 @@
           <w:sz w:val="24"/>
           <w:szCs w:val="24"/>
         </w:rPr>
-        <w:t>body {background-color: hsl(89, 43%, 51%);}</w:t>
+        <w:t>body {background-</w:t>
+      </w:r>
+      <w:proofErr w:type="spellStart"/>
+      <w:r>
+        <w:rPr>
+          <w:rFonts w:ascii="Times New Roman" w:hAnsi="Times New Roman" w:cs="Times New Roman"/>
+          <w:b/>
+          <w:bCs/>
+          <w:color w:val="385623" w:themeColor="accent6" w:themeShade="80"/>
+          <w:sz w:val="24"/>
+          <w:szCs w:val="24"/>
+        </w:rPr>
+        <w:t>color</w:t>
+      </w:r>
+      <w:proofErr w:type="spellEnd"/>
+      <w:r>
+        <w:rPr>
+          <w:rFonts w:ascii="Times New Roman" w:hAnsi="Times New Roman" w:cs="Times New Roman"/>
+          <w:b/>
+          <w:bCs/>
+          <w:color w:val="385623" w:themeColor="accent6" w:themeShade="80"/>
+          <w:sz w:val="24"/>
+          <w:szCs w:val="24"/>
+        </w:rPr>
+        <w:t>: </w:t>
+      </w:r>
+      <w:proofErr w:type="spellStart"/>
+      <w:r>
+        <w:rPr>
+          <w:rFonts w:ascii="Times New Roman" w:hAnsi="Times New Roman" w:cs="Times New Roman"/>
+          <w:b/>
+          <w:bCs/>
+          <w:color w:val="385623" w:themeColor="accent6" w:themeShade="80"/>
+          <w:sz w:val="24"/>
+          <w:szCs w:val="24"/>
+        </w:rPr>
+        <w:t>hsl</w:t>
+      </w:r>
+      <w:proofErr w:type="spellEnd"/>
+      <w:r>
+        <w:rPr>
+          <w:rFonts w:ascii="Times New Roman" w:hAnsi="Times New Roman" w:cs="Times New Roman"/>
+          <w:b/>
+          <w:bCs/>
+          <w:color w:val="385623" w:themeColor="accent6" w:themeShade="80"/>
+          <w:sz w:val="24"/>
+          <w:szCs w:val="24"/>
+        </w:rPr>
+        <w:t>(89, 43%, 51%);}</w:t>
       </w:r>
     </w:p>
     <w:p>
@@ -10524,6 +12562,7 @@
           <w:szCs w:val="24"/>
         </w:rPr>
       </w:pPr>
+      <w:proofErr w:type="spellStart"/>
       <w:r>
         <w:rPr>
           <w:rFonts w:ascii="Times New Roman" w:hAnsi="Times New Roman" w:cs="Times New Roman"/>
@@ -10535,22 +12574,41 @@
         </w:rPr>
         <w:t>color</w:t>
       </w:r>
-    </w:p>
-    <w:p>
-      <w:pPr>
-        <w:rPr>
-          <w:rFonts w:ascii="Times New Roman" w:hAnsi="Times New Roman" w:cs="Times New Roman"/>
-          <w:sz w:val="24"/>
-          <w:szCs w:val="24"/>
-        </w:rPr>
-      </w:pPr>
-      <w:r>
-        <w:rPr>
-          <w:rFonts w:ascii="Times New Roman" w:hAnsi="Times New Roman" w:cs="Times New Roman"/>
-          <w:sz w:val="24"/>
-          <w:szCs w:val="24"/>
-        </w:rPr>
-        <w:t>Used to color the HTML element</w:t>
+      <w:proofErr w:type="spellEnd"/>
+    </w:p>
+    <w:p>
+      <w:pPr>
+        <w:rPr>
+          <w:rFonts w:ascii="Times New Roman" w:hAnsi="Times New Roman" w:cs="Times New Roman"/>
+          <w:sz w:val="24"/>
+          <w:szCs w:val="24"/>
+        </w:rPr>
+      </w:pPr>
+      <w:r>
+        <w:rPr>
+          <w:rFonts w:ascii="Times New Roman" w:hAnsi="Times New Roman" w:cs="Times New Roman"/>
+          <w:sz w:val="24"/>
+          <w:szCs w:val="24"/>
+        </w:rPr>
+        <w:t xml:space="preserve">Used to </w:t>
+      </w:r>
+      <w:proofErr w:type="spellStart"/>
+      <w:r>
+        <w:rPr>
+          <w:rFonts w:ascii="Times New Roman" w:hAnsi="Times New Roman" w:cs="Times New Roman"/>
+          <w:sz w:val="24"/>
+          <w:szCs w:val="24"/>
+        </w:rPr>
+        <w:t>color</w:t>
+      </w:r>
+      <w:proofErr w:type="spellEnd"/>
+      <w:r>
+        <w:rPr>
+          <w:rFonts w:ascii="Times New Roman" w:hAnsi="Times New Roman" w:cs="Times New Roman"/>
+          <w:sz w:val="24"/>
+          <w:szCs w:val="24"/>
+        </w:rPr>
+        <w:t xml:space="preserve"> the HTML element</w:t>
       </w:r>
       <w:r>
         <w:rPr>
@@ -10586,13 +12644,23 @@
           <w:szCs w:val="24"/>
         </w:rPr>
       </w:pPr>
-      <w:r>
-        <w:rPr>
-          <w:rFonts w:ascii="Times New Roman" w:hAnsi="Times New Roman" w:cs="Times New Roman"/>
-          <w:sz w:val="24"/>
-          <w:szCs w:val="24"/>
-        </w:rPr>
-        <w:t>Color: blue;</w:t>
+      <w:proofErr w:type="spellStart"/>
+      <w:r>
+        <w:rPr>
+          <w:rFonts w:ascii="Times New Roman" w:hAnsi="Times New Roman" w:cs="Times New Roman"/>
+          <w:sz w:val="24"/>
+          <w:szCs w:val="24"/>
+        </w:rPr>
+        <w:t>Color</w:t>
+      </w:r>
+      <w:proofErr w:type="spellEnd"/>
+      <w:r>
+        <w:rPr>
+          <w:rFonts w:ascii="Times New Roman" w:hAnsi="Times New Roman" w:cs="Times New Roman"/>
+          <w:sz w:val="24"/>
+          <w:szCs w:val="24"/>
+        </w:rPr>
+        <w:t>: blue;</w:t>
       </w:r>
     </w:p>
     <w:p>
@@ -10688,24 +12756,60 @@
           <w:sz w:val="24"/>
           <w:szCs w:val="24"/>
         </w:rPr>
-        <w:t>Ex: style = “direction: ltr”</w:t>
-      </w:r>
-    </w:p>
-    <w:p>
-      <w:pPr>
-        <w:rPr>
-          <w:rFonts w:ascii="Times New Roman" w:hAnsi="Times New Roman" w:cs="Times New Roman"/>
-          <w:sz w:val="24"/>
-          <w:szCs w:val="24"/>
-        </w:rPr>
-      </w:pPr>
-      <w:r>
-        <w:rPr>
-          <w:rFonts w:ascii="Times New Roman" w:hAnsi="Times New Roman" w:cs="Times New Roman"/>
-          <w:sz w:val="24"/>
-          <w:szCs w:val="24"/>
-        </w:rPr>
-        <w:t>Ex: style = “direction: rtl”</w:t>
+        <w:t xml:space="preserve">Ex: style = “direction: </w:t>
+      </w:r>
+      <w:proofErr w:type="spellStart"/>
+      <w:r>
+        <w:rPr>
+          <w:rFonts w:ascii="Times New Roman" w:hAnsi="Times New Roman" w:cs="Times New Roman"/>
+          <w:sz w:val="24"/>
+          <w:szCs w:val="24"/>
+        </w:rPr>
+        <w:t>ltr</w:t>
+      </w:r>
+      <w:proofErr w:type="spellEnd"/>
+      <w:r>
+        <w:rPr>
+          <w:rFonts w:ascii="Times New Roman" w:hAnsi="Times New Roman" w:cs="Times New Roman"/>
+          <w:sz w:val="24"/>
+          <w:szCs w:val="24"/>
+        </w:rPr>
+        <w:t>”</w:t>
+      </w:r>
+    </w:p>
+    <w:p>
+      <w:pPr>
+        <w:rPr>
+          <w:rFonts w:ascii="Times New Roman" w:hAnsi="Times New Roman" w:cs="Times New Roman"/>
+          <w:sz w:val="24"/>
+          <w:szCs w:val="24"/>
+        </w:rPr>
+      </w:pPr>
+      <w:r>
+        <w:rPr>
+          <w:rFonts w:ascii="Times New Roman" w:hAnsi="Times New Roman" w:cs="Times New Roman"/>
+          <w:sz w:val="24"/>
+          <w:szCs w:val="24"/>
+        </w:rPr>
+        <w:t xml:space="preserve">Ex: style = “direction: </w:t>
+      </w:r>
+      <w:proofErr w:type="spellStart"/>
+      <w:r>
+        <w:rPr>
+          <w:rFonts w:ascii="Times New Roman" w:hAnsi="Times New Roman" w:cs="Times New Roman"/>
+          <w:sz w:val="24"/>
+          <w:szCs w:val="24"/>
+        </w:rPr>
+        <w:t>rtl</w:t>
+      </w:r>
+      <w:proofErr w:type="spellEnd"/>
+      <w:r>
+        <w:rPr>
+          <w:rFonts w:ascii="Times New Roman" w:hAnsi="Times New Roman" w:cs="Times New Roman"/>
+          <w:sz w:val="24"/>
+          <w:szCs w:val="24"/>
+        </w:rPr>
+        <w:t>”</w:t>
       </w:r>
     </w:p>
     <w:p>
@@ -10799,7 +12903,7 @@
                     <pic:cNvPicPr/>
                   </pic:nvPicPr>
                   <pic:blipFill>
-                    <a:blip r:embed="rId39"/>
+                    <a:blip r:embed="rId59"/>
                     <a:stretch>
                       <a:fillRect/>
                     </a:stretch>
@@ -11333,8 +13437,21 @@
           <w:sz w:val="24"/>
           <w:szCs w:val="24"/>
         </w:rPr>
-        <w:t>h-space v-space blur color</w:t>
-      </w:r>
+        <w:t xml:space="preserve">h-space v-space blur </w:t>
+      </w:r>
+      <w:proofErr w:type="spellStart"/>
+      <w:r>
+        <w:rPr>
+          <w:rFonts w:ascii="Times New Roman" w:hAnsi="Times New Roman" w:cs="Times New Roman"/>
+          <w:b/>
+          <w:bCs/>
+          <w:color w:val="1F3864" w:themeColor="accent1" w:themeShade="80"/>
+          <w:sz w:val="24"/>
+          <w:szCs w:val="24"/>
+        </w:rPr>
+        <w:t>color</w:t>
+      </w:r>
+      <w:proofErr w:type="spellEnd"/>
     </w:p>
     <w:p>
       <w:pPr>
@@ -11561,7 +13678,31 @@
           <w:sz w:val="24"/>
           <w:szCs w:val="24"/>
         </w:rPr>
-        <w:t>Add border(property) to HTML element, to add border need to define width, style, color.</w:t>
+        <w:t xml:space="preserve">Add border(property) to HTML element, to add border need to define width, style, </w:t>
+      </w:r>
+      <w:proofErr w:type="spellStart"/>
+      <w:r>
+        <w:rPr>
+          <w:rFonts w:ascii="Times New Roman" w:hAnsi="Times New Roman" w:cs="Times New Roman"/>
+          <w:b/>
+          <w:bCs/>
+          <w:color w:val="385623" w:themeColor="accent6" w:themeShade="80"/>
+          <w:sz w:val="24"/>
+          <w:szCs w:val="24"/>
+        </w:rPr>
+        <w:t>color</w:t>
+      </w:r>
+      <w:proofErr w:type="spellEnd"/>
+      <w:r>
+        <w:rPr>
+          <w:rFonts w:ascii="Times New Roman" w:hAnsi="Times New Roman" w:cs="Times New Roman"/>
+          <w:b/>
+          <w:bCs/>
+          <w:color w:val="385623" w:themeColor="accent6" w:themeShade="80"/>
+          <w:sz w:val="24"/>
+          <w:szCs w:val="24"/>
+        </w:rPr>
+        <w:t>.</w:t>
       </w:r>
     </w:p>
     <w:p>
@@ -11645,8 +13786,21 @@
           <w:sz w:val="24"/>
           <w:szCs w:val="24"/>
         </w:rPr>
-        <w:t>border-color</w:t>
-      </w:r>
+        <w:t>border-</w:t>
+      </w:r>
+      <w:proofErr w:type="spellStart"/>
+      <w:r>
+        <w:rPr>
+          <w:rFonts w:ascii="Times New Roman" w:hAnsi="Times New Roman" w:cs="Times New Roman"/>
+          <w:b/>
+          <w:bCs/>
+          <w:color w:val="2F5496" w:themeColor="accent1" w:themeShade="BF"/>
+          <w:sz w:val="24"/>
+          <w:szCs w:val="24"/>
+        </w:rPr>
+        <w:t>color</w:t>
+      </w:r>
+      <w:proofErr w:type="spellEnd"/>
     </w:p>
     <w:p>
       <w:pPr>
@@ -11986,7 +14140,31 @@
           <w:sz w:val="24"/>
           <w:szCs w:val="24"/>
         </w:rPr>
-        <w:t>(equal space from left and right, exactly center)</w:t>
+        <w:t xml:space="preserve">(equal space from left and right, exactly </w:t>
+      </w:r>
+      <w:proofErr w:type="spellStart"/>
+      <w:r>
+        <w:rPr>
+          <w:rFonts w:ascii="Times New Roman" w:hAnsi="Times New Roman" w:cs="Times New Roman"/>
+          <w:b/>
+          <w:bCs/>
+          <w:color w:val="385623" w:themeColor="accent6" w:themeShade="80"/>
+          <w:sz w:val="24"/>
+          <w:szCs w:val="24"/>
+        </w:rPr>
+        <w:t>center</w:t>
+      </w:r>
+      <w:proofErr w:type="spellEnd"/>
+      <w:r>
+        <w:rPr>
+          <w:rFonts w:ascii="Times New Roman" w:hAnsi="Times New Roman" w:cs="Times New Roman"/>
+          <w:b/>
+          <w:bCs/>
+          <w:color w:val="385623" w:themeColor="accent6" w:themeShade="80"/>
+          <w:sz w:val="24"/>
+          <w:szCs w:val="24"/>
+        </w:rPr>
+        <w:t>)</w:t>
       </w:r>
     </w:p>
     <w:p>
@@ -12626,8 +14804,20 @@
           <w:sz w:val="24"/>
           <w:szCs w:val="24"/>
         </w:rPr>
-        <w:t>outline-color</w:t>
-      </w:r>
+        <w:t>outline-</w:t>
+      </w:r>
+      <w:proofErr w:type="spellStart"/>
+      <w:r>
+        <w:rPr>
+          <w:rFonts w:ascii="Times New Roman" w:hAnsi="Times New Roman" w:cs="Times New Roman"/>
+          <w:b/>
+          <w:bCs/>
+          <w:sz w:val="24"/>
+          <w:szCs w:val="24"/>
+        </w:rPr>
+        <w:t>color</w:t>
+      </w:r>
+      <w:proofErr w:type="spellEnd"/>
     </w:p>
     <w:p>
       <w:pPr>
@@ -13275,7 +15465,73 @@
           <w:sz w:val="24"/>
           <w:szCs w:val="24"/>
         </w:rPr>
-        <w:t>(em,rem,vh, vw,vmax,vmin ,px,%)</w:t>
+        <w:t>(</w:t>
+      </w:r>
+      <w:proofErr w:type="spellStart"/>
+      <w:r>
+        <w:rPr>
+          <w:rFonts w:ascii="Times New Roman" w:hAnsi="Times New Roman" w:cs="Times New Roman"/>
+          <w:b/>
+          <w:bCs/>
+          <w:sz w:val="24"/>
+          <w:szCs w:val="24"/>
+        </w:rPr>
+        <w:t>em,rem,vh</w:t>
+      </w:r>
+      <w:proofErr w:type="spellEnd"/>
+      <w:r>
+        <w:rPr>
+          <w:rFonts w:ascii="Times New Roman" w:hAnsi="Times New Roman" w:cs="Times New Roman"/>
+          <w:b/>
+          <w:bCs/>
+          <w:sz w:val="24"/>
+          <w:szCs w:val="24"/>
+        </w:rPr>
+        <w:t xml:space="preserve">, </w:t>
+      </w:r>
+      <w:proofErr w:type="spellStart"/>
+      <w:r>
+        <w:rPr>
+          <w:rFonts w:ascii="Times New Roman" w:hAnsi="Times New Roman" w:cs="Times New Roman"/>
+          <w:b/>
+          <w:bCs/>
+          <w:sz w:val="24"/>
+          <w:szCs w:val="24"/>
+        </w:rPr>
+        <w:t>vw,vmax,vmin</w:t>
+      </w:r>
+      <w:proofErr w:type="spellEnd"/>
+      <w:r>
+        <w:rPr>
+          <w:rFonts w:ascii="Times New Roman" w:hAnsi="Times New Roman" w:cs="Times New Roman"/>
+          <w:b/>
+          <w:bCs/>
+          <w:sz w:val="24"/>
+          <w:szCs w:val="24"/>
+        </w:rPr>
+        <w:t xml:space="preserve"> ,</w:t>
+      </w:r>
+      <w:proofErr w:type="spellStart"/>
+      <w:r>
+        <w:rPr>
+          <w:rFonts w:ascii="Times New Roman" w:hAnsi="Times New Roman" w:cs="Times New Roman"/>
+          <w:b/>
+          <w:bCs/>
+          <w:sz w:val="24"/>
+          <w:szCs w:val="24"/>
+        </w:rPr>
+        <w:t>px</w:t>
+      </w:r>
+      <w:proofErr w:type="spellEnd"/>
+      <w:r>
+        <w:rPr>
+          <w:rFonts w:ascii="Times New Roman" w:hAnsi="Times New Roman" w:cs="Times New Roman"/>
+          <w:b/>
+          <w:bCs/>
+          <w:sz w:val="24"/>
+          <w:szCs w:val="24"/>
+        </w:rPr>
+        <w:t>,%)</w:t>
       </w:r>
     </w:p>
     <w:p>
@@ -14169,8 +16425,13 @@
         <w:pStyle w:val="Heading1"/>
       </w:pPr>
       <w:r>
-        <w:t>CSS Accent-Color</w:t>
-      </w:r>
+        <w:t>CSS Accent-</w:t>
+      </w:r>
+      <w:proofErr w:type="spellStart"/>
+      <w:r>
+        <w:t>Color</w:t>
+      </w:r>
+      <w:proofErr w:type="spellEnd"/>
     </w:p>
     <w:p>
       <w:pPr>
@@ -14438,15 +16699,27 @@
           <w:szCs w:val="24"/>
         </w:rPr>
       </w:pPr>
-      <w:r>
-        <w:rPr>
-          <w:rFonts w:ascii="Times New Roman" w:hAnsi="Times New Roman" w:cs="Times New Roman"/>
-          <w:b/>
-          <w:bCs/>
-          <w:sz w:val="24"/>
-          <w:szCs w:val="24"/>
-        </w:rPr>
-        <w:t>rotateX() Method</w:t>
+      <w:proofErr w:type="spellStart"/>
+      <w:r>
+        <w:rPr>
+          <w:rFonts w:ascii="Times New Roman" w:hAnsi="Times New Roman" w:cs="Times New Roman"/>
+          <w:b/>
+          <w:bCs/>
+          <w:sz w:val="24"/>
+          <w:szCs w:val="24"/>
+        </w:rPr>
+        <w:t>rotateX</w:t>
+      </w:r>
+      <w:proofErr w:type="spellEnd"/>
+      <w:r>
+        <w:rPr>
+          <w:rFonts w:ascii="Times New Roman" w:hAnsi="Times New Roman" w:cs="Times New Roman"/>
+          <w:b/>
+          <w:bCs/>
+          <w:sz w:val="24"/>
+          <w:szCs w:val="24"/>
+        </w:rPr>
+        <w:t>() Method</w:t>
       </w:r>
     </w:p>
     <w:p>
@@ -14464,15 +16737,27 @@
           <w:szCs w:val="24"/>
         </w:rPr>
       </w:pPr>
-      <w:r>
-        <w:rPr>
-          <w:rFonts w:ascii="Times New Roman" w:hAnsi="Times New Roman" w:cs="Times New Roman"/>
-          <w:b/>
-          <w:bCs/>
-          <w:sz w:val="24"/>
-          <w:szCs w:val="24"/>
-        </w:rPr>
-        <w:t>rotateY() Method</w:t>
+      <w:proofErr w:type="spellStart"/>
+      <w:r>
+        <w:rPr>
+          <w:rFonts w:ascii="Times New Roman" w:hAnsi="Times New Roman" w:cs="Times New Roman"/>
+          <w:b/>
+          <w:bCs/>
+          <w:sz w:val="24"/>
+          <w:szCs w:val="24"/>
+        </w:rPr>
+        <w:t>rotateY</w:t>
+      </w:r>
+      <w:proofErr w:type="spellEnd"/>
+      <w:r>
+        <w:rPr>
+          <w:rFonts w:ascii="Times New Roman" w:hAnsi="Times New Roman" w:cs="Times New Roman"/>
+          <w:b/>
+          <w:bCs/>
+          <w:sz w:val="24"/>
+          <w:szCs w:val="24"/>
+        </w:rPr>
+        <w:t>() Method</w:t>
       </w:r>
     </w:p>
     <w:p>
@@ -14490,15 +16775,27 @@
           <w:szCs w:val="24"/>
         </w:rPr>
       </w:pPr>
-      <w:r>
-        <w:rPr>
-          <w:rFonts w:ascii="Times New Roman" w:hAnsi="Times New Roman" w:cs="Times New Roman"/>
-          <w:b/>
-          <w:bCs/>
-          <w:sz w:val="24"/>
-          <w:szCs w:val="24"/>
-        </w:rPr>
-        <w:t>rotateZ() Method</w:t>
+      <w:proofErr w:type="spellStart"/>
+      <w:r>
+        <w:rPr>
+          <w:rFonts w:ascii="Times New Roman" w:hAnsi="Times New Roman" w:cs="Times New Roman"/>
+          <w:b/>
+          <w:bCs/>
+          <w:sz w:val="24"/>
+          <w:szCs w:val="24"/>
+        </w:rPr>
+        <w:t>rotateZ</w:t>
+      </w:r>
+      <w:proofErr w:type="spellEnd"/>
+      <w:r>
+        <w:rPr>
+          <w:rFonts w:ascii="Times New Roman" w:hAnsi="Times New Roman" w:cs="Times New Roman"/>
+          <w:b/>
+          <w:bCs/>
+          <w:sz w:val="24"/>
+          <w:szCs w:val="24"/>
+        </w:rPr>
+        <w:t>() Method</w:t>
       </w:r>
     </w:p>
     <w:p>
@@ -14999,7 +17296,25 @@
           <w:sz w:val="24"/>
           <w:szCs w:val="24"/>
         </w:rPr>
-        <w:t>Body{ display:flex; }-</w:t>
+        <w:t xml:space="preserve">Body{ </w:t>
+      </w:r>
+      <w:proofErr w:type="spellStart"/>
+      <w:r>
+        <w:rPr>
+          <w:rFonts w:ascii="Times New Roman" w:hAnsi="Times New Roman" w:cs="Times New Roman"/>
+          <w:sz w:val="24"/>
+          <w:szCs w:val="24"/>
+        </w:rPr>
+        <w:t>display:flex</w:t>
+      </w:r>
+      <w:proofErr w:type="spellEnd"/>
+      <w:r>
+        <w:rPr>
+          <w:rFonts w:ascii="Times New Roman" w:hAnsi="Times New Roman" w:cs="Times New Roman"/>
+          <w:sz w:val="24"/>
+          <w:szCs w:val="24"/>
+        </w:rPr>
+        <w:t>; }-</w:t>
       </w:r>
       <w:r>
         <w:rPr>
@@ -15074,7 +17389,7 @@
                     <pic:cNvPicPr/>
                   </pic:nvPicPr>
                   <pic:blipFill>
-                    <a:blip r:embed="rId40"/>
+                    <a:blip r:embed="rId60"/>
                     <a:stretch>
                       <a:fillRect/>
                     </a:stretch>
@@ -15554,7 +17869,7 @@
                     <pic:cNvPicPr/>
                   </pic:nvPicPr>
                   <pic:blipFill>
-                    <a:blip r:embed="rId41"/>
+                    <a:blip r:embed="rId61"/>
                     <a:stretch>
                       <a:fillRect/>
                     </a:stretch>
@@ -16309,7 +18624,7 @@
                     </pic:cNvPicPr>
                   </pic:nvPicPr>
                   <pic:blipFill>
-                    <a:blip r:embed="rId42">
+                    <a:blip r:embed="rId62">
                       <a:extLst>
                         <a:ext uri="{28A0092B-C50C-407E-A947-70E740481C1C}">
                           <a14:useLocalDpi xmlns:a14="http://schemas.microsoft.com/office/drawing/2010/main" val="0"/>
@@ -16355,24 +18670,60 @@
           <w:sz w:val="24"/>
           <w:szCs w:val="24"/>
         </w:rPr>
-        <w:t>column. You can use various units like pixels, percentages, em, rem, auto, and fractional units</w:t>
-      </w:r>
-    </w:p>
-    <w:p>
-      <w:pPr>
-        <w:rPr>
-          <w:rFonts w:ascii="Times New Roman" w:hAnsi="Times New Roman" w:cs="Times New Roman"/>
-          <w:sz w:val="24"/>
-          <w:szCs w:val="24"/>
-        </w:rPr>
-      </w:pPr>
-      <w:r>
-        <w:rPr>
-          <w:rFonts w:ascii="Times New Roman" w:hAnsi="Times New Roman" w:cs="Times New Roman"/>
-          <w:sz w:val="24"/>
-          <w:szCs w:val="24"/>
-        </w:rPr>
-        <w:t>(like fr) to define the size of the columns. Here's an example that creates a grid with three</w:t>
+        <w:t xml:space="preserve">column. You can use various units like pixels, percentages, </w:t>
+      </w:r>
+      <w:proofErr w:type="spellStart"/>
+      <w:r>
+        <w:rPr>
+          <w:rFonts w:ascii="Times New Roman" w:hAnsi="Times New Roman" w:cs="Times New Roman"/>
+          <w:sz w:val="24"/>
+          <w:szCs w:val="24"/>
+        </w:rPr>
+        <w:t>em</w:t>
+      </w:r>
+      <w:proofErr w:type="spellEnd"/>
+      <w:r>
+        <w:rPr>
+          <w:rFonts w:ascii="Times New Roman" w:hAnsi="Times New Roman" w:cs="Times New Roman"/>
+          <w:sz w:val="24"/>
+          <w:szCs w:val="24"/>
+        </w:rPr>
+        <w:t>, rem, auto, and fractional units</w:t>
+      </w:r>
+    </w:p>
+    <w:p>
+      <w:pPr>
+        <w:rPr>
+          <w:rFonts w:ascii="Times New Roman" w:hAnsi="Times New Roman" w:cs="Times New Roman"/>
+          <w:sz w:val="24"/>
+          <w:szCs w:val="24"/>
+        </w:rPr>
+      </w:pPr>
+      <w:r>
+        <w:rPr>
+          <w:rFonts w:ascii="Times New Roman" w:hAnsi="Times New Roman" w:cs="Times New Roman"/>
+          <w:sz w:val="24"/>
+          <w:szCs w:val="24"/>
+        </w:rPr>
+        <w:t xml:space="preserve">(like </w:t>
+      </w:r>
+      <w:proofErr w:type="spellStart"/>
+      <w:r>
+        <w:rPr>
+          <w:rFonts w:ascii="Times New Roman" w:hAnsi="Times New Roman" w:cs="Times New Roman"/>
+          <w:sz w:val="24"/>
+          <w:szCs w:val="24"/>
+        </w:rPr>
+        <w:t>fr</w:t>
+      </w:r>
+      <w:proofErr w:type="spellEnd"/>
+      <w:r>
+        <w:rPr>
+          <w:rFonts w:ascii="Times New Roman" w:hAnsi="Times New Roman" w:cs="Times New Roman"/>
+          <w:sz w:val="24"/>
+          <w:szCs w:val="24"/>
+        </w:rPr>
+        <w:t>) to define the size of the columns. Here's an example that creates a grid with three</w:t>
       </w:r>
     </w:p>
     <w:p>
@@ -16423,7 +18774,25 @@
           <w:sz w:val="24"/>
           <w:szCs w:val="24"/>
         </w:rPr>
-        <w:t>The fr unit is a fractional unit that divides the available space among the columns. In this case,</w:t>
+        <w:t xml:space="preserve">The </w:t>
+      </w:r>
+      <w:proofErr w:type="spellStart"/>
+      <w:r>
+        <w:rPr>
+          <w:rFonts w:ascii="Times New Roman" w:hAnsi="Times New Roman" w:cs="Times New Roman"/>
+          <w:sz w:val="24"/>
+          <w:szCs w:val="24"/>
+        </w:rPr>
+        <w:t>fr</w:t>
+      </w:r>
+      <w:proofErr w:type="spellEnd"/>
+      <w:r>
+        <w:rPr>
+          <w:rFonts w:ascii="Times New Roman" w:hAnsi="Times New Roman" w:cs="Times New Roman"/>
+          <w:sz w:val="24"/>
+          <w:szCs w:val="24"/>
+        </w:rPr>
+        <w:t xml:space="preserve"> unit is a fractional unit that divides the available space among the columns. In this case,</w:t>
       </w:r>
     </w:p>
     <w:p>
@@ -16476,7 +18845,7 @@
                     </pic:cNvPicPr>
                   </pic:nvPicPr>
                   <pic:blipFill>
-                    <a:blip r:embed="rId43">
+                    <a:blip r:embed="rId63">
                       <a:extLst>
                         <a:ext uri="{28A0092B-C50C-407E-A947-70E740481C1C}">
                           <a14:useLocalDpi xmlns:a14="http://schemas.microsoft.com/office/drawing/2010/main" val="0"/>
@@ -16694,24 +19063,52 @@
           <w:sz w:val="24"/>
           <w:szCs w:val="24"/>
         </w:rPr>
-        <w:t>row. You can use various units like pixels, percentages, em, rem, auto, and fractional units (like</w:t>
-      </w:r>
-    </w:p>
-    <w:p>
-      <w:pPr>
-        <w:rPr>
-          <w:rFonts w:ascii="Times New Roman" w:hAnsi="Times New Roman" w:cs="Times New Roman"/>
-          <w:sz w:val="24"/>
-          <w:szCs w:val="24"/>
-        </w:rPr>
-      </w:pPr>
-      <w:r>
-        <w:rPr>
-          <w:rFonts w:ascii="Times New Roman" w:hAnsi="Times New Roman" w:cs="Times New Roman"/>
-          <w:sz w:val="24"/>
-          <w:szCs w:val="24"/>
-        </w:rPr>
-        <w:t>fr) to define the size of the rows. Here's an example that creates a grid with three rows of equal</w:t>
+        <w:t xml:space="preserve">row. You can use various units like pixels, percentages, </w:t>
+      </w:r>
+      <w:proofErr w:type="spellStart"/>
+      <w:r>
+        <w:rPr>
+          <w:rFonts w:ascii="Times New Roman" w:hAnsi="Times New Roman" w:cs="Times New Roman"/>
+          <w:sz w:val="24"/>
+          <w:szCs w:val="24"/>
+        </w:rPr>
+        <w:t>em</w:t>
+      </w:r>
+      <w:proofErr w:type="spellEnd"/>
+      <w:r>
+        <w:rPr>
+          <w:rFonts w:ascii="Times New Roman" w:hAnsi="Times New Roman" w:cs="Times New Roman"/>
+          <w:sz w:val="24"/>
+          <w:szCs w:val="24"/>
+        </w:rPr>
+        <w:t>, rem, auto, and fractional units (like</w:t>
+      </w:r>
+    </w:p>
+    <w:p>
+      <w:pPr>
+        <w:rPr>
+          <w:rFonts w:ascii="Times New Roman" w:hAnsi="Times New Roman" w:cs="Times New Roman"/>
+          <w:sz w:val="24"/>
+          <w:szCs w:val="24"/>
+        </w:rPr>
+      </w:pPr>
+      <w:proofErr w:type="spellStart"/>
+      <w:r>
+        <w:rPr>
+          <w:rFonts w:ascii="Times New Roman" w:hAnsi="Times New Roman" w:cs="Times New Roman"/>
+          <w:sz w:val="24"/>
+          <w:szCs w:val="24"/>
+        </w:rPr>
+        <w:t>fr</w:t>
+      </w:r>
+      <w:proofErr w:type="spellEnd"/>
+      <w:r>
+        <w:rPr>
+          <w:rFonts w:ascii="Times New Roman" w:hAnsi="Times New Roman" w:cs="Times New Roman"/>
+          <w:sz w:val="24"/>
+          <w:szCs w:val="24"/>
+        </w:rPr>
+        <w:t>) to define the size of the rows. Here's an example that creates a grid with three rows of equal</w:t>
       </w:r>
     </w:p>
     <w:p>
@@ -16764,7 +19161,7 @@
                     </pic:cNvPicPr>
                   </pic:nvPicPr>
                   <pic:blipFill>
-                    <a:blip r:embed="rId44">
+                    <a:blip r:embed="rId64">
                       <a:extLst>
                         <a:ext uri="{28A0092B-C50C-407E-A947-70E740481C1C}">
                           <a14:useLocalDpi xmlns:a14="http://schemas.microsoft.com/office/drawing/2010/main" val="0"/>
@@ -16827,7 +19224,25 @@
           <w:sz w:val="24"/>
           <w:szCs w:val="24"/>
         </w:rPr>
-        <w:t>with grid-template-columns, the fr unit is a fractional unit that divides the available space among</w:t>
+        <w:t xml:space="preserve">with grid-template-columns, the </w:t>
+      </w:r>
+      <w:proofErr w:type="spellStart"/>
+      <w:r>
+        <w:rPr>
+          <w:rFonts w:ascii="Times New Roman" w:hAnsi="Times New Roman" w:cs="Times New Roman"/>
+          <w:sz w:val="24"/>
+          <w:szCs w:val="24"/>
+        </w:rPr>
+        <w:t>fr</w:t>
+      </w:r>
+      <w:proofErr w:type="spellEnd"/>
+      <w:r>
+        <w:rPr>
+          <w:rFonts w:ascii="Times New Roman" w:hAnsi="Times New Roman" w:cs="Times New Roman"/>
+          <w:sz w:val="24"/>
+          <w:szCs w:val="24"/>
+        </w:rPr>
+        <w:t xml:space="preserve"> unit is a fractional unit that divides the available space among</w:t>
       </w:r>
     </w:p>
     <w:p>
@@ -16861,7 +19276,25 @@
           <w:sz w:val="24"/>
           <w:szCs w:val="24"/>
         </w:rPr>
-        <w:t>You can also use other units and values in combination with the fr unit to create more complex</w:t>
+        <w:t xml:space="preserve">You can also use other units and values in combination with the </w:t>
+      </w:r>
+      <w:proofErr w:type="spellStart"/>
+      <w:r>
+        <w:rPr>
+          <w:rFonts w:ascii="Times New Roman" w:hAnsi="Times New Roman" w:cs="Times New Roman"/>
+          <w:sz w:val="24"/>
+          <w:szCs w:val="24"/>
+        </w:rPr>
+        <w:t>fr</w:t>
+      </w:r>
+      <w:proofErr w:type="spellEnd"/>
+      <w:r>
+        <w:rPr>
+          <w:rFonts w:ascii="Times New Roman" w:hAnsi="Times New Roman" w:cs="Times New Roman"/>
+          <w:sz w:val="24"/>
+          <w:szCs w:val="24"/>
+        </w:rPr>
+        <w:t xml:space="preserve"> unit to create more complex</w:t>
       </w:r>
     </w:p>
     <w:p>
@@ -16914,7 +19347,7 @@
                     </pic:cNvPicPr>
                   </pic:nvPicPr>
                   <pic:blipFill>
-                    <a:blip r:embed="rId45">
+                    <a:blip r:embed="rId65">
                       <a:extLst>
                         <a:ext uri="{28A0092B-C50C-407E-A947-70E740481C1C}">
                           <a14:useLocalDpi xmlns:a14="http://schemas.microsoft.com/office/drawing/2010/main" val="0"/>
@@ -17188,15 +19621,27 @@
           <w:szCs w:val="24"/>
         </w:rPr>
       </w:pPr>
-      <w:r>
-        <w:rPr>
-          <w:rFonts w:ascii="Times New Roman" w:hAnsi="Times New Roman" w:cs="Times New Roman"/>
-          <w:b/>
-          <w:bCs/>
-          <w:sz w:val="24"/>
-          <w:szCs w:val="24"/>
-        </w:rPr>
-        <w:t>Colors Background:</w:t>
+      <w:proofErr w:type="spellStart"/>
+      <w:r>
+        <w:rPr>
+          <w:rFonts w:ascii="Times New Roman" w:hAnsi="Times New Roman" w:cs="Times New Roman"/>
+          <w:b/>
+          <w:bCs/>
+          <w:sz w:val="24"/>
+          <w:szCs w:val="24"/>
+        </w:rPr>
+        <w:t>Colors</w:t>
+      </w:r>
+      <w:proofErr w:type="spellEnd"/>
+      <w:r>
+        <w:rPr>
+          <w:rFonts w:ascii="Times New Roman" w:hAnsi="Times New Roman" w:cs="Times New Roman"/>
+          <w:b/>
+          <w:bCs/>
+          <w:sz w:val="24"/>
+          <w:szCs w:val="24"/>
+        </w:rPr>
+        <w:t xml:space="preserve"> Background:</w:t>
       </w:r>
     </w:p>
     <w:p>
@@ -18475,6 +20920,119 @@
     </w:lvl>
   </w:abstractNum>
   <w:abstractNum w:abstractNumId="8" w15:restartNumberingAfterBreak="0">
+    <w:nsid w:val="0B4E6B7A"/>
+    <w:multiLevelType w:val="multilevel"/>
+    <w:tmpl w:val="06740576"/>
+    <w:lvl w:ilvl="0">
+      <w:start w:val="1"/>
+      <w:numFmt w:val="decimal"/>
+      <w:lvlText w:val="%1."/>
+      <w:lvlJc w:val="left"/>
+      <w:pPr>
+        <w:ind w:left="720" w:hanging="360"/>
+      </w:pPr>
+      <w:rPr>
+        <w:u w:val="none"/>
+      </w:rPr>
+    </w:lvl>
+    <w:lvl w:ilvl="1">
+      <w:start w:val="1"/>
+      <w:numFmt w:val="lowerLetter"/>
+      <w:lvlText w:val="%2."/>
+      <w:lvlJc w:val="left"/>
+      <w:pPr>
+        <w:ind w:left="1440" w:hanging="360"/>
+      </w:pPr>
+      <w:rPr>
+        <w:u w:val="none"/>
+      </w:rPr>
+    </w:lvl>
+    <w:lvl w:ilvl="2">
+      <w:start w:val="1"/>
+      <w:numFmt w:val="lowerRoman"/>
+      <w:lvlText w:val="%3."/>
+      <w:lvlJc w:val="left"/>
+      <w:pPr>
+        <w:ind w:left="2160" w:hanging="360"/>
+      </w:pPr>
+      <w:rPr>
+        <w:u w:val="none"/>
+      </w:rPr>
+    </w:lvl>
+    <w:lvl w:ilvl="3">
+      <w:start w:val="1"/>
+      <w:numFmt w:val="decimal"/>
+      <w:lvlText w:val="%4."/>
+      <w:lvlJc w:val="left"/>
+      <w:pPr>
+        <w:ind w:left="2880" w:hanging="360"/>
+      </w:pPr>
+      <w:rPr>
+        <w:u w:val="none"/>
+      </w:rPr>
+    </w:lvl>
+    <w:lvl w:ilvl="4">
+      <w:start w:val="1"/>
+      <w:numFmt w:val="lowerLetter"/>
+      <w:lvlText w:val="%5."/>
+      <w:lvlJc w:val="left"/>
+      <w:pPr>
+        <w:ind w:left="3600" w:hanging="360"/>
+      </w:pPr>
+      <w:rPr>
+        <w:u w:val="none"/>
+      </w:rPr>
+    </w:lvl>
+    <w:lvl w:ilvl="5">
+      <w:start w:val="1"/>
+      <w:numFmt w:val="lowerRoman"/>
+      <w:lvlText w:val="%6."/>
+      <w:lvlJc w:val="left"/>
+      <w:pPr>
+        <w:ind w:left="4320" w:hanging="360"/>
+      </w:pPr>
+      <w:rPr>
+        <w:u w:val="none"/>
+      </w:rPr>
+    </w:lvl>
+    <w:lvl w:ilvl="6">
+      <w:start w:val="1"/>
+      <w:numFmt w:val="decimal"/>
+      <w:lvlText w:val="%7."/>
+      <w:lvlJc w:val="left"/>
+      <w:pPr>
+        <w:ind w:left="5040" w:hanging="360"/>
+      </w:pPr>
+      <w:rPr>
+        <w:u w:val="none"/>
+      </w:rPr>
+    </w:lvl>
+    <w:lvl w:ilvl="7">
+      <w:start w:val="1"/>
+      <w:numFmt w:val="lowerLetter"/>
+      <w:lvlText w:val="%8."/>
+      <w:lvlJc w:val="left"/>
+      <w:pPr>
+        <w:ind w:left="5760" w:hanging="360"/>
+      </w:pPr>
+      <w:rPr>
+        <w:u w:val="none"/>
+      </w:rPr>
+    </w:lvl>
+    <w:lvl w:ilvl="8">
+      <w:start w:val="1"/>
+      <w:numFmt w:val="lowerRoman"/>
+      <w:lvlText w:val="%9."/>
+      <w:lvlJc w:val="left"/>
+      <w:pPr>
+        <w:ind w:left="6480" w:hanging="360"/>
+      </w:pPr>
+      <w:rPr>
+        <w:u w:val="none"/>
+      </w:rPr>
+    </w:lvl>
+  </w:abstractNum>
+  <w:abstractNum w:abstractNumId="9" w15:restartNumberingAfterBreak="0">
     <w:nsid w:val="0C48566D"/>
     <w:multiLevelType w:val="hybridMultilevel"/>
     <w:tmpl w:val="A5403264"/>
@@ -18587,7 +21145,7 @@
       </w:rPr>
     </w:lvl>
   </w:abstractNum>
-  <w:abstractNum w:abstractNumId="9" w15:restartNumberingAfterBreak="0">
+  <w:abstractNum w:abstractNumId="10" w15:restartNumberingAfterBreak="0">
     <w:nsid w:val="103862E0"/>
     <w:multiLevelType w:val="multilevel"/>
     <w:tmpl w:val="07524024"/>
@@ -18736,7 +21294,7 @@
       </w:rPr>
     </w:lvl>
   </w:abstractNum>
-  <w:abstractNum w:abstractNumId="10" w15:restartNumberingAfterBreak="0">
+  <w:abstractNum w:abstractNumId="11" w15:restartNumberingAfterBreak="0">
     <w:nsid w:val="13E201D8"/>
     <w:multiLevelType w:val="hybridMultilevel"/>
     <w:tmpl w:val="E460EC32"/>
@@ -18849,7 +21407,7 @@
       </w:rPr>
     </w:lvl>
   </w:abstractNum>
-  <w:abstractNum w:abstractNumId="11" w15:restartNumberingAfterBreak="0">
+  <w:abstractNum w:abstractNumId="12" w15:restartNumberingAfterBreak="0">
     <w:nsid w:val="16B66C87"/>
     <w:multiLevelType w:val="hybridMultilevel"/>
     <w:tmpl w:val="7C7E64E2"/>
@@ -18962,7 +21520,7 @@
       </w:rPr>
     </w:lvl>
   </w:abstractNum>
-  <w:abstractNum w:abstractNumId="12" w15:restartNumberingAfterBreak="0">
+  <w:abstractNum w:abstractNumId="13" w15:restartNumberingAfterBreak="0">
     <w:nsid w:val="16DB7462"/>
     <w:multiLevelType w:val="hybridMultilevel"/>
     <w:tmpl w:val="67D490CC"/>
@@ -19075,7 +21633,7 @@
       </w:rPr>
     </w:lvl>
   </w:abstractNum>
-  <w:abstractNum w:abstractNumId="13" w15:restartNumberingAfterBreak="0">
+  <w:abstractNum w:abstractNumId="14" w15:restartNumberingAfterBreak="0">
     <w:nsid w:val="1DCF46DA"/>
     <w:multiLevelType w:val="hybridMultilevel"/>
     <w:tmpl w:val="DA987878"/>
@@ -19188,7 +21746,7 @@
       </w:rPr>
     </w:lvl>
   </w:abstractNum>
-  <w:abstractNum w:abstractNumId="14" w15:restartNumberingAfterBreak="0">
+  <w:abstractNum w:abstractNumId="15" w15:restartNumberingAfterBreak="0">
     <w:nsid w:val="279668BD"/>
     <w:multiLevelType w:val="hybridMultilevel"/>
     <w:tmpl w:val="EB5A712A"/>
@@ -19301,7 +21859,7 @@
       </w:rPr>
     </w:lvl>
   </w:abstractNum>
-  <w:abstractNum w:abstractNumId="15" w15:restartNumberingAfterBreak="0">
+  <w:abstractNum w:abstractNumId="16" w15:restartNumberingAfterBreak="0">
     <w:nsid w:val="28503F5A"/>
     <w:multiLevelType w:val="hybridMultilevel"/>
     <w:tmpl w:val="3B800D66"/>
@@ -19414,7 +21972,7 @@
       </w:rPr>
     </w:lvl>
   </w:abstractNum>
-  <w:abstractNum w:abstractNumId="16" w15:restartNumberingAfterBreak="0">
+  <w:abstractNum w:abstractNumId="17" w15:restartNumberingAfterBreak="0">
     <w:nsid w:val="2B8835E8"/>
     <w:multiLevelType w:val="hybridMultilevel"/>
     <w:tmpl w:val="F2E039EE"/>
@@ -19526,7 +22084,7 @@
       </w:rPr>
     </w:lvl>
   </w:abstractNum>
-  <w:abstractNum w:abstractNumId="17" w15:restartNumberingAfterBreak="0">
+  <w:abstractNum w:abstractNumId="18" w15:restartNumberingAfterBreak="0">
     <w:nsid w:val="34224119"/>
     <w:multiLevelType w:val="hybridMultilevel"/>
     <w:tmpl w:val="65D2BA4A"/>
@@ -19615,7 +22173,7 @@
       </w:pPr>
     </w:lvl>
   </w:abstractNum>
-  <w:abstractNum w:abstractNumId="18" w15:restartNumberingAfterBreak="0">
+  <w:abstractNum w:abstractNumId="19" w15:restartNumberingAfterBreak="0">
     <w:nsid w:val="366C0985"/>
     <w:multiLevelType w:val="hybridMultilevel"/>
     <w:tmpl w:val="C3369FC6"/>
@@ -19728,7 +22286,7 @@
       </w:rPr>
     </w:lvl>
   </w:abstractNum>
-  <w:abstractNum w:abstractNumId="19" w15:restartNumberingAfterBreak="0">
+  <w:abstractNum w:abstractNumId="20" w15:restartNumberingAfterBreak="0">
     <w:nsid w:val="37987432"/>
     <w:multiLevelType w:val="hybridMultilevel"/>
     <w:tmpl w:val="CB341A76"/>
@@ -19841,7 +22399,7 @@
       </w:rPr>
     </w:lvl>
   </w:abstractNum>
-  <w:abstractNum w:abstractNumId="20" w15:restartNumberingAfterBreak="0">
+  <w:abstractNum w:abstractNumId="21" w15:restartNumberingAfterBreak="0">
     <w:nsid w:val="38C93BB7"/>
     <w:multiLevelType w:val="hybridMultilevel"/>
     <w:tmpl w:val="4E7094F0"/>
@@ -19954,7 +22512,7 @@
       </w:rPr>
     </w:lvl>
   </w:abstractNum>
-  <w:abstractNum w:abstractNumId="21" w15:restartNumberingAfterBreak="0">
+  <w:abstractNum w:abstractNumId="22" w15:restartNumberingAfterBreak="0">
     <w:nsid w:val="39650D12"/>
     <w:multiLevelType w:val="multilevel"/>
     <w:tmpl w:val="18AE32D8"/>
@@ -20103,7 +22661,7 @@
       </w:rPr>
     </w:lvl>
   </w:abstractNum>
-  <w:abstractNum w:abstractNumId="22" w15:restartNumberingAfterBreak="0">
+  <w:abstractNum w:abstractNumId="23" w15:restartNumberingAfterBreak="0">
     <w:nsid w:val="400F3147"/>
     <w:multiLevelType w:val="hybridMultilevel"/>
     <w:tmpl w:val="43DA958C"/>
@@ -20216,7 +22774,7 @@
       </w:rPr>
     </w:lvl>
   </w:abstractNum>
-  <w:abstractNum w:abstractNumId="23" w15:restartNumberingAfterBreak="0">
+  <w:abstractNum w:abstractNumId="24" w15:restartNumberingAfterBreak="0">
     <w:nsid w:val="4068061A"/>
     <w:multiLevelType w:val="hybridMultilevel"/>
     <w:tmpl w:val="969A29A8"/>
@@ -20329,7 +22887,7 @@
       </w:rPr>
     </w:lvl>
   </w:abstractNum>
-  <w:abstractNum w:abstractNumId="24" w15:restartNumberingAfterBreak="0">
+  <w:abstractNum w:abstractNumId="25" w15:restartNumberingAfterBreak="0">
     <w:nsid w:val="478628B7"/>
     <w:multiLevelType w:val="hybridMultilevel"/>
     <w:tmpl w:val="688C1906"/>
@@ -20442,7 +23000,7 @@
       </w:rPr>
     </w:lvl>
   </w:abstractNum>
-  <w:abstractNum w:abstractNumId="25" w15:restartNumberingAfterBreak="0">
+  <w:abstractNum w:abstractNumId="26" w15:restartNumberingAfterBreak="0">
     <w:nsid w:val="47F83CE3"/>
     <w:multiLevelType w:val="hybridMultilevel"/>
     <w:tmpl w:val="3C223B56"/>
@@ -20555,7 +23113,7 @@
       </w:rPr>
     </w:lvl>
   </w:abstractNum>
-  <w:abstractNum w:abstractNumId="26" w15:restartNumberingAfterBreak="0">
+  <w:abstractNum w:abstractNumId="27" w15:restartNumberingAfterBreak="0">
     <w:nsid w:val="49BE4903"/>
     <w:multiLevelType w:val="hybridMultilevel"/>
     <w:tmpl w:val="9A3429E4"/>
@@ -20668,7 +23226,7 @@
       </w:rPr>
     </w:lvl>
   </w:abstractNum>
-  <w:abstractNum w:abstractNumId="27" w15:restartNumberingAfterBreak="0">
+  <w:abstractNum w:abstractNumId="28" w15:restartNumberingAfterBreak="0">
     <w:nsid w:val="4A224D14"/>
     <w:multiLevelType w:val="hybridMultilevel"/>
     <w:tmpl w:val="776CFB2C"/>
@@ -20781,7 +23339,7 @@
       </w:rPr>
     </w:lvl>
   </w:abstractNum>
-  <w:abstractNum w:abstractNumId="28" w15:restartNumberingAfterBreak="0">
+  <w:abstractNum w:abstractNumId="29" w15:restartNumberingAfterBreak="0">
     <w:nsid w:val="4AB545A8"/>
     <w:multiLevelType w:val="hybridMultilevel"/>
     <w:tmpl w:val="0ECC26B4"/>
@@ -20894,7 +23452,7 @@
       </w:rPr>
     </w:lvl>
   </w:abstractNum>
-  <w:abstractNum w:abstractNumId="29" w15:restartNumberingAfterBreak="0">
+  <w:abstractNum w:abstractNumId="30" w15:restartNumberingAfterBreak="0">
     <w:nsid w:val="4AFE39CA"/>
     <w:multiLevelType w:val="hybridMultilevel"/>
     <w:tmpl w:val="63B80926"/>
@@ -21007,7 +23565,7 @@
       </w:rPr>
     </w:lvl>
   </w:abstractNum>
-  <w:abstractNum w:abstractNumId="30" w15:restartNumberingAfterBreak="0">
+  <w:abstractNum w:abstractNumId="31" w15:restartNumberingAfterBreak="0">
     <w:nsid w:val="4C5F0E8F"/>
     <w:multiLevelType w:val="hybridMultilevel"/>
     <w:tmpl w:val="702EF194"/>
@@ -21120,7 +23678,120 @@
       </w:rPr>
     </w:lvl>
   </w:abstractNum>
-  <w:abstractNum w:abstractNumId="31" w15:restartNumberingAfterBreak="0">
+  <w:abstractNum w:abstractNumId="32" w15:restartNumberingAfterBreak="0">
+    <w:nsid w:val="4D80739C"/>
+    <w:multiLevelType w:val="multilevel"/>
+    <w:tmpl w:val="EEDE6138"/>
+    <w:lvl w:ilvl="0">
+      <w:start w:val="1"/>
+      <w:numFmt w:val="decimal"/>
+      <w:lvlText w:val="%1."/>
+      <w:lvlJc w:val="left"/>
+      <w:pPr>
+        <w:ind w:left="720" w:hanging="360"/>
+      </w:pPr>
+      <w:rPr>
+        <w:u w:val="none"/>
+      </w:rPr>
+    </w:lvl>
+    <w:lvl w:ilvl="1">
+      <w:start w:val="1"/>
+      <w:numFmt w:val="lowerLetter"/>
+      <w:lvlText w:val="%2."/>
+      <w:lvlJc w:val="left"/>
+      <w:pPr>
+        <w:ind w:left="1440" w:hanging="360"/>
+      </w:pPr>
+      <w:rPr>
+        <w:u w:val="none"/>
+      </w:rPr>
+    </w:lvl>
+    <w:lvl w:ilvl="2">
+      <w:start w:val="1"/>
+      <w:numFmt w:val="lowerRoman"/>
+      <w:lvlText w:val="%3."/>
+      <w:lvlJc w:val="left"/>
+      <w:pPr>
+        <w:ind w:left="2160" w:hanging="360"/>
+      </w:pPr>
+      <w:rPr>
+        <w:u w:val="none"/>
+      </w:rPr>
+    </w:lvl>
+    <w:lvl w:ilvl="3">
+      <w:start w:val="1"/>
+      <w:numFmt w:val="decimal"/>
+      <w:lvlText w:val="%4."/>
+      <w:lvlJc w:val="left"/>
+      <w:pPr>
+        <w:ind w:left="2880" w:hanging="360"/>
+      </w:pPr>
+      <w:rPr>
+        <w:u w:val="none"/>
+      </w:rPr>
+    </w:lvl>
+    <w:lvl w:ilvl="4">
+      <w:start w:val="1"/>
+      <w:numFmt w:val="lowerLetter"/>
+      <w:lvlText w:val="%5."/>
+      <w:lvlJc w:val="left"/>
+      <w:pPr>
+        <w:ind w:left="3600" w:hanging="360"/>
+      </w:pPr>
+      <w:rPr>
+        <w:u w:val="none"/>
+      </w:rPr>
+    </w:lvl>
+    <w:lvl w:ilvl="5">
+      <w:start w:val="1"/>
+      <w:numFmt w:val="lowerRoman"/>
+      <w:lvlText w:val="%6."/>
+      <w:lvlJc w:val="left"/>
+      <w:pPr>
+        <w:ind w:left="4320" w:hanging="360"/>
+      </w:pPr>
+      <w:rPr>
+        <w:u w:val="none"/>
+      </w:rPr>
+    </w:lvl>
+    <w:lvl w:ilvl="6">
+      <w:start w:val="1"/>
+      <w:numFmt w:val="decimal"/>
+      <w:lvlText w:val="%7."/>
+      <w:lvlJc w:val="left"/>
+      <w:pPr>
+        <w:ind w:left="5040" w:hanging="360"/>
+      </w:pPr>
+      <w:rPr>
+        <w:u w:val="none"/>
+      </w:rPr>
+    </w:lvl>
+    <w:lvl w:ilvl="7">
+      <w:start w:val="1"/>
+      <w:numFmt w:val="lowerLetter"/>
+      <w:lvlText w:val="%8."/>
+      <w:lvlJc w:val="left"/>
+      <w:pPr>
+        <w:ind w:left="5760" w:hanging="360"/>
+      </w:pPr>
+      <w:rPr>
+        <w:u w:val="none"/>
+      </w:rPr>
+    </w:lvl>
+    <w:lvl w:ilvl="8">
+      <w:start w:val="1"/>
+      <w:numFmt w:val="lowerRoman"/>
+      <w:lvlText w:val="%9."/>
+      <w:lvlJc w:val="left"/>
+      <w:pPr>
+        <w:ind w:left="6480" w:hanging="360"/>
+      </w:pPr>
+      <w:rPr>
+        <w:u w:val="none"/>
+      </w:rPr>
+    </w:lvl>
+  </w:abstractNum>
+  <w:abstractNum w:abstractNumId="33" w15:restartNumberingAfterBreak="0">
     <w:nsid w:val="4F5D5A47"/>
     <w:multiLevelType w:val="hybridMultilevel"/>
     <w:tmpl w:val="48425BAA"/>
@@ -21233,7 +23904,7 @@
       </w:rPr>
     </w:lvl>
   </w:abstractNum>
-  <w:abstractNum w:abstractNumId="32" w15:restartNumberingAfterBreak="0">
+  <w:abstractNum w:abstractNumId="34" w15:restartNumberingAfterBreak="0">
     <w:nsid w:val="522803EF"/>
     <w:multiLevelType w:val="hybridMultilevel"/>
     <w:tmpl w:val="0C3A66C4"/>
@@ -21346,7 +24017,7 @@
       </w:rPr>
     </w:lvl>
   </w:abstractNum>
-  <w:abstractNum w:abstractNumId="33" w15:restartNumberingAfterBreak="0">
+  <w:abstractNum w:abstractNumId="35" w15:restartNumberingAfterBreak="0">
     <w:nsid w:val="56E72059"/>
     <w:multiLevelType w:val="hybridMultilevel"/>
     <w:tmpl w:val="7B6C62F8"/>
@@ -21459,7 +24130,7 @@
       </w:rPr>
     </w:lvl>
   </w:abstractNum>
-  <w:abstractNum w:abstractNumId="34" w15:restartNumberingAfterBreak="0">
+  <w:abstractNum w:abstractNumId="36" w15:restartNumberingAfterBreak="0">
     <w:nsid w:val="5B1B62CD"/>
     <w:multiLevelType w:val="multilevel"/>
     <w:tmpl w:val="2228B9C0"/>
@@ -21604,7 +24275,7 @@
       </w:rPr>
     </w:lvl>
   </w:abstractNum>
-  <w:abstractNum w:abstractNumId="35" w15:restartNumberingAfterBreak="0">
+  <w:abstractNum w:abstractNumId="37" w15:restartNumberingAfterBreak="0">
     <w:nsid w:val="5B970446"/>
     <w:multiLevelType w:val="hybridMultilevel"/>
     <w:tmpl w:val="2EE678EA"/>
@@ -21717,7 +24388,7 @@
       </w:rPr>
     </w:lvl>
   </w:abstractNum>
-  <w:abstractNum w:abstractNumId="36" w15:restartNumberingAfterBreak="0">
+  <w:abstractNum w:abstractNumId="38" w15:restartNumberingAfterBreak="0">
     <w:nsid w:val="5BC30D36"/>
     <w:multiLevelType w:val="hybridMultilevel"/>
     <w:tmpl w:val="F054892C"/>
@@ -21830,7 +24501,7 @@
       </w:rPr>
     </w:lvl>
   </w:abstractNum>
-  <w:abstractNum w:abstractNumId="37" w15:restartNumberingAfterBreak="0">
+  <w:abstractNum w:abstractNumId="39" w15:restartNumberingAfterBreak="0">
     <w:nsid w:val="5D7F1015"/>
     <w:multiLevelType w:val="hybridMultilevel"/>
     <w:tmpl w:val="717AF604"/>
@@ -21943,7 +24614,7 @@
       </w:rPr>
     </w:lvl>
   </w:abstractNum>
-  <w:abstractNum w:abstractNumId="38" w15:restartNumberingAfterBreak="0">
+  <w:abstractNum w:abstractNumId="40" w15:restartNumberingAfterBreak="0">
     <w:nsid w:val="5E6F13ED"/>
     <w:multiLevelType w:val="hybridMultilevel"/>
     <w:tmpl w:val="4B2074CA"/>
@@ -22056,7 +24727,7 @@
       </w:rPr>
     </w:lvl>
   </w:abstractNum>
-  <w:abstractNum w:abstractNumId="39" w15:restartNumberingAfterBreak="0">
+  <w:abstractNum w:abstractNumId="41" w15:restartNumberingAfterBreak="0">
     <w:nsid w:val="5EEF36C7"/>
     <w:multiLevelType w:val="hybridMultilevel"/>
     <w:tmpl w:val="44B8DAE2"/>
@@ -22169,7 +24840,7 @@
       </w:rPr>
     </w:lvl>
   </w:abstractNum>
-  <w:abstractNum w:abstractNumId="40" w15:restartNumberingAfterBreak="0">
+  <w:abstractNum w:abstractNumId="42" w15:restartNumberingAfterBreak="0">
     <w:nsid w:val="5F2609AD"/>
     <w:multiLevelType w:val="hybridMultilevel"/>
     <w:tmpl w:val="DB1ED0D2"/>
@@ -22282,7 +24953,7 @@
       </w:rPr>
     </w:lvl>
   </w:abstractNum>
-  <w:abstractNum w:abstractNumId="41" w15:restartNumberingAfterBreak="0">
+  <w:abstractNum w:abstractNumId="43" w15:restartNumberingAfterBreak="0">
     <w:nsid w:val="65553BF5"/>
     <w:multiLevelType w:val="hybridMultilevel"/>
     <w:tmpl w:val="50986D9E"/>
@@ -22371,7 +25042,7 @@
       </w:pPr>
     </w:lvl>
   </w:abstractNum>
-  <w:abstractNum w:abstractNumId="42" w15:restartNumberingAfterBreak="0">
+  <w:abstractNum w:abstractNumId="44" w15:restartNumberingAfterBreak="0">
     <w:nsid w:val="687F1B81"/>
     <w:multiLevelType w:val="multilevel"/>
     <w:tmpl w:val="A8F43DC2"/>
@@ -22520,7 +25191,7 @@
       </w:rPr>
     </w:lvl>
   </w:abstractNum>
-  <w:abstractNum w:abstractNumId="43" w15:restartNumberingAfterBreak="0">
+  <w:abstractNum w:abstractNumId="45" w15:restartNumberingAfterBreak="0">
     <w:nsid w:val="6E9944DA"/>
     <w:multiLevelType w:val="hybridMultilevel"/>
     <w:tmpl w:val="5B6CCEE6"/>
@@ -22633,7 +25304,7 @@
       </w:rPr>
     </w:lvl>
   </w:abstractNum>
-  <w:abstractNum w:abstractNumId="44" w15:restartNumberingAfterBreak="0">
+  <w:abstractNum w:abstractNumId="46" w15:restartNumberingAfterBreak="0">
     <w:nsid w:val="6ED0019D"/>
     <w:multiLevelType w:val="hybridMultilevel"/>
     <w:tmpl w:val="2048D8F6"/>
@@ -22746,7 +25417,120 @@
       </w:rPr>
     </w:lvl>
   </w:abstractNum>
-  <w:abstractNum w:abstractNumId="45" w15:restartNumberingAfterBreak="0">
+  <w:abstractNum w:abstractNumId="47" w15:restartNumberingAfterBreak="0">
+    <w:nsid w:val="76CF2C9E"/>
+    <w:multiLevelType w:val="multilevel"/>
+    <w:tmpl w:val="E2E8894A"/>
+    <w:lvl w:ilvl="0">
+      <w:start w:val="1"/>
+      <w:numFmt w:val="decimal"/>
+      <w:lvlText w:val="%1."/>
+      <w:lvlJc w:val="left"/>
+      <w:pPr>
+        <w:ind w:left="720" w:hanging="360"/>
+      </w:pPr>
+      <w:rPr>
+        <w:u w:val="none"/>
+      </w:rPr>
+    </w:lvl>
+    <w:lvl w:ilvl="1">
+      <w:start w:val="1"/>
+      <w:numFmt w:val="lowerLetter"/>
+      <w:lvlText w:val="%2."/>
+      <w:lvlJc w:val="left"/>
+      <w:pPr>
+        <w:ind w:left="1440" w:hanging="360"/>
+      </w:pPr>
+      <w:rPr>
+        <w:u w:val="none"/>
+      </w:rPr>
+    </w:lvl>
+    <w:lvl w:ilvl="2">
+      <w:start w:val="1"/>
+      <w:numFmt w:val="lowerRoman"/>
+      <w:lvlText w:val="%3."/>
+      <w:lvlJc w:val="left"/>
+      <w:pPr>
+        <w:ind w:left="2160" w:hanging="360"/>
+      </w:pPr>
+      <w:rPr>
+        <w:u w:val="none"/>
+      </w:rPr>
+    </w:lvl>
+    <w:lvl w:ilvl="3">
+      <w:start w:val="1"/>
+      <w:numFmt w:val="decimal"/>
+      <w:lvlText w:val="%4."/>
+      <w:lvlJc w:val="left"/>
+      <w:pPr>
+        <w:ind w:left="2880" w:hanging="360"/>
+      </w:pPr>
+      <w:rPr>
+        <w:u w:val="none"/>
+      </w:rPr>
+    </w:lvl>
+    <w:lvl w:ilvl="4">
+      <w:start w:val="1"/>
+      <w:numFmt w:val="lowerLetter"/>
+      <w:lvlText w:val="%5."/>
+      <w:lvlJc w:val="left"/>
+      <w:pPr>
+        <w:ind w:left="3600" w:hanging="360"/>
+      </w:pPr>
+      <w:rPr>
+        <w:u w:val="none"/>
+      </w:rPr>
+    </w:lvl>
+    <w:lvl w:ilvl="5">
+      <w:start w:val="1"/>
+      <w:numFmt w:val="lowerRoman"/>
+      <w:lvlText w:val="%6."/>
+      <w:lvlJc w:val="left"/>
+      <w:pPr>
+        <w:ind w:left="4320" w:hanging="360"/>
+      </w:pPr>
+      <w:rPr>
+        <w:u w:val="none"/>
+      </w:rPr>
+    </w:lvl>
+    <w:lvl w:ilvl="6">
+      <w:start w:val="1"/>
+      <w:numFmt w:val="decimal"/>
+      <w:lvlText w:val="%7."/>
+      <w:lvlJc w:val="left"/>
+      <w:pPr>
+        <w:ind w:left="5040" w:hanging="360"/>
+      </w:pPr>
+      <w:rPr>
+        <w:u w:val="none"/>
+      </w:rPr>
+    </w:lvl>
+    <w:lvl w:ilvl="7">
+      <w:start w:val="1"/>
+      <w:numFmt w:val="lowerLetter"/>
+      <w:lvlText w:val="%8."/>
+      <w:lvlJc w:val="left"/>
+      <w:pPr>
+        <w:ind w:left="5760" w:hanging="360"/>
+      </w:pPr>
+      <w:rPr>
+        <w:u w:val="none"/>
+      </w:rPr>
+    </w:lvl>
+    <w:lvl w:ilvl="8">
+      <w:start w:val="1"/>
+      <w:numFmt w:val="lowerRoman"/>
+      <w:lvlText w:val="%9."/>
+      <w:lvlJc w:val="left"/>
+      <w:pPr>
+        <w:ind w:left="6480" w:hanging="360"/>
+      </w:pPr>
+      <w:rPr>
+        <w:u w:val="none"/>
+      </w:rPr>
+    </w:lvl>
+  </w:abstractNum>
+  <w:abstractNum w:abstractNumId="48" w15:restartNumberingAfterBreak="0">
     <w:nsid w:val="790752BC"/>
     <w:multiLevelType w:val="hybridMultilevel"/>
     <w:tmpl w:val="863661B2"/>
@@ -22859,7 +25643,7 @@
       </w:rPr>
     </w:lvl>
   </w:abstractNum>
-  <w:abstractNum w:abstractNumId="46" w15:restartNumberingAfterBreak="0">
+  <w:abstractNum w:abstractNumId="49" w15:restartNumberingAfterBreak="0">
     <w:nsid w:val="7A4A45D1"/>
     <w:multiLevelType w:val="hybridMultilevel"/>
     <w:tmpl w:val="6CFA308A"/>
@@ -22972,7 +25756,7 @@
       </w:rPr>
     </w:lvl>
   </w:abstractNum>
-  <w:abstractNum w:abstractNumId="47" w15:restartNumberingAfterBreak="0">
+  <w:abstractNum w:abstractNumId="50" w15:restartNumberingAfterBreak="0">
     <w:nsid w:val="7B897D4C"/>
     <w:multiLevelType w:val="hybridMultilevel"/>
     <w:tmpl w:val="5726E13C"/>
@@ -23085,7 +25869,7 @@
       </w:rPr>
     </w:lvl>
   </w:abstractNum>
-  <w:abstractNum w:abstractNumId="48" w15:restartNumberingAfterBreak="0">
+  <w:abstractNum w:abstractNumId="51" w15:restartNumberingAfterBreak="0">
     <w:nsid w:val="7C1A4AEC"/>
     <w:multiLevelType w:val="hybridMultilevel"/>
     <w:tmpl w:val="23586ABE"/>
@@ -23198,7 +25982,7 @@
       </w:rPr>
     </w:lvl>
   </w:abstractNum>
-  <w:abstractNum w:abstractNumId="49" w15:restartNumberingAfterBreak="0">
+  <w:abstractNum w:abstractNumId="52" w15:restartNumberingAfterBreak="0">
     <w:nsid w:val="7E5C7433"/>
     <w:multiLevelType w:val="multilevel"/>
     <w:tmpl w:val="45486E76"/>
@@ -23347,7 +26131,7 @@
       </w:rPr>
     </w:lvl>
   </w:abstractNum>
-  <w:abstractNum w:abstractNumId="50" w15:restartNumberingAfterBreak="0">
+  <w:abstractNum w:abstractNumId="53" w15:restartNumberingAfterBreak="0">
     <w:nsid w:val="7F3323E8"/>
     <w:multiLevelType w:val="hybridMultilevel"/>
     <w:tmpl w:val="636220BC"/>
@@ -23460,7 +26244,7 @@
       </w:rPr>
     </w:lvl>
   </w:abstractNum>
-  <w:abstractNum w:abstractNumId="51" w15:restartNumberingAfterBreak="0">
+  <w:abstractNum w:abstractNumId="54" w15:restartNumberingAfterBreak="0">
     <w:nsid w:val="7F64741F"/>
     <w:multiLevelType w:val="hybridMultilevel"/>
     <w:tmpl w:val="2E38A9D0"/>
@@ -23574,10 +26358,10 @@
     </w:lvl>
   </w:abstractNum>
   <w:num w:numId="1" w16cid:durableId="1703822083">
-    <w:abstractNumId w:val="12"/>
+    <w:abstractNumId w:val="13"/>
   </w:num>
   <w:num w:numId="2" w16cid:durableId="954363457">
-    <w:abstractNumId w:val="51"/>
+    <w:abstractNumId w:val="54"/>
   </w:num>
   <w:num w:numId="3" w16cid:durableId="1084447819">
     <w:abstractNumId w:val="1"/>
@@ -23586,37 +26370,37 @@
     <w:abstractNumId w:val="5"/>
   </w:num>
   <w:num w:numId="5" w16cid:durableId="1774596171">
-    <w:abstractNumId w:val="44"/>
+    <w:abstractNumId w:val="46"/>
   </w:num>
   <w:num w:numId="6" w16cid:durableId="45419321">
+    <w:abstractNumId w:val="26"/>
+  </w:num>
+  <w:num w:numId="7" w16cid:durableId="417679766">
     <w:abstractNumId w:val="25"/>
   </w:num>
-  <w:num w:numId="7" w16cid:durableId="417679766">
-    <w:abstractNumId w:val="24"/>
-  </w:num>
   <w:num w:numId="8" w16cid:durableId="268897092">
-    <w:abstractNumId w:val="33"/>
+    <w:abstractNumId w:val="35"/>
   </w:num>
   <w:num w:numId="9" w16cid:durableId="145168977">
-    <w:abstractNumId w:val="32"/>
+    <w:abstractNumId w:val="34"/>
   </w:num>
   <w:num w:numId="10" w16cid:durableId="1898513223">
-    <w:abstractNumId w:val="36"/>
+    <w:abstractNumId w:val="38"/>
   </w:num>
   <w:num w:numId="11" w16cid:durableId="444228380">
-    <w:abstractNumId w:val="45"/>
+    <w:abstractNumId w:val="48"/>
   </w:num>
   <w:num w:numId="12" w16cid:durableId="1374379446">
-    <w:abstractNumId w:val="37"/>
+    <w:abstractNumId w:val="39"/>
   </w:num>
   <w:num w:numId="13" w16cid:durableId="1890922994">
-    <w:abstractNumId w:val="38"/>
+    <w:abstractNumId w:val="40"/>
   </w:num>
   <w:num w:numId="14" w16cid:durableId="262497753">
-    <w:abstractNumId w:val="46"/>
+    <w:abstractNumId w:val="49"/>
   </w:num>
   <w:num w:numId="15" w16cid:durableId="1382250782">
-    <w:abstractNumId w:val="27"/>
+    <w:abstractNumId w:val="28"/>
   </w:num>
   <w:num w:numId="16" w16cid:durableId="1789540652">
     <w:abstractNumId w:val="3"/>
@@ -23625,109 +26409,118 @@
     <w:abstractNumId w:val="6"/>
   </w:num>
   <w:num w:numId="18" w16cid:durableId="1790313708">
-    <w:abstractNumId w:val="43"/>
+    <w:abstractNumId w:val="45"/>
   </w:num>
   <w:num w:numId="19" w16cid:durableId="1480196989">
-    <w:abstractNumId w:val="47"/>
+    <w:abstractNumId w:val="50"/>
   </w:num>
   <w:num w:numId="20" w16cid:durableId="2128817649">
-    <w:abstractNumId w:val="22"/>
+    <w:abstractNumId w:val="23"/>
   </w:num>
   <w:num w:numId="21" w16cid:durableId="346910344">
-    <w:abstractNumId w:val="14"/>
+    <w:abstractNumId w:val="15"/>
   </w:num>
   <w:num w:numId="22" w16cid:durableId="776096731">
-    <w:abstractNumId w:val="39"/>
+    <w:abstractNumId w:val="41"/>
   </w:num>
   <w:num w:numId="23" w16cid:durableId="320080921">
-    <w:abstractNumId w:val="28"/>
+    <w:abstractNumId w:val="29"/>
   </w:num>
   <w:num w:numId="24" w16cid:durableId="1944530597">
-    <w:abstractNumId w:val="18"/>
+    <w:abstractNumId w:val="19"/>
   </w:num>
   <w:num w:numId="25" w16cid:durableId="768701180">
-    <w:abstractNumId w:val="48"/>
+    <w:abstractNumId w:val="51"/>
   </w:num>
   <w:num w:numId="26" w16cid:durableId="535314963">
-    <w:abstractNumId w:val="13"/>
+    <w:abstractNumId w:val="14"/>
   </w:num>
   <w:num w:numId="27" w16cid:durableId="389773967">
     <w:abstractNumId w:val="2"/>
   </w:num>
   <w:num w:numId="28" w16cid:durableId="1247377189">
-    <w:abstractNumId w:val="15"/>
+    <w:abstractNumId w:val="16"/>
   </w:num>
   <w:num w:numId="29" w16cid:durableId="1938634138">
     <w:abstractNumId w:val="4"/>
   </w:num>
   <w:num w:numId="30" w16cid:durableId="943269335">
-    <w:abstractNumId w:val="35"/>
+    <w:abstractNumId w:val="37"/>
   </w:num>
   <w:num w:numId="31" w16cid:durableId="1936278544">
-    <w:abstractNumId w:val="26"/>
+    <w:abstractNumId w:val="27"/>
   </w:num>
   <w:num w:numId="32" w16cid:durableId="514926312">
-    <w:abstractNumId w:val="31"/>
+    <w:abstractNumId w:val="33"/>
   </w:num>
   <w:num w:numId="33" w16cid:durableId="2115587133">
+    <w:abstractNumId w:val="12"/>
+  </w:num>
+  <w:num w:numId="34" w16cid:durableId="1682781783">
+    <w:abstractNumId w:val="42"/>
+  </w:num>
+  <w:num w:numId="35" w16cid:durableId="349990158">
     <w:abstractNumId w:val="11"/>
   </w:num>
-  <w:num w:numId="34" w16cid:durableId="1682781783">
-    <w:abstractNumId w:val="40"/>
+  <w:num w:numId="36" w16cid:durableId="1714620464">
+    <w:abstractNumId w:val="21"/>
   </w:num>
-  <w:num w:numId="35" w16cid:durableId="349990158">
-    <w:abstractNumId w:val="10"/>
+  <w:num w:numId="37" w16cid:durableId="1385518977">
+    <w:abstractNumId w:val="24"/>
   </w:num>
-  <w:num w:numId="36" w16cid:durableId="1714620464">
+  <w:num w:numId="38" w16cid:durableId="402794919">
     <w:abstractNumId w:val="20"/>
   </w:num>
-  <w:num w:numId="37" w16cid:durableId="1385518977">
-    <w:abstractNumId w:val="23"/>
-  </w:num>
-  <w:num w:numId="38" w16cid:durableId="402794919">
-    <w:abstractNumId w:val="19"/>
-  </w:num>
   <w:num w:numId="39" w16cid:durableId="1147164969">
-    <w:abstractNumId w:val="29"/>
+    <w:abstractNumId w:val="30"/>
   </w:num>
   <w:num w:numId="40" w16cid:durableId="1953050056">
-    <w:abstractNumId w:val="8"/>
+    <w:abstractNumId w:val="9"/>
   </w:num>
   <w:num w:numId="41" w16cid:durableId="613563707">
-    <w:abstractNumId w:val="50"/>
+    <w:abstractNumId w:val="53"/>
   </w:num>
   <w:num w:numId="42" w16cid:durableId="367418498">
-    <w:abstractNumId w:val="41"/>
+    <w:abstractNumId w:val="43"/>
   </w:num>
   <w:num w:numId="43" w16cid:durableId="1097168414">
+    <w:abstractNumId w:val="18"/>
+  </w:num>
+  <w:num w:numId="44" w16cid:durableId="363864804">
+    <w:abstractNumId w:val="52"/>
+  </w:num>
+  <w:num w:numId="45" w16cid:durableId="2082365843">
     <w:abstractNumId w:val="17"/>
   </w:num>
-  <w:num w:numId="44" w16cid:durableId="363864804">
-    <w:abstractNumId w:val="49"/>
-  </w:num>
-  <w:num w:numId="45" w16cid:durableId="2082365843">
-    <w:abstractNumId w:val="16"/>
-  </w:num>
   <w:num w:numId="46" w16cid:durableId="759570669">
-    <w:abstractNumId w:val="30"/>
+    <w:abstractNumId w:val="31"/>
   </w:num>
   <w:num w:numId="47" w16cid:durableId="1255211724">
     <w:abstractNumId w:val="7"/>
   </w:num>
   <w:num w:numId="48" w16cid:durableId="1433013217">
-    <w:abstractNumId w:val="42"/>
+    <w:abstractNumId w:val="44"/>
   </w:num>
   <w:num w:numId="49" w16cid:durableId="471361996">
-    <w:abstractNumId w:val="9"/>
+    <w:abstractNumId w:val="10"/>
   </w:num>
   <w:num w:numId="50" w16cid:durableId="67965198">
-    <w:abstractNumId w:val="21"/>
+    <w:abstractNumId w:val="22"/>
   </w:num>
   <w:num w:numId="51" w16cid:durableId="1248536007">
     <w:abstractNumId w:val="0"/>
   </w:num>
   <w:num w:numId="52" w16cid:durableId="978343923">
-    <w:abstractNumId w:val="34"/>
+    <w:abstractNumId w:val="36"/>
+  </w:num>
+  <w:num w:numId="53" w16cid:durableId="264309536">
+    <w:abstractNumId w:val="8"/>
+  </w:num>
+  <w:num w:numId="54" w16cid:durableId="1479423552">
+    <w:abstractNumId w:val="32"/>
+  </w:num>
+  <w:num w:numId="55" w16cid:durableId="1905338715">
+    <w:abstractNumId w:val="47"/>
   </w:num>
   <w:numIdMacAtCleanup w:val="45"/>
 </w:numbering>

--- a/int Prep/HTML5 CSS3 Bootstrap - Notes.docx
+++ b/int Prep/HTML5 CSS3 Bootstrap - Notes.docx
@@ -6,24 +6,14 @@
       <w:pPr>
         <w:pStyle w:val="Heading1"/>
       </w:pPr>
-      <w:r>
-        <w:fldChar w:fldCharType="begin"/>
-      </w:r>
-      <w:r>
-        <w:instrText>HYPERLINK "https://github.com/JhanaR/pre-req.git"</w:instrText>
-      </w:r>
-      <w:r>
-        <w:fldChar w:fldCharType="separate"/>
-      </w:r>
-      <w:r>
-        <w:rPr>
-          <w:rStyle w:val="Hyperlink"/>
-        </w:rPr>
-        <w:t>https://github.com/JhanaR/pre-req.git</w:t>
-      </w:r>
-      <w:r>
-        <w:fldChar w:fldCharType="end"/>
-      </w:r>
+      <w:hyperlink r:id="rId8" w:history="1">
+        <w:r>
+          <w:rPr>
+            <w:rStyle w:val="Hyperlink"/>
+          </w:rPr>
+          <w:t>https://github.com/JhanaR/pre-req.git</w:t>
+        </w:r>
+      </w:hyperlink>
     </w:p>
     <w:p>
       <w:pPr>
@@ -85,7 +75,7 @@
                     </pic:cNvPicPr>
                   </pic:nvPicPr>
                   <pic:blipFill>
-                    <a:blip r:embed="rId8" cstate="print">
+                    <a:blip r:embed="rId9" cstate="print">
                       <a:extLst>
                         <a:ext uri="{28A0092B-C50C-407E-A947-70E740481C1C}">
                           <a14:useLocalDpi xmlns:a14="http://schemas.microsoft.com/office/drawing/2010/main" val="0"/>
@@ -238,7 +228,7 @@
                     </pic:cNvPicPr>
                   </pic:nvPicPr>
                   <pic:blipFill>
-                    <a:blip r:embed="rId9">
+                    <a:blip r:embed="rId10">
                       <a:extLst>
                         <a:ext uri="{28A0092B-C50C-407E-A947-70E740481C1C}">
                           <a14:useLocalDpi xmlns:a14="http://schemas.microsoft.com/office/drawing/2010/main" val="0"/>
@@ -581,7 +571,7 @@
                     <pic:cNvPicPr/>
                   </pic:nvPicPr>
                   <pic:blipFill>
-                    <a:blip r:embed="rId10"/>
+                    <a:blip r:embed="rId11"/>
                     <a:stretch>
                       <a:fillRect/>
                     </a:stretch>
@@ -685,16 +675,51 @@
           <w:sz w:val="24"/>
           <w:szCs w:val="24"/>
         </w:rPr>
-        <w:t>&gt; Title</w:t>
-      </w:r>
-      <w:r>
-        <w:rPr>
-          <w:rFonts w:ascii="Times New Roman" w:hAnsi="Times New Roman" w:cs="Times New Roman"/>
-          <w:color w:val="385623" w:themeColor="accent6" w:themeShade="80"/>
+        <w:t xml:space="preserve">&gt; </w:t>
+      </w:r>
+      <w:r>
+        <w:rPr>
+          <w:rFonts w:ascii="Times New Roman" w:hAnsi="Times New Roman" w:cs="Times New Roman"/>
+          <w:b/>
+          <w:bCs/>
+          <w:color w:val="44546A" w:themeColor="text2"/>
+          <w:sz w:val="24"/>
+          <w:szCs w:val="24"/>
+        </w:rPr>
+        <w:t>“</w:t>
+      </w:r>
+      <w:r>
+        <w:rPr>
+          <w:rFonts w:ascii="Times New Roman" w:hAnsi="Times New Roman" w:cs="Times New Roman"/>
+          <w:b/>
+          <w:bCs/>
+          <w:color w:val="44546A" w:themeColor="text2"/>
+          <w:sz w:val="24"/>
+          <w:szCs w:val="24"/>
+        </w:rPr>
+        <w:t>Title</w:t>
+      </w:r>
+      <w:r>
+        <w:rPr>
+          <w:rFonts w:ascii="Times New Roman" w:hAnsi="Times New Roman" w:cs="Times New Roman"/>
+          <w:b/>
+          <w:bCs/>
+          <w:color w:val="44546A" w:themeColor="text2"/>
           <w:sz w:val="24"/>
           <w:szCs w:val="24"/>
         </w:rPr>
         <w:t xml:space="preserve"> for the page</w:t>
+      </w:r>
+      <w:r>
+        <w:rPr>
+          <w:rFonts w:ascii="Times New Roman" w:hAnsi="Times New Roman" w:cs="Times New Roman"/>
+          <w:b/>
+          <w:bCs/>
+          <w:color w:val="44546A" w:themeColor="text2"/>
+          <w:sz w:val="24"/>
+          <w:szCs w:val="24"/>
+        </w:rPr>
+        <w:t>”</w:t>
       </w:r>
     </w:p>
     <w:p>
@@ -704,11 +729,22 @@
         </w:tabs>
         <w:rPr>
           <w:rFonts w:ascii="Times New Roman" w:hAnsi="Times New Roman" w:cs="Times New Roman"/>
+          <w:b/>
+          <w:bCs/>
+          <w:color w:val="44546A" w:themeColor="text2"/>
+          <w:sz w:val="24"/>
+          <w:szCs w:val="24"/>
+        </w:rPr>
+      </w:pPr>
+      <w:r>
+        <w:rPr>
+          <w:rFonts w:ascii="Times New Roman" w:hAnsi="Times New Roman" w:cs="Times New Roman"/>
           <w:color w:val="385623" w:themeColor="accent6" w:themeShade="80"/>
           <w:sz w:val="24"/>
           <w:szCs w:val="24"/>
         </w:rPr>
-      </w:pPr>
+        <w:t xml:space="preserve">    &lt;meta &gt;</w:t>
+      </w:r>
       <w:r>
         <w:rPr>
           <w:rFonts w:ascii="Times New Roman" w:hAnsi="Times New Roman" w:cs="Times New Roman"/>
@@ -716,7 +752,71 @@
           <w:sz w:val="24"/>
           <w:szCs w:val="24"/>
         </w:rPr>
-        <w:t>&lt;/head&gt;  </w:t>
+        <w:sym w:font="Wingdings" w:char="F0E0"/>
+      </w:r>
+      <w:r>
+        <w:rPr>
+          <w:rFonts w:ascii="Times New Roman" w:hAnsi="Times New Roman" w:cs="Times New Roman"/>
+          <w:color w:val="385623" w:themeColor="accent6" w:themeShade="80"/>
+          <w:sz w:val="24"/>
+          <w:szCs w:val="24"/>
+        </w:rPr>
+        <w:t xml:space="preserve"> </w:t>
+      </w:r>
+      <w:r>
+        <w:rPr>
+          <w:rFonts w:ascii="Times New Roman" w:hAnsi="Times New Roman" w:cs="Times New Roman"/>
+          <w:b/>
+          <w:bCs/>
+          <w:color w:val="44546A" w:themeColor="text2"/>
+          <w:sz w:val="24"/>
+          <w:szCs w:val="24"/>
+        </w:rPr>
+        <w:t>viewport</w:t>
+      </w:r>
+      <w:r>
+        <w:rPr>
+          <w:rFonts w:ascii="Times New Roman" w:hAnsi="Times New Roman" w:cs="Times New Roman"/>
+          <w:b/>
+          <w:bCs/>
+          <w:color w:val="44546A" w:themeColor="text2"/>
+          <w:sz w:val="24"/>
+          <w:szCs w:val="24"/>
+        </w:rPr>
+        <w:t xml:space="preserve"> (responsive in nature)</w:t>
+      </w:r>
+      <w:r>
+        <w:rPr>
+          <w:rFonts w:ascii="Times New Roman" w:hAnsi="Times New Roman" w:cs="Times New Roman"/>
+          <w:b/>
+          <w:bCs/>
+          <w:color w:val="44546A" w:themeColor="text2"/>
+          <w:sz w:val="24"/>
+          <w:szCs w:val="24"/>
+        </w:rPr>
+        <w:t xml:space="preserve">, </w:t>
+      </w:r>
+      <w:r>
+        <w:rPr>
+          <w:rFonts w:ascii="Times New Roman" w:hAnsi="Times New Roman" w:cs="Times New Roman"/>
+          <w:b/>
+          <w:bCs/>
+          <w:color w:val="44546A" w:themeColor="text2"/>
+          <w:sz w:val="24"/>
+          <w:szCs w:val="24"/>
+        </w:rPr>
+        <w:t>Search Engine optimization</w:t>
+      </w:r>
+      <w:r>
+        <w:rPr>
+          <w:rFonts w:ascii="Times New Roman" w:hAnsi="Times New Roman" w:cs="Times New Roman"/>
+          <w:b/>
+          <w:bCs/>
+          <w:color w:val="44546A" w:themeColor="text2"/>
+          <w:sz w:val="24"/>
+          <w:szCs w:val="24"/>
+        </w:rPr>
+        <w:t>, http-equiv=”referesh”</w:t>
       </w:r>
     </w:p>
     <w:p>
@@ -726,19 +826,32 @@
         </w:tabs>
         <w:rPr>
           <w:rFonts w:ascii="Times New Roman" w:hAnsi="Times New Roman" w:cs="Times New Roman"/>
+          <w:b/>
+          <w:bCs/>
+          <w:color w:val="44546A" w:themeColor="text2"/>
+          <w:sz w:val="24"/>
+          <w:szCs w:val="24"/>
+        </w:rPr>
+      </w:pPr>
+      <w:r>
+        <w:rPr>
+          <w:rFonts w:ascii="Times New Roman" w:hAnsi="Times New Roman" w:cs="Times New Roman"/>
           <w:color w:val="385623" w:themeColor="accent6" w:themeShade="80"/>
           <w:sz w:val="24"/>
           <w:szCs w:val="24"/>
         </w:rPr>
-      </w:pPr>
-      <w:r>
-        <w:rPr>
-          <w:rFonts w:ascii="Times New Roman" w:hAnsi="Times New Roman" w:cs="Times New Roman"/>
-          <w:color w:val="385623" w:themeColor="accent6" w:themeShade="80"/>
-          <w:sz w:val="24"/>
-          <w:szCs w:val="24"/>
-        </w:rPr>
-        <w:t>&lt;body&gt;  </w:t>
+        <w:t xml:space="preserve">   &lt;style&gt;&lt;/style&gt; </w:t>
+      </w:r>
+      <w:r>
+        <w:rPr>
+          <w:rFonts w:ascii="Times New Roman" w:hAnsi="Times New Roman" w:cs="Times New Roman"/>
+          <w:b/>
+          <w:bCs/>
+          <w:color w:val="44546A" w:themeColor="text2"/>
+          <w:sz w:val="24"/>
+          <w:szCs w:val="24"/>
+        </w:rPr>
+        <w:t>External JS</w:t>
       </w:r>
     </w:p>
     <w:p>
@@ -760,25 +873,18 @@
           <w:sz w:val="24"/>
           <w:szCs w:val="24"/>
         </w:rPr>
-        <w:t>    </w:t>
-      </w:r>
-      <w:r>
-        <w:rPr>
-          <w:rFonts w:ascii="Times New Roman" w:hAnsi="Times New Roman" w:cs="Times New Roman"/>
-          <w:color w:val="385623" w:themeColor="accent6" w:themeShade="80"/>
-          <w:sz w:val="24"/>
-          <w:szCs w:val="24"/>
-        </w:rPr>
-        <w:t>&lt;! --</w:t>
-      </w:r>
-      <w:r>
-        <w:rPr>
-          <w:rFonts w:ascii="Times New Roman" w:hAnsi="Times New Roman" w:cs="Times New Roman"/>
-          <w:color w:val="385623" w:themeColor="accent6" w:themeShade="80"/>
-          <w:sz w:val="24"/>
-          <w:szCs w:val="24"/>
-        </w:rPr>
-        <w:t> Content goes here --&gt;  </w:t>
+        <w:t xml:space="preserve">  &lt;link&gt; &gt; </w:t>
+      </w:r>
+      <w:r>
+        <w:rPr>
+          <w:rFonts w:ascii="Times New Roman" w:hAnsi="Times New Roman" w:cs="Times New Roman"/>
+          <w:b/>
+          <w:bCs/>
+          <w:color w:val="44546A" w:themeColor="text2"/>
+          <w:sz w:val="24"/>
+          <w:szCs w:val="24"/>
+        </w:rPr>
+        <w:t>External CSS</w:t>
       </w:r>
     </w:p>
     <w:p>
@@ -800,7 +906,7 @@
           <w:sz w:val="24"/>
           <w:szCs w:val="24"/>
         </w:rPr>
-        <w:t>&lt;/body&gt;  </w:t>
+        <w:t>&lt;/head&gt;  </w:t>
       </w:r>
     </w:p>
     <w:p>
@@ -822,152 +928,7 @@
           <w:sz w:val="24"/>
           <w:szCs w:val="24"/>
         </w:rPr>
-        <w:t>&lt;/html&gt;  </w:t>
-      </w:r>
-    </w:p>
-    <w:p>
-      <w:pPr>
-        <w:rPr>
-          <w:rFonts w:ascii="Times New Roman" w:hAnsi="Times New Roman" w:cs="Times New Roman"/>
-          <w:b/>
-          <w:bCs/>
-          <w:color w:val="806000" w:themeColor="accent4" w:themeShade="80"/>
-          <w:sz w:val="24"/>
-          <w:szCs w:val="24"/>
-        </w:rPr>
-      </w:pPr>
-      <w:r>
-        <w:rPr>
-          <w:rFonts w:ascii="Times New Roman" w:hAnsi="Times New Roman" w:cs="Times New Roman"/>
-          <w:b/>
-          <w:bCs/>
-          <w:color w:val="806000" w:themeColor="accent4" w:themeShade="80"/>
-          <w:sz w:val="24"/>
-          <w:szCs w:val="24"/>
-        </w:rPr>
-        <w:t xml:space="preserve">*HTML is a language used to create UI components, html will provide elements and each </w:t>
-      </w:r>
-      <w:r>
-        <w:rPr>
-          <w:rFonts w:ascii="Times New Roman" w:hAnsi="Times New Roman" w:cs="Times New Roman"/>
-          <w:b/>
-          <w:bCs/>
-          <w:color w:val="806000" w:themeColor="accent4" w:themeShade="80"/>
-          <w:sz w:val="24"/>
-          <w:szCs w:val="24"/>
-        </w:rPr>
-        <w:t xml:space="preserve">and every </w:t>
-      </w:r>
-      <w:r>
-        <w:rPr>
-          <w:rFonts w:ascii="Times New Roman" w:hAnsi="Times New Roman" w:cs="Times New Roman"/>
-          <w:b/>
-          <w:bCs/>
-          <w:color w:val="806000" w:themeColor="accent4" w:themeShade="80"/>
-          <w:sz w:val="24"/>
-          <w:szCs w:val="24"/>
-        </w:rPr>
-        <w:t xml:space="preserve">element </w:t>
-      </w:r>
-      <w:r>
-        <w:rPr>
-          <w:rFonts w:ascii="Times New Roman" w:hAnsi="Times New Roman" w:cs="Times New Roman"/>
-          <w:b/>
-          <w:bCs/>
-          <w:color w:val="806000" w:themeColor="accent4" w:themeShade="80"/>
-          <w:sz w:val="24"/>
-          <w:szCs w:val="24"/>
-        </w:rPr>
-        <w:t xml:space="preserve">provides some format called as </w:t>
-      </w:r>
-      <w:r>
-        <w:rPr>
-          <w:rFonts w:ascii="Times New Roman" w:hAnsi="Times New Roman" w:cs="Times New Roman"/>
-          <w:b/>
-          <w:bCs/>
-          <w:color w:val="806000" w:themeColor="accent4" w:themeShade="80"/>
-          <w:sz w:val="24"/>
-          <w:szCs w:val="24"/>
-        </w:rPr>
-        <w:t xml:space="preserve">tags with help of these creating UI components. </w:t>
-      </w:r>
-    </w:p>
-    <w:p>
-      <w:pPr>
-        <w:pStyle w:val="Heading1"/>
-      </w:pPr>
-      <w:r>
-        <w:t>HTML Meta Tags ®</w:t>
-      </w:r>
-      <w:r>
-        <w:t xml:space="preserve">: </w:t>
-      </w:r>
-    </w:p>
-    <w:p>
-      <w:pPr>
-        <w:rPr>
-          <w:rFonts w:ascii="Times New Roman" w:hAnsi="Times New Roman" w:cs="Times New Roman"/>
-          <w:b/>
-          <w:bCs/>
-          <w:color w:val="44546A" w:themeColor="text2"/>
-          <w:sz w:val="24"/>
-          <w:szCs w:val="24"/>
-        </w:rPr>
-      </w:pPr>
-      <w:r>
-        <w:rPr>
-          <w:rFonts w:ascii="Times New Roman" w:hAnsi="Times New Roman" w:cs="Times New Roman"/>
-          <w:b/>
-          <w:bCs/>
-          <w:color w:val="44546A" w:themeColor="text2"/>
-          <w:sz w:val="24"/>
-          <w:szCs w:val="24"/>
-        </w:rPr>
-        <w:t>data about data -- which is information about the HTML page itself.</w:t>
-      </w:r>
-    </w:p>
-    <w:p>
-      <w:pPr>
-        <w:rPr>
-          <w:rFonts w:ascii="Times New Roman" w:hAnsi="Times New Roman" w:cs="Times New Roman"/>
-          <w:b/>
-          <w:bCs/>
-          <w:color w:val="44546A" w:themeColor="text2"/>
-          <w:sz w:val="24"/>
-          <w:szCs w:val="24"/>
-        </w:rPr>
-      </w:pPr>
-      <w:r>
-        <w:rPr>
-          <w:rFonts w:ascii="Times New Roman" w:hAnsi="Times New Roman" w:cs="Times New Roman"/>
-          <w:b/>
-          <w:bCs/>
-          <w:color w:val="44546A" w:themeColor="text2"/>
-          <w:sz w:val="24"/>
-          <w:szCs w:val="24"/>
-        </w:rPr>
-        <w:t>Search Engine: It searches using meta tags. Without meta tags, the search engine will be unable to find or index the respective websites.</w:t>
-      </w:r>
-    </w:p>
-    <w:p>
-      <w:pPr>
-        <w:rPr>
-          <w:rFonts w:ascii="Times New Roman" w:hAnsi="Times New Roman" w:cs="Times New Roman"/>
-          <w:b/>
-          <w:bCs/>
-          <w:sz w:val="24"/>
-          <w:szCs w:val="24"/>
-        </w:rPr>
-      </w:pPr>
-      <w:r>
-        <w:rPr>
-          <w:rFonts w:ascii="Times New Roman" w:hAnsi="Times New Roman" w:cs="Times New Roman"/>
-          <w:b/>
-          <w:bCs/>
-          <w:sz w:val="24"/>
-          <w:szCs w:val="24"/>
-        </w:rPr>
-        <w:t>Charset</w:t>
+        <w:t>&lt;body&gt;  </w:t>
       </w:r>
     </w:p>
     <w:p>
@@ -977,6 +938,235 @@
         </w:tabs>
         <w:rPr>
           <w:rFonts w:ascii="Times New Roman" w:hAnsi="Times New Roman" w:cs="Times New Roman"/>
+          <w:color w:val="385623" w:themeColor="accent6" w:themeShade="80"/>
+          <w:sz w:val="24"/>
+          <w:szCs w:val="24"/>
+        </w:rPr>
+      </w:pPr>
+      <w:r>
+        <w:rPr>
+          <w:rFonts w:ascii="Times New Roman" w:hAnsi="Times New Roman" w:cs="Times New Roman"/>
+          <w:color w:val="385623" w:themeColor="accent6" w:themeShade="80"/>
+          <w:sz w:val="24"/>
+          <w:szCs w:val="24"/>
+        </w:rPr>
+        <w:t>    </w:t>
+      </w:r>
+      <w:r>
+        <w:rPr>
+          <w:rFonts w:ascii="Times New Roman" w:hAnsi="Times New Roman" w:cs="Times New Roman"/>
+          <w:color w:val="385623" w:themeColor="accent6" w:themeShade="80"/>
+          <w:sz w:val="24"/>
+          <w:szCs w:val="24"/>
+        </w:rPr>
+        <w:t>&lt;! --</w:t>
+      </w:r>
+      <w:r>
+        <w:rPr>
+          <w:rFonts w:ascii="Times New Roman" w:hAnsi="Times New Roman" w:cs="Times New Roman"/>
+          <w:color w:val="385623" w:themeColor="accent6" w:themeShade="80"/>
+          <w:sz w:val="24"/>
+          <w:szCs w:val="24"/>
+        </w:rPr>
+        <w:t> Content goes here --&gt;  </w:t>
+      </w:r>
+    </w:p>
+    <w:p>
+      <w:pPr>
+        <w:tabs>
+          <w:tab w:val="num" w:pos="720"/>
+        </w:tabs>
+        <w:rPr>
+          <w:rFonts w:ascii="Times New Roman" w:hAnsi="Times New Roman" w:cs="Times New Roman"/>
+          <w:color w:val="385623" w:themeColor="accent6" w:themeShade="80"/>
+          <w:sz w:val="24"/>
+          <w:szCs w:val="24"/>
+        </w:rPr>
+      </w:pPr>
+      <w:r>
+        <w:rPr>
+          <w:rFonts w:ascii="Times New Roman" w:hAnsi="Times New Roman" w:cs="Times New Roman"/>
+          <w:color w:val="385623" w:themeColor="accent6" w:themeShade="80"/>
+          <w:sz w:val="24"/>
+          <w:szCs w:val="24"/>
+        </w:rPr>
+        <w:t>&lt;/body&gt;  </w:t>
+      </w:r>
+    </w:p>
+    <w:p>
+      <w:pPr>
+        <w:tabs>
+          <w:tab w:val="num" w:pos="720"/>
+        </w:tabs>
+        <w:rPr>
+          <w:rFonts w:ascii="Times New Roman" w:hAnsi="Times New Roman" w:cs="Times New Roman"/>
+          <w:color w:val="385623" w:themeColor="accent6" w:themeShade="80"/>
+          <w:sz w:val="24"/>
+          <w:szCs w:val="24"/>
+        </w:rPr>
+      </w:pPr>
+      <w:r>
+        <w:rPr>
+          <w:rFonts w:ascii="Times New Roman" w:hAnsi="Times New Roman" w:cs="Times New Roman"/>
+          <w:color w:val="385623" w:themeColor="accent6" w:themeShade="80"/>
+          <w:sz w:val="24"/>
+          <w:szCs w:val="24"/>
+        </w:rPr>
+        <w:t>&lt;/html&gt;  </w:t>
+      </w:r>
+    </w:p>
+    <w:p>
+      <w:pPr>
+        <w:rPr>
+          <w:rFonts w:ascii="Times New Roman" w:hAnsi="Times New Roman" w:cs="Times New Roman"/>
+          <w:b/>
+          <w:bCs/>
+          <w:color w:val="806000" w:themeColor="accent4" w:themeShade="80"/>
+          <w:sz w:val="24"/>
+          <w:szCs w:val="24"/>
+        </w:rPr>
+      </w:pPr>
+      <w:r>
+        <w:rPr>
+          <w:rFonts w:ascii="Times New Roman" w:hAnsi="Times New Roman" w:cs="Times New Roman"/>
+          <w:b/>
+          <w:bCs/>
+          <w:color w:val="806000" w:themeColor="accent4" w:themeShade="80"/>
+          <w:sz w:val="24"/>
+          <w:szCs w:val="24"/>
+        </w:rPr>
+        <w:t xml:space="preserve">*HTML is a language used to create UI components, html will provide elements and each </w:t>
+      </w:r>
+      <w:r>
+        <w:rPr>
+          <w:rFonts w:ascii="Times New Roman" w:hAnsi="Times New Roman" w:cs="Times New Roman"/>
+          <w:b/>
+          <w:bCs/>
+          <w:color w:val="806000" w:themeColor="accent4" w:themeShade="80"/>
+          <w:sz w:val="24"/>
+          <w:szCs w:val="24"/>
+        </w:rPr>
+        <w:t xml:space="preserve">and every </w:t>
+      </w:r>
+      <w:r>
+        <w:rPr>
+          <w:rFonts w:ascii="Times New Roman" w:hAnsi="Times New Roman" w:cs="Times New Roman"/>
+          <w:b/>
+          <w:bCs/>
+          <w:color w:val="806000" w:themeColor="accent4" w:themeShade="80"/>
+          <w:sz w:val="24"/>
+          <w:szCs w:val="24"/>
+        </w:rPr>
+        <w:t xml:space="preserve">element </w:t>
+      </w:r>
+      <w:r>
+        <w:rPr>
+          <w:rFonts w:ascii="Times New Roman" w:hAnsi="Times New Roman" w:cs="Times New Roman"/>
+          <w:b/>
+          <w:bCs/>
+          <w:color w:val="806000" w:themeColor="accent4" w:themeShade="80"/>
+          <w:sz w:val="24"/>
+          <w:szCs w:val="24"/>
+        </w:rPr>
+        <w:t xml:space="preserve">provides some format called as </w:t>
+      </w:r>
+      <w:r>
+        <w:rPr>
+          <w:rFonts w:ascii="Times New Roman" w:hAnsi="Times New Roman" w:cs="Times New Roman"/>
+          <w:b/>
+          <w:bCs/>
+          <w:color w:val="806000" w:themeColor="accent4" w:themeShade="80"/>
+          <w:sz w:val="24"/>
+          <w:szCs w:val="24"/>
+        </w:rPr>
+        <w:t xml:space="preserve">tags with help of these creating UI components. </w:t>
+      </w:r>
+    </w:p>
+    <w:p>
+      <w:pPr>
+        <w:pStyle w:val="Heading1"/>
+      </w:pPr>
+      <w:r>
+        <w:t>HTML Meta Tags ®</w:t>
+      </w:r>
+      <w:r>
+        <w:t xml:space="preserve">: </w:t>
+      </w:r>
+    </w:p>
+    <w:p>
+      <w:pPr>
+        <w:rPr>
+          <w:rFonts w:ascii="Times New Roman" w:hAnsi="Times New Roman" w:cs="Times New Roman"/>
+          <w:b/>
+          <w:bCs/>
+          <w:color w:val="44546A" w:themeColor="text2"/>
+          <w:sz w:val="24"/>
+          <w:szCs w:val="24"/>
+        </w:rPr>
+      </w:pPr>
+      <w:r>
+        <w:rPr>
+          <w:rFonts w:ascii="Times New Roman" w:hAnsi="Times New Roman" w:cs="Times New Roman"/>
+          <w:b/>
+          <w:bCs/>
+          <w:color w:val="44546A" w:themeColor="text2"/>
+          <w:sz w:val="24"/>
+          <w:szCs w:val="24"/>
+        </w:rPr>
+        <w:t>data about data -- which is information about the HTML page itself.</w:t>
+      </w:r>
+    </w:p>
+    <w:p>
+      <w:pPr>
+        <w:rPr>
+          <w:rFonts w:ascii="Times New Roman" w:hAnsi="Times New Roman" w:cs="Times New Roman"/>
+          <w:b/>
+          <w:bCs/>
+          <w:color w:val="44546A" w:themeColor="text2"/>
+          <w:sz w:val="24"/>
+          <w:szCs w:val="24"/>
+        </w:rPr>
+      </w:pPr>
+      <w:r>
+        <w:rPr>
+          <w:rFonts w:ascii="Times New Roman" w:hAnsi="Times New Roman" w:cs="Times New Roman"/>
+          <w:b/>
+          <w:bCs/>
+          <w:color w:val="44546A" w:themeColor="text2"/>
+          <w:sz w:val="24"/>
+          <w:szCs w:val="24"/>
+        </w:rPr>
+        <w:t>Search Engine: It searches using meta tags. Without meta tags, the search engine will unable to find the respective websites.</w:t>
+      </w:r>
+    </w:p>
+    <w:p>
+      <w:pPr>
+        <w:rPr>
+          <w:rFonts w:ascii="Times New Roman" w:hAnsi="Times New Roman" w:cs="Times New Roman"/>
+          <w:b/>
+          <w:bCs/>
+          <w:sz w:val="24"/>
+          <w:szCs w:val="24"/>
+        </w:rPr>
+      </w:pPr>
+      <w:r>
+        <w:rPr>
+          <w:rFonts w:ascii="Times New Roman" w:hAnsi="Times New Roman" w:cs="Times New Roman"/>
+          <w:b/>
+          <w:bCs/>
+          <w:sz w:val="24"/>
+          <w:szCs w:val="24"/>
+        </w:rPr>
+        <w:t>Charset</w:t>
+      </w:r>
+    </w:p>
+    <w:p>
+      <w:pPr>
+        <w:tabs>
+          <w:tab w:val="num" w:pos="720"/>
+        </w:tabs>
+        <w:rPr>
+          <w:rFonts w:ascii="Times New Roman" w:hAnsi="Times New Roman" w:cs="Times New Roman"/>
           <w:sz w:val="24"/>
           <w:szCs w:val="24"/>
         </w:rPr>
@@ -1045,25 +1235,7 @@
           <w:sz w:val="24"/>
           <w:szCs w:val="24"/>
         </w:rPr>
-        <w:t xml:space="preserve">&lt;meta name="description" content="React </w:t>
-      </w:r>
-      <w:proofErr w:type="spellStart"/>
-      <w:r>
-        <w:rPr>
-          <w:rFonts w:ascii="Times New Roman" w:hAnsi="Times New Roman" w:cs="Times New Roman"/>
-          <w:sz w:val="24"/>
-          <w:szCs w:val="24"/>
-        </w:rPr>
-        <w:t>Js</w:t>
-      </w:r>
-      <w:proofErr w:type="spellEnd"/>
-      <w:r>
-        <w:rPr>
-          <w:rFonts w:ascii="Times New Roman" w:hAnsi="Times New Roman" w:cs="Times New Roman"/>
-          <w:sz w:val="24"/>
-          <w:szCs w:val="24"/>
-        </w:rPr>
-        <w:t xml:space="preserve"> Course"&gt;</w:t>
+        <w:t>&lt;meta name="description" content="React Js Course"&gt;</w:t>
       </w:r>
     </w:p>
     <w:p>
@@ -1101,64 +1273,24 @@
           <w:sz w:val="24"/>
           <w:szCs w:val="24"/>
         </w:rPr>
-        <w:t>Http-</w:t>
-      </w:r>
-      <w:proofErr w:type="spellStart"/>
-      <w:r>
-        <w:rPr>
-          <w:rFonts w:ascii="Times New Roman" w:hAnsi="Times New Roman" w:cs="Times New Roman"/>
-          <w:b/>
-          <w:bCs/>
-          <w:sz w:val="24"/>
-          <w:szCs w:val="24"/>
-        </w:rPr>
-        <w:t>equiv</w:t>
-      </w:r>
-      <w:proofErr w:type="spellEnd"/>
-      <w:r>
-        <w:rPr>
-          <w:rFonts w:ascii="Times New Roman" w:hAnsi="Times New Roman" w:cs="Times New Roman"/>
-          <w:b/>
-          <w:bCs/>
-          <w:sz w:val="24"/>
-          <w:szCs w:val="24"/>
-        </w:rPr>
-        <w:t xml:space="preserve"> (refresh)</w:t>
-      </w:r>
-    </w:p>
-    <w:p>
-      <w:pPr>
-        <w:rPr>
-          <w:rFonts w:ascii="Times New Roman" w:hAnsi="Times New Roman" w:cs="Times New Roman"/>
-          <w:sz w:val="24"/>
-          <w:szCs w:val="24"/>
-        </w:rPr>
-      </w:pPr>
-      <w:r>
-        <w:rPr>
-          <w:rFonts w:ascii="Times New Roman" w:hAnsi="Times New Roman" w:cs="Times New Roman"/>
-          <w:sz w:val="24"/>
-          <w:szCs w:val="24"/>
-        </w:rPr>
-        <w:t>&lt;meta http-</w:t>
-      </w:r>
-      <w:proofErr w:type="spellStart"/>
-      <w:r>
-        <w:rPr>
-          <w:rFonts w:ascii="Times New Roman" w:hAnsi="Times New Roman" w:cs="Times New Roman"/>
-          <w:sz w:val="24"/>
-          <w:szCs w:val="24"/>
-        </w:rPr>
-        <w:t>equiv</w:t>
-      </w:r>
-      <w:proofErr w:type="spellEnd"/>
-      <w:r>
-        <w:rPr>
-          <w:rFonts w:ascii="Times New Roman" w:hAnsi="Times New Roman" w:cs="Times New Roman"/>
-          <w:sz w:val="24"/>
-          <w:szCs w:val="24"/>
-        </w:rPr>
-        <w:t>="refresh" content="5000"&gt;</w:t>
+        <w:t>Http-equiv (refresh)</w:t>
+      </w:r>
+    </w:p>
+    <w:p>
+      <w:pPr>
+        <w:rPr>
+          <w:rFonts w:ascii="Times New Roman" w:hAnsi="Times New Roman" w:cs="Times New Roman"/>
+          <w:sz w:val="24"/>
+          <w:szCs w:val="24"/>
+        </w:rPr>
+      </w:pPr>
+      <w:r>
+        <w:rPr>
+          <w:rFonts w:ascii="Times New Roman" w:hAnsi="Times New Roman" w:cs="Times New Roman"/>
+          <w:sz w:val="24"/>
+          <w:szCs w:val="24"/>
+        </w:rPr>
+        <w:t>&lt;meta http-equiv="refresh" content="5000"&gt;</w:t>
       </w:r>
     </w:p>
     <w:p>
@@ -1467,7 +1599,7 @@
                     <pic:cNvPicPr/>
                   </pic:nvPicPr>
                   <pic:blipFill>
-                    <a:blip r:embed="rId11"/>
+                    <a:blip r:embed="rId12"/>
                     <a:stretch>
                       <a:fillRect/>
                     </a:stretch>
@@ -2159,31 +2291,7 @@
           <w:sz w:val="24"/>
           <w:szCs w:val="24"/>
         </w:rPr>
-        <w:t>&lt;</w:t>
-      </w:r>
-      <w:proofErr w:type="spellStart"/>
-      <w:r>
-        <w:rPr>
-          <w:rFonts w:ascii="Times New Roman" w:hAnsi="Times New Roman" w:cs="Times New Roman"/>
-          <w:b/>
-          <w:bCs/>
-          <w:color w:val="385623" w:themeColor="accent6" w:themeShade="80"/>
-          <w:sz w:val="24"/>
-          <w:szCs w:val="24"/>
-        </w:rPr>
-        <w:t>br</w:t>
-      </w:r>
-      <w:proofErr w:type="spellEnd"/>
-      <w:r>
-        <w:rPr>
-          <w:rFonts w:ascii="Times New Roman" w:hAnsi="Times New Roman" w:cs="Times New Roman"/>
-          <w:b/>
-          <w:bCs/>
-          <w:color w:val="385623" w:themeColor="accent6" w:themeShade="80"/>
-          <w:sz w:val="24"/>
-          <w:szCs w:val="24"/>
-        </w:rPr>
-        <w:t>/&gt; giving next line.</w:t>
+        <w:t>&lt;br/&gt; giving next line.</w:t>
       </w:r>
     </w:p>
     <w:p>
@@ -2228,31 +2336,7 @@
           <w:sz w:val="24"/>
           <w:szCs w:val="24"/>
         </w:rPr>
-        <w:t xml:space="preserve">: Bold and strong are like same, for whole </w:t>
-      </w:r>
-      <w:proofErr w:type="spellStart"/>
-      <w:r>
-        <w:rPr>
-          <w:rFonts w:ascii="Times New Roman" w:hAnsi="Times New Roman" w:cs="Times New Roman"/>
-          <w:b/>
-          <w:bCs/>
-          <w:color w:val="385623" w:themeColor="accent6" w:themeShade="80"/>
-          <w:sz w:val="24"/>
-          <w:szCs w:val="24"/>
-        </w:rPr>
-        <w:t>parah</w:t>
-      </w:r>
-      <w:proofErr w:type="spellEnd"/>
-      <w:r>
-        <w:rPr>
-          <w:rFonts w:ascii="Times New Roman" w:hAnsi="Times New Roman" w:cs="Times New Roman"/>
-          <w:b/>
-          <w:bCs/>
-          <w:color w:val="385623" w:themeColor="accent6" w:themeShade="80"/>
-          <w:sz w:val="24"/>
-          <w:szCs w:val="24"/>
-        </w:rPr>
-        <w:t xml:space="preserve"> we can go with strong for particular things we can go with bold</w:t>
+        <w:t>: Bold and strong are like same, for whole parah we can go with strong for particular things we can go with bold</w:t>
       </w:r>
     </w:p>
     <w:p>
@@ -2278,51 +2362,7 @@
           <w:sz w:val="24"/>
           <w:szCs w:val="24"/>
         </w:rPr>
-        <w:t>&lt;</w:t>
-      </w:r>
-      <w:proofErr w:type="spellStart"/>
-      <w:r>
-        <w:rPr>
-          <w:rFonts w:ascii="Times New Roman" w:hAnsi="Times New Roman" w:cs="Times New Roman"/>
-          <w:b/>
-          <w:bCs/>
-          <w:sz w:val="24"/>
-          <w:szCs w:val="24"/>
-        </w:rPr>
-        <w:t>i</w:t>
-      </w:r>
-      <w:proofErr w:type="spellEnd"/>
-      <w:r>
-        <w:rPr>
-          <w:rFonts w:ascii="Times New Roman" w:hAnsi="Times New Roman" w:cs="Times New Roman"/>
-          <w:b/>
-          <w:bCs/>
-          <w:sz w:val="24"/>
-          <w:szCs w:val="24"/>
-        </w:rPr>
-        <w:t>&gt; and &lt;</w:t>
-      </w:r>
-      <w:proofErr w:type="spellStart"/>
-      <w:r>
-        <w:rPr>
-          <w:rFonts w:ascii="Times New Roman" w:hAnsi="Times New Roman" w:cs="Times New Roman"/>
-          <w:b/>
-          <w:bCs/>
-          <w:sz w:val="24"/>
-          <w:szCs w:val="24"/>
-        </w:rPr>
-        <w:t>em</w:t>
-      </w:r>
-      <w:proofErr w:type="spellEnd"/>
-      <w:r>
-        <w:rPr>
-          <w:rFonts w:ascii="Times New Roman" w:hAnsi="Times New Roman" w:cs="Times New Roman"/>
-          <w:b/>
-          <w:bCs/>
-          <w:sz w:val="24"/>
-          <w:szCs w:val="24"/>
-        </w:rPr>
-        <w:t>&gt; Elements:</w:t>
+        <w:t>&lt;i&gt; and &lt;em&gt; Elements:</w:t>
       </w:r>
       <w:r>
         <w:rPr>
@@ -2563,13 +2603,8 @@
         <w:pStyle w:val="Heading1"/>
       </w:pPr>
       <w:r>
-        <w:t xml:space="preserve">HTML </w:t>
-      </w:r>
-      <w:proofErr w:type="spellStart"/>
-      <w:r>
-        <w:t>Preformatter</w:t>
-      </w:r>
-      <w:proofErr w:type="spellEnd"/>
+        <w:t>HTML Preformatter</w:t>
+      </w:r>
     </w:p>
     <w:p>
       <w:pPr>
@@ -3202,25 +3237,7 @@
           <w:sz w:val="24"/>
           <w:szCs w:val="24"/>
         </w:rPr>
-        <w:t xml:space="preserve">adding </w:t>
-      </w:r>
-      <w:proofErr w:type="spellStart"/>
-      <w:r>
-        <w:rPr>
-          <w:rFonts w:ascii="Times New Roman" w:hAnsi="Times New Roman" w:cs="Times New Roman"/>
-          <w:sz w:val="24"/>
-          <w:szCs w:val="24"/>
-        </w:rPr>
-        <w:t>css</w:t>
-      </w:r>
-      <w:proofErr w:type="spellEnd"/>
-      <w:r>
-        <w:rPr>
-          <w:rFonts w:ascii="Times New Roman" w:hAnsi="Times New Roman" w:cs="Times New Roman"/>
-          <w:sz w:val="24"/>
-          <w:szCs w:val="24"/>
-        </w:rPr>
-        <w:t xml:space="preserve"> file</w:t>
+        <w:t>adding css file</w:t>
       </w:r>
     </w:p>
     <w:p>
@@ -3334,7 +3351,7 @@
                     </pic:cNvPicPr>
                   </pic:nvPicPr>
                   <pic:blipFill>
-                    <a:blip r:embed="rId12">
+                    <a:blip r:embed="rId13">
                       <a:extLst>
                         <a:ext uri="{28A0092B-C50C-407E-A947-70E740481C1C}">
                           <a14:useLocalDpi xmlns:a14="http://schemas.microsoft.com/office/drawing/2010/main" val="0"/>
@@ -3550,87 +3567,41 @@
           <w:sz w:val="24"/>
           <w:szCs w:val="24"/>
         </w:rPr>
-        <w:t xml:space="preserve">document. Possible values are </w:t>
-      </w:r>
-      <w:proofErr w:type="spellStart"/>
-      <w:r>
-        <w:rPr>
-          <w:rFonts w:ascii="Times New Roman" w:hAnsi="Times New Roman" w:cs="Times New Roman"/>
-          <w:sz w:val="24"/>
-          <w:szCs w:val="24"/>
-        </w:rPr>
-        <w:t>noopener</w:t>
-      </w:r>
-      <w:proofErr w:type="spellEnd"/>
-      <w:r>
-        <w:rPr>
-          <w:rFonts w:ascii="Times New Roman" w:hAnsi="Times New Roman" w:cs="Times New Roman"/>
-          <w:sz w:val="24"/>
-          <w:szCs w:val="24"/>
-        </w:rPr>
-        <w:t xml:space="preserve"> (prevents the linked page from controlling the current</w:t>
-      </w:r>
-    </w:p>
-    <w:p>
-      <w:pPr>
-        <w:rPr>
-          <w:rFonts w:ascii="Times New Roman" w:hAnsi="Times New Roman" w:cs="Times New Roman"/>
-          <w:sz w:val="24"/>
-          <w:szCs w:val="24"/>
-        </w:rPr>
-      </w:pPr>
-      <w:r>
-        <w:rPr>
-          <w:rFonts w:ascii="Times New Roman" w:hAnsi="Times New Roman" w:cs="Times New Roman"/>
-          <w:sz w:val="24"/>
-          <w:szCs w:val="24"/>
-        </w:rPr>
-        <w:t xml:space="preserve">page), </w:t>
-      </w:r>
-      <w:proofErr w:type="spellStart"/>
-      <w:r>
-        <w:rPr>
-          <w:rFonts w:ascii="Times New Roman" w:hAnsi="Times New Roman" w:cs="Times New Roman"/>
-          <w:sz w:val="24"/>
-          <w:szCs w:val="24"/>
-        </w:rPr>
-        <w:t>noreferrer</w:t>
-      </w:r>
-      <w:proofErr w:type="spellEnd"/>
-      <w:r>
-        <w:rPr>
-          <w:rFonts w:ascii="Times New Roman" w:hAnsi="Times New Roman" w:cs="Times New Roman"/>
-          <w:sz w:val="24"/>
-          <w:szCs w:val="24"/>
-        </w:rPr>
-        <w:t xml:space="preserve"> (prevents the browser from sending a referrer header to the linked page), and</w:t>
-      </w:r>
-    </w:p>
-    <w:p>
-      <w:pPr>
-        <w:rPr>
-          <w:rFonts w:ascii="Times New Roman" w:hAnsi="Times New Roman" w:cs="Times New Roman"/>
-          <w:sz w:val="24"/>
-          <w:szCs w:val="24"/>
-        </w:rPr>
-      </w:pPr>
-      <w:proofErr w:type="spellStart"/>
-      <w:r>
-        <w:rPr>
-          <w:rFonts w:ascii="Times New Roman" w:hAnsi="Times New Roman" w:cs="Times New Roman"/>
-          <w:sz w:val="24"/>
-          <w:szCs w:val="24"/>
-        </w:rPr>
-        <w:t>nofollow</w:t>
-      </w:r>
-      <w:proofErr w:type="spellEnd"/>
-      <w:r>
-        <w:rPr>
-          <w:rFonts w:ascii="Times New Roman" w:hAnsi="Times New Roman" w:cs="Times New Roman"/>
-          <w:sz w:val="24"/>
-          <w:szCs w:val="24"/>
-        </w:rPr>
-        <w:t xml:space="preserve"> (tells search engines not to follow the link for ranking purposes).</w:t>
+        <w:t>document. Possible values are noopener (prevents the linked page from controlling the current</w:t>
+      </w:r>
+    </w:p>
+    <w:p>
+      <w:pPr>
+        <w:rPr>
+          <w:rFonts w:ascii="Times New Roman" w:hAnsi="Times New Roman" w:cs="Times New Roman"/>
+          <w:sz w:val="24"/>
+          <w:szCs w:val="24"/>
+        </w:rPr>
+      </w:pPr>
+      <w:r>
+        <w:rPr>
+          <w:rFonts w:ascii="Times New Roman" w:hAnsi="Times New Roman" w:cs="Times New Roman"/>
+          <w:sz w:val="24"/>
+          <w:szCs w:val="24"/>
+        </w:rPr>
+        <w:t>page), noreferrer (prevents the browser from sending a referrer header to the linked page), and</w:t>
+      </w:r>
+    </w:p>
+    <w:p>
+      <w:pPr>
+        <w:rPr>
+          <w:rFonts w:ascii="Times New Roman" w:hAnsi="Times New Roman" w:cs="Times New Roman"/>
+          <w:sz w:val="24"/>
+          <w:szCs w:val="24"/>
+        </w:rPr>
+      </w:pPr>
+      <w:r>
+        <w:rPr>
+          <w:rFonts w:ascii="Times New Roman" w:hAnsi="Times New Roman" w:cs="Times New Roman"/>
+          <w:sz w:val="24"/>
+          <w:szCs w:val="24"/>
+        </w:rPr>
+        <w:t>nofollow (tells search engines not to follow the link for ranking purposes).</w:t>
       </w:r>
     </w:p>
     <w:p>
@@ -3734,7 +3705,7 @@
                     </pic:cNvPicPr>
                   </pic:nvPicPr>
                   <pic:blipFill>
-                    <a:blip r:embed="rId13">
+                    <a:blip r:embed="rId14">
                       <a:extLst>
                         <a:ext uri="{28A0092B-C50C-407E-A947-70E740481C1C}">
                           <a14:useLocalDpi xmlns:a14="http://schemas.microsoft.com/office/drawing/2010/main" val="0"/>
@@ -3797,52 +3768,24 @@
           <w:sz w:val="24"/>
           <w:szCs w:val="24"/>
         </w:rPr>
-        <w:t xml:space="preserve">tooltip with the text "Go to Example.com" when hovered over, and includes the </w:t>
-      </w:r>
-      <w:proofErr w:type="spellStart"/>
-      <w:r>
-        <w:rPr>
-          <w:rFonts w:ascii="Times New Roman" w:hAnsi="Times New Roman" w:cs="Times New Roman"/>
-          <w:sz w:val="24"/>
-          <w:szCs w:val="24"/>
-        </w:rPr>
-        <w:t>noopener</w:t>
-      </w:r>
-      <w:proofErr w:type="spellEnd"/>
-      <w:r>
-        <w:rPr>
-          <w:rFonts w:ascii="Times New Roman" w:hAnsi="Times New Roman" w:cs="Times New Roman"/>
-          <w:sz w:val="24"/>
-          <w:szCs w:val="24"/>
-        </w:rPr>
-        <w:t xml:space="preserve"> and</w:t>
-      </w:r>
-    </w:p>
-    <w:p>
-      <w:pPr>
-        <w:rPr>
-          <w:rFonts w:ascii="Times New Roman" w:hAnsi="Times New Roman" w:cs="Times New Roman"/>
-          <w:sz w:val="24"/>
-          <w:szCs w:val="24"/>
-        </w:rPr>
-      </w:pPr>
-      <w:proofErr w:type="spellStart"/>
-      <w:r>
-        <w:rPr>
-          <w:rFonts w:ascii="Times New Roman" w:hAnsi="Times New Roman" w:cs="Times New Roman"/>
-          <w:sz w:val="24"/>
-          <w:szCs w:val="24"/>
-        </w:rPr>
-        <w:t>noreferrer</w:t>
-      </w:r>
-      <w:proofErr w:type="spellEnd"/>
-      <w:r>
-        <w:rPr>
-          <w:rFonts w:ascii="Times New Roman" w:hAnsi="Times New Roman" w:cs="Times New Roman"/>
-          <w:sz w:val="24"/>
-          <w:szCs w:val="24"/>
-        </w:rPr>
-        <w:t xml:space="preserve"> attributes to enhance security.</w:t>
+        <w:t>tooltip with the text "Go to Example.com" when hovered over, and includes the noopener and</w:t>
+      </w:r>
+    </w:p>
+    <w:p>
+      <w:pPr>
+        <w:rPr>
+          <w:rFonts w:ascii="Times New Roman" w:hAnsi="Times New Roman" w:cs="Times New Roman"/>
+          <w:sz w:val="24"/>
+          <w:szCs w:val="24"/>
+        </w:rPr>
+      </w:pPr>
+      <w:r>
+        <w:rPr>
+          <w:rFonts w:ascii="Times New Roman" w:hAnsi="Times New Roman" w:cs="Times New Roman"/>
+          <w:sz w:val="24"/>
+          <w:szCs w:val="24"/>
+        </w:rPr>
+        <w:t>noreferrer attributes to enhance security.</w:t>
       </w:r>
     </w:p>
     <w:p>
@@ -3946,7 +3889,7 @@
                     </pic:cNvPicPr>
                   </pic:nvPicPr>
                   <pic:blipFill>
-                    <a:blip r:embed="rId14">
+                    <a:blip r:embed="rId15">
                       <a:extLst>
                         <a:ext uri="{28A0092B-C50C-407E-A947-70E740481C1C}">
                           <a14:useLocalDpi xmlns:a14="http://schemas.microsoft.com/office/drawing/2010/main" val="0"/>
@@ -4208,7 +4151,7 @@
                     </pic:cNvPicPr>
                   </pic:nvPicPr>
                   <pic:blipFill>
-                    <a:blip r:embed="rId15">
+                    <a:blip r:embed="rId16">
                       <a:extLst>
                         <a:ext uri="{28A0092B-C50C-407E-A947-70E740481C1C}">
                           <a14:useLocalDpi xmlns:a14="http://schemas.microsoft.com/office/drawing/2010/main" val="0"/>
@@ -4271,25 +4214,7 @@
           <w:sz w:val="24"/>
           <w:szCs w:val="24"/>
         </w:rPr>
-        <w:t xml:space="preserve">the user clicks on this </w:t>
-      </w:r>
-      <w:proofErr w:type="gramStart"/>
-      <w:r>
-        <w:rPr>
-          <w:rFonts w:ascii="Times New Roman" w:hAnsi="Times New Roman" w:cs="Times New Roman"/>
-          <w:sz w:val="24"/>
-          <w:szCs w:val="24"/>
-        </w:rPr>
-        <w:t>link,</w:t>
-      </w:r>
-      <w:proofErr w:type="gramEnd"/>
-      <w:r>
-        <w:rPr>
-          <w:rFonts w:ascii="Times New Roman" w:hAnsi="Times New Roman" w:cs="Times New Roman"/>
-          <w:sz w:val="24"/>
-          <w:szCs w:val="24"/>
-        </w:rPr>
-        <w:t xml:space="preserve"> they will be taken to the specified website in a new tab or window</w:t>
+        <w:t>the user clicks on this link, they will be taken to the specified website in a new tab or window</w:t>
       </w:r>
     </w:p>
     <w:p>
@@ -4323,44 +4248,24 @@
           <w:sz w:val="24"/>
           <w:szCs w:val="24"/>
         </w:rPr>
-        <w:t>It's important to note that when linking to external websites, you should use the rel="</w:t>
-      </w:r>
-      <w:proofErr w:type="spellStart"/>
-      <w:r>
-        <w:rPr>
-          <w:rFonts w:ascii="Times New Roman" w:hAnsi="Times New Roman" w:cs="Times New Roman"/>
-          <w:sz w:val="24"/>
-          <w:szCs w:val="24"/>
-        </w:rPr>
-        <w:t>noopener</w:t>
-      </w:r>
-      <w:proofErr w:type="spellEnd"/>
-    </w:p>
-    <w:p>
-      <w:pPr>
-        <w:rPr>
-          <w:rFonts w:ascii="Times New Roman" w:hAnsi="Times New Roman" w:cs="Times New Roman"/>
-          <w:sz w:val="24"/>
-          <w:szCs w:val="24"/>
-        </w:rPr>
-      </w:pPr>
-      <w:proofErr w:type="spellStart"/>
-      <w:r>
-        <w:rPr>
-          <w:rFonts w:ascii="Times New Roman" w:hAnsi="Times New Roman" w:cs="Times New Roman"/>
-          <w:sz w:val="24"/>
-          <w:szCs w:val="24"/>
-        </w:rPr>
-        <w:t>noreferrer</w:t>
-      </w:r>
-      <w:proofErr w:type="spellEnd"/>
-      <w:r>
-        <w:rPr>
-          <w:rFonts w:ascii="Times New Roman" w:hAnsi="Times New Roman" w:cs="Times New Roman"/>
-          <w:sz w:val="24"/>
-          <w:szCs w:val="24"/>
-        </w:rPr>
-        <w:t>" attribute to enhance security. This attribute prevents the external website from being</w:t>
+        <w:t>It's important to note that when linking to external websites, you should use the rel="noopener</w:t>
+      </w:r>
+    </w:p>
+    <w:p>
+      <w:pPr>
+        <w:rPr>
+          <w:rFonts w:ascii="Times New Roman" w:hAnsi="Times New Roman" w:cs="Times New Roman"/>
+          <w:sz w:val="24"/>
+          <w:szCs w:val="24"/>
+        </w:rPr>
+      </w:pPr>
+      <w:r>
+        <w:rPr>
+          <w:rFonts w:ascii="Times New Roman" w:hAnsi="Times New Roman" w:cs="Times New Roman"/>
+          <w:sz w:val="24"/>
+          <w:szCs w:val="24"/>
+        </w:rPr>
+        <w:t>noreferrer" attribute to enhance security. This attribute prevents the external website from being</w:t>
       </w:r>
     </w:p>
     <w:p>
@@ -4447,7 +4352,7 @@
                     </pic:cNvPicPr>
                   </pic:nvPicPr>
                   <pic:blipFill>
-                    <a:blip r:embed="rId16">
+                    <a:blip r:embed="rId17">
                       <a:extLst>
                         <a:ext uri="{28A0092B-C50C-407E-A947-70E740481C1C}">
                           <a14:useLocalDpi xmlns:a14="http://schemas.microsoft.com/office/drawing/2010/main" val="0"/>
@@ -4635,25 +4540,7 @@
           <w:sz w:val="24"/>
           <w:szCs w:val="24"/>
         </w:rPr>
-        <w:t xml:space="preserve">By </w:t>
-      </w:r>
-      <w:proofErr w:type="gramStart"/>
-      <w:r>
-        <w:rPr>
-          <w:rFonts w:ascii="Times New Roman" w:hAnsi="Times New Roman" w:cs="Times New Roman"/>
-          <w:sz w:val="24"/>
-          <w:szCs w:val="24"/>
-        </w:rPr>
-        <w:t>default</w:t>
-      </w:r>
-      <w:proofErr w:type="gramEnd"/>
-      <w:r>
-        <w:rPr>
-          <w:rFonts w:ascii="Times New Roman" w:hAnsi="Times New Roman" w:cs="Times New Roman"/>
-          <w:sz w:val="24"/>
-          <w:szCs w:val="24"/>
-        </w:rPr>
-        <w:t xml:space="preserve"> no styles will be added.</w:t>
+        <w:t>By default no styles will be added.</w:t>
       </w:r>
     </w:p>
     <w:p>
@@ -4748,31 +4635,7 @@
           <w:sz w:val="24"/>
           <w:szCs w:val="24"/>
         </w:rPr>
-        <w:t>It’s a self-closing tag &lt;</w:t>
-      </w:r>
-      <w:proofErr w:type="spellStart"/>
-      <w:r>
-        <w:rPr>
-          <w:rFonts w:ascii="Times New Roman" w:hAnsi="Times New Roman" w:cs="Times New Roman"/>
-          <w:b/>
-          <w:bCs/>
-          <w:color w:val="385623" w:themeColor="accent6" w:themeShade="80"/>
-          <w:sz w:val="24"/>
-          <w:szCs w:val="24"/>
-        </w:rPr>
-        <w:t>img</w:t>
-      </w:r>
-      <w:proofErr w:type="spellEnd"/>
-      <w:r>
-        <w:rPr>
-          <w:rFonts w:ascii="Times New Roman" w:hAnsi="Times New Roman" w:cs="Times New Roman"/>
-          <w:b/>
-          <w:bCs/>
-          <w:color w:val="385623" w:themeColor="accent6" w:themeShade="80"/>
-          <w:sz w:val="24"/>
-          <w:szCs w:val="24"/>
-        </w:rPr>
-        <w:t xml:space="preserve"> /&gt;</w:t>
+        <w:t>It’s a self-closing tag &lt;img /&gt;</w:t>
       </w:r>
     </w:p>
     <w:p>
@@ -4820,29 +4683,7 @@
           <w:sz w:val="24"/>
           <w:szCs w:val="24"/>
         </w:rPr>
-        <w:t>&lt;</w:t>
-      </w:r>
-      <w:proofErr w:type="spellStart"/>
-      <w:r>
-        <w:rPr>
-          <w:rFonts w:ascii="Times New Roman" w:hAnsi="Times New Roman" w:cs="Times New Roman"/>
-          <w:b/>
-          <w:bCs/>
-          <w:sz w:val="24"/>
-          <w:szCs w:val="24"/>
-        </w:rPr>
-        <w:t>img</w:t>
-      </w:r>
-      <w:proofErr w:type="spellEnd"/>
-      <w:r>
-        <w:rPr>
-          <w:rFonts w:ascii="Times New Roman" w:hAnsi="Times New Roman" w:cs="Times New Roman"/>
-          <w:b/>
-          <w:bCs/>
-          <w:sz w:val="24"/>
-          <w:szCs w:val="24"/>
-        </w:rPr>
-        <w:t xml:space="preserve"> src="path/to/image.jpg" alt="description"&gt;  </w:t>
+        <w:t xml:space="preserve">&lt;img src="path/to/image.jpg" alt="description"&gt;  </w:t>
       </w:r>
       <w:r>
         <w:rPr>
@@ -5048,7 +4889,7 @@
                     <pic:cNvPicPr/>
                   </pic:nvPicPr>
                   <pic:blipFill>
-                    <a:blip r:embed="rId17"/>
+                    <a:blip r:embed="rId18"/>
                     <a:stretch>
                       <a:fillRect/>
                     </a:stretch>
@@ -5084,7 +4925,6 @@
           <w:szCs w:val="24"/>
         </w:rPr>
       </w:pPr>
-      <w:proofErr w:type="spellStart"/>
       <w:r>
         <w:rPr>
           <w:rFonts w:ascii="Times New Roman" w:hAnsi="Times New Roman" w:cs="Times New Roman"/>
@@ -5095,7 +4935,6 @@
         </w:rPr>
         <w:t>thead</w:t>
       </w:r>
-      <w:proofErr w:type="spellEnd"/>
     </w:p>
     <w:p>
       <w:pPr>
@@ -5112,7 +4951,6 @@
           <w:szCs w:val="24"/>
         </w:rPr>
       </w:pPr>
-      <w:proofErr w:type="spellStart"/>
       <w:r>
         <w:rPr>
           <w:rFonts w:ascii="Times New Roman" w:hAnsi="Times New Roman" w:cs="Times New Roman"/>
@@ -5123,7 +4961,6 @@
         </w:rPr>
         <w:t>tbody</w:t>
       </w:r>
-      <w:proofErr w:type="spellEnd"/>
     </w:p>
     <w:p>
       <w:pPr>
@@ -5140,7 +4977,6 @@
           <w:szCs w:val="24"/>
         </w:rPr>
       </w:pPr>
-      <w:proofErr w:type="spellStart"/>
       <w:r>
         <w:rPr>
           <w:rFonts w:ascii="Times New Roman" w:hAnsi="Times New Roman" w:cs="Times New Roman"/>
@@ -5151,7 +4987,6 @@
         </w:rPr>
         <w:t>tfoot</w:t>
       </w:r>
-      <w:proofErr w:type="spellEnd"/>
     </w:p>
     <w:p>
       <w:pPr>
@@ -5194,7 +5029,6 @@
           <w:szCs w:val="24"/>
         </w:rPr>
       </w:pPr>
-      <w:proofErr w:type="spellStart"/>
       <w:r>
         <w:rPr>
           <w:rFonts w:ascii="Times New Roman" w:hAnsi="Times New Roman" w:cs="Times New Roman"/>
@@ -5205,7 +5039,6 @@
         </w:rPr>
         <w:t>th</w:t>
       </w:r>
-      <w:proofErr w:type="spellEnd"/>
     </w:p>
     <w:p>
       <w:pPr>
@@ -5248,7 +5081,6 @@
           <w:szCs w:val="24"/>
         </w:rPr>
       </w:pPr>
-      <w:proofErr w:type="spellStart"/>
       <w:r>
         <w:rPr>
           <w:rFonts w:ascii="Times New Roman" w:hAnsi="Times New Roman" w:cs="Times New Roman"/>
@@ -5259,7 +5091,6 @@
         </w:rPr>
         <w:t>Colspan</w:t>
       </w:r>
-      <w:proofErr w:type="spellEnd"/>
     </w:p>
     <w:p>
       <w:pPr>
@@ -5276,7 +5107,6 @@
           <w:szCs w:val="24"/>
         </w:rPr>
       </w:pPr>
-      <w:proofErr w:type="spellStart"/>
       <w:r>
         <w:rPr>
           <w:rFonts w:ascii="Times New Roman" w:hAnsi="Times New Roman" w:cs="Times New Roman"/>
@@ -5287,7 +5117,6 @@
         </w:rPr>
         <w:t>Rowspan</w:t>
       </w:r>
-      <w:proofErr w:type="spellEnd"/>
     </w:p>
     <w:p>
       <w:pPr>
@@ -5401,10 +5230,28 @@
           <w:sz w:val="24"/>
           <w:szCs w:val="24"/>
         </w:rPr>
-        <w:t xml:space="preserve">above, below, box, </w:t>
-      </w:r>
-      <w:proofErr w:type="spellStart"/>
-      <w:r>
+        <w:t>above, below, box, lhs, rhs</w:t>
+      </w:r>
+    </w:p>
+    <w:p>
+      <w:pPr>
+        <w:rPr>
+          <w:rFonts w:ascii="Times New Roman" w:hAnsi="Times New Roman" w:cs="Times New Roman"/>
+          <w:sz w:val="24"/>
+          <w:szCs w:val="24"/>
+        </w:rPr>
+      </w:pPr>
+      <w:r>
+        <w:rPr>
+          <w:rFonts w:ascii="Times New Roman" w:hAnsi="Times New Roman" w:cs="Times New Roman"/>
+          <w:sz w:val="24"/>
+          <w:szCs w:val="24"/>
+        </w:rPr>
+        <w:t>Rules:</w:t>
+      </w:r>
+    </w:p>
+    <w:p>
+      <w:pPr>
         <w:rPr>
           <w:rFonts w:ascii="Times New Roman" w:hAnsi="Times New Roman" w:cs="Times New Roman"/>
           <w:b/>
@@ -5413,9 +5260,7 @@
           <w:sz w:val="24"/>
           <w:szCs w:val="24"/>
         </w:rPr>
-        <w:t>lhs</w:t>
-      </w:r>
-      <w:proofErr w:type="spellEnd"/>
+      </w:pPr>
       <w:r>
         <w:rPr>
           <w:rFonts w:ascii="Times New Roman" w:hAnsi="Times New Roman" w:cs="Times New Roman"/>
@@ -5425,10 +5270,11 @@
           <w:sz w:val="24"/>
           <w:szCs w:val="24"/>
         </w:rPr>
-        <w:t xml:space="preserve">, </w:t>
-      </w:r>
-      <w:proofErr w:type="spellStart"/>
-      <w:r>
+        <w:t>all, groups, rows, cols</w:t>
+      </w:r>
+    </w:p>
+    <w:p>
+      <w:pPr>
         <w:rPr>
           <w:rFonts w:ascii="Times New Roman" w:hAnsi="Times New Roman" w:cs="Times New Roman"/>
           <w:b/>
@@ -5437,29 +5283,16 @@
           <w:sz w:val="24"/>
           <w:szCs w:val="24"/>
         </w:rPr>
-        <w:t>rhs</w:t>
-      </w:r>
-      <w:proofErr w:type="spellEnd"/>
-    </w:p>
-    <w:p>
-      <w:pPr>
-        <w:rPr>
-          <w:rFonts w:ascii="Times New Roman" w:hAnsi="Times New Roman" w:cs="Times New Roman"/>
-          <w:sz w:val="24"/>
-          <w:szCs w:val="24"/>
-        </w:rPr>
-      </w:pPr>
-      <w:r>
-        <w:rPr>
-          <w:rFonts w:ascii="Times New Roman" w:hAnsi="Times New Roman" w:cs="Times New Roman"/>
-          <w:sz w:val="24"/>
-          <w:szCs w:val="24"/>
-        </w:rPr>
-        <w:t>Rules:</w:t>
-      </w:r>
-    </w:p>
-    <w:p>
-      <w:pPr>
+      </w:pPr>
+      <w:r>
+        <w:rPr>
+          <w:rFonts w:ascii="Times New Roman" w:hAnsi="Times New Roman" w:cs="Times New Roman"/>
+          <w:sz w:val="24"/>
+          <w:szCs w:val="24"/>
+        </w:rPr>
+        <w:t>border</w:t>
+      </w:r>
+      <w:r>
         <w:rPr>
           <w:rFonts w:ascii="Times New Roman" w:hAnsi="Times New Roman" w:cs="Times New Roman"/>
           <w:b/>
@@ -5468,8 +5301,11 @@
           <w:sz w:val="24"/>
           <w:szCs w:val="24"/>
         </w:rPr>
-      </w:pPr>
-      <w:r>
+        <w:t>: This attribute specifies the width of the border around the table. The default value is 0, which means no border.</w:t>
+      </w:r>
+    </w:p>
+    <w:p>
+      <w:pPr>
         <w:rPr>
           <w:rFonts w:ascii="Times New Roman" w:hAnsi="Times New Roman" w:cs="Times New Roman"/>
           <w:b/>
@@ -5478,11 +5314,16 @@
           <w:sz w:val="24"/>
           <w:szCs w:val="24"/>
         </w:rPr>
-        <w:t>all, groups, rows, cols</w:t>
-      </w:r>
-    </w:p>
-    <w:p>
-      <w:pPr>
+      </w:pPr>
+      <w:r>
+        <w:rPr>
+          <w:rFonts w:ascii="Times New Roman" w:hAnsi="Times New Roman" w:cs="Times New Roman"/>
+          <w:sz w:val="24"/>
+          <w:szCs w:val="24"/>
+        </w:rPr>
+        <w:t>cellpadding</w:t>
+      </w:r>
+      <w:r>
         <w:rPr>
           <w:rFonts w:ascii="Times New Roman" w:hAnsi="Times New Roman" w:cs="Times New Roman"/>
           <w:b/>
@@ -5491,16 +5332,11 @@
           <w:sz w:val="24"/>
           <w:szCs w:val="24"/>
         </w:rPr>
-      </w:pPr>
-      <w:r>
-        <w:rPr>
-          <w:rFonts w:ascii="Times New Roman" w:hAnsi="Times New Roman" w:cs="Times New Roman"/>
-          <w:sz w:val="24"/>
-          <w:szCs w:val="24"/>
-        </w:rPr>
-        <w:t>border</w:t>
-      </w:r>
-      <w:r>
+        <w:t xml:space="preserve">: This attribute specifies the padding within each table cell. The value is measured in pixels. </w:t>
+      </w:r>
+    </w:p>
+    <w:p>
+      <w:pPr>
         <w:rPr>
           <w:rFonts w:ascii="Times New Roman" w:hAnsi="Times New Roman" w:cs="Times New Roman"/>
           <w:b/>
@@ -5509,11 +5345,16 @@
           <w:sz w:val="24"/>
           <w:szCs w:val="24"/>
         </w:rPr>
-        <w:t>: This attribute specifies the width of the border around the table. The default value is 0, which means no border.</w:t>
-      </w:r>
-    </w:p>
-    <w:p>
-      <w:pPr>
+      </w:pPr>
+      <w:r>
+        <w:rPr>
+          <w:rFonts w:ascii="Times New Roman" w:hAnsi="Times New Roman" w:cs="Times New Roman"/>
+          <w:sz w:val="24"/>
+          <w:szCs w:val="24"/>
+        </w:rPr>
+        <w:t>cellspacing</w:t>
+      </w:r>
+      <w:r>
         <w:rPr>
           <w:rFonts w:ascii="Times New Roman" w:hAnsi="Times New Roman" w:cs="Times New Roman"/>
           <w:b/>
@@ -5522,16 +5363,11 @@
           <w:sz w:val="24"/>
           <w:szCs w:val="24"/>
         </w:rPr>
-      </w:pPr>
-      <w:r>
-        <w:rPr>
-          <w:rFonts w:ascii="Times New Roman" w:hAnsi="Times New Roman" w:cs="Times New Roman"/>
-          <w:sz w:val="24"/>
-          <w:szCs w:val="24"/>
-        </w:rPr>
-        <w:t>cellpadding</w:t>
-      </w:r>
-      <w:r>
+        <w:t xml:space="preserve">: This attribute specifies the space between table cells. The value is measured in pixels. </w:t>
+      </w:r>
+    </w:p>
+    <w:p>
+      <w:pPr>
         <w:rPr>
           <w:rFonts w:ascii="Times New Roman" w:hAnsi="Times New Roman" w:cs="Times New Roman"/>
           <w:b/>
@@ -5540,11 +5376,16 @@
           <w:sz w:val="24"/>
           <w:szCs w:val="24"/>
         </w:rPr>
-        <w:t xml:space="preserve">: This attribute specifies the padding within each table cell. The value is measured in pixels. </w:t>
-      </w:r>
-    </w:p>
-    <w:p>
-      <w:pPr>
+      </w:pPr>
+      <w:r>
+        <w:rPr>
+          <w:rFonts w:ascii="Times New Roman" w:hAnsi="Times New Roman" w:cs="Times New Roman"/>
+          <w:sz w:val="24"/>
+          <w:szCs w:val="24"/>
+        </w:rPr>
+        <w:t>width</w:t>
+      </w:r>
+      <w:r>
         <w:rPr>
           <w:rFonts w:ascii="Times New Roman" w:hAnsi="Times New Roman" w:cs="Times New Roman"/>
           <w:b/>
@@ -5553,18 +5394,11 @@
           <w:sz w:val="24"/>
           <w:szCs w:val="24"/>
         </w:rPr>
-      </w:pPr>
-      <w:proofErr w:type="spellStart"/>
-      <w:r>
-        <w:rPr>
-          <w:rFonts w:ascii="Times New Roman" w:hAnsi="Times New Roman" w:cs="Times New Roman"/>
-          <w:sz w:val="24"/>
-          <w:szCs w:val="24"/>
-        </w:rPr>
-        <w:t>cellspacing</w:t>
-      </w:r>
-      <w:proofErr w:type="spellEnd"/>
-      <w:r>
+        <w:t xml:space="preserve">: This attribute specifies the width of the table. The value can be a percentage or a pixel value. </w:t>
+      </w:r>
+    </w:p>
+    <w:p>
+      <w:pPr>
         <w:rPr>
           <w:rFonts w:ascii="Times New Roman" w:hAnsi="Times New Roman" w:cs="Times New Roman"/>
           <w:b/>
@@ -5573,11 +5407,16 @@
           <w:sz w:val="24"/>
           <w:szCs w:val="24"/>
         </w:rPr>
-        <w:t xml:space="preserve">: This attribute specifies the space between table cells. The value is measured in pixels. </w:t>
-      </w:r>
-    </w:p>
-    <w:p>
-      <w:pPr>
+      </w:pPr>
+      <w:r>
+        <w:rPr>
+          <w:rFonts w:ascii="Times New Roman" w:hAnsi="Times New Roman" w:cs="Times New Roman"/>
+          <w:sz w:val="24"/>
+          <w:szCs w:val="24"/>
+        </w:rPr>
+        <w:t>height</w:t>
+      </w:r>
+      <w:r>
         <w:rPr>
           <w:rFonts w:ascii="Times New Roman" w:hAnsi="Times New Roman" w:cs="Times New Roman"/>
           <w:b/>
@@ -5586,16 +5425,11 @@
           <w:sz w:val="24"/>
           <w:szCs w:val="24"/>
         </w:rPr>
-      </w:pPr>
-      <w:r>
-        <w:rPr>
-          <w:rFonts w:ascii="Times New Roman" w:hAnsi="Times New Roman" w:cs="Times New Roman"/>
-          <w:sz w:val="24"/>
-          <w:szCs w:val="24"/>
-        </w:rPr>
-        <w:t>width</w:t>
-      </w:r>
-      <w:r>
+        <w:t xml:space="preserve">: This attribute specifies the height of the table. The value can be a percentage or a pixel value. </w:t>
+      </w:r>
+    </w:p>
+    <w:p>
+      <w:pPr>
         <w:rPr>
           <w:rFonts w:ascii="Times New Roman" w:hAnsi="Times New Roman" w:cs="Times New Roman"/>
           <w:b/>
@@ -5604,11 +5438,16 @@
           <w:sz w:val="24"/>
           <w:szCs w:val="24"/>
         </w:rPr>
-        <w:t xml:space="preserve">: This attribute specifies the width of the table. The value can be a percentage or a pixel value. </w:t>
-      </w:r>
-    </w:p>
-    <w:p>
-      <w:pPr>
+      </w:pPr>
+      <w:r>
+        <w:rPr>
+          <w:rFonts w:ascii="Times New Roman" w:hAnsi="Times New Roman" w:cs="Times New Roman"/>
+          <w:sz w:val="24"/>
+          <w:szCs w:val="24"/>
+        </w:rPr>
+        <w:t>align</w:t>
+      </w:r>
+      <w:r>
         <w:rPr>
           <w:rFonts w:ascii="Times New Roman" w:hAnsi="Times New Roman" w:cs="Times New Roman"/>
           <w:b/>
@@ -5617,14 +5456,7 @@
           <w:sz w:val="24"/>
           <w:szCs w:val="24"/>
         </w:rPr>
-      </w:pPr>
-      <w:r>
-        <w:rPr>
-          <w:rFonts w:ascii="Times New Roman" w:hAnsi="Times New Roman" w:cs="Times New Roman"/>
-          <w:sz w:val="24"/>
-          <w:szCs w:val="24"/>
-        </w:rPr>
-        <w:t>height</w:t>
+        <w:t>: This attribute</w:t>
       </w:r>
       <w:r>
         <w:rPr>
@@ -5635,11 +5467,9 @@
           <w:sz w:val="24"/>
           <w:szCs w:val="24"/>
         </w:rPr>
-        <w:t xml:space="preserve">: This attribute specifies the height of the table. The value can be a percentage or a pixel value. </w:t>
-      </w:r>
-    </w:p>
-    <w:p>
-      <w:pPr>
+        <w:t>/properties</w:t>
+      </w:r>
+      <w:r>
         <w:rPr>
           <w:rFonts w:ascii="Times New Roman" w:hAnsi="Times New Roman" w:cs="Times New Roman"/>
           <w:b/>
@@ -5648,84 +5478,7 @@
           <w:sz w:val="24"/>
           <w:szCs w:val="24"/>
         </w:rPr>
-      </w:pPr>
-      <w:r>
-        <w:rPr>
-          <w:rFonts w:ascii="Times New Roman" w:hAnsi="Times New Roman" w:cs="Times New Roman"/>
-          <w:sz w:val="24"/>
-          <w:szCs w:val="24"/>
-        </w:rPr>
-        <w:t>align</w:t>
-      </w:r>
-      <w:r>
-        <w:rPr>
-          <w:rFonts w:ascii="Times New Roman" w:hAnsi="Times New Roman" w:cs="Times New Roman"/>
-          <w:b/>
-          <w:bCs/>
-          <w:color w:val="1F3864" w:themeColor="accent1" w:themeShade="80"/>
-          <w:sz w:val="24"/>
-          <w:szCs w:val="24"/>
-        </w:rPr>
-        <w:t xml:space="preserve">: </w:t>
-      </w:r>
-      <w:proofErr w:type="gramStart"/>
-      <w:r>
-        <w:rPr>
-          <w:rFonts w:ascii="Times New Roman" w:hAnsi="Times New Roman" w:cs="Times New Roman"/>
-          <w:b/>
-          <w:bCs/>
-          <w:color w:val="1F3864" w:themeColor="accent1" w:themeShade="80"/>
-          <w:sz w:val="24"/>
-          <w:szCs w:val="24"/>
-        </w:rPr>
-        <w:t>This attribute</w:t>
-      </w:r>
-      <w:r>
-        <w:rPr>
-          <w:rFonts w:ascii="Times New Roman" w:hAnsi="Times New Roman" w:cs="Times New Roman"/>
-          <w:b/>
-          <w:bCs/>
-          <w:color w:val="1F3864" w:themeColor="accent1" w:themeShade="80"/>
-          <w:sz w:val="24"/>
-          <w:szCs w:val="24"/>
-        </w:rPr>
-        <w:t>/properties</w:t>
-      </w:r>
-      <w:proofErr w:type="gramEnd"/>
-      <w:r>
-        <w:rPr>
-          <w:rFonts w:ascii="Times New Roman" w:hAnsi="Times New Roman" w:cs="Times New Roman"/>
-          <w:b/>
-          <w:bCs/>
-          <w:color w:val="1F3864" w:themeColor="accent1" w:themeShade="80"/>
-          <w:sz w:val="24"/>
-          <w:szCs w:val="24"/>
-        </w:rPr>
-        <w:t xml:space="preserve"> specifies the horizontal alignment of the table within its containing element. The possible values are "left", "</w:t>
-      </w:r>
-      <w:proofErr w:type="spellStart"/>
-      <w:r>
-        <w:rPr>
-          <w:rFonts w:ascii="Times New Roman" w:hAnsi="Times New Roman" w:cs="Times New Roman"/>
-          <w:b/>
-          <w:bCs/>
-          <w:color w:val="1F3864" w:themeColor="accent1" w:themeShade="80"/>
-          <w:sz w:val="24"/>
-          <w:szCs w:val="24"/>
-        </w:rPr>
-        <w:t>center</w:t>
-      </w:r>
-      <w:proofErr w:type="spellEnd"/>
-      <w:r>
-        <w:rPr>
-          <w:rFonts w:ascii="Times New Roman" w:hAnsi="Times New Roman" w:cs="Times New Roman"/>
-          <w:b/>
-          <w:bCs/>
-          <w:color w:val="1F3864" w:themeColor="accent1" w:themeShade="80"/>
-          <w:sz w:val="24"/>
-          <w:szCs w:val="24"/>
-        </w:rPr>
-        <w:t>", or "right".</w:t>
+        <w:t xml:space="preserve"> specifies the horizontal alignment of the table within its containing element. The possible values are "left", "center", or "right".</w:t>
       </w:r>
     </w:p>
     <w:p>
@@ -5762,7 +5515,7 @@
                     <pic:cNvPicPr/>
                   </pic:nvPicPr>
                   <pic:blipFill>
-                    <a:blip r:embed="rId18"/>
+                    <a:blip r:embed="rId19"/>
                     <a:stretch>
                       <a:fillRect/>
                     </a:stretch>
@@ -5812,7 +5565,7 @@
           <w:sz w:val="24"/>
           <w:szCs w:val="24"/>
         </w:rPr>
-        <w:t>Unordered HTML List</w:t>
+        <w:t>Unordered list</w:t>
       </w:r>
       <w:r>
         <w:rPr>
@@ -5831,6 +5584,148 @@
           <w:szCs w:val="24"/>
         </w:rPr>
         <w:t>Used to show content in ordered list format</w:t>
+      </w:r>
+    </w:p>
+    <w:p>
+      <w:pPr>
+        <w:pStyle w:val="ListParagraph"/>
+        <w:rPr>
+          <w:rFonts w:ascii="Times New Roman" w:hAnsi="Times New Roman" w:cs="Times New Roman"/>
+          <w:b/>
+          <w:bCs/>
+          <w:color w:val="833C0B" w:themeColor="accent2" w:themeShade="80"/>
+          <w:sz w:val="24"/>
+          <w:szCs w:val="24"/>
+        </w:rPr>
+      </w:pPr>
+      <w:r>
+        <w:rPr>
+          <w:rFonts w:ascii="Times New Roman" w:hAnsi="Times New Roman" w:cs="Times New Roman"/>
+          <w:b/>
+          <w:bCs/>
+          <w:color w:val="833C0B" w:themeColor="accent2" w:themeShade="80"/>
+          <w:sz w:val="24"/>
+          <w:szCs w:val="24"/>
+        </w:rPr>
+        <w:t>&lt;</w:t>
+      </w:r>
+      <w:r>
+        <w:rPr>
+          <w:rFonts w:ascii="Times New Roman" w:hAnsi="Times New Roman" w:cs="Times New Roman"/>
+          <w:b/>
+          <w:bCs/>
+          <w:color w:val="833C0B" w:themeColor="accent2" w:themeShade="80"/>
+          <w:sz w:val="24"/>
+          <w:szCs w:val="24"/>
+        </w:rPr>
+        <w:t>u</w:t>
+      </w:r>
+      <w:r>
+        <w:rPr>
+          <w:rFonts w:ascii="Times New Roman" w:hAnsi="Times New Roman" w:cs="Times New Roman"/>
+          <w:b/>
+          <w:bCs/>
+          <w:color w:val="833C0B" w:themeColor="accent2" w:themeShade="80"/>
+          <w:sz w:val="24"/>
+          <w:szCs w:val="24"/>
+        </w:rPr>
+        <w:t>l&gt;</w:t>
+      </w:r>
+    </w:p>
+    <w:p>
+      <w:pPr>
+        <w:pStyle w:val="ListParagraph"/>
+        <w:ind w:firstLine="720"/>
+        <w:rPr>
+          <w:rFonts w:ascii="Times New Roman" w:hAnsi="Times New Roman" w:cs="Times New Roman"/>
+          <w:b/>
+          <w:bCs/>
+          <w:color w:val="833C0B" w:themeColor="accent2" w:themeShade="80"/>
+          <w:sz w:val="24"/>
+          <w:szCs w:val="24"/>
+        </w:rPr>
+      </w:pPr>
+      <w:r>
+        <w:rPr>
+          <w:rFonts w:ascii="Times New Roman" w:hAnsi="Times New Roman" w:cs="Times New Roman"/>
+          <w:b/>
+          <w:bCs/>
+          <w:color w:val="833C0B" w:themeColor="accent2" w:themeShade="80"/>
+          <w:sz w:val="24"/>
+          <w:szCs w:val="24"/>
+        </w:rPr>
+        <w:t xml:space="preserve">&lt;li&gt;Item 1&lt;/li&gt; </w:t>
+      </w:r>
+    </w:p>
+    <w:p>
+      <w:pPr>
+        <w:pStyle w:val="ListParagraph"/>
+        <w:ind w:firstLine="720"/>
+        <w:rPr>
+          <w:rFonts w:ascii="Times New Roman" w:hAnsi="Times New Roman" w:cs="Times New Roman"/>
+          <w:b/>
+          <w:bCs/>
+          <w:color w:val="833C0B" w:themeColor="accent2" w:themeShade="80"/>
+          <w:sz w:val="24"/>
+          <w:szCs w:val="24"/>
+        </w:rPr>
+      </w:pPr>
+      <w:r>
+        <w:rPr>
+          <w:rFonts w:ascii="Times New Roman" w:hAnsi="Times New Roman" w:cs="Times New Roman"/>
+          <w:b/>
+          <w:bCs/>
+          <w:color w:val="833C0B" w:themeColor="accent2" w:themeShade="80"/>
+          <w:sz w:val="24"/>
+          <w:szCs w:val="24"/>
+        </w:rPr>
+        <w:t>&lt;li&gt;Item 2&lt;/li&gt;</w:t>
+      </w:r>
+    </w:p>
+    <w:p>
+      <w:pPr>
+        <w:pStyle w:val="ListParagraph"/>
+        <w:rPr>
+          <w:rFonts w:ascii="Times New Roman" w:hAnsi="Times New Roman" w:cs="Times New Roman"/>
+          <w:b/>
+          <w:bCs/>
+          <w:color w:val="833C0B" w:themeColor="accent2" w:themeShade="80"/>
+          <w:sz w:val="24"/>
+          <w:szCs w:val="24"/>
+        </w:rPr>
+      </w:pPr>
+      <w:r>
+        <w:rPr>
+          <w:rFonts w:ascii="Times New Roman" w:hAnsi="Times New Roman" w:cs="Times New Roman"/>
+          <w:b/>
+          <w:bCs/>
+          <w:color w:val="833C0B" w:themeColor="accent2" w:themeShade="80"/>
+          <w:sz w:val="24"/>
+          <w:szCs w:val="24"/>
+        </w:rPr>
+        <w:t>&lt;/</w:t>
+      </w:r>
+      <w:r>
+        <w:rPr>
+          <w:rFonts w:ascii="Times New Roman" w:hAnsi="Times New Roman" w:cs="Times New Roman"/>
+          <w:b/>
+          <w:bCs/>
+          <w:color w:val="833C0B" w:themeColor="accent2" w:themeShade="80"/>
+          <w:sz w:val="24"/>
+          <w:szCs w:val="24"/>
+        </w:rPr>
+        <w:t>u</w:t>
+      </w:r>
+      <w:r>
+        <w:rPr>
+          <w:rFonts w:ascii="Times New Roman" w:hAnsi="Times New Roman" w:cs="Times New Roman"/>
+          <w:b/>
+          <w:bCs/>
+          <w:color w:val="833C0B" w:themeColor="accent2" w:themeShade="80"/>
+          <w:sz w:val="24"/>
+          <w:szCs w:val="24"/>
+        </w:rPr>
+        <w:t>l&gt;</w:t>
       </w:r>
     </w:p>
     <w:p>
@@ -5874,6 +5769,247 @@
     <w:p>
       <w:pPr>
         <w:pStyle w:val="ListParagraph"/>
+        <w:rPr>
+          <w:rFonts w:ascii="Times New Roman" w:hAnsi="Times New Roman" w:cs="Times New Roman"/>
+          <w:b/>
+          <w:bCs/>
+          <w:color w:val="833C0B" w:themeColor="accent2" w:themeShade="80"/>
+          <w:sz w:val="24"/>
+          <w:szCs w:val="24"/>
+        </w:rPr>
+      </w:pPr>
+      <w:r>
+        <w:rPr>
+          <w:rFonts w:ascii="Times New Roman" w:hAnsi="Times New Roman" w:cs="Times New Roman"/>
+          <w:b/>
+          <w:bCs/>
+          <w:color w:val="833C0B" w:themeColor="accent2" w:themeShade="80"/>
+          <w:sz w:val="24"/>
+          <w:szCs w:val="24"/>
+        </w:rPr>
+        <w:t>&lt;</w:t>
+      </w:r>
+      <w:r>
+        <w:rPr>
+          <w:rFonts w:ascii="Times New Roman" w:hAnsi="Times New Roman" w:cs="Times New Roman"/>
+          <w:b/>
+          <w:bCs/>
+          <w:color w:val="833C0B" w:themeColor="accent2" w:themeShade="80"/>
+          <w:sz w:val="24"/>
+          <w:szCs w:val="24"/>
+        </w:rPr>
+        <w:t>u</w:t>
+      </w:r>
+      <w:r>
+        <w:rPr>
+          <w:rFonts w:ascii="Times New Roman" w:hAnsi="Times New Roman" w:cs="Times New Roman"/>
+          <w:b/>
+          <w:bCs/>
+          <w:color w:val="833C0B" w:themeColor="accent2" w:themeShade="80"/>
+          <w:sz w:val="24"/>
+          <w:szCs w:val="24"/>
+        </w:rPr>
+        <w:t>l&gt;</w:t>
+      </w:r>
+    </w:p>
+    <w:p>
+      <w:pPr>
+        <w:pStyle w:val="ListParagraph"/>
+        <w:ind w:firstLine="720"/>
+        <w:rPr>
+          <w:rFonts w:ascii="Times New Roman" w:hAnsi="Times New Roman" w:cs="Times New Roman"/>
+          <w:b/>
+          <w:bCs/>
+          <w:color w:val="833C0B" w:themeColor="accent2" w:themeShade="80"/>
+          <w:sz w:val="24"/>
+          <w:szCs w:val="24"/>
+        </w:rPr>
+      </w:pPr>
+      <w:r>
+        <w:rPr>
+          <w:rFonts w:ascii="Times New Roman" w:hAnsi="Times New Roman" w:cs="Times New Roman"/>
+          <w:b/>
+          <w:bCs/>
+          <w:color w:val="833C0B" w:themeColor="accent2" w:themeShade="80"/>
+          <w:sz w:val="24"/>
+          <w:szCs w:val="24"/>
+        </w:rPr>
+        <w:t>&lt;li&gt;Item 1</w:t>
+      </w:r>
+    </w:p>
+    <w:p>
+      <w:pPr>
+        <w:pStyle w:val="ListParagraph"/>
+        <w:ind w:left="1440" w:firstLine="720"/>
+        <w:rPr>
+          <w:rFonts w:ascii="Times New Roman" w:hAnsi="Times New Roman" w:cs="Times New Roman"/>
+          <w:b/>
+          <w:bCs/>
+          <w:color w:val="833C0B" w:themeColor="accent2" w:themeShade="80"/>
+          <w:sz w:val="24"/>
+          <w:szCs w:val="24"/>
+        </w:rPr>
+      </w:pPr>
+      <w:r>
+        <w:rPr>
+          <w:rFonts w:ascii="Times New Roman" w:hAnsi="Times New Roman" w:cs="Times New Roman"/>
+          <w:b/>
+          <w:bCs/>
+          <w:color w:val="833C0B" w:themeColor="accent2" w:themeShade="80"/>
+          <w:sz w:val="24"/>
+          <w:szCs w:val="24"/>
+        </w:rPr>
+        <w:t xml:space="preserve">&lt;ul&gt; </w:t>
+      </w:r>
+    </w:p>
+    <w:p>
+      <w:pPr>
+        <w:pStyle w:val="ListParagraph"/>
+        <w:ind w:left="2160" w:firstLine="720"/>
+        <w:rPr>
+          <w:rFonts w:ascii="Times New Roman" w:hAnsi="Times New Roman" w:cs="Times New Roman"/>
+          <w:b/>
+          <w:bCs/>
+          <w:color w:val="833C0B" w:themeColor="accent2" w:themeShade="80"/>
+          <w:sz w:val="24"/>
+          <w:szCs w:val="24"/>
+        </w:rPr>
+      </w:pPr>
+      <w:r>
+        <w:rPr>
+          <w:rFonts w:ascii="Times New Roman" w:hAnsi="Times New Roman" w:cs="Times New Roman"/>
+          <w:b/>
+          <w:bCs/>
+          <w:color w:val="833C0B" w:themeColor="accent2" w:themeShade="80"/>
+          <w:sz w:val="24"/>
+          <w:szCs w:val="24"/>
+        </w:rPr>
+        <w:t>&lt;li&gt;Sub Item 1&lt;/li&gt;</w:t>
+      </w:r>
+    </w:p>
+    <w:p>
+      <w:pPr>
+        <w:pStyle w:val="ListParagraph"/>
+        <w:ind w:left="2160" w:firstLine="720"/>
+        <w:rPr>
+          <w:rFonts w:ascii="Times New Roman" w:hAnsi="Times New Roman" w:cs="Times New Roman"/>
+          <w:b/>
+          <w:bCs/>
+          <w:color w:val="833C0B" w:themeColor="accent2" w:themeShade="80"/>
+          <w:sz w:val="24"/>
+          <w:szCs w:val="24"/>
+        </w:rPr>
+      </w:pPr>
+      <w:r>
+        <w:rPr>
+          <w:rFonts w:ascii="Times New Roman" w:hAnsi="Times New Roman" w:cs="Times New Roman"/>
+          <w:b/>
+          <w:bCs/>
+          <w:color w:val="833C0B" w:themeColor="accent2" w:themeShade="80"/>
+          <w:sz w:val="24"/>
+          <w:szCs w:val="24"/>
+        </w:rPr>
+        <w:t xml:space="preserve"> &lt;li&gt;Sub Item 2&lt;/li&gt; </w:t>
+      </w:r>
+    </w:p>
+    <w:p>
+      <w:pPr>
+        <w:ind w:left="1440" w:firstLine="720"/>
+        <w:rPr>
+          <w:rFonts w:ascii="Times New Roman" w:hAnsi="Times New Roman" w:cs="Times New Roman"/>
+          <w:b/>
+          <w:bCs/>
+          <w:color w:val="833C0B" w:themeColor="accent2" w:themeShade="80"/>
+          <w:sz w:val="24"/>
+          <w:szCs w:val="24"/>
+        </w:rPr>
+      </w:pPr>
+      <w:r>
+        <w:rPr>
+          <w:rFonts w:ascii="Times New Roman" w:hAnsi="Times New Roman" w:cs="Times New Roman"/>
+          <w:b/>
+          <w:bCs/>
+          <w:color w:val="833C0B" w:themeColor="accent2" w:themeShade="80"/>
+          <w:sz w:val="24"/>
+          <w:szCs w:val="24"/>
+        </w:rPr>
+        <w:t>&lt;/ul&gt;</w:t>
+      </w:r>
+    </w:p>
+    <w:p>
+      <w:pPr>
+        <w:pStyle w:val="ListParagraph"/>
+        <w:ind w:firstLine="720"/>
+        <w:rPr>
+          <w:rFonts w:ascii="Times New Roman" w:hAnsi="Times New Roman" w:cs="Times New Roman"/>
+          <w:b/>
+          <w:bCs/>
+          <w:color w:val="833C0B" w:themeColor="accent2" w:themeShade="80"/>
+          <w:sz w:val="24"/>
+          <w:szCs w:val="24"/>
+        </w:rPr>
+      </w:pPr>
+      <w:r>
+        <w:rPr>
+          <w:rFonts w:ascii="Times New Roman" w:hAnsi="Times New Roman" w:cs="Times New Roman"/>
+          <w:b/>
+          <w:bCs/>
+          <w:color w:val="833C0B" w:themeColor="accent2" w:themeShade="80"/>
+          <w:sz w:val="24"/>
+          <w:szCs w:val="24"/>
+        </w:rPr>
+        <w:t xml:space="preserve">&lt;/li&gt; </w:t>
+      </w:r>
+    </w:p>
+    <w:p>
+      <w:pPr>
+        <w:pStyle w:val="ListParagraph"/>
+        <w:rPr>
+          <w:rFonts w:ascii="Times New Roman" w:hAnsi="Times New Roman" w:cs="Times New Roman"/>
+          <w:b/>
+          <w:bCs/>
+          <w:color w:val="833C0B" w:themeColor="accent2" w:themeShade="80"/>
+          <w:sz w:val="24"/>
+          <w:szCs w:val="24"/>
+        </w:rPr>
+      </w:pPr>
+      <w:r>
+        <w:rPr>
+          <w:rFonts w:ascii="Times New Roman" w:hAnsi="Times New Roman" w:cs="Times New Roman"/>
+          <w:b/>
+          <w:bCs/>
+          <w:color w:val="833C0B" w:themeColor="accent2" w:themeShade="80"/>
+          <w:sz w:val="24"/>
+          <w:szCs w:val="24"/>
+        </w:rPr>
+        <w:t>&lt;/</w:t>
+      </w:r>
+      <w:r>
+        <w:rPr>
+          <w:rFonts w:ascii="Times New Roman" w:hAnsi="Times New Roman" w:cs="Times New Roman"/>
+          <w:b/>
+          <w:bCs/>
+          <w:color w:val="833C0B" w:themeColor="accent2" w:themeShade="80"/>
+          <w:sz w:val="24"/>
+          <w:szCs w:val="24"/>
+        </w:rPr>
+        <w:t>u</w:t>
+      </w:r>
+      <w:r>
+        <w:rPr>
+          <w:rFonts w:ascii="Times New Roman" w:hAnsi="Times New Roman" w:cs="Times New Roman"/>
+          <w:b/>
+          <w:bCs/>
+          <w:color w:val="833C0B" w:themeColor="accent2" w:themeShade="80"/>
+          <w:sz w:val="24"/>
+          <w:szCs w:val="24"/>
+        </w:rPr>
+        <w:t>l&gt;</w:t>
+      </w:r>
+    </w:p>
+    <w:p>
+      <w:pPr>
+        <w:pStyle w:val="ListParagraph"/>
         <w:numPr>
           <w:ilvl w:val="0"/>
           <w:numId w:val="6"/>
@@ -5912,6 +6048,14 @@
         </w:rPr>
         <w:t>Used to display content in list format</w:t>
       </w:r>
+      <w:r>
+        <w:rPr>
+          <w:rFonts w:ascii="Times New Roman" w:hAnsi="Times New Roman" w:cs="Times New Roman"/>
+          <w:sz w:val="24"/>
+          <w:szCs w:val="24"/>
+        </w:rPr>
+        <w:t xml:space="preserve"> and I have a sub element called list item.</w:t>
+      </w:r>
     </w:p>
     <w:p>
       <w:pPr>
@@ -5935,10 +6079,13 @@
           <w:sz w:val="24"/>
           <w:szCs w:val="24"/>
         </w:rPr>
-        <w:t>&lt;</w:t>
-      </w:r>
-      <w:proofErr w:type="spellStart"/>
-      <w:r>
+        <w:t>&lt;ol&gt;</w:t>
+      </w:r>
+    </w:p>
+    <w:p>
+      <w:pPr>
+        <w:pStyle w:val="ListParagraph"/>
+        <w:ind w:firstLine="720"/>
         <w:rPr>
           <w:rFonts w:ascii="Times New Roman" w:hAnsi="Times New Roman" w:cs="Times New Roman"/>
           <w:b/>
@@ -5947,9 +6094,7 @@
           <w:sz w:val="24"/>
           <w:szCs w:val="24"/>
         </w:rPr>
-        <w:t>ol</w:t>
-      </w:r>
-      <w:proofErr w:type="spellEnd"/>
+      </w:pPr>
       <w:r>
         <w:rPr>
           <w:rFonts w:ascii="Times New Roman" w:hAnsi="Times New Roman" w:cs="Times New Roman"/>
@@ -5959,7 +6104,43 @@
           <w:sz w:val="24"/>
           <w:szCs w:val="24"/>
         </w:rPr>
-        <w:t>&gt;</w:t>
+        <w:tab/>
+      </w:r>
+      <w:r>
+        <w:rPr>
+          <w:rFonts w:ascii="Times New Roman" w:hAnsi="Times New Roman" w:cs="Times New Roman"/>
+          <w:b/>
+          <w:bCs/>
+          <w:color w:val="833C0B" w:themeColor="accent2" w:themeShade="80"/>
+          <w:sz w:val="24"/>
+          <w:szCs w:val="24"/>
+        </w:rPr>
+        <w:t xml:space="preserve">&lt;li&gt;Item 1&lt;/li&gt; </w:t>
+      </w:r>
+    </w:p>
+    <w:p>
+      <w:pPr>
+        <w:pStyle w:val="ListParagraph"/>
+        <w:ind w:left="1440" w:firstLine="720"/>
+        <w:rPr>
+          <w:rFonts w:ascii="Times New Roman" w:hAnsi="Times New Roman" w:cs="Times New Roman"/>
+          <w:b/>
+          <w:bCs/>
+          <w:color w:val="833C0B" w:themeColor="accent2" w:themeShade="80"/>
+          <w:sz w:val="24"/>
+          <w:szCs w:val="24"/>
+        </w:rPr>
+      </w:pPr>
+      <w:r>
+        <w:rPr>
+          <w:rFonts w:ascii="Times New Roman" w:hAnsi="Times New Roman" w:cs="Times New Roman"/>
+          <w:b/>
+          <w:bCs/>
+          <w:color w:val="833C0B" w:themeColor="accent2" w:themeShade="80"/>
+          <w:sz w:val="24"/>
+          <w:szCs w:val="24"/>
+        </w:rPr>
+        <w:t>&lt;li&gt;Item 2&lt;/li&gt;</w:t>
       </w:r>
     </w:p>
     <w:p>
@@ -5975,7 +6156,11 @@
           <w:szCs w:val="24"/>
         </w:rPr>
       </w:pPr>
-      <w:r>
+    </w:p>
+    <w:p>
+      <w:pPr>
+        <w:pStyle w:val="ListParagraph"/>
+        <w:ind w:left="1440"/>
         <w:rPr>
           <w:rFonts w:ascii="Times New Roman" w:hAnsi="Times New Roman" w:cs="Times New Roman"/>
           <w:b/>
@@ -5984,9 +6169,7 @@
           <w:sz w:val="24"/>
           <w:szCs w:val="24"/>
         </w:rPr>
-        <w:tab/>
-        <w:t>&lt;li&gt;&lt;/li&gt;</w:t>
-      </w:r>
+      </w:pPr>
       <w:r>
         <w:rPr>
           <w:rFonts w:ascii="Times New Roman" w:hAnsi="Times New Roman" w:cs="Times New Roman"/>
@@ -5996,103 +6179,7 @@
           <w:sz w:val="24"/>
           <w:szCs w:val="24"/>
         </w:rPr>
-        <w:t xml:space="preserve"> </w:t>
-      </w:r>
-    </w:p>
-    <w:p>
-      <w:pPr>
-        <w:pStyle w:val="ListParagraph"/>
-        <w:ind w:left="1440"/>
-        <w:rPr>
-          <w:rFonts w:ascii="Times New Roman" w:hAnsi="Times New Roman" w:cs="Times New Roman"/>
-          <w:b/>
-          <w:bCs/>
-          <w:color w:val="833C0B" w:themeColor="accent2" w:themeShade="80"/>
-          <w:sz w:val="24"/>
-          <w:szCs w:val="24"/>
-        </w:rPr>
-      </w:pPr>
-      <w:r>
-        <w:rPr>
-          <w:rFonts w:ascii="Times New Roman" w:hAnsi="Times New Roman" w:cs="Times New Roman"/>
-          <w:b/>
-          <w:bCs/>
-          <w:color w:val="833C0B" w:themeColor="accent2" w:themeShade="80"/>
-          <w:sz w:val="24"/>
-          <w:szCs w:val="24"/>
-        </w:rPr>
-        <w:t>&lt;/</w:t>
-      </w:r>
-      <w:proofErr w:type="spellStart"/>
-      <w:r>
-        <w:rPr>
-          <w:rFonts w:ascii="Times New Roman" w:hAnsi="Times New Roman" w:cs="Times New Roman"/>
-          <w:b/>
-          <w:bCs/>
-          <w:color w:val="833C0B" w:themeColor="accent2" w:themeShade="80"/>
-          <w:sz w:val="24"/>
-          <w:szCs w:val="24"/>
-        </w:rPr>
-        <w:t>ol</w:t>
-      </w:r>
-      <w:proofErr w:type="spellEnd"/>
-      <w:r>
-        <w:rPr>
-          <w:rFonts w:ascii="Times New Roman" w:hAnsi="Times New Roman" w:cs="Times New Roman"/>
-          <w:b/>
-          <w:bCs/>
-          <w:color w:val="833C0B" w:themeColor="accent2" w:themeShade="80"/>
-          <w:sz w:val="24"/>
-          <w:szCs w:val="24"/>
-        </w:rPr>
-        <w:t>&gt;</w:t>
-      </w:r>
-    </w:p>
-    <w:p>
-      <w:pPr>
-        <w:rPr>
-          <w:rFonts w:ascii="Times New Roman" w:hAnsi="Times New Roman" w:cs="Times New Roman"/>
-          <w:b/>
-          <w:bCs/>
-          <w:color w:val="2F5496" w:themeColor="accent1" w:themeShade="BF"/>
-          <w:sz w:val="24"/>
-          <w:szCs w:val="24"/>
-        </w:rPr>
-      </w:pPr>
-      <w:r>
-        <w:rPr>
-          <w:rFonts w:ascii="Times New Roman" w:hAnsi="Times New Roman" w:cs="Times New Roman"/>
-          <w:b/>
-          <w:bCs/>
-          <w:color w:val="2F5496" w:themeColor="accent1" w:themeShade="BF"/>
-          <w:sz w:val="24"/>
-          <w:szCs w:val="24"/>
-        </w:rPr>
-        <w:t xml:space="preserve">--- can have any number of li inside this </w:t>
-      </w:r>
-      <w:proofErr w:type="spellStart"/>
-      <w:r>
-        <w:rPr>
-          <w:rFonts w:ascii="Times New Roman" w:hAnsi="Times New Roman" w:cs="Times New Roman"/>
-          <w:b/>
-          <w:bCs/>
-          <w:color w:val="2F5496" w:themeColor="accent1" w:themeShade="BF"/>
-          <w:sz w:val="24"/>
-          <w:szCs w:val="24"/>
-        </w:rPr>
-        <w:t>ol</w:t>
-      </w:r>
-      <w:proofErr w:type="spellEnd"/>
-      <w:r>
-        <w:rPr>
-          <w:rFonts w:ascii="Times New Roman" w:hAnsi="Times New Roman" w:cs="Times New Roman"/>
-          <w:b/>
-          <w:bCs/>
-          <w:color w:val="2F5496" w:themeColor="accent1" w:themeShade="BF"/>
-          <w:sz w:val="24"/>
-          <w:szCs w:val="24"/>
-        </w:rPr>
-        <w:t xml:space="preserve">, li is sub element </w:t>
+        <w:t>&lt;/ol&gt;</w:t>
       </w:r>
     </w:p>
     <w:p>
@@ -6124,6 +6211,360 @@
     <w:p>
       <w:pPr>
         <w:pStyle w:val="ListParagraph"/>
+        <w:ind w:firstLine="720"/>
+        <w:rPr>
+          <w:rFonts w:ascii="Times New Roman" w:hAnsi="Times New Roman" w:cs="Times New Roman"/>
+          <w:b/>
+          <w:bCs/>
+          <w:color w:val="833C0B" w:themeColor="accent2" w:themeShade="80"/>
+          <w:sz w:val="24"/>
+          <w:szCs w:val="24"/>
+        </w:rPr>
+      </w:pPr>
+      <w:r>
+        <w:rPr>
+          <w:rFonts w:ascii="Times New Roman" w:hAnsi="Times New Roman" w:cs="Times New Roman"/>
+          <w:b/>
+          <w:bCs/>
+          <w:color w:val="833C0B" w:themeColor="accent2" w:themeShade="80"/>
+          <w:sz w:val="24"/>
+          <w:szCs w:val="24"/>
+        </w:rPr>
+        <w:t>&lt;</w:t>
+      </w:r>
+      <w:r>
+        <w:rPr>
+          <w:rFonts w:ascii="Times New Roman" w:hAnsi="Times New Roman" w:cs="Times New Roman"/>
+          <w:b/>
+          <w:bCs/>
+          <w:color w:val="833C0B" w:themeColor="accent2" w:themeShade="80"/>
+          <w:sz w:val="24"/>
+          <w:szCs w:val="24"/>
+        </w:rPr>
+        <w:t>o</w:t>
+      </w:r>
+      <w:r>
+        <w:rPr>
+          <w:rFonts w:ascii="Times New Roman" w:hAnsi="Times New Roman" w:cs="Times New Roman"/>
+          <w:b/>
+          <w:bCs/>
+          <w:color w:val="833C0B" w:themeColor="accent2" w:themeShade="80"/>
+          <w:sz w:val="24"/>
+          <w:szCs w:val="24"/>
+        </w:rPr>
+        <w:t>l&gt;</w:t>
+      </w:r>
+    </w:p>
+    <w:p>
+      <w:pPr>
+        <w:pStyle w:val="ListParagraph"/>
+        <w:ind w:left="1440" w:firstLine="720"/>
+        <w:rPr>
+          <w:rFonts w:ascii="Times New Roman" w:hAnsi="Times New Roman" w:cs="Times New Roman"/>
+          <w:b/>
+          <w:bCs/>
+          <w:color w:val="833C0B" w:themeColor="accent2" w:themeShade="80"/>
+          <w:sz w:val="24"/>
+          <w:szCs w:val="24"/>
+        </w:rPr>
+      </w:pPr>
+      <w:r>
+        <w:rPr>
+          <w:rFonts w:ascii="Times New Roman" w:hAnsi="Times New Roman" w:cs="Times New Roman"/>
+          <w:b/>
+          <w:bCs/>
+          <w:color w:val="833C0B" w:themeColor="accent2" w:themeShade="80"/>
+          <w:sz w:val="24"/>
+          <w:szCs w:val="24"/>
+        </w:rPr>
+        <w:t>&lt;li&gt;Item 1</w:t>
+      </w:r>
+    </w:p>
+    <w:p>
+      <w:pPr>
+        <w:pStyle w:val="ListParagraph"/>
+        <w:ind w:left="2160" w:firstLine="720"/>
+        <w:rPr>
+          <w:rFonts w:ascii="Times New Roman" w:hAnsi="Times New Roman" w:cs="Times New Roman"/>
+          <w:b/>
+          <w:bCs/>
+          <w:color w:val="833C0B" w:themeColor="accent2" w:themeShade="80"/>
+          <w:sz w:val="24"/>
+          <w:szCs w:val="24"/>
+        </w:rPr>
+      </w:pPr>
+      <w:r>
+        <w:rPr>
+          <w:rFonts w:ascii="Times New Roman" w:hAnsi="Times New Roman" w:cs="Times New Roman"/>
+          <w:b/>
+          <w:bCs/>
+          <w:color w:val="833C0B" w:themeColor="accent2" w:themeShade="80"/>
+          <w:sz w:val="24"/>
+          <w:szCs w:val="24"/>
+        </w:rPr>
+        <w:t>&lt;</w:t>
+      </w:r>
+      <w:r>
+        <w:rPr>
+          <w:rFonts w:ascii="Times New Roman" w:hAnsi="Times New Roman" w:cs="Times New Roman"/>
+          <w:b/>
+          <w:bCs/>
+          <w:color w:val="833C0B" w:themeColor="accent2" w:themeShade="80"/>
+          <w:sz w:val="24"/>
+          <w:szCs w:val="24"/>
+        </w:rPr>
+        <w:t>o</w:t>
+      </w:r>
+      <w:r>
+        <w:rPr>
+          <w:rFonts w:ascii="Times New Roman" w:hAnsi="Times New Roman" w:cs="Times New Roman"/>
+          <w:b/>
+          <w:bCs/>
+          <w:color w:val="833C0B" w:themeColor="accent2" w:themeShade="80"/>
+          <w:sz w:val="24"/>
+          <w:szCs w:val="24"/>
+        </w:rPr>
+        <w:t xml:space="preserve">l&gt; </w:t>
+      </w:r>
+    </w:p>
+    <w:p>
+      <w:pPr>
+        <w:pStyle w:val="ListParagraph"/>
+        <w:ind w:left="2880" w:firstLine="720"/>
+        <w:rPr>
+          <w:rFonts w:ascii="Times New Roman" w:hAnsi="Times New Roman" w:cs="Times New Roman"/>
+          <w:b/>
+          <w:bCs/>
+          <w:color w:val="833C0B" w:themeColor="accent2" w:themeShade="80"/>
+          <w:sz w:val="24"/>
+          <w:szCs w:val="24"/>
+        </w:rPr>
+      </w:pPr>
+      <w:r>
+        <w:rPr>
+          <w:rFonts w:ascii="Times New Roman" w:hAnsi="Times New Roman" w:cs="Times New Roman"/>
+          <w:b/>
+          <w:bCs/>
+          <w:color w:val="833C0B" w:themeColor="accent2" w:themeShade="80"/>
+          <w:sz w:val="24"/>
+          <w:szCs w:val="24"/>
+        </w:rPr>
+        <w:t>&lt;li&gt;Sub Item 1&lt;/li&gt;</w:t>
+      </w:r>
+    </w:p>
+    <w:p>
+      <w:pPr>
+        <w:pStyle w:val="ListParagraph"/>
+        <w:rPr>
+          <w:rFonts w:ascii="Times New Roman" w:hAnsi="Times New Roman" w:cs="Times New Roman"/>
+          <w:b/>
+          <w:bCs/>
+          <w:color w:val="833C0B" w:themeColor="accent2" w:themeShade="80"/>
+          <w:sz w:val="24"/>
+          <w:szCs w:val="24"/>
+        </w:rPr>
+      </w:pPr>
+      <w:r>
+        <w:rPr>
+          <w:rFonts w:ascii="Times New Roman" w:hAnsi="Times New Roman" w:cs="Times New Roman"/>
+          <w:b/>
+          <w:bCs/>
+          <w:color w:val="833C0B" w:themeColor="accent2" w:themeShade="80"/>
+          <w:sz w:val="24"/>
+          <w:szCs w:val="24"/>
+        </w:rPr>
+        <w:t xml:space="preserve"> </w:t>
+      </w:r>
+      <w:r>
+        <w:rPr>
+          <w:rFonts w:ascii="Times New Roman" w:hAnsi="Times New Roman" w:cs="Times New Roman"/>
+          <w:b/>
+          <w:bCs/>
+          <w:color w:val="833C0B" w:themeColor="accent2" w:themeShade="80"/>
+          <w:sz w:val="24"/>
+          <w:szCs w:val="24"/>
+        </w:rPr>
+        <w:tab/>
+      </w:r>
+      <w:r>
+        <w:rPr>
+          <w:rFonts w:ascii="Times New Roman" w:hAnsi="Times New Roman" w:cs="Times New Roman"/>
+          <w:b/>
+          <w:bCs/>
+          <w:color w:val="833C0B" w:themeColor="accent2" w:themeShade="80"/>
+          <w:sz w:val="24"/>
+          <w:szCs w:val="24"/>
+        </w:rPr>
+        <w:tab/>
+      </w:r>
+      <w:r>
+        <w:rPr>
+          <w:rFonts w:ascii="Times New Roman" w:hAnsi="Times New Roman" w:cs="Times New Roman"/>
+          <w:b/>
+          <w:bCs/>
+          <w:color w:val="833C0B" w:themeColor="accent2" w:themeShade="80"/>
+          <w:sz w:val="24"/>
+          <w:szCs w:val="24"/>
+        </w:rPr>
+        <w:tab/>
+      </w:r>
+      <w:r>
+        <w:rPr>
+          <w:rFonts w:ascii="Times New Roman" w:hAnsi="Times New Roman" w:cs="Times New Roman"/>
+          <w:b/>
+          <w:bCs/>
+          <w:color w:val="833C0B" w:themeColor="accent2" w:themeShade="80"/>
+          <w:sz w:val="24"/>
+          <w:szCs w:val="24"/>
+        </w:rPr>
+        <w:tab/>
+      </w:r>
+      <w:r>
+        <w:rPr>
+          <w:rFonts w:ascii="Times New Roman" w:hAnsi="Times New Roman" w:cs="Times New Roman"/>
+          <w:b/>
+          <w:bCs/>
+          <w:color w:val="833C0B" w:themeColor="accent2" w:themeShade="80"/>
+          <w:sz w:val="24"/>
+          <w:szCs w:val="24"/>
+        </w:rPr>
+        <w:t xml:space="preserve">&lt;li&gt;Sub Item 2&lt;/li&gt; </w:t>
+      </w:r>
+    </w:p>
+    <w:p>
+      <w:pPr>
+        <w:pStyle w:val="ListParagraph"/>
+        <w:ind w:left="2160" w:firstLine="720"/>
+        <w:rPr>
+          <w:rFonts w:ascii="Times New Roman" w:hAnsi="Times New Roman" w:cs="Times New Roman"/>
+          <w:b/>
+          <w:bCs/>
+          <w:color w:val="833C0B" w:themeColor="accent2" w:themeShade="80"/>
+          <w:sz w:val="24"/>
+          <w:szCs w:val="24"/>
+        </w:rPr>
+      </w:pPr>
+      <w:r>
+        <w:rPr>
+          <w:rFonts w:ascii="Times New Roman" w:hAnsi="Times New Roman" w:cs="Times New Roman"/>
+          <w:b/>
+          <w:bCs/>
+          <w:color w:val="833C0B" w:themeColor="accent2" w:themeShade="80"/>
+          <w:sz w:val="24"/>
+          <w:szCs w:val="24"/>
+        </w:rPr>
+        <w:t>&lt;/</w:t>
+      </w:r>
+      <w:r>
+        <w:rPr>
+          <w:rFonts w:ascii="Times New Roman" w:hAnsi="Times New Roman" w:cs="Times New Roman"/>
+          <w:b/>
+          <w:bCs/>
+          <w:color w:val="833C0B" w:themeColor="accent2" w:themeShade="80"/>
+          <w:sz w:val="24"/>
+          <w:szCs w:val="24"/>
+        </w:rPr>
+        <w:t>o</w:t>
+      </w:r>
+      <w:r>
+        <w:rPr>
+          <w:rFonts w:ascii="Times New Roman" w:hAnsi="Times New Roman" w:cs="Times New Roman"/>
+          <w:b/>
+          <w:bCs/>
+          <w:color w:val="833C0B" w:themeColor="accent2" w:themeShade="80"/>
+          <w:sz w:val="24"/>
+          <w:szCs w:val="24"/>
+        </w:rPr>
+        <w:t>l&gt;</w:t>
+      </w:r>
+    </w:p>
+    <w:p>
+      <w:pPr>
+        <w:pStyle w:val="ListParagraph"/>
+        <w:ind w:left="2160"/>
+        <w:rPr>
+          <w:rFonts w:ascii="Times New Roman" w:hAnsi="Times New Roman" w:cs="Times New Roman"/>
+          <w:b/>
+          <w:bCs/>
+          <w:color w:val="833C0B" w:themeColor="accent2" w:themeShade="80"/>
+          <w:sz w:val="24"/>
+          <w:szCs w:val="24"/>
+        </w:rPr>
+      </w:pPr>
+      <w:r>
+        <w:rPr>
+          <w:rFonts w:ascii="Times New Roman" w:hAnsi="Times New Roman" w:cs="Times New Roman"/>
+          <w:b/>
+          <w:bCs/>
+          <w:color w:val="833C0B" w:themeColor="accent2" w:themeShade="80"/>
+          <w:sz w:val="24"/>
+          <w:szCs w:val="24"/>
+        </w:rPr>
+        <w:t xml:space="preserve">&lt;/li&gt; </w:t>
+      </w:r>
+    </w:p>
+    <w:p>
+      <w:pPr>
+        <w:pStyle w:val="ListParagraph"/>
+        <w:ind w:firstLine="720"/>
+        <w:rPr>
+          <w:rFonts w:ascii="Times New Roman" w:hAnsi="Times New Roman" w:cs="Times New Roman"/>
+          <w:b/>
+          <w:bCs/>
+          <w:color w:val="833C0B" w:themeColor="accent2" w:themeShade="80"/>
+          <w:sz w:val="24"/>
+          <w:szCs w:val="24"/>
+        </w:rPr>
+      </w:pPr>
+      <w:r>
+        <w:rPr>
+          <w:rFonts w:ascii="Times New Roman" w:hAnsi="Times New Roman" w:cs="Times New Roman"/>
+          <w:b/>
+          <w:bCs/>
+          <w:color w:val="833C0B" w:themeColor="accent2" w:themeShade="80"/>
+          <w:sz w:val="24"/>
+          <w:szCs w:val="24"/>
+        </w:rPr>
+        <w:t>&lt;/</w:t>
+      </w:r>
+      <w:r>
+        <w:rPr>
+          <w:rFonts w:ascii="Times New Roman" w:hAnsi="Times New Roman" w:cs="Times New Roman"/>
+          <w:b/>
+          <w:bCs/>
+          <w:color w:val="833C0B" w:themeColor="accent2" w:themeShade="80"/>
+          <w:sz w:val="24"/>
+          <w:szCs w:val="24"/>
+        </w:rPr>
+        <w:t>o</w:t>
+      </w:r>
+      <w:r>
+        <w:rPr>
+          <w:rFonts w:ascii="Times New Roman" w:hAnsi="Times New Roman" w:cs="Times New Roman"/>
+          <w:b/>
+          <w:bCs/>
+          <w:color w:val="833C0B" w:themeColor="accent2" w:themeShade="80"/>
+          <w:sz w:val="24"/>
+          <w:szCs w:val="24"/>
+        </w:rPr>
+        <w:t>l&gt;</w:t>
+      </w:r>
+    </w:p>
+    <w:p>
+      <w:pPr>
+        <w:pStyle w:val="ListParagraph"/>
+        <w:rPr>
+          <w:rFonts w:ascii="Times New Roman" w:hAnsi="Times New Roman" w:cs="Times New Roman"/>
+          <w:b/>
+          <w:bCs/>
+          <w:sz w:val="24"/>
+          <w:szCs w:val="24"/>
+        </w:rPr>
+      </w:pPr>
+    </w:p>
+    <w:p>
+      <w:pPr>
+        <w:pStyle w:val="ListParagraph"/>
         <w:numPr>
           <w:ilvl w:val="0"/>
           <w:numId w:val="6"/>
@@ -6146,11 +6587,1572 @@
         </w:rPr>
         <w:t>Description Lists</w:t>
       </w:r>
-    </w:p>
-    <w:p>
-      <w:pPr>
-        <w:rPr>
-          <w:rFonts w:ascii="Times New Roman" w:hAnsi="Times New Roman" w:cs="Times New Roman"/>
+      <w:r>
+        <w:rPr>
+          <w:rFonts w:ascii="Times New Roman" w:hAnsi="Times New Roman" w:cs="Times New Roman"/>
+          <w:b/>
+          <w:bCs/>
+          <w:sz w:val="24"/>
+          <w:szCs w:val="24"/>
+        </w:rPr>
+        <w:t xml:space="preserve">: </w:t>
+      </w:r>
+      <w:r>
+        <w:rPr>
+          <w:rFonts w:ascii="Times New Roman" w:hAnsi="Times New Roman" w:cs="Times New Roman"/>
+          <w:sz w:val="24"/>
+          <w:szCs w:val="24"/>
+        </w:rPr>
+        <w:t>Used to display a list of terms along with their descriptions.</w:t>
+      </w:r>
+    </w:p>
+    <w:p>
+      <w:pPr>
+        <w:pStyle w:val="ListParagraph"/>
+        <w:ind w:left="1440"/>
+        <w:rPr>
+          <w:rFonts w:ascii="Times New Roman" w:hAnsi="Times New Roman" w:cs="Times New Roman"/>
+          <w:b/>
+          <w:bCs/>
+          <w:color w:val="833C0B" w:themeColor="accent2" w:themeShade="80"/>
+          <w:sz w:val="24"/>
+          <w:szCs w:val="24"/>
+        </w:rPr>
+      </w:pPr>
+      <w:r>
+        <w:rPr>
+          <w:rFonts w:ascii="Times New Roman" w:hAnsi="Times New Roman" w:cs="Times New Roman"/>
+          <w:b/>
+          <w:bCs/>
+          <w:color w:val="833C0B" w:themeColor="accent2" w:themeShade="80"/>
+          <w:sz w:val="24"/>
+          <w:szCs w:val="24"/>
+        </w:rPr>
+        <w:t xml:space="preserve">&lt;dl&gt; </w:t>
+      </w:r>
+    </w:p>
+    <w:p>
+      <w:pPr>
+        <w:pStyle w:val="ListParagraph"/>
+        <w:ind w:left="1440" w:firstLine="720"/>
+        <w:rPr>
+          <w:rFonts w:ascii="Times New Roman" w:hAnsi="Times New Roman" w:cs="Times New Roman"/>
+          <w:b/>
+          <w:bCs/>
+          <w:color w:val="833C0B" w:themeColor="accent2" w:themeShade="80"/>
+          <w:sz w:val="24"/>
+          <w:szCs w:val="24"/>
+        </w:rPr>
+      </w:pPr>
+      <w:r>
+        <w:rPr>
+          <w:rFonts w:ascii="Times New Roman" w:hAnsi="Times New Roman" w:cs="Times New Roman"/>
+          <w:b/>
+          <w:bCs/>
+          <w:color w:val="833C0B" w:themeColor="accent2" w:themeShade="80"/>
+          <w:sz w:val="24"/>
+          <w:szCs w:val="24"/>
+        </w:rPr>
+        <w:t xml:space="preserve">&lt;dt&gt; </w:t>
+      </w:r>
+      <w:r>
+        <w:rPr>
+          <w:rFonts w:ascii="Times New Roman" w:hAnsi="Times New Roman" w:cs="Times New Roman"/>
+          <w:b/>
+          <w:bCs/>
+          <w:color w:val="833C0B" w:themeColor="accent2" w:themeShade="80"/>
+          <w:sz w:val="24"/>
+          <w:szCs w:val="24"/>
+        </w:rPr>
+        <w:t>&lt;/dt&gt;</w:t>
+      </w:r>
+    </w:p>
+    <w:p>
+      <w:pPr>
+        <w:pStyle w:val="ListParagraph"/>
+        <w:ind w:left="1440" w:firstLine="720"/>
+        <w:rPr>
+          <w:rFonts w:ascii="Times New Roman" w:hAnsi="Times New Roman" w:cs="Times New Roman"/>
+          <w:b/>
+          <w:bCs/>
+          <w:color w:val="833C0B" w:themeColor="accent2" w:themeShade="80"/>
+          <w:sz w:val="24"/>
+          <w:szCs w:val="24"/>
+        </w:rPr>
+      </w:pPr>
+      <w:r>
+        <w:rPr>
+          <w:rFonts w:ascii="Times New Roman" w:hAnsi="Times New Roman" w:cs="Times New Roman"/>
+          <w:b/>
+          <w:bCs/>
+          <w:color w:val="833C0B" w:themeColor="accent2" w:themeShade="80"/>
+          <w:sz w:val="24"/>
+          <w:szCs w:val="24"/>
+        </w:rPr>
+        <w:t>&lt;</w:t>
+      </w:r>
+      <w:r>
+        <w:rPr>
+          <w:rFonts w:ascii="Times New Roman" w:hAnsi="Times New Roman" w:cs="Times New Roman"/>
+          <w:b/>
+          <w:bCs/>
+          <w:color w:val="833C0B" w:themeColor="accent2" w:themeShade="80"/>
+          <w:sz w:val="24"/>
+          <w:szCs w:val="24"/>
+        </w:rPr>
+        <w:t>dd&gt;</w:t>
+      </w:r>
+      <w:r>
+        <w:rPr>
+          <w:rFonts w:ascii="Times New Roman" w:hAnsi="Times New Roman" w:cs="Times New Roman"/>
+          <w:b/>
+          <w:bCs/>
+          <w:color w:val="833C0B" w:themeColor="accent2" w:themeShade="80"/>
+          <w:sz w:val="24"/>
+          <w:szCs w:val="24"/>
+        </w:rPr>
+        <w:t xml:space="preserve"> &lt;/dt&gt;</w:t>
+      </w:r>
+    </w:p>
+    <w:p>
+      <w:pPr>
+        <w:pStyle w:val="ListParagraph"/>
+        <w:ind w:left="1440"/>
+        <w:rPr>
+          <w:rFonts w:ascii="Times New Roman" w:hAnsi="Times New Roman" w:cs="Times New Roman"/>
+          <w:b/>
+          <w:bCs/>
+          <w:color w:val="833C0B" w:themeColor="accent2" w:themeShade="80"/>
+          <w:sz w:val="24"/>
+          <w:szCs w:val="24"/>
+        </w:rPr>
+      </w:pPr>
+      <w:r>
+        <w:rPr>
+          <w:rFonts w:ascii="Times New Roman" w:hAnsi="Times New Roman" w:cs="Times New Roman"/>
+          <w:b/>
+          <w:bCs/>
+          <w:color w:val="833C0B" w:themeColor="accent2" w:themeShade="80"/>
+          <w:sz w:val="24"/>
+          <w:szCs w:val="24"/>
+        </w:rPr>
+        <w:t>&lt;/dI&gt;</w:t>
+      </w:r>
+    </w:p>
+    <w:p>
+      <w:pPr>
+        <w:pStyle w:val="Heading1"/>
+      </w:pPr>
+      <w:r>
+        <w:t>Attribute:</w:t>
+      </w:r>
+    </w:p>
+    <w:p>
+      <w:pPr>
+        <w:rPr>
+          <w:rFonts w:ascii="Times New Roman" w:hAnsi="Times New Roman" w:cs="Times New Roman"/>
+          <w:sz w:val="24"/>
+          <w:szCs w:val="24"/>
+        </w:rPr>
+      </w:pPr>
+      <w:r>
+        <w:rPr>
+          <w:rFonts w:ascii="Times New Roman" w:hAnsi="Times New Roman" w:cs="Times New Roman"/>
+          <w:sz w:val="24"/>
+          <w:szCs w:val="24"/>
+        </w:rPr>
+        <w:t xml:space="preserve">Attributes are </w:t>
+      </w:r>
+      <w:r>
+        <w:rPr>
+          <w:rFonts w:ascii="Times New Roman" w:hAnsi="Times New Roman" w:cs="Times New Roman"/>
+          <w:b/>
+          <w:bCs/>
+          <w:sz w:val="24"/>
+          <w:szCs w:val="24"/>
+        </w:rPr>
+        <w:t>properties of HTML elements</w:t>
+      </w:r>
+      <w:r>
+        <w:rPr>
+          <w:rFonts w:ascii="Times New Roman" w:hAnsi="Times New Roman" w:cs="Times New Roman"/>
+          <w:sz w:val="24"/>
+          <w:szCs w:val="24"/>
+        </w:rPr>
+        <w:t xml:space="preserve"> that add additional functionality. They are always written inside the </w:t>
+      </w:r>
+      <w:r>
+        <w:rPr>
+          <w:rFonts w:ascii="Times New Roman" w:hAnsi="Times New Roman" w:cs="Times New Roman"/>
+          <w:b/>
+          <w:bCs/>
+          <w:sz w:val="24"/>
+          <w:szCs w:val="24"/>
+        </w:rPr>
+        <w:t>opening tag</w:t>
+      </w:r>
+      <w:r>
+        <w:rPr>
+          <w:rFonts w:ascii="Times New Roman" w:hAnsi="Times New Roman" w:cs="Times New Roman"/>
+          <w:sz w:val="24"/>
+          <w:szCs w:val="24"/>
+        </w:rPr>
+        <w:t xml:space="preserve"> in key="value" format. You can add any number of attributes to an element.</w:t>
+      </w:r>
+    </w:p>
+    <w:p>
+      <w:pPr>
+        <w:rPr>
+          <w:rFonts w:ascii="Times New Roman" w:hAnsi="Times New Roman" w:cs="Times New Roman"/>
+          <w:sz w:val="24"/>
+          <w:szCs w:val="24"/>
+        </w:rPr>
+      </w:pPr>
+      <w:r>
+        <w:rPr>
+          <w:rFonts w:ascii="Times New Roman" w:hAnsi="Times New Roman" w:cs="Times New Roman"/>
+          <w:sz w:val="24"/>
+          <w:szCs w:val="24"/>
+        </w:rPr>
+        <w:t>Ordered List</w:t>
+      </w:r>
+    </w:p>
+    <w:tbl>
+      <w:tblPr>
+        <w:tblW w:w="6500" w:type="dxa"/>
+        <w:tblLook w:val="04A0" w:firstRow="1" w:lastRow="0" w:firstColumn="1" w:lastColumn="0" w:noHBand="0" w:noVBand="1"/>
+      </w:tblPr>
+      <w:tblGrid>
+        <w:gridCol w:w="738"/>
+        <w:gridCol w:w="3872"/>
+        <w:gridCol w:w="1890"/>
+      </w:tblGrid>
+      <w:tr>
+        <w:trPr>
+          <w:trHeight w:val="580"/>
+        </w:trPr>
+        <w:tc>
+          <w:tcPr>
+            <w:tcW w:w="620" w:type="dxa"/>
+            <w:tcBorders>
+              <w:top w:val="single" w:sz="4" w:space="0" w:color="auto"/>
+              <w:left w:val="single" w:sz="4" w:space="0" w:color="auto"/>
+              <w:bottom w:val="single" w:sz="4" w:space="0" w:color="auto"/>
+              <w:right w:val="single" w:sz="4" w:space="0" w:color="auto"/>
+            </w:tcBorders>
+            <w:vAlign w:val="center"/>
+            <w:hideMark/>
+          </w:tcPr>
+          <w:p>
+            <w:pPr>
+              <w:spacing w:after="0" w:line="240" w:lineRule="auto"/>
+              <w:jc w:val="center"/>
+              <w:rPr>
+                <w:rFonts w:ascii="Calibri" w:eastAsia="Times New Roman" w:hAnsi="Calibri" w:cs="Calibri"/>
+                <w:b/>
+                <w:bCs/>
+                <w:color w:val="000000"/>
+                <w:kern w:val="0"/>
+                <w:lang w:eastAsia="en-IN"/>
+                <w14:ligatures w14:val="none"/>
+              </w:rPr>
+            </w:pPr>
+            <w:r>
+              <w:rPr>
+                <w:rFonts w:ascii="Calibri" w:eastAsia="Times New Roman" w:hAnsi="Calibri" w:cs="Calibri"/>
+                <w:b/>
+                <w:bCs/>
+                <w:color w:val="000000"/>
+                <w:kern w:val="0"/>
+                <w:lang w:eastAsia="en-IN"/>
+                <w14:ligatures w14:val="none"/>
+              </w:rPr>
+              <w:t>Value</w:t>
+            </w:r>
+          </w:p>
+        </w:tc>
+        <w:tc>
+          <w:tcPr>
+            <w:tcW w:w="3960" w:type="dxa"/>
+            <w:tcBorders>
+              <w:top w:val="single" w:sz="4" w:space="0" w:color="auto"/>
+              <w:left w:val="nil"/>
+              <w:bottom w:val="single" w:sz="4" w:space="0" w:color="auto"/>
+              <w:right w:val="single" w:sz="4" w:space="0" w:color="auto"/>
+            </w:tcBorders>
+            <w:vAlign w:val="center"/>
+            <w:hideMark/>
+          </w:tcPr>
+          <w:p>
+            <w:pPr>
+              <w:spacing w:after="0" w:line="240" w:lineRule="auto"/>
+              <w:jc w:val="center"/>
+              <w:rPr>
+                <w:rFonts w:ascii="Calibri" w:eastAsia="Times New Roman" w:hAnsi="Calibri" w:cs="Calibri"/>
+                <w:b/>
+                <w:bCs/>
+                <w:color w:val="000000"/>
+                <w:kern w:val="0"/>
+                <w:lang w:eastAsia="en-IN"/>
+                <w14:ligatures w14:val="none"/>
+              </w:rPr>
+            </w:pPr>
+            <w:r>
+              <w:rPr>
+                <w:rFonts w:ascii="Calibri" w:eastAsia="Times New Roman" w:hAnsi="Calibri" w:cs="Calibri"/>
+                <w:b/>
+                <w:bCs/>
+                <w:color w:val="000000"/>
+                <w:kern w:val="0"/>
+                <w:lang w:eastAsia="en-IN"/>
+                <w14:ligatures w14:val="none"/>
+              </w:rPr>
+              <w:t>Description</w:t>
+            </w:r>
+          </w:p>
+        </w:tc>
+        <w:tc>
+          <w:tcPr>
+            <w:tcW w:w="1920" w:type="dxa"/>
+            <w:tcBorders>
+              <w:top w:val="single" w:sz="4" w:space="0" w:color="auto"/>
+              <w:left w:val="nil"/>
+              <w:bottom w:val="single" w:sz="4" w:space="0" w:color="auto"/>
+              <w:right w:val="single" w:sz="4" w:space="0" w:color="auto"/>
+            </w:tcBorders>
+            <w:vAlign w:val="center"/>
+            <w:hideMark/>
+          </w:tcPr>
+          <w:p>
+            <w:pPr>
+              <w:spacing w:after="0" w:line="240" w:lineRule="auto"/>
+              <w:jc w:val="center"/>
+              <w:rPr>
+                <w:rFonts w:ascii="Calibri" w:eastAsia="Times New Roman" w:hAnsi="Calibri" w:cs="Calibri"/>
+                <w:b/>
+                <w:bCs/>
+                <w:color w:val="000000"/>
+                <w:kern w:val="0"/>
+                <w:lang w:eastAsia="en-IN"/>
+                <w14:ligatures w14:val="none"/>
+              </w:rPr>
+            </w:pPr>
+            <w:r>
+              <w:rPr>
+                <w:rFonts w:ascii="Calibri" w:eastAsia="Times New Roman" w:hAnsi="Calibri" w:cs="Calibri"/>
+                <w:b/>
+                <w:bCs/>
+                <w:color w:val="000000"/>
+                <w:kern w:val="0"/>
+                <w:lang w:eastAsia="en-IN"/>
+                <w14:ligatures w14:val="none"/>
+              </w:rPr>
+              <w:t>Example Output</w:t>
+            </w:r>
+          </w:p>
+        </w:tc>
+      </w:tr>
+      <w:tr>
+        <w:trPr>
+          <w:trHeight w:val="290"/>
+        </w:trPr>
+        <w:tc>
+          <w:tcPr>
+            <w:tcW w:w="620" w:type="dxa"/>
+            <w:tcBorders>
+              <w:top w:val="nil"/>
+              <w:left w:val="single" w:sz="4" w:space="0" w:color="auto"/>
+              <w:bottom w:val="single" w:sz="4" w:space="0" w:color="auto"/>
+              <w:right w:val="single" w:sz="4" w:space="0" w:color="auto"/>
+            </w:tcBorders>
+            <w:vAlign w:val="center"/>
+            <w:hideMark/>
+          </w:tcPr>
+          <w:p>
+            <w:pPr>
+              <w:spacing w:after="0" w:line="240" w:lineRule="auto"/>
+              <w:rPr>
+                <w:rFonts w:ascii="Arial Unicode MS" w:eastAsia="Times New Roman" w:hAnsi="Arial Unicode MS" w:cs="Calibri"/>
+                <w:color w:val="000000"/>
+                <w:kern w:val="0"/>
+                <w:sz w:val="20"/>
+                <w:szCs w:val="20"/>
+                <w:lang w:eastAsia="en-IN"/>
+                <w14:ligatures w14:val="none"/>
+              </w:rPr>
+            </w:pPr>
+            <w:r>
+              <w:rPr>
+                <w:rFonts w:ascii="Arial Unicode MS" w:eastAsia="Times New Roman" w:hAnsi="Arial Unicode MS" w:cs="Calibri"/>
+                <w:color w:val="000000"/>
+                <w:kern w:val="0"/>
+                <w:sz w:val="20"/>
+                <w:szCs w:val="20"/>
+                <w:lang w:eastAsia="en-IN"/>
+                <w14:ligatures w14:val="none"/>
+              </w:rPr>
+              <w:t>"1"</w:t>
+            </w:r>
+          </w:p>
+        </w:tc>
+        <w:tc>
+          <w:tcPr>
+            <w:tcW w:w="3960" w:type="dxa"/>
+            <w:tcBorders>
+              <w:top w:val="nil"/>
+              <w:left w:val="nil"/>
+              <w:bottom w:val="single" w:sz="4" w:space="0" w:color="auto"/>
+              <w:right w:val="single" w:sz="4" w:space="0" w:color="auto"/>
+            </w:tcBorders>
+            <w:vAlign w:val="center"/>
+            <w:hideMark/>
+          </w:tcPr>
+          <w:p>
+            <w:pPr>
+              <w:spacing w:after="0" w:line="240" w:lineRule="auto"/>
+              <w:rPr>
+                <w:rFonts w:ascii="Calibri" w:eastAsia="Times New Roman" w:hAnsi="Calibri" w:cs="Calibri"/>
+                <w:color w:val="000000"/>
+                <w:kern w:val="0"/>
+                <w:lang w:eastAsia="en-IN"/>
+                <w14:ligatures w14:val="none"/>
+              </w:rPr>
+            </w:pPr>
+            <w:r>
+              <w:rPr>
+                <w:rFonts w:ascii="Calibri" w:eastAsia="Times New Roman" w:hAnsi="Calibri" w:cs="Calibri"/>
+                <w:color w:val="000000"/>
+                <w:kern w:val="0"/>
+                <w:lang w:eastAsia="en-IN"/>
+                <w14:ligatures w14:val="none"/>
+              </w:rPr>
+              <w:t>Numbers (default for ol)</w:t>
+            </w:r>
+          </w:p>
+        </w:tc>
+        <w:tc>
+          <w:tcPr>
+            <w:tcW w:w="1920" w:type="dxa"/>
+            <w:tcBorders>
+              <w:top w:val="nil"/>
+              <w:left w:val="nil"/>
+              <w:bottom w:val="single" w:sz="4" w:space="0" w:color="auto"/>
+              <w:right w:val="single" w:sz="4" w:space="0" w:color="auto"/>
+            </w:tcBorders>
+            <w:vAlign w:val="center"/>
+            <w:hideMark/>
+          </w:tcPr>
+          <w:p>
+            <w:pPr>
+              <w:spacing w:after="0" w:line="240" w:lineRule="auto"/>
+              <w:rPr>
+                <w:rFonts w:ascii="Calibri" w:eastAsia="Times New Roman" w:hAnsi="Calibri" w:cs="Calibri"/>
+                <w:color w:val="000000"/>
+                <w:kern w:val="0"/>
+                <w:lang w:eastAsia="en-IN"/>
+                <w14:ligatures w14:val="none"/>
+              </w:rPr>
+            </w:pPr>
+            <w:r>
+              <w:rPr>
+                <w:rFonts w:ascii="Calibri" w:eastAsia="Times New Roman" w:hAnsi="Calibri" w:cs="Calibri"/>
+                <w:color w:val="000000"/>
+                <w:kern w:val="0"/>
+                <w:lang w:eastAsia="en-IN"/>
+                <w14:ligatures w14:val="none"/>
+              </w:rPr>
+              <w:t>1, 2, 3</w:t>
+            </w:r>
+          </w:p>
+        </w:tc>
+      </w:tr>
+      <w:tr>
+        <w:trPr>
+          <w:trHeight w:val="290"/>
+        </w:trPr>
+        <w:tc>
+          <w:tcPr>
+            <w:tcW w:w="620" w:type="dxa"/>
+            <w:tcBorders>
+              <w:top w:val="nil"/>
+              <w:left w:val="single" w:sz="4" w:space="0" w:color="auto"/>
+              <w:bottom w:val="single" w:sz="4" w:space="0" w:color="auto"/>
+              <w:right w:val="single" w:sz="4" w:space="0" w:color="auto"/>
+            </w:tcBorders>
+            <w:vAlign w:val="center"/>
+            <w:hideMark/>
+          </w:tcPr>
+          <w:p>
+            <w:pPr>
+              <w:spacing w:after="0" w:line="240" w:lineRule="auto"/>
+              <w:rPr>
+                <w:rFonts w:ascii="Arial Unicode MS" w:eastAsia="Times New Roman" w:hAnsi="Arial Unicode MS" w:cs="Calibri"/>
+                <w:color w:val="000000"/>
+                <w:kern w:val="0"/>
+                <w:sz w:val="20"/>
+                <w:szCs w:val="20"/>
+                <w:lang w:eastAsia="en-IN"/>
+                <w14:ligatures w14:val="none"/>
+              </w:rPr>
+            </w:pPr>
+            <w:r>
+              <w:rPr>
+                <w:rFonts w:ascii="Arial Unicode MS" w:eastAsia="Times New Roman" w:hAnsi="Arial Unicode MS" w:cs="Calibri"/>
+                <w:color w:val="000000"/>
+                <w:kern w:val="0"/>
+                <w:sz w:val="20"/>
+                <w:szCs w:val="20"/>
+                <w:lang w:eastAsia="en-IN"/>
+                <w14:ligatures w14:val="none"/>
+              </w:rPr>
+              <w:t>"a"</w:t>
+            </w:r>
+          </w:p>
+        </w:tc>
+        <w:tc>
+          <w:tcPr>
+            <w:tcW w:w="3960" w:type="dxa"/>
+            <w:tcBorders>
+              <w:top w:val="nil"/>
+              <w:left w:val="nil"/>
+              <w:bottom w:val="single" w:sz="4" w:space="0" w:color="auto"/>
+              <w:right w:val="single" w:sz="4" w:space="0" w:color="auto"/>
+            </w:tcBorders>
+            <w:vAlign w:val="center"/>
+            <w:hideMark/>
+          </w:tcPr>
+          <w:p>
+            <w:pPr>
+              <w:spacing w:after="0" w:line="240" w:lineRule="auto"/>
+              <w:rPr>
+                <w:rFonts w:ascii="Calibri" w:eastAsia="Times New Roman" w:hAnsi="Calibri" w:cs="Calibri"/>
+                <w:color w:val="000000"/>
+                <w:kern w:val="0"/>
+                <w:lang w:eastAsia="en-IN"/>
+                <w14:ligatures w14:val="none"/>
+              </w:rPr>
+            </w:pPr>
+            <w:r>
+              <w:rPr>
+                <w:rFonts w:ascii="Calibri" w:eastAsia="Times New Roman" w:hAnsi="Calibri" w:cs="Calibri"/>
+                <w:color w:val="000000"/>
+                <w:kern w:val="0"/>
+                <w:lang w:eastAsia="en-IN"/>
+                <w14:ligatures w14:val="none"/>
+              </w:rPr>
+              <w:t>Lowercase letters</w:t>
+            </w:r>
+          </w:p>
+        </w:tc>
+        <w:tc>
+          <w:tcPr>
+            <w:tcW w:w="1920" w:type="dxa"/>
+            <w:tcBorders>
+              <w:top w:val="nil"/>
+              <w:left w:val="nil"/>
+              <w:bottom w:val="single" w:sz="4" w:space="0" w:color="auto"/>
+              <w:right w:val="single" w:sz="4" w:space="0" w:color="auto"/>
+            </w:tcBorders>
+            <w:vAlign w:val="center"/>
+            <w:hideMark/>
+          </w:tcPr>
+          <w:p>
+            <w:pPr>
+              <w:spacing w:after="0" w:line="240" w:lineRule="auto"/>
+              <w:rPr>
+                <w:rFonts w:ascii="Calibri" w:eastAsia="Times New Roman" w:hAnsi="Calibri" w:cs="Calibri"/>
+                <w:color w:val="000000"/>
+                <w:kern w:val="0"/>
+                <w:lang w:eastAsia="en-IN"/>
+                <w14:ligatures w14:val="none"/>
+              </w:rPr>
+            </w:pPr>
+            <w:r>
+              <w:rPr>
+                <w:rFonts w:ascii="Calibri" w:eastAsia="Times New Roman" w:hAnsi="Calibri" w:cs="Calibri"/>
+                <w:color w:val="000000"/>
+                <w:kern w:val="0"/>
+                <w:lang w:eastAsia="en-IN"/>
+                <w14:ligatures w14:val="none"/>
+              </w:rPr>
+              <w:t>a, b, c</w:t>
+            </w:r>
+          </w:p>
+        </w:tc>
+      </w:tr>
+      <w:tr>
+        <w:trPr>
+          <w:trHeight w:val="290"/>
+        </w:trPr>
+        <w:tc>
+          <w:tcPr>
+            <w:tcW w:w="620" w:type="dxa"/>
+            <w:tcBorders>
+              <w:top w:val="nil"/>
+              <w:left w:val="single" w:sz="4" w:space="0" w:color="auto"/>
+              <w:bottom w:val="single" w:sz="4" w:space="0" w:color="auto"/>
+              <w:right w:val="single" w:sz="4" w:space="0" w:color="auto"/>
+            </w:tcBorders>
+            <w:vAlign w:val="center"/>
+            <w:hideMark/>
+          </w:tcPr>
+          <w:p>
+            <w:pPr>
+              <w:spacing w:after="0" w:line="240" w:lineRule="auto"/>
+              <w:rPr>
+                <w:rFonts w:ascii="Arial Unicode MS" w:eastAsia="Times New Roman" w:hAnsi="Arial Unicode MS" w:cs="Calibri"/>
+                <w:color w:val="000000"/>
+                <w:kern w:val="0"/>
+                <w:sz w:val="20"/>
+                <w:szCs w:val="20"/>
+                <w:lang w:eastAsia="en-IN"/>
+                <w14:ligatures w14:val="none"/>
+              </w:rPr>
+            </w:pPr>
+            <w:r>
+              <w:rPr>
+                <w:rFonts w:ascii="Arial Unicode MS" w:eastAsia="Times New Roman" w:hAnsi="Arial Unicode MS" w:cs="Calibri"/>
+                <w:color w:val="000000"/>
+                <w:kern w:val="0"/>
+                <w:sz w:val="20"/>
+                <w:szCs w:val="20"/>
+                <w:lang w:eastAsia="en-IN"/>
+                <w14:ligatures w14:val="none"/>
+              </w:rPr>
+              <w:t>"A"</w:t>
+            </w:r>
+          </w:p>
+        </w:tc>
+        <w:tc>
+          <w:tcPr>
+            <w:tcW w:w="3960" w:type="dxa"/>
+            <w:tcBorders>
+              <w:top w:val="nil"/>
+              <w:left w:val="nil"/>
+              <w:bottom w:val="single" w:sz="4" w:space="0" w:color="auto"/>
+              <w:right w:val="single" w:sz="4" w:space="0" w:color="auto"/>
+            </w:tcBorders>
+            <w:vAlign w:val="center"/>
+            <w:hideMark/>
+          </w:tcPr>
+          <w:p>
+            <w:pPr>
+              <w:spacing w:after="0" w:line="240" w:lineRule="auto"/>
+              <w:rPr>
+                <w:rFonts w:ascii="Calibri" w:eastAsia="Times New Roman" w:hAnsi="Calibri" w:cs="Calibri"/>
+                <w:color w:val="000000"/>
+                <w:kern w:val="0"/>
+                <w:lang w:eastAsia="en-IN"/>
+                <w14:ligatures w14:val="none"/>
+              </w:rPr>
+            </w:pPr>
+            <w:r>
+              <w:rPr>
+                <w:rFonts w:ascii="Calibri" w:eastAsia="Times New Roman" w:hAnsi="Calibri" w:cs="Calibri"/>
+                <w:color w:val="000000"/>
+                <w:kern w:val="0"/>
+                <w:lang w:eastAsia="en-IN"/>
+                <w14:ligatures w14:val="none"/>
+              </w:rPr>
+              <w:t>Uppercase letters</w:t>
+            </w:r>
+          </w:p>
+        </w:tc>
+        <w:tc>
+          <w:tcPr>
+            <w:tcW w:w="1920" w:type="dxa"/>
+            <w:tcBorders>
+              <w:top w:val="nil"/>
+              <w:left w:val="nil"/>
+              <w:bottom w:val="single" w:sz="4" w:space="0" w:color="auto"/>
+              <w:right w:val="single" w:sz="4" w:space="0" w:color="auto"/>
+            </w:tcBorders>
+            <w:vAlign w:val="center"/>
+            <w:hideMark/>
+          </w:tcPr>
+          <w:p>
+            <w:pPr>
+              <w:spacing w:after="0" w:line="240" w:lineRule="auto"/>
+              <w:rPr>
+                <w:rFonts w:ascii="Calibri" w:eastAsia="Times New Roman" w:hAnsi="Calibri" w:cs="Calibri"/>
+                <w:color w:val="000000"/>
+                <w:kern w:val="0"/>
+                <w:lang w:eastAsia="en-IN"/>
+                <w14:ligatures w14:val="none"/>
+              </w:rPr>
+            </w:pPr>
+            <w:r>
+              <w:rPr>
+                <w:rFonts w:ascii="Calibri" w:eastAsia="Times New Roman" w:hAnsi="Calibri" w:cs="Calibri"/>
+                <w:color w:val="000000"/>
+                <w:kern w:val="0"/>
+                <w:lang w:eastAsia="en-IN"/>
+                <w14:ligatures w14:val="none"/>
+              </w:rPr>
+              <w:t>A, B, C</w:t>
+            </w:r>
+          </w:p>
+        </w:tc>
+      </w:tr>
+      <w:tr>
+        <w:trPr>
+          <w:trHeight w:val="290"/>
+        </w:trPr>
+        <w:tc>
+          <w:tcPr>
+            <w:tcW w:w="620" w:type="dxa"/>
+            <w:tcBorders>
+              <w:top w:val="nil"/>
+              <w:left w:val="single" w:sz="4" w:space="0" w:color="auto"/>
+              <w:bottom w:val="single" w:sz="4" w:space="0" w:color="auto"/>
+              <w:right w:val="single" w:sz="4" w:space="0" w:color="auto"/>
+            </w:tcBorders>
+            <w:vAlign w:val="center"/>
+            <w:hideMark/>
+          </w:tcPr>
+          <w:p>
+            <w:pPr>
+              <w:spacing w:after="0" w:line="240" w:lineRule="auto"/>
+              <w:rPr>
+                <w:rFonts w:ascii="Arial Unicode MS" w:eastAsia="Times New Roman" w:hAnsi="Arial Unicode MS" w:cs="Calibri"/>
+                <w:color w:val="000000"/>
+                <w:kern w:val="0"/>
+                <w:sz w:val="20"/>
+                <w:szCs w:val="20"/>
+                <w:lang w:eastAsia="en-IN"/>
+                <w14:ligatures w14:val="none"/>
+              </w:rPr>
+            </w:pPr>
+            <w:r>
+              <w:rPr>
+                <w:rFonts w:ascii="Arial Unicode MS" w:eastAsia="Times New Roman" w:hAnsi="Arial Unicode MS" w:cs="Calibri"/>
+                <w:color w:val="000000"/>
+                <w:kern w:val="0"/>
+                <w:sz w:val="20"/>
+                <w:szCs w:val="20"/>
+                <w:lang w:eastAsia="en-IN"/>
+                <w14:ligatures w14:val="none"/>
+              </w:rPr>
+              <w:t>"i"</w:t>
+            </w:r>
+          </w:p>
+        </w:tc>
+        <w:tc>
+          <w:tcPr>
+            <w:tcW w:w="3960" w:type="dxa"/>
+            <w:tcBorders>
+              <w:top w:val="nil"/>
+              <w:left w:val="nil"/>
+              <w:bottom w:val="single" w:sz="4" w:space="0" w:color="auto"/>
+              <w:right w:val="single" w:sz="4" w:space="0" w:color="auto"/>
+            </w:tcBorders>
+            <w:vAlign w:val="center"/>
+            <w:hideMark/>
+          </w:tcPr>
+          <w:p>
+            <w:pPr>
+              <w:spacing w:after="0" w:line="240" w:lineRule="auto"/>
+              <w:rPr>
+                <w:rFonts w:ascii="Calibri" w:eastAsia="Times New Roman" w:hAnsi="Calibri" w:cs="Calibri"/>
+                <w:color w:val="000000"/>
+                <w:kern w:val="0"/>
+                <w:lang w:eastAsia="en-IN"/>
+                <w14:ligatures w14:val="none"/>
+              </w:rPr>
+            </w:pPr>
+            <w:r>
+              <w:rPr>
+                <w:rFonts w:ascii="Calibri" w:eastAsia="Times New Roman" w:hAnsi="Calibri" w:cs="Calibri"/>
+                <w:color w:val="000000"/>
+                <w:kern w:val="0"/>
+                <w:lang w:eastAsia="en-IN"/>
+                <w14:ligatures w14:val="none"/>
+              </w:rPr>
+              <w:t>Lowercase Roman numerals</w:t>
+            </w:r>
+          </w:p>
+        </w:tc>
+        <w:tc>
+          <w:tcPr>
+            <w:tcW w:w="1920" w:type="dxa"/>
+            <w:tcBorders>
+              <w:top w:val="nil"/>
+              <w:left w:val="nil"/>
+              <w:bottom w:val="single" w:sz="4" w:space="0" w:color="auto"/>
+              <w:right w:val="single" w:sz="4" w:space="0" w:color="auto"/>
+            </w:tcBorders>
+            <w:vAlign w:val="center"/>
+            <w:hideMark/>
+          </w:tcPr>
+          <w:p>
+            <w:pPr>
+              <w:spacing w:after="0" w:line="240" w:lineRule="auto"/>
+              <w:rPr>
+                <w:rFonts w:ascii="Calibri" w:eastAsia="Times New Roman" w:hAnsi="Calibri" w:cs="Calibri"/>
+                <w:color w:val="000000"/>
+                <w:kern w:val="0"/>
+                <w:lang w:eastAsia="en-IN"/>
+                <w14:ligatures w14:val="none"/>
+              </w:rPr>
+            </w:pPr>
+            <w:r>
+              <w:rPr>
+                <w:rFonts w:ascii="Calibri" w:eastAsia="Times New Roman" w:hAnsi="Calibri" w:cs="Calibri"/>
+                <w:color w:val="000000"/>
+                <w:kern w:val="0"/>
+                <w:lang w:eastAsia="en-IN"/>
+                <w14:ligatures w14:val="none"/>
+              </w:rPr>
+              <w:t>i, ii, iii</w:t>
+            </w:r>
+          </w:p>
+        </w:tc>
+      </w:tr>
+      <w:tr>
+        <w:trPr>
+          <w:trHeight w:val="290"/>
+        </w:trPr>
+        <w:tc>
+          <w:tcPr>
+            <w:tcW w:w="620" w:type="dxa"/>
+            <w:tcBorders>
+              <w:top w:val="nil"/>
+              <w:left w:val="single" w:sz="4" w:space="0" w:color="auto"/>
+              <w:bottom w:val="single" w:sz="4" w:space="0" w:color="auto"/>
+              <w:right w:val="single" w:sz="4" w:space="0" w:color="auto"/>
+            </w:tcBorders>
+            <w:vAlign w:val="center"/>
+            <w:hideMark/>
+          </w:tcPr>
+          <w:p>
+            <w:pPr>
+              <w:spacing w:after="0" w:line="240" w:lineRule="auto"/>
+              <w:rPr>
+                <w:rFonts w:ascii="Arial Unicode MS" w:eastAsia="Times New Roman" w:hAnsi="Arial Unicode MS" w:cs="Calibri"/>
+                <w:color w:val="000000"/>
+                <w:kern w:val="0"/>
+                <w:sz w:val="20"/>
+                <w:szCs w:val="20"/>
+                <w:lang w:eastAsia="en-IN"/>
+                <w14:ligatures w14:val="none"/>
+              </w:rPr>
+            </w:pPr>
+            <w:r>
+              <w:rPr>
+                <w:rFonts w:ascii="Arial Unicode MS" w:eastAsia="Times New Roman" w:hAnsi="Arial Unicode MS" w:cs="Calibri"/>
+                <w:color w:val="000000"/>
+                <w:kern w:val="0"/>
+                <w:sz w:val="20"/>
+                <w:szCs w:val="20"/>
+                <w:lang w:eastAsia="en-IN"/>
+                <w14:ligatures w14:val="none"/>
+              </w:rPr>
+              <w:t>"I"</w:t>
+            </w:r>
+          </w:p>
+        </w:tc>
+        <w:tc>
+          <w:tcPr>
+            <w:tcW w:w="3960" w:type="dxa"/>
+            <w:tcBorders>
+              <w:top w:val="nil"/>
+              <w:left w:val="nil"/>
+              <w:bottom w:val="single" w:sz="4" w:space="0" w:color="auto"/>
+              <w:right w:val="single" w:sz="4" w:space="0" w:color="auto"/>
+            </w:tcBorders>
+            <w:vAlign w:val="center"/>
+            <w:hideMark/>
+          </w:tcPr>
+          <w:p>
+            <w:pPr>
+              <w:spacing w:after="0" w:line="240" w:lineRule="auto"/>
+              <w:rPr>
+                <w:rFonts w:ascii="Calibri" w:eastAsia="Times New Roman" w:hAnsi="Calibri" w:cs="Calibri"/>
+                <w:color w:val="000000"/>
+                <w:kern w:val="0"/>
+                <w:lang w:eastAsia="en-IN"/>
+                <w14:ligatures w14:val="none"/>
+              </w:rPr>
+            </w:pPr>
+            <w:r>
+              <w:rPr>
+                <w:rFonts w:ascii="Calibri" w:eastAsia="Times New Roman" w:hAnsi="Calibri" w:cs="Calibri"/>
+                <w:color w:val="000000"/>
+                <w:kern w:val="0"/>
+                <w:lang w:eastAsia="en-IN"/>
+                <w14:ligatures w14:val="none"/>
+              </w:rPr>
+              <w:t>Uppercase Roman numerals</w:t>
+            </w:r>
+          </w:p>
+        </w:tc>
+        <w:tc>
+          <w:tcPr>
+            <w:tcW w:w="1920" w:type="dxa"/>
+            <w:tcBorders>
+              <w:top w:val="nil"/>
+              <w:left w:val="nil"/>
+              <w:bottom w:val="single" w:sz="4" w:space="0" w:color="auto"/>
+              <w:right w:val="single" w:sz="4" w:space="0" w:color="auto"/>
+            </w:tcBorders>
+            <w:vAlign w:val="center"/>
+            <w:hideMark/>
+          </w:tcPr>
+          <w:p>
+            <w:pPr>
+              <w:spacing w:after="0" w:line="240" w:lineRule="auto"/>
+              <w:rPr>
+                <w:rFonts w:ascii="Calibri" w:eastAsia="Times New Roman" w:hAnsi="Calibri" w:cs="Calibri"/>
+                <w:color w:val="000000"/>
+                <w:kern w:val="0"/>
+                <w:lang w:eastAsia="en-IN"/>
+                <w14:ligatures w14:val="none"/>
+              </w:rPr>
+            </w:pPr>
+            <w:r>
+              <w:rPr>
+                <w:rFonts w:ascii="Calibri" w:eastAsia="Times New Roman" w:hAnsi="Calibri" w:cs="Calibri"/>
+                <w:color w:val="000000"/>
+                <w:kern w:val="0"/>
+                <w:lang w:eastAsia="en-IN"/>
+                <w14:ligatures w14:val="none"/>
+              </w:rPr>
+              <w:t>I, II, III</w:t>
+            </w:r>
+          </w:p>
+        </w:tc>
+      </w:tr>
+    </w:tbl>
+    <w:p>
+      <w:pPr>
+        <w:rPr>
+          <w:rFonts w:ascii="Times New Roman" w:hAnsi="Times New Roman" w:cs="Times New Roman"/>
+          <w:sz w:val="24"/>
+          <w:szCs w:val="24"/>
+        </w:rPr>
+      </w:pPr>
+    </w:p>
+    <w:p>
+      <w:pPr>
+        <w:rPr>
+          <w:rFonts w:ascii="Times New Roman" w:hAnsi="Times New Roman" w:cs="Times New Roman"/>
+          <w:sz w:val="24"/>
+          <w:szCs w:val="24"/>
+        </w:rPr>
+      </w:pPr>
+      <w:r>
+        <w:rPr>
+          <w:rFonts w:ascii="Times New Roman" w:hAnsi="Times New Roman" w:cs="Times New Roman"/>
+          <w:sz w:val="24"/>
+          <w:szCs w:val="24"/>
+        </w:rPr>
+        <w:t>Unordered list</w:t>
+      </w:r>
+    </w:p>
+    <w:tbl>
+      <w:tblPr>
+        <w:tblW w:w="6500" w:type="dxa"/>
+        <w:tblLook w:val="04A0" w:firstRow="1" w:lastRow="0" w:firstColumn="1" w:lastColumn="0" w:noHBand="0" w:noVBand="1"/>
+      </w:tblPr>
+      <w:tblGrid>
+        <w:gridCol w:w="970"/>
+        <w:gridCol w:w="3699"/>
+        <w:gridCol w:w="1831"/>
+      </w:tblGrid>
+      <w:tr>
+        <w:trPr>
+          <w:trHeight w:val="580"/>
+        </w:trPr>
+        <w:tc>
+          <w:tcPr>
+            <w:tcW w:w="738" w:type="dxa"/>
+            <w:tcBorders>
+              <w:top w:val="single" w:sz="4" w:space="0" w:color="auto"/>
+              <w:left w:val="single" w:sz="4" w:space="0" w:color="auto"/>
+              <w:bottom w:val="single" w:sz="4" w:space="0" w:color="auto"/>
+              <w:right w:val="single" w:sz="4" w:space="0" w:color="auto"/>
+            </w:tcBorders>
+            <w:vAlign w:val="center"/>
+            <w:hideMark/>
+          </w:tcPr>
+          <w:p>
+            <w:pPr>
+              <w:spacing w:after="0" w:line="240" w:lineRule="auto"/>
+              <w:jc w:val="center"/>
+              <w:rPr>
+                <w:rFonts w:ascii="Calibri" w:eastAsia="Times New Roman" w:hAnsi="Calibri" w:cs="Calibri"/>
+                <w:b/>
+                <w:bCs/>
+                <w:color w:val="000000"/>
+                <w:kern w:val="0"/>
+                <w:lang w:eastAsia="en-IN"/>
+                <w14:ligatures w14:val="none"/>
+              </w:rPr>
+            </w:pPr>
+            <w:r>
+              <w:rPr>
+                <w:rFonts w:ascii="Calibri" w:eastAsia="Times New Roman" w:hAnsi="Calibri" w:cs="Calibri"/>
+                <w:b/>
+                <w:bCs/>
+                <w:color w:val="000000"/>
+                <w:kern w:val="0"/>
+                <w:lang w:eastAsia="en-IN"/>
+                <w14:ligatures w14:val="none"/>
+              </w:rPr>
+              <w:t>Value</w:t>
+            </w:r>
+          </w:p>
+        </w:tc>
+        <w:tc>
+          <w:tcPr>
+            <w:tcW w:w="3872" w:type="dxa"/>
+            <w:tcBorders>
+              <w:top w:val="single" w:sz="4" w:space="0" w:color="auto"/>
+              <w:left w:val="nil"/>
+              <w:bottom w:val="single" w:sz="4" w:space="0" w:color="auto"/>
+              <w:right w:val="single" w:sz="4" w:space="0" w:color="auto"/>
+            </w:tcBorders>
+            <w:vAlign w:val="center"/>
+            <w:hideMark/>
+          </w:tcPr>
+          <w:p>
+            <w:pPr>
+              <w:spacing w:after="0" w:line="240" w:lineRule="auto"/>
+              <w:jc w:val="center"/>
+              <w:rPr>
+                <w:rFonts w:ascii="Calibri" w:eastAsia="Times New Roman" w:hAnsi="Calibri" w:cs="Calibri"/>
+                <w:b/>
+                <w:bCs/>
+                <w:color w:val="000000"/>
+                <w:kern w:val="0"/>
+                <w:lang w:eastAsia="en-IN"/>
+                <w14:ligatures w14:val="none"/>
+              </w:rPr>
+            </w:pPr>
+            <w:r>
+              <w:rPr>
+                <w:rFonts w:ascii="Calibri" w:eastAsia="Times New Roman" w:hAnsi="Calibri" w:cs="Calibri"/>
+                <w:b/>
+                <w:bCs/>
+                <w:color w:val="000000"/>
+                <w:kern w:val="0"/>
+                <w:lang w:eastAsia="en-IN"/>
+                <w14:ligatures w14:val="none"/>
+              </w:rPr>
+              <w:t>Description</w:t>
+            </w:r>
+          </w:p>
+        </w:tc>
+        <w:tc>
+          <w:tcPr>
+            <w:tcW w:w="1890" w:type="dxa"/>
+            <w:tcBorders>
+              <w:top w:val="single" w:sz="4" w:space="0" w:color="auto"/>
+              <w:left w:val="nil"/>
+              <w:bottom w:val="single" w:sz="4" w:space="0" w:color="auto"/>
+              <w:right w:val="single" w:sz="4" w:space="0" w:color="auto"/>
+            </w:tcBorders>
+            <w:vAlign w:val="center"/>
+            <w:hideMark/>
+          </w:tcPr>
+          <w:p>
+            <w:pPr>
+              <w:spacing w:after="0" w:line="240" w:lineRule="auto"/>
+              <w:jc w:val="center"/>
+              <w:rPr>
+                <w:rFonts w:ascii="Calibri" w:eastAsia="Times New Roman" w:hAnsi="Calibri" w:cs="Calibri"/>
+                <w:b/>
+                <w:bCs/>
+                <w:color w:val="000000"/>
+                <w:kern w:val="0"/>
+                <w:lang w:eastAsia="en-IN"/>
+                <w14:ligatures w14:val="none"/>
+              </w:rPr>
+            </w:pPr>
+            <w:r>
+              <w:rPr>
+                <w:rFonts w:ascii="Calibri" w:eastAsia="Times New Roman" w:hAnsi="Calibri" w:cs="Calibri"/>
+                <w:b/>
+                <w:bCs/>
+                <w:color w:val="000000"/>
+                <w:kern w:val="0"/>
+                <w:lang w:eastAsia="en-IN"/>
+                <w14:ligatures w14:val="none"/>
+              </w:rPr>
+              <w:t>Example Output</w:t>
+            </w:r>
+          </w:p>
+        </w:tc>
+      </w:tr>
+      <w:tr>
+        <w:trPr>
+          <w:trHeight w:val="290"/>
+        </w:trPr>
+        <w:tc>
+          <w:tcPr>
+            <w:tcW w:w="738" w:type="dxa"/>
+            <w:tcBorders>
+              <w:top w:val="nil"/>
+              <w:left w:val="single" w:sz="4" w:space="0" w:color="auto"/>
+              <w:bottom w:val="single" w:sz="4" w:space="0" w:color="auto"/>
+              <w:right w:val="single" w:sz="4" w:space="0" w:color="auto"/>
+            </w:tcBorders>
+            <w:vAlign w:val="center"/>
+            <w:hideMark/>
+          </w:tcPr>
+          <w:p>
+            <w:pPr>
+              <w:spacing w:after="0" w:line="240" w:lineRule="auto"/>
+              <w:rPr>
+                <w:rFonts w:ascii="Arial Unicode MS" w:eastAsia="Times New Roman" w:hAnsi="Arial Unicode MS" w:cs="Calibri"/>
+                <w:color w:val="000000"/>
+                <w:kern w:val="0"/>
+                <w:sz w:val="20"/>
+                <w:szCs w:val="20"/>
+                <w:lang w:eastAsia="en-IN"/>
+                <w14:ligatures w14:val="none"/>
+              </w:rPr>
+            </w:pPr>
+            <w:r>
+              <w:rPr>
+                <w:rFonts w:ascii="Arial Unicode MS" w:eastAsia="Times New Roman" w:hAnsi="Arial Unicode MS" w:cs="Calibri"/>
+                <w:color w:val="000000"/>
+                <w:kern w:val="0"/>
+                <w:sz w:val="20"/>
+                <w:szCs w:val="20"/>
+                <w:lang w:eastAsia="en-IN"/>
+                <w14:ligatures w14:val="none"/>
+              </w:rPr>
+              <w:t>"disc"</w:t>
+            </w:r>
+          </w:p>
+        </w:tc>
+        <w:tc>
+          <w:tcPr>
+            <w:tcW w:w="3872" w:type="dxa"/>
+            <w:tcBorders>
+              <w:top w:val="nil"/>
+              <w:left w:val="nil"/>
+              <w:bottom w:val="single" w:sz="4" w:space="0" w:color="auto"/>
+              <w:right w:val="single" w:sz="4" w:space="0" w:color="auto"/>
+            </w:tcBorders>
+            <w:vAlign w:val="center"/>
+            <w:hideMark/>
+          </w:tcPr>
+          <w:p>
+            <w:pPr>
+              <w:spacing w:after="0" w:line="240" w:lineRule="auto"/>
+              <w:rPr>
+                <w:rFonts w:ascii="Calibri" w:eastAsia="Times New Roman" w:hAnsi="Calibri" w:cs="Calibri"/>
+                <w:color w:val="000000"/>
+                <w:kern w:val="0"/>
+                <w:lang w:eastAsia="en-IN"/>
+                <w14:ligatures w14:val="none"/>
+              </w:rPr>
+            </w:pPr>
+            <w:r>
+              <w:rPr>
+                <w:rFonts w:ascii="Calibri" w:eastAsia="Times New Roman" w:hAnsi="Calibri" w:cs="Calibri"/>
+                <w:color w:val="000000"/>
+                <w:kern w:val="0"/>
+                <w:lang w:eastAsia="en-IN"/>
+                <w14:ligatures w14:val="none"/>
+              </w:rPr>
+              <w:t>Filled circle bullet (default)</w:t>
+            </w:r>
+          </w:p>
+        </w:tc>
+        <w:tc>
+          <w:tcPr>
+            <w:tcW w:w="1890" w:type="dxa"/>
+            <w:tcBorders>
+              <w:top w:val="nil"/>
+              <w:left w:val="nil"/>
+              <w:bottom w:val="single" w:sz="4" w:space="0" w:color="auto"/>
+              <w:right w:val="single" w:sz="4" w:space="0" w:color="auto"/>
+            </w:tcBorders>
+            <w:vAlign w:val="center"/>
+            <w:hideMark/>
+          </w:tcPr>
+          <w:p>
+            <w:pPr>
+              <w:spacing w:after="0" w:line="240" w:lineRule="auto"/>
+              <w:rPr>
+                <w:rFonts w:ascii="Calibri" w:eastAsia="Times New Roman" w:hAnsi="Calibri" w:cs="Calibri"/>
+                <w:color w:val="000000"/>
+                <w:kern w:val="0"/>
+                <w:lang w:eastAsia="en-IN"/>
+                <w14:ligatures w14:val="none"/>
+              </w:rPr>
+            </w:pPr>
+            <w:r>
+              <w:rPr>
+                <w:rFonts w:ascii="Calibri" w:eastAsia="Times New Roman" w:hAnsi="Calibri" w:cs="Calibri"/>
+                <w:color w:val="000000"/>
+                <w:kern w:val="0"/>
+                <w:lang w:eastAsia="en-IN"/>
+                <w14:ligatures w14:val="none"/>
+              </w:rPr>
+              <w:t>●</w:t>
+            </w:r>
+          </w:p>
+        </w:tc>
+      </w:tr>
+      <w:tr>
+        <w:trPr>
+          <w:trHeight w:val="290"/>
+        </w:trPr>
+        <w:tc>
+          <w:tcPr>
+            <w:tcW w:w="738" w:type="dxa"/>
+            <w:tcBorders>
+              <w:top w:val="nil"/>
+              <w:left w:val="single" w:sz="4" w:space="0" w:color="auto"/>
+              <w:bottom w:val="single" w:sz="4" w:space="0" w:color="auto"/>
+              <w:right w:val="single" w:sz="4" w:space="0" w:color="auto"/>
+            </w:tcBorders>
+            <w:vAlign w:val="center"/>
+            <w:hideMark/>
+          </w:tcPr>
+          <w:p>
+            <w:pPr>
+              <w:spacing w:after="0" w:line="240" w:lineRule="auto"/>
+              <w:rPr>
+                <w:rFonts w:ascii="Arial Unicode MS" w:eastAsia="Times New Roman" w:hAnsi="Arial Unicode MS" w:cs="Calibri"/>
+                <w:color w:val="000000"/>
+                <w:kern w:val="0"/>
+                <w:sz w:val="20"/>
+                <w:szCs w:val="20"/>
+                <w:lang w:eastAsia="en-IN"/>
+                <w14:ligatures w14:val="none"/>
+              </w:rPr>
+            </w:pPr>
+            <w:r>
+              <w:rPr>
+                <w:rFonts w:ascii="Arial Unicode MS" w:eastAsia="Times New Roman" w:hAnsi="Arial Unicode MS" w:cs="Calibri"/>
+                <w:color w:val="000000"/>
+                <w:kern w:val="0"/>
+                <w:sz w:val="20"/>
+                <w:szCs w:val="20"/>
+                <w:lang w:eastAsia="en-IN"/>
+                <w14:ligatures w14:val="none"/>
+              </w:rPr>
+              <w:t>"square"</w:t>
+            </w:r>
+          </w:p>
+        </w:tc>
+        <w:tc>
+          <w:tcPr>
+            <w:tcW w:w="3872" w:type="dxa"/>
+            <w:tcBorders>
+              <w:top w:val="nil"/>
+              <w:left w:val="nil"/>
+              <w:bottom w:val="single" w:sz="4" w:space="0" w:color="auto"/>
+              <w:right w:val="single" w:sz="4" w:space="0" w:color="auto"/>
+            </w:tcBorders>
+            <w:vAlign w:val="center"/>
+            <w:hideMark/>
+          </w:tcPr>
+          <w:p>
+            <w:pPr>
+              <w:spacing w:after="0" w:line="240" w:lineRule="auto"/>
+              <w:rPr>
+                <w:rFonts w:ascii="Calibri" w:eastAsia="Times New Roman" w:hAnsi="Calibri" w:cs="Calibri"/>
+                <w:color w:val="000000"/>
+                <w:kern w:val="0"/>
+                <w:lang w:eastAsia="en-IN"/>
+                <w14:ligatures w14:val="none"/>
+              </w:rPr>
+            </w:pPr>
+            <w:r>
+              <w:rPr>
+                <w:rFonts w:ascii="Calibri" w:eastAsia="Times New Roman" w:hAnsi="Calibri" w:cs="Calibri"/>
+                <w:color w:val="000000"/>
+                <w:kern w:val="0"/>
+                <w:lang w:eastAsia="en-IN"/>
+                <w14:ligatures w14:val="none"/>
+              </w:rPr>
+              <w:t>Filled square bullet</w:t>
+            </w:r>
+          </w:p>
+        </w:tc>
+        <w:tc>
+          <w:tcPr>
+            <w:tcW w:w="1890" w:type="dxa"/>
+            <w:tcBorders>
+              <w:top w:val="nil"/>
+              <w:left w:val="nil"/>
+              <w:bottom w:val="single" w:sz="4" w:space="0" w:color="auto"/>
+              <w:right w:val="single" w:sz="4" w:space="0" w:color="auto"/>
+            </w:tcBorders>
+            <w:vAlign w:val="center"/>
+            <w:hideMark/>
+          </w:tcPr>
+          <w:p>
+            <w:pPr>
+              <w:spacing w:after="0" w:line="240" w:lineRule="auto"/>
+              <w:rPr>
+                <w:rFonts w:ascii="Calibri" w:eastAsia="Times New Roman" w:hAnsi="Calibri" w:cs="Calibri"/>
+                <w:color w:val="000000"/>
+                <w:kern w:val="0"/>
+                <w:lang w:eastAsia="en-IN"/>
+                <w14:ligatures w14:val="none"/>
+              </w:rPr>
+            </w:pPr>
+            <w:r>
+              <w:rPr>
+                <w:rFonts w:ascii="Arial" w:eastAsia="Times New Roman" w:hAnsi="Arial" w:cs="Arial"/>
+                <w:color w:val="000000"/>
+                <w:kern w:val="0"/>
+                <w:lang w:eastAsia="en-IN"/>
+                <w14:ligatures w14:val="none"/>
+              </w:rPr>
+              <w:t>■</w:t>
+            </w:r>
+          </w:p>
+        </w:tc>
+      </w:tr>
+      <w:tr>
+        <w:trPr>
+          <w:trHeight w:val="290"/>
+        </w:trPr>
+        <w:tc>
+          <w:tcPr>
+            <w:tcW w:w="738" w:type="dxa"/>
+            <w:tcBorders>
+              <w:top w:val="nil"/>
+              <w:left w:val="single" w:sz="4" w:space="0" w:color="auto"/>
+              <w:bottom w:val="single" w:sz="4" w:space="0" w:color="auto"/>
+              <w:right w:val="single" w:sz="4" w:space="0" w:color="auto"/>
+            </w:tcBorders>
+            <w:vAlign w:val="center"/>
+            <w:hideMark/>
+          </w:tcPr>
+          <w:p>
+            <w:pPr>
+              <w:spacing w:after="0" w:line="240" w:lineRule="auto"/>
+              <w:rPr>
+                <w:rFonts w:ascii="Arial Unicode MS" w:eastAsia="Times New Roman" w:hAnsi="Arial Unicode MS" w:cs="Calibri"/>
+                <w:color w:val="000000"/>
+                <w:kern w:val="0"/>
+                <w:sz w:val="20"/>
+                <w:szCs w:val="20"/>
+                <w:lang w:eastAsia="en-IN"/>
+                <w14:ligatures w14:val="none"/>
+              </w:rPr>
+            </w:pPr>
+            <w:r>
+              <w:rPr>
+                <w:rFonts w:ascii="Arial Unicode MS" w:eastAsia="Times New Roman" w:hAnsi="Arial Unicode MS" w:cs="Calibri"/>
+                <w:color w:val="000000"/>
+                <w:kern w:val="0"/>
+                <w:sz w:val="20"/>
+                <w:szCs w:val="20"/>
+                <w:lang w:eastAsia="en-IN"/>
+                <w14:ligatures w14:val="none"/>
+              </w:rPr>
+              <w:t>"circle"</w:t>
+            </w:r>
+          </w:p>
+        </w:tc>
+        <w:tc>
+          <w:tcPr>
+            <w:tcW w:w="3872" w:type="dxa"/>
+            <w:tcBorders>
+              <w:top w:val="nil"/>
+              <w:left w:val="nil"/>
+              <w:bottom w:val="single" w:sz="4" w:space="0" w:color="auto"/>
+              <w:right w:val="single" w:sz="4" w:space="0" w:color="auto"/>
+            </w:tcBorders>
+            <w:vAlign w:val="center"/>
+            <w:hideMark/>
+          </w:tcPr>
+          <w:p>
+            <w:pPr>
+              <w:spacing w:after="0" w:line="240" w:lineRule="auto"/>
+              <w:rPr>
+                <w:rFonts w:ascii="Calibri" w:eastAsia="Times New Roman" w:hAnsi="Calibri" w:cs="Calibri"/>
+                <w:color w:val="000000"/>
+                <w:kern w:val="0"/>
+                <w:lang w:eastAsia="en-IN"/>
+                <w14:ligatures w14:val="none"/>
+              </w:rPr>
+            </w:pPr>
+            <w:r>
+              <w:rPr>
+                <w:rFonts w:ascii="Calibri" w:eastAsia="Times New Roman" w:hAnsi="Calibri" w:cs="Calibri"/>
+                <w:color w:val="000000"/>
+                <w:kern w:val="0"/>
+                <w:lang w:eastAsia="en-IN"/>
+                <w14:ligatures w14:val="none"/>
+              </w:rPr>
+              <w:t>Hollow circle bullet</w:t>
+            </w:r>
+          </w:p>
+        </w:tc>
+        <w:tc>
+          <w:tcPr>
+            <w:tcW w:w="1890" w:type="dxa"/>
+            <w:tcBorders>
+              <w:top w:val="nil"/>
+              <w:left w:val="nil"/>
+              <w:bottom w:val="single" w:sz="4" w:space="0" w:color="auto"/>
+              <w:right w:val="single" w:sz="4" w:space="0" w:color="auto"/>
+            </w:tcBorders>
+            <w:vAlign w:val="center"/>
+            <w:hideMark/>
+          </w:tcPr>
+          <w:p>
+            <w:pPr>
+              <w:spacing w:after="0" w:line="240" w:lineRule="auto"/>
+              <w:rPr>
+                <w:rFonts w:ascii="Calibri" w:eastAsia="Times New Roman" w:hAnsi="Calibri" w:cs="Calibri"/>
+                <w:color w:val="000000"/>
+                <w:kern w:val="0"/>
+                <w:lang w:eastAsia="en-IN"/>
+                <w14:ligatures w14:val="none"/>
+              </w:rPr>
+            </w:pPr>
+            <w:r>
+              <w:rPr>
+                <w:rFonts w:ascii="Calibri" w:eastAsia="Times New Roman" w:hAnsi="Calibri" w:cs="Calibri"/>
+                <w:color w:val="000000"/>
+                <w:kern w:val="0"/>
+                <w:lang w:eastAsia="en-IN"/>
+                <w14:ligatures w14:val="none"/>
+              </w:rPr>
+              <w:t>○</w:t>
+            </w:r>
+          </w:p>
+        </w:tc>
+      </w:tr>
+      <w:tr>
+        <w:trPr>
+          <w:trHeight w:val="290"/>
+        </w:trPr>
+        <w:tc>
+          <w:tcPr>
+            <w:tcW w:w="738" w:type="dxa"/>
+            <w:tcBorders>
+              <w:top w:val="nil"/>
+              <w:left w:val="single" w:sz="4" w:space="0" w:color="auto"/>
+              <w:bottom w:val="single" w:sz="4" w:space="0" w:color="auto"/>
+              <w:right w:val="single" w:sz="4" w:space="0" w:color="auto"/>
+            </w:tcBorders>
+            <w:vAlign w:val="center"/>
+            <w:hideMark/>
+          </w:tcPr>
+          <w:p>
+            <w:pPr>
+              <w:spacing w:after="0" w:line="240" w:lineRule="auto"/>
+              <w:rPr>
+                <w:rFonts w:ascii="Arial Unicode MS" w:eastAsia="Times New Roman" w:hAnsi="Arial Unicode MS" w:cs="Calibri"/>
+                <w:color w:val="000000"/>
+                <w:kern w:val="0"/>
+                <w:sz w:val="20"/>
+                <w:szCs w:val="20"/>
+                <w:lang w:eastAsia="en-IN"/>
+                <w14:ligatures w14:val="none"/>
+              </w:rPr>
+            </w:pPr>
+            <w:r>
+              <w:rPr>
+                <w:rFonts w:ascii="Arial Unicode MS" w:eastAsia="Times New Roman" w:hAnsi="Arial Unicode MS" w:cs="Calibri"/>
+                <w:color w:val="000000"/>
+                <w:kern w:val="0"/>
+                <w:sz w:val="20"/>
+                <w:szCs w:val="20"/>
+                <w:lang w:eastAsia="en-IN"/>
+                <w14:ligatures w14:val="none"/>
+              </w:rPr>
+              <w:t>"none"</w:t>
+            </w:r>
+          </w:p>
+        </w:tc>
+        <w:tc>
+          <w:tcPr>
+            <w:tcW w:w="3872" w:type="dxa"/>
+            <w:tcBorders>
+              <w:top w:val="nil"/>
+              <w:left w:val="nil"/>
+              <w:bottom w:val="single" w:sz="4" w:space="0" w:color="auto"/>
+              <w:right w:val="single" w:sz="4" w:space="0" w:color="auto"/>
+            </w:tcBorders>
+            <w:vAlign w:val="center"/>
+            <w:hideMark/>
+          </w:tcPr>
+          <w:p>
+            <w:pPr>
+              <w:spacing w:after="0" w:line="240" w:lineRule="auto"/>
+              <w:rPr>
+                <w:rFonts w:ascii="Calibri" w:eastAsia="Times New Roman" w:hAnsi="Calibri" w:cs="Calibri"/>
+                <w:color w:val="000000"/>
+                <w:kern w:val="0"/>
+                <w:lang w:eastAsia="en-IN"/>
+                <w14:ligatures w14:val="none"/>
+              </w:rPr>
+            </w:pPr>
+            <w:r>
+              <w:rPr>
+                <w:rFonts w:ascii="Calibri" w:eastAsia="Times New Roman" w:hAnsi="Calibri" w:cs="Calibri"/>
+                <w:color w:val="000000"/>
+                <w:kern w:val="0"/>
+                <w:lang w:eastAsia="en-IN"/>
+                <w14:ligatures w14:val="none"/>
+              </w:rPr>
+              <w:t>No bullet point</w:t>
+            </w:r>
+          </w:p>
+        </w:tc>
+        <w:tc>
+          <w:tcPr>
+            <w:tcW w:w="1890" w:type="dxa"/>
+            <w:tcBorders>
+              <w:top w:val="nil"/>
+              <w:left w:val="nil"/>
+              <w:bottom w:val="single" w:sz="4" w:space="0" w:color="auto"/>
+              <w:right w:val="single" w:sz="4" w:space="0" w:color="auto"/>
+            </w:tcBorders>
+            <w:vAlign w:val="center"/>
+            <w:hideMark/>
+          </w:tcPr>
+          <w:p>
+            <w:pPr>
+              <w:spacing w:after="0" w:line="240" w:lineRule="auto"/>
+              <w:rPr>
+                <w:rFonts w:ascii="Calibri" w:eastAsia="Times New Roman" w:hAnsi="Calibri" w:cs="Calibri"/>
+                <w:color w:val="000000"/>
+                <w:kern w:val="0"/>
+                <w:lang w:eastAsia="en-IN"/>
+                <w14:ligatures w14:val="none"/>
+              </w:rPr>
+            </w:pPr>
+            <w:r>
+              <w:rPr>
+                <w:rFonts w:ascii="Calibri" w:eastAsia="Times New Roman" w:hAnsi="Calibri" w:cs="Calibri"/>
+                <w:color w:val="000000"/>
+                <w:kern w:val="0"/>
+                <w:lang w:eastAsia="en-IN"/>
+                <w14:ligatures w14:val="none"/>
+              </w:rPr>
+              <w:t>(blank)</w:t>
+            </w:r>
+          </w:p>
+        </w:tc>
+      </w:tr>
+    </w:tbl>
+    <w:p>
+      <w:pPr>
+        <w:rPr>
+          <w:rFonts w:ascii="Times New Roman" w:hAnsi="Times New Roman" w:cs="Times New Roman"/>
+          <w:sz w:val="24"/>
+          <w:szCs w:val="24"/>
+        </w:rPr>
+      </w:pPr>
+    </w:p>
+    <w:p>
+      <w:pPr>
+        <w:rPr>
           <w:b/>
           <w:bCs/>
           <w:color w:val="2F5496" w:themeColor="accent1" w:themeShade="BF"/>
@@ -6160,25 +8162,125 @@
       </w:pPr>
       <w:r>
         <w:rPr>
-          <w:rFonts w:ascii="Times New Roman" w:hAnsi="Times New Roman" w:cs="Times New Roman"/>
           <w:b/>
           <w:bCs/>
           <w:color w:val="2F5496" w:themeColor="accent1" w:themeShade="BF"/>
           <w:sz w:val="24"/>
           <w:szCs w:val="24"/>
         </w:rPr>
-        <w:t>HTML Block and Inline Elements</w:t>
-      </w:r>
-      <w:r>
-        <w:rPr>
-          <w:rFonts w:ascii="Times New Roman" w:hAnsi="Times New Roman" w:cs="Times New Roman"/>
+        <w:t>HTML class Attribute</w:t>
+      </w:r>
+    </w:p>
+    <w:p>
+      <w:pPr>
+        <w:rPr>
+          <w:rFonts w:ascii="Times New Roman" w:hAnsi="Times New Roman" w:cs="Times New Roman"/>
+          <w:sz w:val="24"/>
+          <w:szCs w:val="24"/>
+        </w:rPr>
+      </w:pPr>
+      <w:r>
+        <w:rPr>
+          <w:rFonts w:ascii="Times New Roman" w:hAnsi="Times New Roman" w:cs="Times New Roman"/>
+          <w:sz w:val="24"/>
+          <w:szCs w:val="24"/>
+        </w:rPr>
+        <w:t>Used to assign one or more class names to an element. Multiple elements can share the same class. Primarily used for CSS styling and JavaScript targeting.</w:t>
+      </w:r>
+    </w:p>
+    <w:p>
+      <w:pPr>
+        <w:rPr>
+          <w:rFonts w:ascii="Times New Roman" w:hAnsi="Times New Roman" w:cs="Times New Roman"/>
+          <w:sz w:val="24"/>
+          <w:szCs w:val="24"/>
+        </w:rPr>
+      </w:pPr>
+      <w:r>
+        <w:rPr>
+          <w:rFonts w:ascii="Times New Roman" w:hAnsi="Times New Roman" w:cs="Times New Roman"/>
+          <w:sz w:val="24"/>
+          <w:szCs w:val="24"/>
+        </w:rPr>
+        <w:t>&lt;p class="intro"&gt;Hello&lt;/p&gt;</w:t>
+      </w:r>
+    </w:p>
+    <w:p>
+      <w:pPr>
+        <w:rPr>
           <w:b/>
           <w:bCs/>
           <w:color w:val="2F5496" w:themeColor="accent1" w:themeShade="BF"/>
           <w:sz w:val="24"/>
           <w:szCs w:val="24"/>
         </w:rPr>
-        <w:t>:</w:t>
+      </w:pPr>
+      <w:r>
+        <w:rPr>
+          <w:b/>
+          <w:bCs/>
+          <w:color w:val="2F5496" w:themeColor="accent1" w:themeShade="BF"/>
+          <w:sz w:val="24"/>
+          <w:szCs w:val="24"/>
+        </w:rPr>
+        <w:t>HTML id Attribute</w:t>
+      </w:r>
+    </w:p>
+    <w:p>
+      <w:pPr>
+        <w:rPr>
+          <w:rFonts w:ascii="Times New Roman" w:hAnsi="Times New Roman" w:cs="Times New Roman"/>
+          <w:sz w:val="24"/>
+          <w:szCs w:val="24"/>
+        </w:rPr>
+      </w:pPr>
+      <w:r>
+        <w:rPr>
+          <w:rFonts w:ascii="Times New Roman" w:hAnsi="Times New Roman" w:cs="Times New Roman"/>
+          <w:sz w:val="24"/>
+          <w:szCs w:val="24"/>
+        </w:rPr>
+        <w:t>Used to assign a unique identifier to an element. Each id must be unique within the page. Used for CSS styling, JavaScript, and anchor navigation.</w:t>
+      </w:r>
+    </w:p>
+    <w:p>
+      <w:pPr>
+        <w:rPr>
+          <w:rFonts w:ascii="Times New Roman" w:hAnsi="Times New Roman" w:cs="Times New Roman"/>
+          <w:sz w:val="24"/>
+          <w:szCs w:val="24"/>
+        </w:rPr>
+      </w:pPr>
+      <w:r>
+        <w:rPr>
+          <w:rFonts w:ascii="Times New Roman" w:hAnsi="Times New Roman" w:cs="Times New Roman"/>
+          <w:sz w:val="24"/>
+          <w:szCs w:val="24"/>
+        </w:rPr>
+        <w:t>&lt;p id="main-title"&gt;Hello&lt;/p&gt;</w:t>
+      </w:r>
+    </w:p>
+    <w:p>
+      <w:pPr>
+        <w:rPr>
+          <w:rFonts w:ascii="Times New Roman" w:hAnsi="Times New Roman" w:cs="Times New Roman"/>
+          <w:b/>
+          <w:bCs/>
+          <w:color w:val="2F5496" w:themeColor="accent1" w:themeShade="BF"/>
+          <w:sz w:val="24"/>
+          <w:szCs w:val="24"/>
+        </w:rPr>
+      </w:pPr>
+      <w:r>
+        <w:rPr>
+          <w:rFonts w:ascii="Times New Roman" w:hAnsi="Times New Roman" w:cs="Times New Roman"/>
+          <w:b/>
+          <w:bCs/>
+          <w:color w:val="2F5496" w:themeColor="accent1" w:themeShade="BF"/>
+          <w:sz w:val="24"/>
+          <w:szCs w:val="24"/>
+        </w:rPr>
+        <w:t>HTML Block and Inline Elements:</w:t>
       </w:r>
     </w:p>
     <w:p>
@@ -6287,34 +8389,21 @@
     </w:p>
     <w:p>
       <w:pPr>
+        <w:rPr>
+          <w:b/>
+          <w:bCs/>
+          <w:color w:val="2F5496" w:themeColor="accent1" w:themeShade="BF"/>
+          <w:sz w:val="24"/>
+          <w:szCs w:val="24"/>
+        </w:rPr>
+      </w:pPr>
+    </w:p>
+    <w:p>
+      <w:pPr>
         <w:pStyle w:val="Heading1"/>
       </w:pPr>
       <w:r>
-        <w:t>HTML class Attribute</w:t>
-      </w:r>
-    </w:p>
-    <w:p>
-      <w:pPr>
-        <w:pStyle w:val="Heading1"/>
-      </w:pPr>
-      <w:r>
-        <w:t>HTML id Attribute</w:t>
-      </w:r>
-    </w:p>
-    <w:p>
-      <w:pPr>
-        <w:pStyle w:val="Heading1"/>
-      </w:pPr>
-      <w:r>
-        <w:t xml:space="preserve">HTML </w:t>
-      </w:r>
-      <w:proofErr w:type="spellStart"/>
-      <w:r>
-        <w:t>Iframes</w:t>
-      </w:r>
-      <w:proofErr w:type="spellEnd"/>
-      <w:r>
-        <w:t xml:space="preserve"> :</w:t>
+        <w:t>HTML Iframes :</w:t>
       </w:r>
     </w:p>
     <w:p>
@@ -6478,10 +8567,42 @@
           <w:sz w:val="24"/>
           <w:szCs w:val="24"/>
         </w:rPr>
-        <w:t>&lt;</w:t>
-      </w:r>
-      <w:proofErr w:type="spellStart"/>
-      <w:r>
+        <w:t xml:space="preserve">&lt;iframe src ="http://www.example.com"&gt;&lt;/iframe&gt; </w:t>
+      </w:r>
+    </w:p>
+    <w:p>
+      <w:pPr>
+        <w:ind w:left="360"/>
+        <w:rPr>
+          <w:rFonts w:ascii="Times New Roman" w:hAnsi="Times New Roman" w:cs="Times New Roman"/>
+          <w:b/>
+          <w:bCs/>
+          <w:sz w:val="24"/>
+          <w:szCs w:val="24"/>
+        </w:rPr>
+      </w:pPr>
+      <w:r>
+        <w:rPr>
+          <w:rFonts w:ascii="Times New Roman" w:hAnsi="Times New Roman" w:cs="Times New Roman"/>
+          <w:b/>
+          <w:bCs/>
+          <w:sz w:val="24"/>
+          <w:szCs w:val="24"/>
+        </w:rPr>
+        <w:t xml:space="preserve">width: </w:t>
+      </w:r>
+      <w:r>
+        <w:rPr>
+          <w:rFonts w:ascii="Times New Roman" w:hAnsi="Times New Roman" w:cs="Times New Roman"/>
+          <w:sz w:val="24"/>
+          <w:szCs w:val="24"/>
+        </w:rPr>
+        <w:t>This attribute specifies the width of the iframe. The value can be specified as a positive integer followed by a unit of measurement, such as "px" or "em".</w:t>
+      </w:r>
+    </w:p>
+    <w:p>
+      <w:pPr>
+        <w:ind w:left="360" w:firstLine="360"/>
         <w:rPr>
           <w:rFonts w:ascii="Times New Roman" w:hAnsi="Times New Roman" w:cs="Times New Roman"/>
           <w:b/>
@@ -6490,9 +8611,7 @@
           <w:sz w:val="24"/>
           <w:szCs w:val="24"/>
         </w:rPr>
-        <w:t>iframe</w:t>
-      </w:r>
-      <w:proofErr w:type="spellEnd"/>
+      </w:pPr>
       <w:r>
         <w:rPr>
           <w:rFonts w:ascii="Times New Roman" w:hAnsi="Times New Roman" w:cs="Times New Roman"/>
@@ -6502,7 +8621,7 @@
           <w:sz w:val="24"/>
           <w:szCs w:val="24"/>
         </w:rPr>
-        <w:t xml:space="preserve"> src ="http://www.example.com"&gt;&lt;/iframe&gt; </w:t>
+        <w:t>&lt;iframe src="http://www.example.com" width="500px"&gt;&lt;/iframe&gt;</w:t>
       </w:r>
     </w:p>
     <w:p>
@@ -6510,88 +8629,32 @@
         <w:ind w:left="360"/>
         <w:rPr>
           <w:rFonts w:ascii="Times New Roman" w:hAnsi="Times New Roman" w:cs="Times New Roman"/>
-          <w:b/>
-          <w:bCs/>
-          <w:sz w:val="24"/>
-          <w:szCs w:val="24"/>
-        </w:rPr>
-      </w:pPr>
-      <w:r>
-        <w:rPr>
-          <w:rFonts w:ascii="Times New Roman" w:hAnsi="Times New Roman" w:cs="Times New Roman"/>
-          <w:b/>
-          <w:bCs/>
-          <w:sz w:val="24"/>
-          <w:szCs w:val="24"/>
-        </w:rPr>
-        <w:t xml:space="preserve">width: </w:t>
-      </w:r>
-      <w:r>
-        <w:rPr>
-          <w:rFonts w:ascii="Times New Roman" w:hAnsi="Times New Roman" w:cs="Times New Roman"/>
-          <w:sz w:val="24"/>
-          <w:szCs w:val="24"/>
-        </w:rPr>
-        <w:t xml:space="preserve">This attribute specifies the width of the </w:t>
-      </w:r>
-      <w:proofErr w:type="spellStart"/>
-      <w:r>
-        <w:rPr>
-          <w:rFonts w:ascii="Times New Roman" w:hAnsi="Times New Roman" w:cs="Times New Roman"/>
-          <w:sz w:val="24"/>
-          <w:szCs w:val="24"/>
-        </w:rPr>
-        <w:t>iframe</w:t>
-      </w:r>
-      <w:proofErr w:type="spellEnd"/>
-      <w:r>
-        <w:rPr>
-          <w:rFonts w:ascii="Times New Roman" w:hAnsi="Times New Roman" w:cs="Times New Roman"/>
-          <w:sz w:val="24"/>
-          <w:szCs w:val="24"/>
-        </w:rPr>
-        <w:t>. The value can be specified as a positive integer followed by a unit of measurement, such as "</w:t>
-      </w:r>
-      <w:proofErr w:type="spellStart"/>
-      <w:r>
-        <w:rPr>
-          <w:rFonts w:ascii="Times New Roman" w:hAnsi="Times New Roman" w:cs="Times New Roman"/>
-          <w:sz w:val="24"/>
-          <w:szCs w:val="24"/>
-        </w:rPr>
-        <w:t>px</w:t>
-      </w:r>
-      <w:proofErr w:type="spellEnd"/>
-      <w:r>
-        <w:rPr>
-          <w:rFonts w:ascii="Times New Roman" w:hAnsi="Times New Roman" w:cs="Times New Roman"/>
-          <w:sz w:val="24"/>
-          <w:szCs w:val="24"/>
-        </w:rPr>
-        <w:t>" or "</w:t>
-      </w:r>
-      <w:proofErr w:type="spellStart"/>
-      <w:r>
-        <w:rPr>
-          <w:rFonts w:ascii="Times New Roman" w:hAnsi="Times New Roman" w:cs="Times New Roman"/>
-          <w:sz w:val="24"/>
-          <w:szCs w:val="24"/>
-        </w:rPr>
-        <w:t>em</w:t>
-      </w:r>
-      <w:proofErr w:type="spellEnd"/>
-      <w:r>
-        <w:rPr>
-          <w:rFonts w:ascii="Times New Roman" w:hAnsi="Times New Roman" w:cs="Times New Roman"/>
-          <w:sz w:val="24"/>
-          <w:szCs w:val="24"/>
-        </w:rPr>
-        <w:t>".</w:t>
-      </w:r>
-    </w:p>
-    <w:p>
-      <w:pPr>
-        <w:ind w:left="360" w:firstLine="360"/>
+          <w:sz w:val="24"/>
+          <w:szCs w:val="24"/>
+        </w:rPr>
+      </w:pPr>
+      <w:r>
+        <w:rPr>
+          <w:rFonts w:ascii="Times New Roman" w:hAnsi="Times New Roman" w:cs="Times New Roman"/>
+          <w:b/>
+          <w:bCs/>
+          <w:sz w:val="24"/>
+          <w:szCs w:val="24"/>
+        </w:rPr>
+        <w:t xml:space="preserve">height: </w:t>
+      </w:r>
+      <w:r>
+        <w:rPr>
+          <w:rFonts w:ascii="Times New Roman" w:hAnsi="Times New Roman" w:cs="Times New Roman"/>
+          <w:sz w:val="24"/>
+          <w:szCs w:val="24"/>
+        </w:rPr>
+        <w:t xml:space="preserve">This attribute specifies the height of the iframe. The value can be specified as a positive integer followed by a unit of measurement, such as "px" or "em". </w:t>
+      </w:r>
+    </w:p>
+    <w:p>
+      <w:pPr>
+        <w:ind w:left="360"/>
         <w:rPr>
           <w:rFonts w:ascii="Times New Roman" w:hAnsi="Times New Roman" w:cs="Times New Roman"/>
           <w:b/>
@@ -6610,10 +8673,40 @@
           <w:sz w:val="24"/>
           <w:szCs w:val="24"/>
         </w:rPr>
-        <w:t>&lt;</w:t>
-      </w:r>
-      <w:proofErr w:type="spellStart"/>
-      <w:r>
+        <w:t xml:space="preserve">&lt;iframe src="http://www.example.com" height="300px"&gt;&lt;/iframe&gt; </w:t>
+      </w:r>
+    </w:p>
+    <w:p>
+      <w:pPr>
+        <w:ind w:left="360"/>
+        <w:rPr>
+          <w:rFonts w:ascii="Times New Roman" w:hAnsi="Times New Roman" w:cs="Times New Roman"/>
+          <w:sz w:val="24"/>
+          <w:szCs w:val="24"/>
+        </w:rPr>
+      </w:pPr>
+      <w:r>
+        <w:rPr>
+          <w:rFonts w:ascii="Times New Roman" w:hAnsi="Times New Roman" w:cs="Times New Roman"/>
+          <w:b/>
+          <w:bCs/>
+          <w:sz w:val="24"/>
+          <w:szCs w:val="24"/>
+        </w:rPr>
+        <w:t xml:space="preserve">name: </w:t>
+      </w:r>
+      <w:r>
+        <w:rPr>
+          <w:rFonts w:ascii="Times New Roman" w:hAnsi="Times New Roman" w:cs="Times New Roman"/>
+          <w:sz w:val="24"/>
+          <w:szCs w:val="24"/>
+        </w:rPr>
+        <w:t>This attribute specifies a name for the iframe. This name can be used as the target of links, form submissions, and JavaScript functions.</w:t>
+      </w:r>
+    </w:p>
+    <w:p>
+      <w:pPr>
+        <w:ind w:left="360"/>
         <w:rPr>
           <w:rFonts w:ascii="Times New Roman" w:hAnsi="Times New Roman" w:cs="Times New Roman"/>
           <w:b/>
@@ -6622,9 +8715,7 @@
           <w:sz w:val="24"/>
           <w:szCs w:val="24"/>
         </w:rPr>
-        <w:t>iframe</w:t>
-      </w:r>
-      <w:proofErr w:type="spellEnd"/>
+      </w:pPr>
       <w:r>
         <w:rPr>
           <w:rFonts w:ascii="Times New Roman" w:hAnsi="Times New Roman" w:cs="Times New Roman"/>
@@ -6634,10 +8725,52 @@
           <w:sz w:val="24"/>
           <w:szCs w:val="24"/>
         </w:rPr>
-        <w:t xml:space="preserve"> src="http://www.example.com" width="500px"&gt;&lt;/</w:t>
-      </w:r>
-      <w:proofErr w:type="spellStart"/>
-      <w:r>
+        <w:t>&lt;iframe src="http://www.example.com" name="myframe"&gt;&lt;/iframe&gt;</w:t>
+      </w:r>
+    </w:p>
+    <w:p>
+      <w:pPr>
+        <w:ind w:left="360"/>
+        <w:rPr>
+          <w:rFonts w:ascii="Times New Roman" w:hAnsi="Times New Roman" w:cs="Times New Roman"/>
+          <w:b/>
+          <w:bCs/>
+          <w:sz w:val="24"/>
+          <w:szCs w:val="24"/>
+        </w:rPr>
+      </w:pPr>
+      <w:r>
+        <w:rPr>
+          <w:rFonts w:ascii="Times New Roman" w:hAnsi="Times New Roman" w:cs="Times New Roman"/>
+          <w:b/>
+          <w:bCs/>
+          <w:sz w:val="24"/>
+          <w:szCs w:val="24"/>
+        </w:rPr>
+        <w:t xml:space="preserve">frameborder: </w:t>
+      </w:r>
+      <w:r>
+        <w:rPr>
+          <w:rFonts w:ascii="Times New Roman" w:hAnsi="Times New Roman" w:cs="Times New Roman"/>
+          <w:sz w:val="24"/>
+          <w:szCs w:val="24"/>
+        </w:rPr>
+        <w:t>This attribute specifies whether or not the iframe should have a border. The value can be "0" or "1".</w:t>
+      </w:r>
+      <w:r>
+        <w:rPr>
+          <w:rFonts w:ascii="Times New Roman" w:hAnsi="Times New Roman" w:cs="Times New Roman"/>
+          <w:b/>
+          <w:bCs/>
+          <w:sz w:val="24"/>
+          <w:szCs w:val="24"/>
+        </w:rPr>
+        <w:t xml:space="preserve"> </w:t>
+      </w:r>
+    </w:p>
+    <w:p>
+      <w:pPr>
+        <w:ind w:left="360"/>
         <w:rPr>
           <w:rFonts w:ascii="Times New Roman" w:hAnsi="Times New Roman" w:cs="Times New Roman"/>
           <w:b/>
@@ -6646,9 +8779,7 @@
           <w:sz w:val="24"/>
           <w:szCs w:val="24"/>
         </w:rPr>
-        <w:t>iframe</w:t>
-      </w:r>
-      <w:proofErr w:type="spellEnd"/>
+      </w:pPr>
       <w:r>
         <w:rPr>
           <w:rFonts w:ascii="Times New Roman" w:hAnsi="Times New Roman" w:cs="Times New Roman"/>
@@ -6658,7 +8789,7 @@
           <w:sz w:val="24"/>
           <w:szCs w:val="24"/>
         </w:rPr>
-        <w:t>&gt;</w:t>
+        <w:t>&lt;iframe src="http://www.example.com" frameborder="0"&gt;&lt;/iframe&gt;</w:t>
       </w:r>
     </w:p>
     <w:p>
@@ -6678,69 +8809,15 @@
           <w:sz w:val="24"/>
           <w:szCs w:val="24"/>
         </w:rPr>
-        <w:t xml:space="preserve">height: </w:t>
-      </w:r>
-      <w:r>
-        <w:rPr>
-          <w:rFonts w:ascii="Times New Roman" w:hAnsi="Times New Roman" w:cs="Times New Roman"/>
-          <w:sz w:val="24"/>
-          <w:szCs w:val="24"/>
-        </w:rPr>
-        <w:t xml:space="preserve">This attribute specifies the height of the </w:t>
-      </w:r>
-      <w:proofErr w:type="spellStart"/>
-      <w:r>
-        <w:rPr>
-          <w:rFonts w:ascii="Times New Roman" w:hAnsi="Times New Roman" w:cs="Times New Roman"/>
-          <w:sz w:val="24"/>
-          <w:szCs w:val="24"/>
-        </w:rPr>
-        <w:t>iframe</w:t>
-      </w:r>
-      <w:proofErr w:type="spellEnd"/>
-      <w:r>
-        <w:rPr>
-          <w:rFonts w:ascii="Times New Roman" w:hAnsi="Times New Roman" w:cs="Times New Roman"/>
-          <w:sz w:val="24"/>
-          <w:szCs w:val="24"/>
-        </w:rPr>
-        <w:t>. The value can be specified as a positive integer followed by a unit of measurement, such as "</w:t>
-      </w:r>
-      <w:proofErr w:type="spellStart"/>
-      <w:r>
-        <w:rPr>
-          <w:rFonts w:ascii="Times New Roman" w:hAnsi="Times New Roman" w:cs="Times New Roman"/>
-          <w:sz w:val="24"/>
-          <w:szCs w:val="24"/>
-        </w:rPr>
-        <w:t>px</w:t>
-      </w:r>
-      <w:proofErr w:type="spellEnd"/>
-      <w:r>
-        <w:rPr>
-          <w:rFonts w:ascii="Times New Roman" w:hAnsi="Times New Roman" w:cs="Times New Roman"/>
-          <w:sz w:val="24"/>
-          <w:szCs w:val="24"/>
-        </w:rPr>
-        <w:t>" or "</w:t>
-      </w:r>
-      <w:proofErr w:type="spellStart"/>
-      <w:r>
-        <w:rPr>
-          <w:rFonts w:ascii="Times New Roman" w:hAnsi="Times New Roman" w:cs="Times New Roman"/>
-          <w:sz w:val="24"/>
-          <w:szCs w:val="24"/>
-        </w:rPr>
-        <w:t>em</w:t>
-      </w:r>
-      <w:proofErr w:type="spellEnd"/>
-      <w:r>
-        <w:rPr>
-          <w:rFonts w:ascii="Times New Roman" w:hAnsi="Times New Roman" w:cs="Times New Roman"/>
-          <w:sz w:val="24"/>
-          <w:szCs w:val="24"/>
-        </w:rPr>
-        <w:t xml:space="preserve">". </w:t>
+        <w:t xml:space="preserve">scrolling: </w:t>
+      </w:r>
+      <w:r>
+        <w:rPr>
+          <w:rFonts w:ascii="Times New Roman" w:hAnsi="Times New Roman" w:cs="Times New Roman"/>
+          <w:sz w:val="24"/>
+          <w:szCs w:val="24"/>
+        </w:rPr>
+        <w:t>This attribute specifies whether or not the iframe should have scrollbars. The value can be "yes", "no", or "auto".</w:t>
       </w:r>
     </w:p>
     <w:p>
@@ -6764,10 +8841,52 @@
           <w:sz w:val="24"/>
           <w:szCs w:val="24"/>
         </w:rPr>
-        <w:t>&lt;</w:t>
-      </w:r>
-      <w:proofErr w:type="spellStart"/>
-      <w:r>
+        <w:t>&lt;iframe src="http://www.example.com" scrolling="auto"&gt;&lt;/iframe&gt;</w:t>
+      </w:r>
+    </w:p>
+    <w:p>
+      <w:pPr>
+        <w:ind w:left="360"/>
+        <w:rPr>
+          <w:rFonts w:ascii="Times New Roman" w:hAnsi="Times New Roman" w:cs="Times New Roman"/>
+          <w:b/>
+          <w:bCs/>
+          <w:sz w:val="24"/>
+          <w:szCs w:val="24"/>
+        </w:rPr>
+      </w:pPr>
+      <w:r>
+        <w:rPr>
+          <w:rFonts w:ascii="Times New Roman" w:hAnsi="Times New Roman" w:cs="Times New Roman"/>
+          <w:b/>
+          <w:bCs/>
+          <w:sz w:val="24"/>
+          <w:szCs w:val="24"/>
+        </w:rPr>
+        <w:t xml:space="preserve">allowfullscreen: </w:t>
+      </w:r>
+      <w:r>
+        <w:rPr>
+          <w:rFonts w:ascii="Times New Roman" w:hAnsi="Times New Roman" w:cs="Times New Roman"/>
+          <w:sz w:val="24"/>
+          <w:szCs w:val="24"/>
+        </w:rPr>
+        <w:t>This attribute specifies whether or not the iframe should be allowed to enter fullscreen mode. The value can be "true" or "false".</w:t>
+      </w:r>
+      <w:r>
+        <w:rPr>
+          <w:rFonts w:ascii="Times New Roman" w:hAnsi="Times New Roman" w:cs="Times New Roman"/>
+          <w:b/>
+          <w:bCs/>
+          <w:sz w:val="24"/>
+          <w:szCs w:val="24"/>
+        </w:rPr>
+        <w:t xml:space="preserve"> </w:t>
+      </w:r>
+    </w:p>
+    <w:p>
+      <w:pPr>
+        <w:ind w:left="360"/>
         <w:rPr>
           <w:rFonts w:ascii="Times New Roman" w:hAnsi="Times New Roman" w:cs="Times New Roman"/>
           <w:b/>
@@ -6776,9 +8895,7 @@
           <w:sz w:val="24"/>
           <w:szCs w:val="24"/>
         </w:rPr>
-        <w:t>iframe</w:t>
-      </w:r>
-      <w:proofErr w:type="spellEnd"/>
+      </w:pPr>
       <w:r>
         <w:rPr>
           <w:rFonts w:ascii="Times New Roman" w:hAnsi="Times New Roman" w:cs="Times New Roman"/>
@@ -6788,9 +8905,8 @@
           <w:sz w:val="24"/>
           <w:szCs w:val="24"/>
         </w:rPr>
-        <w:t xml:space="preserve"> src="http://www.example.com" height="300px"&gt;&lt;/</w:t>
-      </w:r>
-      <w:proofErr w:type="spellStart"/>
+        <w:t>&lt;iframe src="http://www.example.com" allowfullscreen="true"&gt;&lt;/iframe&gt;</w:t>
+      </w:r>
       <w:r>
         <w:rPr>
           <w:rFonts w:ascii="Times New Roman" w:hAnsi="Times New Roman" w:cs="Times New Roman"/>
@@ -6800,10 +8916,12 @@
           <w:sz w:val="24"/>
           <w:szCs w:val="24"/>
         </w:rPr>
-        <w:t>iframe</w:t>
-      </w:r>
-      <w:proofErr w:type="spellEnd"/>
-      <w:r>
+        <w:t xml:space="preserve"> </w:t>
+      </w:r>
+    </w:p>
+    <w:p>
+      <w:pPr>
+        <w:ind w:left="360"/>
         <w:rPr>
           <w:rFonts w:ascii="Times New Roman" w:hAnsi="Times New Roman" w:cs="Times New Roman"/>
           <w:b/>
@@ -6812,7 +8930,24 @@
           <w:sz w:val="24"/>
           <w:szCs w:val="24"/>
         </w:rPr>
-        <w:t xml:space="preserve">&gt; </w:t>
+      </w:pPr>
+      <w:r>
+        <w:rPr>
+          <w:rFonts w:ascii="Times New Roman" w:hAnsi="Times New Roman" w:cs="Times New Roman"/>
+          <w:b/>
+          <w:bCs/>
+          <w:sz w:val="24"/>
+          <w:szCs w:val="24"/>
+        </w:rPr>
+        <w:t xml:space="preserve">allow: </w:t>
+      </w:r>
+      <w:r>
+        <w:rPr>
+          <w:rFonts w:ascii="Times New Roman" w:hAnsi="Times New Roman" w:cs="Times New Roman"/>
+          <w:sz w:val="24"/>
+          <w:szCs w:val="24"/>
+        </w:rPr>
+        <w:t>This attribute specifies a space-separated list of features that the iframe is allowed to use. Example:</w:t>
       </w:r>
     </w:p>
     <w:p>
@@ -6820,52 +8955,6 @@
         <w:ind w:left="360"/>
         <w:rPr>
           <w:rFonts w:ascii="Times New Roman" w:hAnsi="Times New Roman" w:cs="Times New Roman"/>
-          <w:sz w:val="24"/>
-          <w:szCs w:val="24"/>
-        </w:rPr>
-      </w:pPr>
-      <w:r>
-        <w:rPr>
-          <w:rFonts w:ascii="Times New Roman" w:hAnsi="Times New Roman" w:cs="Times New Roman"/>
-          <w:b/>
-          <w:bCs/>
-          <w:sz w:val="24"/>
-          <w:szCs w:val="24"/>
-        </w:rPr>
-        <w:t xml:space="preserve">name: </w:t>
-      </w:r>
-      <w:r>
-        <w:rPr>
-          <w:rFonts w:ascii="Times New Roman" w:hAnsi="Times New Roman" w:cs="Times New Roman"/>
-          <w:sz w:val="24"/>
-          <w:szCs w:val="24"/>
-        </w:rPr>
-        <w:t xml:space="preserve">This attribute specifies a name for the </w:t>
-      </w:r>
-      <w:proofErr w:type="spellStart"/>
-      <w:r>
-        <w:rPr>
-          <w:rFonts w:ascii="Times New Roman" w:hAnsi="Times New Roman" w:cs="Times New Roman"/>
-          <w:sz w:val="24"/>
-          <w:szCs w:val="24"/>
-        </w:rPr>
-        <w:t>iframe</w:t>
-      </w:r>
-      <w:proofErr w:type="spellEnd"/>
-      <w:r>
-        <w:rPr>
-          <w:rFonts w:ascii="Times New Roman" w:hAnsi="Times New Roman" w:cs="Times New Roman"/>
-          <w:sz w:val="24"/>
-          <w:szCs w:val="24"/>
-        </w:rPr>
-        <w:t>. This name can be used as the target of links, form submissions, and JavaScript functions.</w:t>
-      </w:r>
-    </w:p>
-    <w:p>
-      <w:pPr>
-        <w:ind w:left="360"/>
-        <w:rPr>
-          <w:rFonts w:ascii="Times New Roman" w:hAnsi="Times New Roman" w:cs="Times New Roman"/>
           <w:b/>
           <w:bCs/>
           <w:color w:val="385623" w:themeColor="accent6" w:themeShade="80"/>
@@ -6882,643 +8971,7 @@
           <w:sz w:val="24"/>
           <w:szCs w:val="24"/>
         </w:rPr>
-        <w:t>&lt;</w:t>
-      </w:r>
-      <w:proofErr w:type="spellStart"/>
-      <w:r>
-        <w:rPr>
-          <w:rFonts w:ascii="Times New Roman" w:hAnsi="Times New Roman" w:cs="Times New Roman"/>
-          <w:b/>
-          <w:bCs/>
-          <w:color w:val="385623" w:themeColor="accent6" w:themeShade="80"/>
-          <w:sz w:val="24"/>
-          <w:szCs w:val="24"/>
-        </w:rPr>
-        <w:t>iframe</w:t>
-      </w:r>
-      <w:proofErr w:type="spellEnd"/>
-      <w:r>
-        <w:rPr>
-          <w:rFonts w:ascii="Times New Roman" w:hAnsi="Times New Roman" w:cs="Times New Roman"/>
-          <w:b/>
-          <w:bCs/>
-          <w:color w:val="385623" w:themeColor="accent6" w:themeShade="80"/>
-          <w:sz w:val="24"/>
-          <w:szCs w:val="24"/>
-        </w:rPr>
-        <w:t xml:space="preserve"> src="http://www.example.com" name="</w:t>
-      </w:r>
-      <w:proofErr w:type="spellStart"/>
-      <w:r>
-        <w:rPr>
-          <w:rFonts w:ascii="Times New Roman" w:hAnsi="Times New Roman" w:cs="Times New Roman"/>
-          <w:b/>
-          <w:bCs/>
-          <w:color w:val="385623" w:themeColor="accent6" w:themeShade="80"/>
-          <w:sz w:val="24"/>
-          <w:szCs w:val="24"/>
-        </w:rPr>
-        <w:t>myframe</w:t>
-      </w:r>
-      <w:proofErr w:type="spellEnd"/>
-      <w:r>
-        <w:rPr>
-          <w:rFonts w:ascii="Times New Roman" w:hAnsi="Times New Roman" w:cs="Times New Roman"/>
-          <w:b/>
-          <w:bCs/>
-          <w:color w:val="385623" w:themeColor="accent6" w:themeShade="80"/>
-          <w:sz w:val="24"/>
-          <w:szCs w:val="24"/>
-        </w:rPr>
-        <w:t>"&gt;&lt;/</w:t>
-      </w:r>
-      <w:proofErr w:type="spellStart"/>
-      <w:r>
-        <w:rPr>
-          <w:rFonts w:ascii="Times New Roman" w:hAnsi="Times New Roman" w:cs="Times New Roman"/>
-          <w:b/>
-          <w:bCs/>
-          <w:color w:val="385623" w:themeColor="accent6" w:themeShade="80"/>
-          <w:sz w:val="24"/>
-          <w:szCs w:val="24"/>
-        </w:rPr>
-        <w:t>iframe</w:t>
-      </w:r>
-      <w:proofErr w:type="spellEnd"/>
-      <w:r>
-        <w:rPr>
-          <w:rFonts w:ascii="Times New Roman" w:hAnsi="Times New Roman" w:cs="Times New Roman"/>
-          <w:b/>
-          <w:bCs/>
-          <w:color w:val="385623" w:themeColor="accent6" w:themeShade="80"/>
-          <w:sz w:val="24"/>
-          <w:szCs w:val="24"/>
-        </w:rPr>
-        <w:t>&gt;</w:t>
-      </w:r>
-    </w:p>
-    <w:p>
-      <w:pPr>
-        <w:ind w:left="360"/>
-        <w:rPr>
-          <w:rFonts w:ascii="Times New Roman" w:hAnsi="Times New Roman" w:cs="Times New Roman"/>
-          <w:b/>
-          <w:bCs/>
-          <w:sz w:val="24"/>
-          <w:szCs w:val="24"/>
-        </w:rPr>
-      </w:pPr>
-      <w:r>
-        <w:rPr>
-          <w:rFonts w:ascii="Times New Roman" w:hAnsi="Times New Roman" w:cs="Times New Roman"/>
-          <w:b/>
-          <w:bCs/>
-          <w:sz w:val="24"/>
-          <w:szCs w:val="24"/>
-        </w:rPr>
-        <w:t xml:space="preserve">frameborder: </w:t>
-      </w:r>
-      <w:r>
-        <w:rPr>
-          <w:rFonts w:ascii="Times New Roman" w:hAnsi="Times New Roman" w:cs="Times New Roman"/>
-          <w:sz w:val="24"/>
-          <w:szCs w:val="24"/>
-        </w:rPr>
-        <w:t xml:space="preserve">This attribute specifies whether or not the </w:t>
-      </w:r>
-      <w:proofErr w:type="spellStart"/>
-      <w:r>
-        <w:rPr>
-          <w:rFonts w:ascii="Times New Roman" w:hAnsi="Times New Roman" w:cs="Times New Roman"/>
-          <w:sz w:val="24"/>
-          <w:szCs w:val="24"/>
-        </w:rPr>
-        <w:t>iframe</w:t>
-      </w:r>
-      <w:proofErr w:type="spellEnd"/>
-      <w:r>
-        <w:rPr>
-          <w:rFonts w:ascii="Times New Roman" w:hAnsi="Times New Roman" w:cs="Times New Roman"/>
-          <w:sz w:val="24"/>
-          <w:szCs w:val="24"/>
-        </w:rPr>
-        <w:t xml:space="preserve"> should have a border. The value can be "0" or "1".</w:t>
-      </w:r>
-      <w:r>
-        <w:rPr>
-          <w:rFonts w:ascii="Times New Roman" w:hAnsi="Times New Roman" w:cs="Times New Roman"/>
-          <w:b/>
-          <w:bCs/>
-          <w:sz w:val="24"/>
-          <w:szCs w:val="24"/>
-        </w:rPr>
-        <w:t xml:space="preserve"> </w:t>
-      </w:r>
-    </w:p>
-    <w:p>
-      <w:pPr>
-        <w:ind w:left="360"/>
-        <w:rPr>
-          <w:rFonts w:ascii="Times New Roman" w:hAnsi="Times New Roman" w:cs="Times New Roman"/>
-          <w:b/>
-          <w:bCs/>
-          <w:color w:val="385623" w:themeColor="accent6" w:themeShade="80"/>
-          <w:sz w:val="24"/>
-          <w:szCs w:val="24"/>
-        </w:rPr>
-      </w:pPr>
-      <w:r>
-        <w:rPr>
-          <w:rFonts w:ascii="Times New Roman" w:hAnsi="Times New Roman" w:cs="Times New Roman"/>
-          <w:b/>
-          <w:bCs/>
-          <w:color w:val="385623" w:themeColor="accent6" w:themeShade="80"/>
-          <w:sz w:val="24"/>
-          <w:szCs w:val="24"/>
-        </w:rPr>
-        <w:t>&lt;</w:t>
-      </w:r>
-      <w:proofErr w:type="spellStart"/>
-      <w:r>
-        <w:rPr>
-          <w:rFonts w:ascii="Times New Roman" w:hAnsi="Times New Roman" w:cs="Times New Roman"/>
-          <w:b/>
-          <w:bCs/>
-          <w:color w:val="385623" w:themeColor="accent6" w:themeShade="80"/>
-          <w:sz w:val="24"/>
-          <w:szCs w:val="24"/>
-        </w:rPr>
-        <w:t>iframe</w:t>
-      </w:r>
-      <w:proofErr w:type="spellEnd"/>
-      <w:r>
-        <w:rPr>
-          <w:rFonts w:ascii="Times New Roman" w:hAnsi="Times New Roman" w:cs="Times New Roman"/>
-          <w:b/>
-          <w:bCs/>
-          <w:color w:val="385623" w:themeColor="accent6" w:themeShade="80"/>
-          <w:sz w:val="24"/>
-          <w:szCs w:val="24"/>
-        </w:rPr>
-        <w:t xml:space="preserve"> src="http://www.example.com" frameborder="0"&gt;&lt;/</w:t>
-      </w:r>
-      <w:proofErr w:type="spellStart"/>
-      <w:r>
-        <w:rPr>
-          <w:rFonts w:ascii="Times New Roman" w:hAnsi="Times New Roman" w:cs="Times New Roman"/>
-          <w:b/>
-          <w:bCs/>
-          <w:color w:val="385623" w:themeColor="accent6" w:themeShade="80"/>
-          <w:sz w:val="24"/>
-          <w:szCs w:val="24"/>
-        </w:rPr>
-        <w:t>iframe</w:t>
-      </w:r>
-      <w:proofErr w:type="spellEnd"/>
-      <w:r>
-        <w:rPr>
-          <w:rFonts w:ascii="Times New Roman" w:hAnsi="Times New Roman" w:cs="Times New Roman"/>
-          <w:b/>
-          <w:bCs/>
-          <w:color w:val="385623" w:themeColor="accent6" w:themeShade="80"/>
-          <w:sz w:val="24"/>
-          <w:szCs w:val="24"/>
-        </w:rPr>
-        <w:t>&gt;</w:t>
-      </w:r>
-    </w:p>
-    <w:p>
-      <w:pPr>
-        <w:ind w:left="360"/>
-        <w:rPr>
-          <w:rFonts w:ascii="Times New Roman" w:hAnsi="Times New Roman" w:cs="Times New Roman"/>
-          <w:sz w:val="24"/>
-          <w:szCs w:val="24"/>
-        </w:rPr>
-      </w:pPr>
-      <w:r>
-        <w:rPr>
-          <w:rFonts w:ascii="Times New Roman" w:hAnsi="Times New Roman" w:cs="Times New Roman"/>
-          <w:b/>
-          <w:bCs/>
-          <w:sz w:val="24"/>
-          <w:szCs w:val="24"/>
-        </w:rPr>
-        <w:t xml:space="preserve">scrolling: </w:t>
-      </w:r>
-      <w:r>
-        <w:rPr>
-          <w:rFonts w:ascii="Times New Roman" w:hAnsi="Times New Roman" w:cs="Times New Roman"/>
-          <w:sz w:val="24"/>
-          <w:szCs w:val="24"/>
-        </w:rPr>
-        <w:t xml:space="preserve">This attribute specifies whether or not the </w:t>
-      </w:r>
-      <w:proofErr w:type="spellStart"/>
-      <w:r>
-        <w:rPr>
-          <w:rFonts w:ascii="Times New Roman" w:hAnsi="Times New Roman" w:cs="Times New Roman"/>
-          <w:sz w:val="24"/>
-          <w:szCs w:val="24"/>
-        </w:rPr>
-        <w:t>iframe</w:t>
-      </w:r>
-      <w:proofErr w:type="spellEnd"/>
-      <w:r>
-        <w:rPr>
-          <w:rFonts w:ascii="Times New Roman" w:hAnsi="Times New Roman" w:cs="Times New Roman"/>
-          <w:sz w:val="24"/>
-          <w:szCs w:val="24"/>
-        </w:rPr>
-        <w:t xml:space="preserve"> should have scrollbars. The value can be "yes", "no", or "auto".</w:t>
-      </w:r>
-    </w:p>
-    <w:p>
-      <w:pPr>
-        <w:ind w:left="360"/>
-        <w:rPr>
-          <w:rFonts w:ascii="Times New Roman" w:hAnsi="Times New Roman" w:cs="Times New Roman"/>
-          <w:b/>
-          <w:bCs/>
-          <w:color w:val="385623" w:themeColor="accent6" w:themeShade="80"/>
-          <w:sz w:val="24"/>
-          <w:szCs w:val="24"/>
-        </w:rPr>
-      </w:pPr>
-      <w:r>
-        <w:rPr>
-          <w:rFonts w:ascii="Times New Roman" w:hAnsi="Times New Roman" w:cs="Times New Roman"/>
-          <w:b/>
-          <w:bCs/>
-          <w:color w:val="385623" w:themeColor="accent6" w:themeShade="80"/>
-          <w:sz w:val="24"/>
-          <w:szCs w:val="24"/>
-        </w:rPr>
-        <w:t>&lt;</w:t>
-      </w:r>
-      <w:proofErr w:type="spellStart"/>
-      <w:r>
-        <w:rPr>
-          <w:rFonts w:ascii="Times New Roman" w:hAnsi="Times New Roman" w:cs="Times New Roman"/>
-          <w:b/>
-          <w:bCs/>
-          <w:color w:val="385623" w:themeColor="accent6" w:themeShade="80"/>
-          <w:sz w:val="24"/>
-          <w:szCs w:val="24"/>
-        </w:rPr>
-        <w:t>iframe</w:t>
-      </w:r>
-      <w:proofErr w:type="spellEnd"/>
-      <w:r>
-        <w:rPr>
-          <w:rFonts w:ascii="Times New Roman" w:hAnsi="Times New Roman" w:cs="Times New Roman"/>
-          <w:b/>
-          <w:bCs/>
-          <w:color w:val="385623" w:themeColor="accent6" w:themeShade="80"/>
-          <w:sz w:val="24"/>
-          <w:szCs w:val="24"/>
-        </w:rPr>
-        <w:t xml:space="preserve"> src="http://www.example.com" scrolling="auto"&gt;&lt;/</w:t>
-      </w:r>
-      <w:proofErr w:type="spellStart"/>
-      <w:r>
-        <w:rPr>
-          <w:rFonts w:ascii="Times New Roman" w:hAnsi="Times New Roman" w:cs="Times New Roman"/>
-          <w:b/>
-          <w:bCs/>
-          <w:color w:val="385623" w:themeColor="accent6" w:themeShade="80"/>
-          <w:sz w:val="24"/>
-          <w:szCs w:val="24"/>
-        </w:rPr>
-        <w:t>iframe</w:t>
-      </w:r>
-      <w:proofErr w:type="spellEnd"/>
-      <w:r>
-        <w:rPr>
-          <w:rFonts w:ascii="Times New Roman" w:hAnsi="Times New Roman" w:cs="Times New Roman"/>
-          <w:b/>
-          <w:bCs/>
-          <w:color w:val="385623" w:themeColor="accent6" w:themeShade="80"/>
-          <w:sz w:val="24"/>
-          <w:szCs w:val="24"/>
-        </w:rPr>
-        <w:t>&gt;</w:t>
-      </w:r>
-    </w:p>
-    <w:p>
-      <w:pPr>
-        <w:ind w:left="360"/>
-        <w:rPr>
-          <w:rFonts w:ascii="Times New Roman" w:hAnsi="Times New Roman" w:cs="Times New Roman"/>
-          <w:b/>
-          <w:bCs/>
-          <w:sz w:val="24"/>
-          <w:szCs w:val="24"/>
-        </w:rPr>
-      </w:pPr>
-      <w:proofErr w:type="spellStart"/>
-      <w:r>
-        <w:rPr>
-          <w:rFonts w:ascii="Times New Roman" w:hAnsi="Times New Roman" w:cs="Times New Roman"/>
-          <w:b/>
-          <w:bCs/>
-          <w:sz w:val="24"/>
-          <w:szCs w:val="24"/>
-        </w:rPr>
-        <w:t>allowfullscreen</w:t>
-      </w:r>
-      <w:proofErr w:type="spellEnd"/>
-      <w:r>
-        <w:rPr>
-          <w:rFonts w:ascii="Times New Roman" w:hAnsi="Times New Roman" w:cs="Times New Roman"/>
-          <w:b/>
-          <w:bCs/>
-          <w:sz w:val="24"/>
-          <w:szCs w:val="24"/>
-        </w:rPr>
-        <w:t xml:space="preserve">: </w:t>
-      </w:r>
-      <w:r>
-        <w:rPr>
-          <w:rFonts w:ascii="Times New Roman" w:hAnsi="Times New Roman" w:cs="Times New Roman"/>
-          <w:sz w:val="24"/>
-          <w:szCs w:val="24"/>
-        </w:rPr>
-        <w:t xml:space="preserve">This attribute specifies whether or not the </w:t>
-      </w:r>
-      <w:proofErr w:type="spellStart"/>
-      <w:r>
-        <w:rPr>
-          <w:rFonts w:ascii="Times New Roman" w:hAnsi="Times New Roman" w:cs="Times New Roman"/>
-          <w:sz w:val="24"/>
-          <w:szCs w:val="24"/>
-        </w:rPr>
-        <w:t>iframe</w:t>
-      </w:r>
-      <w:proofErr w:type="spellEnd"/>
-      <w:r>
-        <w:rPr>
-          <w:rFonts w:ascii="Times New Roman" w:hAnsi="Times New Roman" w:cs="Times New Roman"/>
-          <w:sz w:val="24"/>
-          <w:szCs w:val="24"/>
-        </w:rPr>
-        <w:t xml:space="preserve"> should be allowed to enter </w:t>
-      </w:r>
-      <w:proofErr w:type="spellStart"/>
-      <w:r>
-        <w:rPr>
-          <w:rFonts w:ascii="Times New Roman" w:hAnsi="Times New Roman" w:cs="Times New Roman"/>
-          <w:sz w:val="24"/>
-          <w:szCs w:val="24"/>
-        </w:rPr>
-        <w:t>fullscreen</w:t>
-      </w:r>
-      <w:proofErr w:type="spellEnd"/>
-      <w:r>
-        <w:rPr>
-          <w:rFonts w:ascii="Times New Roman" w:hAnsi="Times New Roman" w:cs="Times New Roman"/>
-          <w:sz w:val="24"/>
-          <w:szCs w:val="24"/>
-        </w:rPr>
-        <w:t xml:space="preserve"> mode. The value can be "true" or "false".</w:t>
-      </w:r>
-      <w:r>
-        <w:rPr>
-          <w:rFonts w:ascii="Times New Roman" w:hAnsi="Times New Roman" w:cs="Times New Roman"/>
-          <w:b/>
-          <w:bCs/>
-          <w:sz w:val="24"/>
-          <w:szCs w:val="24"/>
-        </w:rPr>
-        <w:t xml:space="preserve"> </w:t>
-      </w:r>
-    </w:p>
-    <w:p>
-      <w:pPr>
-        <w:ind w:left="360"/>
-        <w:rPr>
-          <w:rFonts w:ascii="Times New Roman" w:hAnsi="Times New Roman" w:cs="Times New Roman"/>
-          <w:b/>
-          <w:bCs/>
-          <w:color w:val="385623" w:themeColor="accent6" w:themeShade="80"/>
-          <w:sz w:val="24"/>
-          <w:szCs w:val="24"/>
-        </w:rPr>
-      </w:pPr>
-      <w:r>
-        <w:rPr>
-          <w:rFonts w:ascii="Times New Roman" w:hAnsi="Times New Roman" w:cs="Times New Roman"/>
-          <w:b/>
-          <w:bCs/>
-          <w:color w:val="385623" w:themeColor="accent6" w:themeShade="80"/>
-          <w:sz w:val="24"/>
-          <w:szCs w:val="24"/>
-        </w:rPr>
-        <w:t>&lt;</w:t>
-      </w:r>
-      <w:proofErr w:type="spellStart"/>
-      <w:r>
-        <w:rPr>
-          <w:rFonts w:ascii="Times New Roman" w:hAnsi="Times New Roman" w:cs="Times New Roman"/>
-          <w:b/>
-          <w:bCs/>
-          <w:color w:val="385623" w:themeColor="accent6" w:themeShade="80"/>
-          <w:sz w:val="24"/>
-          <w:szCs w:val="24"/>
-        </w:rPr>
-        <w:t>iframe</w:t>
-      </w:r>
-      <w:proofErr w:type="spellEnd"/>
-      <w:r>
-        <w:rPr>
-          <w:rFonts w:ascii="Times New Roman" w:hAnsi="Times New Roman" w:cs="Times New Roman"/>
-          <w:b/>
-          <w:bCs/>
-          <w:color w:val="385623" w:themeColor="accent6" w:themeShade="80"/>
-          <w:sz w:val="24"/>
-          <w:szCs w:val="24"/>
-        </w:rPr>
-        <w:t xml:space="preserve"> src="http://www.example.com" </w:t>
-      </w:r>
-      <w:proofErr w:type="spellStart"/>
-      <w:r>
-        <w:rPr>
-          <w:rFonts w:ascii="Times New Roman" w:hAnsi="Times New Roman" w:cs="Times New Roman"/>
-          <w:b/>
-          <w:bCs/>
-          <w:color w:val="385623" w:themeColor="accent6" w:themeShade="80"/>
-          <w:sz w:val="24"/>
-          <w:szCs w:val="24"/>
-        </w:rPr>
-        <w:t>allowfullscreen</w:t>
-      </w:r>
-      <w:proofErr w:type="spellEnd"/>
-      <w:r>
-        <w:rPr>
-          <w:rFonts w:ascii="Times New Roman" w:hAnsi="Times New Roman" w:cs="Times New Roman"/>
-          <w:b/>
-          <w:bCs/>
-          <w:color w:val="385623" w:themeColor="accent6" w:themeShade="80"/>
-          <w:sz w:val="24"/>
-          <w:szCs w:val="24"/>
-        </w:rPr>
-        <w:t>="true"&gt;&lt;/</w:t>
-      </w:r>
-      <w:proofErr w:type="spellStart"/>
-      <w:r>
-        <w:rPr>
-          <w:rFonts w:ascii="Times New Roman" w:hAnsi="Times New Roman" w:cs="Times New Roman"/>
-          <w:b/>
-          <w:bCs/>
-          <w:color w:val="385623" w:themeColor="accent6" w:themeShade="80"/>
-          <w:sz w:val="24"/>
-          <w:szCs w:val="24"/>
-        </w:rPr>
-        <w:t>iframe</w:t>
-      </w:r>
-      <w:proofErr w:type="spellEnd"/>
-      <w:r>
-        <w:rPr>
-          <w:rFonts w:ascii="Times New Roman" w:hAnsi="Times New Roman" w:cs="Times New Roman"/>
-          <w:b/>
-          <w:bCs/>
-          <w:color w:val="385623" w:themeColor="accent6" w:themeShade="80"/>
-          <w:sz w:val="24"/>
-          <w:szCs w:val="24"/>
-        </w:rPr>
-        <w:t>&gt;</w:t>
-      </w:r>
-      <w:r>
-        <w:rPr>
-          <w:rFonts w:ascii="Times New Roman" w:hAnsi="Times New Roman" w:cs="Times New Roman"/>
-          <w:b/>
-          <w:bCs/>
-          <w:color w:val="385623" w:themeColor="accent6" w:themeShade="80"/>
-          <w:sz w:val="24"/>
-          <w:szCs w:val="24"/>
-        </w:rPr>
-        <w:t xml:space="preserve"> </w:t>
-      </w:r>
-    </w:p>
-    <w:p>
-      <w:pPr>
-        <w:ind w:left="360"/>
-        <w:rPr>
-          <w:rFonts w:ascii="Times New Roman" w:hAnsi="Times New Roman" w:cs="Times New Roman"/>
-          <w:b/>
-          <w:bCs/>
-          <w:color w:val="385623" w:themeColor="accent6" w:themeShade="80"/>
-          <w:sz w:val="24"/>
-          <w:szCs w:val="24"/>
-        </w:rPr>
-      </w:pPr>
-      <w:r>
-        <w:rPr>
-          <w:rFonts w:ascii="Times New Roman" w:hAnsi="Times New Roman" w:cs="Times New Roman"/>
-          <w:b/>
-          <w:bCs/>
-          <w:sz w:val="24"/>
-          <w:szCs w:val="24"/>
-        </w:rPr>
-        <w:t xml:space="preserve">allow: </w:t>
-      </w:r>
-      <w:r>
-        <w:rPr>
-          <w:rFonts w:ascii="Times New Roman" w:hAnsi="Times New Roman" w:cs="Times New Roman"/>
-          <w:sz w:val="24"/>
-          <w:szCs w:val="24"/>
-        </w:rPr>
-        <w:t xml:space="preserve">This attribute specifies a space-separated list of features that the </w:t>
-      </w:r>
-      <w:proofErr w:type="spellStart"/>
-      <w:r>
-        <w:rPr>
-          <w:rFonts w:ascii="Times New Roman" w:hAnsi="Times New Roman" w:cs="Times New Roman"/>
-          <w:sz w:val="24"/>
-          <w:szCs w:val="24"/>
-        </w:rPr>
-        <w:t>iframe</w:t>
-      </w:r>
-      <w:proofErr w:type="spellEnd"/>
-      <w:r>
-        <w:rPr>
-          <w:rFonts w:ascii="Times New Roman" w:hAnsi="Times New Roman" w:cs="Times New Roman"/>
-          <w:sz w:val="24"/>
-          <w:szCs w:val="24"/>
-        </w:rPr>
-        <w:t xml:space="preserve"> is allowed to use. Example:</w:t>
-      </w:r>
-    </w:p>
-    <w:p>
-      <w:pPr>
-        <w:ind w:left="360"/>
-        <w:rPr>
-          <w:rFonts w:ascii="Times New Roman" w:hAnsi="Times New Roman" w:cs="Times New Roman"/>
-          <w:b/>
-          <w:bCs/>
-          <w:color w:val="385623" w:themeColor="accent6" w:themeShade="80"/>
-          <w:sz w:val="24"/>
-          <w:szCs w:val="24"/>
-        </w:rPr>
-      </w:pPr>
-      <w:r>
-        <w:rPr>
-          <w:rFonts w:ascii="Times New Roman" w:hAnsi="Times New Roman" w:cs="Times New Roman"/>
-          <w:b/>
-          <w:bCs/>
-          <w:color w:val="385623" w:themeColor="accent6" w:themeShade="80"/>
-          <w:sz w:val="24"/>
-          <w:szCs w:val="24"/>
-        </w:rPr>
-        <w:t>&lt;</w:t>
-      </w:r>
-      <w:proofErr w:type="spellStart"/>
-      <w:r>
-        <w:rPr>
-          <w:rFonts w:ascii="Times New Roman" w:hAnsi="Times New Roman" w:cs="Times New Roman"/>
-          <w:b/>
-          <w:bCs/>
-          <w:color w:val="385623" w:themeColor="accent6" w:themeShade="80"/>
-          <w:sz w:val="24"/>
-          <w:szCs w:val="24"/>
-        </w:rPr>
-        <w:t>iframe</w:t>
-      </w:r>
-      <w:proofErr w:type="spellEnd"/>
-      <w:r>
-        <w:rPr>
-          <w:rFonts w:ascii="Times New Roman" w:hAnsi="Times New Roman" w:cs="Times New Roman"/>
-          <w:b/>
-          <w:bCs/>
-          <w:color w:val="385623" w:themeColor="accent6" w:themeShade="80"/>
-          <w:sz w:val="24"/>
-          <w:szCs w:val="24"/>
-        </w:rPr>
-        <w:t xml:space="preserve"> src="http://www.example.com" allow="camera; microphone"&gt;&lt;/</w:t>
-      </w:r>
-      <w:proofErr w:type="spellStart"/>
-      <w:r>
-        <w:rPr>
-          <w:rFonts w:ascii="Times New Roman" w:hAnsi="Times New Roman" w:cs="Times New Roman"/>
-          <w:b/>
-          <w:bCs/>
-          <w:color w:val="385623" w:themeColor="accent6" w:themeShade="80"/>
-          <w:sz w:val="24"/>
-          <w:szCs w:val="24"/>
-        </w:rPr>
-        <w:t>iframe</w:t>
-      </w:r>
-      <w:proofErr w:type="spellEnd"/>
-      <w:r>
-        <w:rPr>
-          <w:rFonts w:ascii="Times New Roman" w:hAnsi="Times New Roman" w:cs="Times New Roman"/>
-          <w:b/>
-          <w:bCs/>
-          <w:color w:val="385623" w:themeColor="accent6" w:themeShade="80"/>
-          <w:sz w:val="24"/>
-          <w:szCs w:val="24"/>
-        </w:rPr>
-        <w:t>&gt;</w:t>
+        <w:t>&lt;iframe src="http://www.example.com" allow="camera; microphone"&gt;&lt;/iframe&gt;</w:t>
       </w:r>
     </w:p>
     <w:p>
@@ -7578,29 +9031,7 @@
           <w:sz w:val="24"/>
           <w:szCs w:val="24"/>
         </w:rPr>
-        <w:t>&lt;</w:t>
-      </w:r>
-      <w:proofErr w:type="spellStart"/>
-      <w:r>
-        <w:rPr>
-          <w:rFonts w:ascii="Times New Roman" w:hAnsi="Times New Roman" w:cs="Times New Roman"/>
-          <w:b/>
-          <w:bCs/>
-          <w:sz w:val="24"/>
-          <w:szCs w:val="24"/>
-        </w:rPr>
-        <w:t>kbd</w:t>
-      </w:r>
-      <w:proofErr w:type="spellEnd"/>
-      <w:r>
-        <w:rPr>
-          <w:rFonts w:ascii="Times New Roman" w:hAnsi="Times New Roman" w:cs="Times New Roman"/>
-          <w:b/>
-          <w:bCs/>
-          <w:sz w:val="24"/>
-          <w:szCs w:val="24"/>
-        </w:rPr>
-        <w:t>&gt; For Keyboard Input</w:t>
+        <w:t>&lt;kbd&gt; For Keyboard Input</w:t>
       </w:r>
     </w:p>
     <w:p>
@@ -7896,7 +9327,6 @@
           <w:szCs w:val="24"/>
         </w:rPr>
       </w:pPr>
-      <w:proofErr w:type="spellStart"/>
       <w:r>
         <w:rPr>
           <w:rFonts w:ascii="Times New Roman" w:hAnsi="Times New Roman" w:cs="Times New Roman"/>
@@ -7907,7 +9337,6 @@
         </w:rPr>
         <w:t>Behavior</w:t>
       </w:r>
-      <w:proofErr w:type="spellEnd"/>
     </w:p>
     <w:p>
       <w:pPr>
@@ -7924,7 +9353,6 @@
           <w:szCs w:val="24"/>
         </w:rPr>
       </w:pPr>
-      <w:proofErr w:type="spellStart"/>
       <w:r>
         <w:rPr>
           <w:rFonts w:ascii="Times New Roman" w:hAnsi="Times New Roman" w:cs="Times New Roman"/>
@@ -7935,7 +9363,6 @@
         </w:rPr>
         <w:t>Scrolldelay</w:t>
       </w:r>
-      <w:proofErr w:type="spellEnd"/>
     </w:p>
     <w:p>
       <w:pPr>
@@ -7952,7 +9379,6 @@
           <w:szCs w:val="24"/>
         </w:rPr>
       </w:pPr>
-      <w:proofErr w:type="spellStart"/>
       <w:r>
         <w:rPr>
           <w:rFonts w:ascii="Times New Roman" w:hAnsi="Times New Roman" w:cs="Times New Roman"/>
@@ -7963,7 +9389,6 @@
         </w:rPr>
         <w:t>Scrollamount</w:t>
       </w:r>
-      <w:proofErr w:type="spellEnd"/>
     </w:p>
     <w:p>
       <w:pPr>
@@ -7988,20 +9413,8 @@
           <w:sz w:val="24"/>
           <w:szCs w:val="24"/>
         </w:rPr>
-        <w:t xml:space="preserve">Loop </w:t>
-      </w:r>
-      <w:proofErr w:type="gramStart"/>
-      <w:r>
-        <w:rPr>
-          <w:rFonts w:ascii="Times New Roman" w:hAnsi="Times New Roman" w:cs="Times New Roman"/>
-          <w:b/>
-          <w:bCs/>
-          <w:sz w:val="24"/>
-          <w:szCs w:val="24"/>
-        </w:rPr>
-        <w:t>etc..</w:t>
-      </w:r>
-      <w:proofErr w:type="gramEnd"/>
+        <w:t>Loop etc..</w:t>
+      </w:r>
     </w:p>
     <w:p>
       <w:pPr>
@@ -8077,31 +9490,7 @@
           <w:sz w:val="24"/>
           <w:szCs w:val="24"/>
         </w:rPr>
-        <w:t xml:space="preserve">Form </w:t>
-      </w:r>
-      <w:proofErr w:type="gramStart"/>
-      <w:r>
-        <w:rPr>
-          <w:rFonts w:ascii="Times New Roman" w:hAnsi="Times New Roman" w:cs="Times New Roman"/>
-          <w:b/>
-          <w:bCs/>
-          <w:color w:val="385623" w:themeColor="accent6" w:themeShade="80"/>
-          <w:sz w:val="24"/>
-          <w:szCs w:val="24"/>
-        </w:rPr>
-        <w:t>are</w:t>
-      </w:r>
-      <w:proofErr w:type="gramEnd"/>
-      <w:r>
-        <w:rPr>
-          <w:rFonts w:ascii="Times New Roman" w:hAnsi="Times New Roman" w:cs="Times New Roman"/>
-          <w:b/>
-          <w:bCs/>
-          <w:color w:val="385623" w:themeColor="accent6" w:themeShade="80"/>
-          <w:sz w:val="24"/>
-          <w:szCs w:val="24"/>
-        </w:rPr>
-        <w:t xml:space="preserve"> used to take the data from users.</w:t>
+        <w:t>Form are used to take the data from users.</w:t>
       </w:r>
     </w:p>
     <w:p>
@@ -8390,7 +9779,6 @@
           <w:szCs w:val="24"/>
         </w:rPr>
       </w:pPr>
-      <w:proofErr w:type="spellStart"/>
       <w:r>
         <w:rPr>
           <w:rFonts w:ascii="Times New Roman" w:hAnsi="Times New Roman" w:cs="Times New Roman"/>
@@ -8401,7 +9789,6 @@
         </w:rPr>
         <w:t>Textarea</w:t>
       </w:r>
-      <w:proofErr w:type="spellEnd"/>
     </w:p>
     <w:p>
       <w:pPr>
@@ -8522,62 +9909,16 @@
           <w:szCs w:val="24"/>
         </w:rPr>
       </w:pPr>
-      <w:proofErr w:type="spellStart"/>
-      <w:r>
-        <w:rPr>
-          <w:rFonts w:ascii="Times New Roman" w:hAnsi="Times New Roman" w:cs="Times New Roman"/>
-          <w:b/>
-          <w:bCs/>
-          <w:sz w:val="24"/>
-          <w:szCs w:val="24"/>
-        </w:rPr>
-        <w:t>minlength</w:t>
-      </w:r>
-      <w:proofErr w:type="spellEnd"/>
-      <w:r>
-        <w:rPr>
-          <w:rFonts w:ascii="Times New Roman" w:hAnsi="Times New Roman" w:cs="Times New Roman"/>
-          <w:b/>
-          <w:bCs/>
-          <w:sz w:val="24"/>
-          <w:szCs w:val="24"/>
-        </w:rPr>
-        <w:t xml:space="preserve"> and </w:t>
-      </w:r>
-      <w:proofErr w:type="spellStart"/>
-      <w:r>
-        <w:rPr>
-          <w:rFonts w:ascii="Times New Roman" w:hAnsi="Times New Roman" w:cs="Times New Roman"/>
-          <w:b/>
-          <w:bCs/>
-          <w:sz w:val="24"/>
-          <w:szCs w:val="24"/>
-        </w:rPr>
-        <w:t>maxlength</w:t>
-      </w:r>
-      <w:proofErr w:type="spellEnd"/>
-      <w:r>
-        <w:rPr>
-          <w:rFonts w:ascii="Times New Roman" w:hAnsi="Times New Roman" w:cs="Times New Roman"/>
-          <w:b/>
-          <w:bCs/>
-          <w:sz w:val="24"/>
-          <w:szCs w:val="24"/>
-        </w:rPr>
-        <w:t xml:space="preserve"> </w:t>
-      </w:r>
-      <w:proofErr w:type="gramStart"/>
-      <w:r>
-        <w:rPr>
-          <w:rFonts w:ascii="Times New Roman" w:hAnsi="Times New Roman" w:cs="Times New Roman"/>
-          <w:b/>
-          <w:bCs/>
-          <w:sz w:val="24"/>
-          <w:szCs w:val="24"/>
-        </w:rPr>
-        <w:t>etc..</w:t>
-      </w:r>
-      <w:proofErr w:type="gramEnd"/>
+      <w:r>
+        <w:rPr>
+          <w:rFonts w:ascii="Times New Roman" w:hAnsi="Times New Roman" w:cs="Times New Roman"/>
+          <w:b/>
+          <w:bCs/>
+          <w:sz w:val="24"/>
+          <w:szCs w:val="24"/>
+        </w:rPr>
+        <w:t>minlength and maxlength etc..</w:t>
+      </w:r>
     </w:p>
     <w:p>
       <w:pPr>
@@ -8602,7 +9943,6 @@
           <w:szCs w:val="24"/>
         </w:rPr>
       </w:pPr>
-      <w:proofErr w:type="spellStart"/>
       <w:r>
         <w:rPr>
           <w:rFonts w:ascii="Times New Roman" w:hAnsi="Times New Roman" w:cs="Times New Roman"/>
@@ -8613,7 +9953,6 @@
         </w:rPr>
         <w:t>color</w:t>
       </w:r>
-      <w:proofErr w:type="spellEnd"/>
     </w:p>
     <w:p>
       <w:pPr>
@@ -8864,7 +10203,6 @@
           <w:szCs w:val="24"/>
         </w:rPr>
       </w:pPr>
-      <w:proofErr w:type="spellStart"/>
       <w:r>
         <w:rPr>
           <w:rFonts w:ascii="Times New Roman" w:hAnsi="Times New Roman" w:cs="Times New Roman"/>
@@ -8875,7 +10213,6 @@
         </w:rPr>
         <w:t>Url</w:t>
       </w:r>
-      <w:proofErr w:type="spellEnd"/>
     </w:p>
     <w:p>
       <w:pPr>
@@ -9222,7 +10559,7 @@
                 <wp:cNvGraphicFramePr/>
                 <a:graphic xmlns:a="http://schemas.openxmlformats.org/drawingml/2006/main">
                   <a:graphicData uri="http://schemas.microsoft.com/office/word/2010/wordprocessingInk">
-                    <w14:contentPart bwMode="auto" r:id="rId19">
+                    <w14:contentPart bwMode="auto" r:id="rId20">
                       <w14:nvContentPartPr>
                         <w14:cNvContentPartPr/>
                       </w14:nvContentPartPr>
@@ -9867,21 +11204,8 @@
           <w:sz w:val="24"/>
           <w:szCs w:val="24"/>
         </w:rPr>
-        <w:t xml:space="preserve">TAGS                                          </w:t>
-      </w:r>
-      <w:proofErr w:type="spellStart"/>
-      <w:r>
-        <w:rPr>
-          <w:rFonts w:ascii="Times New Roman" w:hAnsi="Times New Roman" w:cs="Times New Roman"/>
-          <w:b/>
-          <w:bCs/>
-          <w:color w:val="833C0B" w:themeColor="accent2" w:themeShade="80"/>
-          <w:sz w:val="24"/>
-          <w:szCs w:val="24"/>
-        </w:rPr>
-        <w:t>Key:Value</w:t>
-      </w:r>
-      <w:proofErr w:type="spellEnd"/>
+        <w:t>TAGS                                          Key:Value</w:t>
+      </w:r>
     </w:p>
     <w:p>
       <w:pPr>
@@ -10261,16 +11585,8 @@
         <w:rPr>
           <w:b/>
         </w:rPr>
-        <w:t xml:space="preserve">4. Box </w:t>
-      </w:r>
-      <w:proofErr w:type="spellStart"/>
-      <w:r>
-        <w:rPr>
-          <w:b/>
-        </w:rPr>
-        <w:t>Modeli</w:t>
-      </w:r>
-      <w:proofErr w:type="spellEnd"/>
+        <w:t>4. Box Modeli</w:t>
+      </w:r>
     </w:p>
     <w:p>
       <w:pPr>
@@ -10416,21 +11732,7 @@
         <w:rPr>
           <w:b/>
         </w:rPr>
-        <w:t xml:space="preserve">7. </w:t>
-      </w:r>
-      <w:proofErr w:type="spellStart"/>
-      <w:r>
-        <w:rPr>
-          <w:b/>
-        </w:rPr>
-        <w:t>Centering</w:t>
-      </w:r>
-      <w:proofErr w:type="spellEnd"/>
-      <w:r>
-        <w:rPr>
-          <w:b/>
-        </w:rPr>
-        <w:t xml:space="preserve"> elements</w:t>
+        <w:t>7. Centering elements</w:t>
       </w:r>
     </w:p>
     <w:p>
@@ -10491,30 +11793,18 @@
         </w:numPr>
         <w:spacing w:before="240" w:after="240" w:line="276" w:lineRule="auto"/>
       </w:pPr>
-      <w:proofErr w:type="spellStart"/>
       <w:r>
         <w:rPr>
           <w:b/>
         </w:rPr>
         <w:t>position:relative,static,absolute,sticky</w:t>
       </w:r>
-      <w:proofErr w:type="spellEnd"/>
-      <w:r>
-        <w:fldChar w:fldCharType="begin"/>
-      </w:r>
-      <w:r>
-        <w:instrText>HYPERLINK "https://www.youtube.com/watch?v=jx5jmI0UlXU" \h</w:instrText>
-      </w:r>
-      <w:r>
-        <w:fldChar w:fldCharType="separate"/>
-      </w:r>
-      <w:r>
-        <w:t xml:space="preserve"> </w:t>
-      </w:r>
-      <w:r>
-        <w:fldChar w:fldCharType="end"/>
-      </w:r>
       <w:hyperlink r:id="rId54">
+        <w:r>
+          <w:t xml:space="preserve"> </w:t>
+        </w:r>
+      </w:hyperlink>
+      <w:hyperlink r:id="rId55">
         <w:r>
           <w:rPr>
             <w:color w:val="1155CC"/>
@@ -10538,43 +11828,11 @@
         </w:rPr>
         <w:t>10. Media queries</w:t>
       </w:r>
-      <w:hyperlink r:id="rId55">
+      <w:hyperlink r:id="rId56">
         <w:r>
           <w:t xml:space="preserve"> </w:t>
         </w:r>
       </w:hyperlink>
-      <w:hyperlink r:id="rId56">
-        <w:r>
-          <w:rPr>
-            <w:color w:val="1155CC"/>
-            <w:u w:val="single"/>
-          </w:rPr>
-          <w:t>https://www.youtube.com/watch?v=69IbzTWg5PM</w:t>
-        </w:r>
-      </w:hyperlink>
-    </w:p>
-    <w:p>
-      <w:pPr>
-        <w:spacing w:before="240" w:after="240"/>
-        <w:rPr>
-          <w:b/>
-        </w:rPr>
-      </w:pPr>
-      <w:r>
-        <w:rPr>
-          <w:b/>
-        </w:rPr>
-        <w:t>11. CSS preprocessors - SCSS or LESS</w:t>
-      </w:r>
-    </w:p>
-    <w:p>
-      <w:pPr>
-        <w:spacing w:before="240" w:after="240"/>
-        <w:rPr>
-          <w:color w:val="1155CC"/>
-          <w:u w:val="single"/>
-        </w:rPr>
-      </w:pPr>
       <w:hyperlink r:id="rId57">
         <w:r>
           <w:rPr>
@@ -10587,6 +11845,38 @@
     </w:p>
     <w:p>
       <w:pPr>
+        <w:spacing w:before="240" w:after="240"/>
+        <w:rPr>
+          <w:b/>
+        </w:rPr>
+      </w:pPr>
+      <w:r>
+        <w:rPr>
+          <w:b/>
+        </w:rPr>
+        <w:t>11. CSS preprocessors - SCSS or LESS</w:t>
+      </w:r>
+    </w:p>
+    <w:p>
+      <w:pPr>
+        <w:spacing w:before="240" w:after="240"/>
+        <w:rPr>
+          <w:color w:val="1155CC"/>
+          <w:u w:val="single"/>
+        </w:rPr>
+      </w:pPr>
+      <w:hyperlink r:id="rId58">
+        <w:r>
+          <w:rPr>
+            <w:color w:val="1155CC"/>
+            <w:u w:val="single"/>
+          </w:rPr>
+          <w:t>https://www.youtube.com/watch?v=69IbzTWg5PM</w:t>
+        </w:r>
+      </w:hyperlink>
+    </w:p>
+    <w:p>
+      <w:pPr>
         <w:pStyle w:val="Heading1"/>
       </w:pPr>
       <w:r>
@@ -10777,25 +12067,7 @@
           <w:sz w:val="24"/>
           <w:szCs w:val="24"/>
         </w:rPr>
-        <w:t xml:space="preserve">Every </w:t>
-      </w:r>
-      <w:proofErr w:type="gramStart"/>
-      <w:r>
-        <w:rPr>
-          <w:rFonts w:ascii="Times New Roman" w:hAnsi="Times New Roman" w:cs="Times New Roman"/>
-          <w:sz w:val="24"/>
-          <w:szCs w:val="24"/>
-        </w:rPr>
-        <w:t>properties</w:t>
-      </w:r>
-      <w:proofErr w:type="gramEnd"/>
-      <w:r>
-        <w:rPr>
-          <w:rFonts w:ascii="Times New Roman" w:hAnsi="Times New Roman" w:cs="Times New Roman"/>
-          <w:sz w:val="24"/>
-          <w:szCs w:val="24"/>
-        </w:rPr>
-        <w:t xml:space="preserve"> will give style/designs.</w:t>
+        <w:t>Every properties will give style/designs.</w:t>
       </w:r>
     </w:p>
     <w:p>
@@ -10927,31 +12199,7 @@
           <w:sz w:val="24"/>
           <w:szCs w:val="24"/>
         </w:rPr>
-        <w:t xml:space="preserve">Example: container  p{ </w:t>
-      </w:r>
-      <w:proofErr w:type="spellStart"/>
-      <w:r>
-        <w:rPr>
-          <w:rFonts w:ascii="Times New Roman" w:hAnsi="Times New Roman" w:cs="Times New Roman"/>
-          <w:b/>
-          <w:bCs/>
-          <w:color w:val="00B0F0"/>
-          <w:sz w:val="24"/>
-          <w:szCs w:val="24"/>
-        </w:rPr>
-        <w:t>color:red</w:t>
-      </w:r>
-      <w:proofErr w:type="spellEnd"/>
-      <w:r>
-        <w:rPr>
-          <w:rFonts w:ascii="Times New Roman" w:hAnsi="Times New Roman" w:cs="Times New Roman"/>
-          <w:b/>
-          <w:bCs/>
-          <w:color w:val="00B0F0"/>
-          <w:sz w:val="24"/>
-          <w:szCs w:val="24"/>
-        </w:rPr>
-        <w:t xml:space="preserve"> }</w:t>
+        <w:t>Example: container  p{ color:red }</w:t>
       </w:r>
     </w:p>
     <w:p>
@@ -11029,31 +12277,7 @@
           <w:sz w:val="24"/>
           <w:szCs w:val="24"/>
         </w:rPr>
-        <w:t xml:space="preserve">Example: div +  p{ </w:t>
-      </w:r>
-      <w:proofErr w:type="spellStart"/>
-      <w:r>
-        <w:rPr>
-          <w:rFonts w:ascii="Times New Roman" w:hAnsi="Times New Roman" w:cs="Times New Roman"/>
-          <w:b/>
-          <w:bCs/>
-          <w:color w:val="00B0F0"/>
-          <w:sz w:val="24"/>
-          <w:szCs w:val="24"/>
-        </w:rPr>
-        <w:t>color:red</w:t>
-      </w:r>
-      <w:proofErr w:type="spellEnd"/>
-      <w:r>
-        <w:rPr>
-          <w:rFonts w:ascii="Times New Roman" w:hAnsi="Times New Roman" w:cs="Times New Roman"/>
-          <w:b/>
-          <w:bCs/>
-          <w:color w:val="00B0F0"/>
-          <w:sz w:val="24"/>
-          <w:szCs w:val="24"/>
-        </w:rPr>
-        <w:t xml:space="preserve"> }</w:t>
+        <w:t>Example: div +  p{ color:red }</w:t>
       </w:r>
     </w:p>
     <w:p>
@@ -11156,31 +12380,7 @@
           <w:sz w:val="24"/>
           <w:szCs w:val="24"/>
         </w:rPr>
-        <w:t xml:space="preserve">Example: container &gt; p{ </w:t>
-      </w:r>
-      <w:proofErr w:type="spellStart"/>
-      <w:r>
-        <w:rPr>
-          <w:rFonts w:ascii="Times New Roman" w:hAnsi="Times New Roman" w:cs="Times New Roman"/>
-          <w:b/>
-          <w:bCs/>
-          <w:color w:val="00B0F0"/>
-          <w:sz w:val="24"/>
-          <w:szCs w:val="24"/>
-        </w:rPr>
-        <w:t>color:red</w:t>
-      </w:r>
-      <w:proofErr w:type="spellEnd"/>
-      <w:r>
-        <w:rPr>
-          <w:rFonts w:ascii="Times New Roman" w:hAnsi="Times New Roman" w:cs="Times New Roman"/>
-          <w:b/>
-          <w:bCs/>
-          <w:color w:val="00B0F0"/>
-          <w:sz w:val="24"/>
-          <w:szCs w:val="24"/>
-        </w:rPr>
-        <w:t xml:space="preserve"> }</w:t>
+        <w:t>Example: container &gt; p{ color:red }</w:t>
       </w:r>
     </w:p>
     <w:p>
@@ -11272,31 +12472,7 @@
           <w:sz w:val="24"/>
           <w:szCs w:val="24"/>
         </w:rPr>
-        <w:t xml:space="preserve">Example: container ~ p{ </w:t>
-      </w:r>
-      <w:proofErr w:type="spellStart"/>
-      <w:r>
-        <w:rPr>
-          <w:rFonts w:ascii="Times New Roman" w:hAnsi="Times New Roman" w:cs="Times New Roman"/>
-          <w:b/>
-          <w:bCs/>
-          <w:color w:val="00B0F0"/>
-          <w:sz w:val="24"/>
-          <w:szCs w:val="24"/>
-        </w:rPr>
-        <w:t>color:red</w:t>
-      </w:r>
-      <w:proofErr w:type="spellEnd"/>
-      <w:r>
-        <w:rPr>
-          <w:rFonts w:ascii="Times New Roman" w:hAnsi="Times New Roman" w:cs="Times New Roman"/>
-          <w:b/>
-          <w:bCs/>
-          <w:color w:val="00B0F0"/>
-          <w:sz w:val="24"/>
-          <w:szCs w:val="24"/>
-        </w:rPr>
-        <w:t xml:space="preserve"> }</w:t>
+        <w:t>Example: container ~ p{ color:red }</w:t>
       </w:r>
     </w:p>
     <w:p>
@@ -11643,13 +12819,8 @@
         <w:pStyle w:val="Heading1"/>
       </w:pPr>
       <w:r>
-        <w:t xml:space="preserve">CSS </w:t>
-      </w:r>
-      <w:proofErr w:type="spellStart"/>
-      <w:r>
-        <w:t>Colors</w:t>
-      </w:r>
-      <w:proofErr w:type="spellEnd"/>
+        <w:t>CSS Colors</w:t>
+      </w:r>
     </w:p>
     <w:p>
       <w:pPr>
@@ -11695,20 +12866,8 @@
           <w:sz w:val="24"/>
           <w:szCs w:val="24"/>
         </w:rPr>
-        <w:t xml:space="preserve">RGB </w:t>
-      </w:r>
-      <w:proofErr w:type="spellStart"/>
-      <w:r>
-        <w:rPr>
-          <w:rFonts w:ascii="Times New Roman" w:hAnsi="Times New Roman" w:cs="Times New Roman"/>
-          <w:b/>
-          <w:bCs/>
-          <w:sz w:val="24"/>
-          <w:szCs w:val="24"/>
-        </w:rPr>
-        <w:t>Colors</w:t>
-      </w:r>
-      <w:proofErr w:type="spellEnd"/>
+        <w:t>RGB Colors</w:t>
+      </w:r>
     </w:p>
     <w:p>
       <w:pPr>
@@ -11733,20 +12892,8 @@
           <w:sz w:val="24"/>
           <w:szCs w:val="24"/>
         </w:rPr>
-        <w:t xml:space="preserve">HEX </w:t>
-      </w:r>
-      <w:proofErr w:type="spellStart"/>
-      <w:r>
-        <w:rPr>
-          <w:rFonts w:ascii="Times New Roman" w:hAnsi="Times New Roman" w:cs="Times New Roman"/>
-          <w:b/>
-          <w:bCs/>
-          <w:sz w:val="24"/>
-          <w:szCs w:val="24"/>
-        </w:rPr>
-        <w:t>Colors</w:t>
-      </w:r>
-      <w:proofErr w:type="spellEnd"/>
+        <w:t>HEX Colors</w:t>
+      </w:r>
     </w:p>
     <w:p>
       <w:pPr>
@@ -11771,20 +12918,8 @@
           <w:sz w:val="24"/>
           <w:szCs w:val="24"/>
         </w:rPr>
-        <w:t xml:space="preserve">HSL </w:t>
-      </w:r>
-      <w:proofErr w:type="spellStart"/>
-      <w:r>
-        <w:rPr>
-          <w:rFonts w:ascii="Times New Roman" w:hAnsi="Times New Roman" w:cs="Times New Roman"/>
-          <w:b/>
-          <w:bCs/>
-          <w:sz w:val="24"/>
-          <w:szCs w:val="24"/>
-        </w:rPr>
-        <w:t>Colors</w:t>
-      </w:r>
-      <w:proofErr w:type="spellEnd"/>
+        <w:t>HSL Colors</w:t>
+      </w:r>
     </w:p>
     <w:p>
       <w:pPr>
@@ -11820,7 +12955,7 @@
                     <pic:cNvPicPr/>
                   </pic:nvPicPr>
                   <pic:blipFill>
-                    <a:blip r:embed="rId58"/>
+                    <a:blip r:embed="rId59"/>
                     <a:stretch>
                       <a:fillRect/>
                     </a:stretch>
@@ -11863,25 +12998,7 @@
           <w:sz w:val="24"/>
           <w:szCs w:val="24"/>
         </w:rPr>
-        <w:t xml:space="preserve">This property sets the background </w:t>
-      </w:r>
-      <w:proofErr w:type="spellStart"/>
-      <w:r>
-        <w:rPr>
-          <w:rFonts w:ascii="Times New Roman" w:hAnsi="Times New Roman" w:cs="Times New Roman"/>
-          <w:sz w:val="24"/>
-          <w:szCs w:val="24"/>
-        </w:rPr>
-        <w:t>color</w:t>
-      </w:r>
-      <w:proofErr w:type="spellEnd"/>
-      <w:r>
-        <w:rPr>
-          <w:rFonts w:ascii="Times New Roman" w:hAnsi="Times New Roman" w:cs="Times New Roman"/>
-          <w:sz w:val="24"/>
-          <w:szCs w:val="24"/>
-        </w:rPr>
-        <w:t xml:space="preserve"> of an </w:t>
+        <w:t xml:space="preserve">This property sets the background color of an </w:t>
       </w:r>
       <w:r>
         <w:rPr>
@@ -11929,25 +13046,7 @@
           <w:sz w:val="24"/>
           <w:szCs w:val="24"/>
         </w:rPr>
-        <w:t xml:space="preserve">r keyword, a hexadecimal value, </w:t>
-      </w:r>
-      <w:proofErr w:type="spellStart"/>
-      <w:r>
-        <w:rPr>
-          <w:rFonts w:ascii="Times New Roman" w:hAnsi="Times New Roman" w:cs="Times New Roman"/>
-          <w:sz w:val="24"/>
-          <w:szCs w:val="24"/>
-        </w:rPr>
-        <w:t>hsl</w:t>
-      </w:r>
-      <w:proofErr w:type="spellEnd"/>
-      <w:r>
-        <w:rPr>
-          <w:rFonts w:ascii="Times New Roman" w:hAnsi="Times New Roman" w:cs="Times New Roman"/>
-          <w:sz w:val="24"/>
-          <w:szCs w:val="24"/>
-        </w:rPr>
-        <w:t>.</w:t>
+        <w:t>r keyword, a hexadecimal value, hsl.</w:t>
       </w:r>
     </w:p>
     <w:p>
@@ -11975,55 +13074,7 @@
           <w:sz w:val="24"/>
           <w:szCs w:val="24"/>
         </w:rPr>
-        <w:t>background-</w:t>
-      </w:r>
-      <w:proofErr w:type="spellStart"/>
-      <w:r>
-        <w:rPr>
-          <w:rFonts w:ascii="Times New Roman" w:hAnsi="Times New Roman" w:cs="Times New Roman"/>
-          <w:b/>
-          <w:bCs/>
-          <w:color w:val="1F3864" w:themeColor="accent1" w:themeShade="80"/>
-          <w:sz w:val="24"/>
-          <w:szCs w:val="24"/>
-        </w:rPr>
-        <w:t>color</w:t>
-      </w:r>
-      <w:proofErr w:type="spellEnd"/>
-      <w:r>
-        <w:rPr>
-          <w:rFonts w:ascii="Times New Roman" w:hAnsi="Times New Roman" w:cs="Times New Roman"/>
-          <w:b/>
-          <w:bCs/>
-          <w:color w:val="1F3864" w:themeColor="accent1" w:themeShade="80"/>
-          <w:sz w:val="24"/>
-          <w:szCs w:val="24"/>
-        </w:rPr>
-        <w:t>: &lt;</w:t>
-      </w:r>
-      <w:proofErr w:type="spellStart"/>
-      <w:r>
-        <w:rPr>
-          <w:rFonts w:ascii="Times New Roman" w:hAnsi="Times New Roman" w:cs="Times New Roman"/>
-          <w:b/>
-          <w:bCs/>
-          <w:color w:val="1F3864" w:themeColor="accent1" w:themeShade="80"/>
-          <w:sz w:val="24"/>
-          <w:szCs w:val="24"/>
-        </w:rPr>
-        <w:t>ColorName</w:t>
-      </w:r>
-      <w:proofErr w:type="spellEnd"/>
-      <w:r>
-        <w:rPr>
-          <w:rFonts w:ascii="Times New Roman" w:hAnsi="Times New Roman" w:cs="Times New Roman"/>
-          <w:b/>
-          <w:bCs/>
-          <w:color w:val="1F3864" w:themeColor="accent1" w:themeShade="80"/>
-          <w:sz w:val="24"/>
-          <w:szCs w:val="24"/>
-        </w:rPr>
-        <w:t>&gt;</w:t>
+        <w:t>background-color: &lt;ColorName&gt;</w:t>
       </w:r>
     </w:p>
     <w:p>
@@ -12051,31 +13102,7 @@
           <w:sz w:val="24"/>
           <w:szCs w:val="24"/>
         </w:rPr>
-        <w:t>body {background-</w:t>
-      </w:r>
-      <w:proofErr w:type="spellStart"/>
-      <w:r>
-        <w:rPr>
-          <w:rFonts w:ascii="Times New Roman" w:hAnsi="Times New Roman" w:cs="Times New Roman"/>
-          <w:b/>
-          <w:bCs/>
-          <w:color w:val="385623" w:themeColor="accent6" w:themeShade="80"/>
-          <w:sz w:val="24"/>
-          <w:szCs w:val="24"/>
-        </w:rPr>
-        <w:t>color</w:t>
-      </w:r>
-      <w:proofErr w:type="spellEnd"/>
-      <w:r>
-        <w:rPr>
-          <w:rFonts w:ascii="Times New Roman" w:hAnsi="Times New Roman" w:cs="Times New Roman"/>
-          <w:b/>
-          <w:bCs/>
-          <w:color w:val="385623" w:themeColor="accent6" w:themeShade="80"/>
-          <w:sz w:val="24"/>
-          <w:szCs w:val="24"/>
-        </w:rPr>
-        <w:t>: coral;}</w:t>
+        <w:t>body {background-color: coral;}</w:t>
       </w:r>
     </w:p>
     <w:p>
@@ -12103,31 +13130,7 @@
           <w:sz w:val="24"/>
           <w:szCs w:val="24"/>
         </w:rPr>
-        <w:t>body {background-</w:t>
-      </w:r>
-      <w:proofErr w:type="spellStart"/>
-      <w:r>
-        <w:rPr>
-          <w:rFonts w:ascii="Times New Roman" w:hAnsi="Times New Roman" w:cs="Times New Roman"/>
-          <w:b/>
-          <w:bCs/>
-          <w:color w:val="385623" w:themeColor="accent6" w:themeShade="80"/>
-          <w:sz w:val="24"/>
-          <w:szCs w:val="24"/>
-        </w:rPr>
-        <w:t>color</w:t>
-      </w:r>
-      <w:proofErr w:type="spellEnd"/>
-      <w:r>
-        <w:rPr>
-          <w:rFonts w:ascii="Times New Roman" w:hAnsi="Times New Roman" w:cs="Times New Roman"/>
-          <w:b/>
-          <w:bCs/>
-          <w:color w:val="385623" w:themeColor="accent6" w:themeShade="80"/>
-          <w:sz w:val="24"/>
-          <w:szCs w:val="24"/>
-        </w:rPr>
-        <w:t>: #92a8d1;}</w:t>
+        <w:t>body {background-color: #92a8d1;}</w:t>
       </w:r>
     </w:p>
     <w:p>
@@ -12155,55 +13158,7 @@
           <w:sz w:val="24"/>
           <w:szCs w:val="24"/>
         </w:rPr>
-        <w:t>body {background-</w:t>
-      </w:r>
-      <w:proofErr w:type="spellStart"/>
-      <w:r>
-        <w:rPr>
-          <w:rFonts w:ascii="Times New Roman" w:hAnsi="Times New Roman" w:cs="Times New Roman"/>
-          <w:b/>
-          <w:bCs/>
-          <w:color w:val="385623" w:themeColor="accent6" w:themeShade="80"/>
-          <w:sz w:val="24"/>
-          <w:szCs w:val="24"/>
-        </w:rPr>
-        <w:t>color</w:t>
-      </w:r>
-      <w:proofErr w:type="spellEnd"/>
-      <w:r>
-        <w:rPr>
-          <w:rFonts w:ascii="Times New Roman" w:hAnsi="Times New Roman" w:cs="Times New Roman"/>
-          <w:b/>
-          <w:bCs/>
-          <w:color w:val="385623" w:themeColor="accent6" w:themeShade="80"/>
-          <w:sz w:val="24"/>
-          <w:szCs w:val="24"/>
-        </w:rPr>
-        <w:t>: </w:t>
-      </w:r>
-      <w:proofErr w:type="spellStart"/>
-      <w:r>
-        <w:rPr>
-          <w:rFonts w:ascii="Times New Roman" w:hAnsi="Times New Roman" w:cs="Times New Roman"/>
-          <w:b/>
-          <w:bCs/>
-          <w:color w:val="385623" w:themeColor="accent6" w:themeShade="80"/>
-          <w:sz w:val="24"/>
-          <w:szCs w:val="24"/>
-        </w:rPr>
-        <w:t>rgb</w:t>
-      </w:r>
-      <w:proofErr w:type="spellEnd"/>
-      <w:r>
-        <w:rPr>
-          <w:rFonts w:ascii="Times New Roman" w:hAnsi="Times New Roman" w:cs="Times New Roman"/>
-          <w:b/>
-          <w:bCs/>
-          <w:color w:val="385623" w:themeColor="accent6" w:themeShade="80"/>
-          <w:sz w:val="24"/>
-          <w:szCs w:val="24"/>
-        </w:rPr>
-        <w:t>(201, 76, 76);}</w:t>
+        <w:t>body {background-color: rgb(201, 76, 76);}</w:t>
       </w:r>
     </w:p>
     <w:p>
@@ -12231,55 +13186,7 @@
           <w:sz w:val="24"/>
           <w:szCs w:val="24"/>
         </w:rPr>
-        <w:t>body {background-</w:t>
-      </w:r>
-      <w:proofErr w:type="spellStart"/>
-      <w:r>
-        <w:rPr>
-          <w:rFonts w:ascii="Times New Roman" w:hAnsi="Times New Roman" w:cs="Times New Roman"/>
-          <w:b/>
-          <w:bCs/>
-          <w:color w:val="385623" w:themeColor="accent6" w:themeShade="80"/>
-          <w:sz w:val="24"/>
-          <w:szCs w:val="24"/>
-        </w:rPr>
-        <w:t>color</w:t>
-      </w:r>
-      <w:proofErr w:type="spellEnd"/>
-      <w:r>
-        <w:rPr>
-          <w:rFonts w:ascii="Times New Roman" w:hAnsi="Times New Roman" w:cs="Times New Roman"/>
-          <w:b/>
-          <w:bCs/>
-          <w:color w:val="385623" w:themeColor="accent6" w:themeShade="80"/>
-          <w:sz w:val="24"/>
-          <w:szCs w:val="24"/>
-        </w:rPr>
-        <w:t>: </w:t>
-      </w:r>
-      <w:proofErr w:type="spellStart"/>
-      <w:r>
-        <w:rPr>
-          <w:rFonts w:ascii="Times New Roman" w:hAnsi="Times New Roman" w:cs="Times New Roman"/>
-          <w:b/>
-          <w:bCs/>
-          <w:color w:val="385623" w:themeColor="accent6" w:themeShade="80"/>
-          <w:sz w:val="24"/>
-          <w:szCs w:val="24"/>
-        </w:rPr>
-        <w:t>hsl</w:t>
-      </w:r>
-      <w:proofErr w:type="spellEnd"/>
-      <w:r>
-        <w:rPr>
-          <w:rFonts w:ascii="Times New Roman" w:hAnsi="Times New Roman" w:cs="Times New Roman"/>
-          <w:b/>
-          <w:bCs/>
-          <w:color w:val="385623" w:themeColor="accent6" w:themeShade="80"/>
-          <w:sz w:val="24"/>
-          <w:szCs w:val="24"/>
-        </w:rPr>
-        <w:t>(89, 43%, 51%);}</w:t>
+        <w:t>body {background-color: hsl(89, 43%, 51%);}</w:t>
       </w:r>
     </w:p>
     <w:p>
@@ -12562,7 +13469,6 @@
           <w:szCs w:val="24"/>
         </w:rPr>
       </w:pPr>
-      <w:proofErr w:type="spellStart"/>
       <w:r>
         <w:rPr>
           <w:rFonts w:ascii="Times New Roman" w:hAnsi="Times New Roman" w:cs="Times New Roman"/>
@@ -12574,41 +13480,22 @@
         </w:rPr>
         <w:t>color</w:t>
       </w:r>
-      <w:proofErr w:type="spellEnd"/>
-    </w:p>
-    <w:p>
-      <w:pPr>
-        <w:rPr>
-          <w:rFonts w:ascii="Times New Roman" w:hAnsi="Times New Roman" w:cs="Times New Roman"/>
-          <w:sz w:val="24"/>
-          <w:szCs w:val="24"/>
-        </w:rPr>
-      </w:pPr>
-      <w:r>
-        <w:rPr>
-          <w:rFonts w:ascii="Times New Roman" w:hAnsi="Times New Roman" w:cs="Times New Roman"/>
-          <w:sz w:val="24"/>
-          <w:szCs w:val="24"/>
-        </w:rPr>
-        <w:t xml:space="preserve">Used to </w:t>
-      </w:r>
-      <w:proofErr w:type="spellStart"/>
-      <w:r>
-        <w:rPr>
-          <w:rFonts w:ascii="Times New Roman" w:hAnsi="Times New Roman" w:cs="Times New Roman"/>
-          <w:sz w:val="24"/>
-          <w:szCs w:val="24"/>
-        </w:rPr>
-        <w:t>color</w:t>
-      </w:r>
-      <w:proofErr w:type="spellEnd"/>
-      <w:r>
-        <w:rPr>
-          <w:rFonts w:ascii="Times New Roman" w:hAnsi="Times New Roman" w:cs="Times New Roman"/>
-          <w:sz w:val="24"/>
-          <w:szCs w:val="24"/>
-        </w:rPr>
-        <w:t xml:space="preserve"> the HTML element</w:t>
+    </w:p>
+    <w:p>
+      <w:pPr>
+        <w:rPr>
+          <w:rFonts w:ascii="Times New Roman" w:hAnsi="Times New Roman" w:cs="Times New Roman"/>
+          <w:sz w:val="24"/>
+          <w:szCs w:val="24"/>
+        </w:rPr>
+      </w:pPr>
+      <w:r>
+        <w:rPr>
+          <w:rFonts w:ascii="Times New Roman" w:hAnsi="Times New Roman" w:cs="Times New Roman"/>
+          <w:sz w:val="24"/>
+          <w:szCs w:val="24"/>
+        </w:rPr>
+        <w:t>Used to color the HTML element</w:t>
       </w:r>
       <w:r>
         <w:rPr>
@@ -12644,23 +13531,13 @@
           <w:szCs w:val="24"/>
         </w:rPr>
       </w:pPr>
-      <w:proofErr w:type="spellStart"/>
-      <w:r>
-        <w:rPr>
-          <w:rFonts w:ascii="Times New Roman" w:hAnsi="Times New Roman" w:cs="Times New Roman"/>
-          <w:sz w:val="24"/>
-          <w:szCs w:val="24"/>
-        </w:rPr>
-        <w:t>Color</w:t>
-      </w:r>
-      <w:proofErr w:type="spellEnd"/>
-      <w:r>
-        <w:rPr>
-          <w:rFonts w:ascii="Times New Roman" w:hAnsi="Times New Roman" w:cs="Times New Roman"/>
-          <w:sz w:val="24"/>
-          <w:szCs w:val="24"/>
-        </w:rPr>
-        <w:t>: blue;</w:t>
+      <w:r>
+        <w:rPr>
+          <w:rFonts w:ascii="Times New Roman" w:hAnsi="Times New Roman" w:cs="Times New Roman"/>
+          <w:sz w:val="24"/>
+          <w:szCs w:val="24"/>
+        </w:rPr>
+        <w:t>Color: blue;</w:t>
       </w:r>
     </w:p>
     <w:p>
@@ -12756,60 +13633,24 @@
           <w:sz w:val="24"/>
           <w:szCs w:val="24"/>
         </w:rPr>
-        <w:t xml:space="preserve">Ex: style = “direction: </w:t>
-      </w:r>
-      <w:proofErr w:type="spellStart"/>
-      <w:r>
-        <w:rPr>
-          <w:rFonts w:ascii="Times New Roman" w:hAnsi="Times New Roman" w:cs="Times New Roman"/>
-          <w:sz w:val="24"/>
-          <w:szCs w:val="24"/>
-        </w:rPr>
-        <w:t>ltr</w:t>
-      </w:r>
-      <w:proofErr w:type="spellEnd"/>
-      <w:r>
-        <w:rPr>
-          <w:rFonts w:ascii="Times New Roman" w:hAnsi="Times New Roman" w:cs="Times New Roman"/>
-          <w:sz w:val="24"/>
-          <w:szCs w:val="24"/>
-        </w:rPr>
-        <w:t>”</w:t>
-      </w:r>
-    </w:p>
-    <w:p>
-      <w:pPr>
-        <w:rPr>
-          <w:rFonts w:ascii="Times New Roman" w:hAnsi="Times New Roman" w:cs="Times New Roman"/>
-          <w:sz w:val="24"/>
-          <w:szCs w:val="24"/>
-        </w:rPr>
-      </w:pPr>
-      <w:r>
-        <w:rPr>
-          <w:rFonts w:ascii="Times New Roman" w:hAnsi="Times New Roman" w:cs="Times New Roman"/>
-          <w:sz w:val="24"/>
-          <w:szCs w:val="24"/>
-        </w:rPr>
-        <w:t xml:space="preserve">Ex: style = “direction: </w:t>
-      </w:r>
-      <w:proofErr w:type="spellStart"/>
-      <w:r>
-        <w:rPr>
-          <w:rFonts w:ascii="Times New Roman" w:hAnsi="Times New Roman" w:cs="Times New Roman"/>
-          <w:sz w:val="24"/>
-          <w:szCs w:val="24"/>
-        </w:rPr>
-        <w:t>rtl</w:t>
-      </w:r>
-      <w:proofErr w:type="spellEnd"/>
-      <w:r>
-        <w:rPr>
-          <w:rFonts w:ascii="Times New Roman" w:hAnsi="Times New Roman" w:cs="Times New Roman"/>
-          <w:sz w:val="24"/>
-          <w:szCs w:val="24"/>
-        </w:rPr>
-        <w:t>”</w:t>
+        <w:t>Ex: style = “direction: ltr”</w:t>
+      </w:r>
+    </w:p>
+    <w:p>
+      <w:pPr>
+        <w:rPr>
+          <w:rFonts w:ascii="Times New Roman" w:hAnsi="Times New Roman" w:cs="Times New Roman"/>
+          <w:sz w:val="24"/>
+          <w:szCs w:val="24"/>
+        </w:rPr>
+      </w:pPr>
+      <w:r>
+        <w:rPr>
+          <w:rFonts w:ascii="Times New Roman" w:hAnsi="Times New Roman" w:cs="Times New Roman"/>
+          <w:sz w:val="24"/>
+          <w:szCs w:val="24"/>
+        </w:rPr>
+        <w:t>Ex: style = “direction: rtl”</w:t>
       </w:r>
     </w:p>
     <w:p>
@@ -12903,7 +13744,7 @@
                     <pic:cNvPicPr/>
                   </pic:nvPicPr>
                   <pic:blipFill>
-                    <a:blip r:embed="rId59"/>
+                    <a:blip r:embed="rId60"/>
                     <a:stretch>
                       <a:fillRect/>
                     </a:stretch>
@@ -13437,21 +14278,8 @@
           <w:sz w:val="24"/>
           <w:szCs w:val="24"/>
         </w:rPr>
-        <w:t xml:space="preserve">h-space v-space blur </w:t>
-      </w:r>
-      <w:proofErr w:type="spellStart"/>
-      <w:r>
-        <w:rPr>
-          <w:rFonts w:ascii="Times New Roman" w:hAnsi="Times New Roman" w:cs="Times New Roman"/>
-          <w:b/>
-          <w:bCs/>
-          <w:color w:val="1F3864" w:themeColor="accent1" w:themeShade="80"/>
-          <w:sz w:val="24"/>
-          <w:szCs w:val="24"/>
-        </w:rPr>
-        <w:t>color</w:t>
-      </w:r>
-      <w:proofErr w:type="spellEnd"/>
+        <w:t>h-space v-space blur color</w:t>
+      </w:r>
     </w:p>
     <w:p>
       <w:pPr>
@@ -13678,31 +14506,7 @@
           <w:sz w:val="24"/>
           <w:szCs w:val="24"/>
         </w:rPr>
-        <w:t xml:space="preserve">Add border(property) to HTML element, to add border need to define width, style, </w:t>
-      </w:r>
-      <w:proofErr w:type="spellStart"/>
-      <w:r>
-        <w:rPr>
-          <w:rFonts w:ascii="Times New Roman" w:hAnsi="Times New Roman" w:cs="Times New Roman"/>
-          <w:b/>
-          <w:bCs/>
-          <w:color w:val="385623" w:themeColor="accent6" w:themeShade="80"/>
-          <w:sz w:val="24"/>
-          <w:szCs w:val="24"/>
-        </w:rPr>
-        <w:t>color</w:t>
-      </w:r>
-      <w:proofErr w:type="spellEnd"/>
-      <w:r>
-        <w:rPr>
-          <w:rFonts w:ascii="Times New Roman" w:hAnsi="Times New Roman" w:cs="Times New Roman"/>
-          <w:b/>
-          <w:bCs/>
-          <w:color w:val="385623" w:themeColor="accent6" w:themeShade="80"/>
-          <w:sz w:val="24"/>
-          <w:szCs w:val="24"/>
-        </w:rPr>
-        <w:t>.</w:t>
+        <w:t>Add border(property) to HTML element, to add border need to define width, style, color.</w:t>
       </w:r>
     </w:p>
     <w:p>
@@ -13786,21 +14590,8 @@
           <w:sz w:val="24"/>
           <w:szCs w:val="24"/>
         </w:rPr>
-        <w:t>border-</w:t>
-      </w:r>
-      <w:proofErr w:type="spellStart"/>
-      <w:r>
-        <w:rPr>
-          <w:rFonts w:ascii="Times New Roman" w:hAnsi="Times New Roman" w:cs="Times New Roman"/>
-          <w:b/>
-          <w:bCs/>
-          <w:color w:val="2F5496" w:themeColor="accent1" w:themeShade="BF"/>
-          <w:sz w:val="24"/>
-          <w:szCs w:val="24"/>
-        </w:rPr>
-        <w:t>color</w:t>
-      </w:r>
-      <w:proofErr w:type="spellEnd"/>
+        <w:t>border-color</w:t>
+      </w:r>
     </w:p>
     <w:p>
       <w:pPr>
@@ -13835,7 +14626,6 @@
         </w:rPr>
         <w:t xml:space="preserve">, </w:t>
       </w:r>
-      <w:proofErr w:type="gramStart"/>
       <w:r>
         <w:rPr>
           <w:rFonts w:ascii="Times New Roman" w:hAnsi="Times New Roman" w:cs="Times New Roman"/>
@@ -13845,19 +14635,7 @@
           <w:sz w:val="24"/>
           <w:szCs w:val="24"/>
         </w:rPr>
-        <w:t>If</w:t>
-      </w:r>
-      <w:proofErr w:type="gramEnd"/>
-      <w:r>
-        <w:rPr>
-          <w:rFonts w:ascii="Times New Roman" w:hAnsi="Times New Roman" w:cs="Times New Roman"/>
-          <w:b/>
-          <w:bCs/>
-          <w:color w:val="385623" w:themeColor="accent6" w:themeShade="80"/>
-          <w:sz w:val="24"/>
-          <w:szCs w:val="24"/>
-        </w:rPr>
-        <w:t xml:space="preserve"> use </w:t>
+        <w:t xml:space="preserve">If use </w:t>
       </w:r>
       <w:r>
         <w:rPr>
@@ -14140,31 +14918,7 @@
           <w:sz w:val="24"/>
           <w:szCs w:val="24"/>
         </w:rPr>
-        <w:t xml:space="preserve">(equal space from left and right, exactly </w:t>
-      </w:r>
-      <w:proofErr w:type="spellStart"/>
-      <w:r>
-        <w:rPr>
-          <w:rFonts w:ascii="Times New Roman" w:hAnsi="Times New Roman" w:cs="Times New Roman"/>
-          <w:b/>
-          <w:bCs/>
-          <w:color w:val="385623" w:themeColor="accent6" w:themeShade="80"/>
-          <w:sz w:val="24"/>
-          <w:szCs w:val="24"/>
-        </w:rPr>
-        <w:t>center</w:t>
-      </w:r>
-      <w:proofErr w:type="spellEnd"/>
-      <w:r>
-        <w:rPr>
-          <w:rFonts w:ascii="Times New Roman" w:hAnsi="Times New Roman" w:cs="Times New Roman"/>
-          <w:b/>
-          <w:bCs/>
-          <w:color w:val="385623" w:themeColor="accent6" w:themeShade="80"/>
-          <w:sz w:val="24"/>
-          <w:szCs w:val="24"/>
-        </w:rPr>
-        <w:t>)</w:t>
+        <w:t>(equal space from left and right, exactly center)</w:t>
       </w:r>
     </w:p>
     <w:p>
@@ -14302,31 +15056,7 @@
           <w:sz w:val="24"/>
           <w:szCs w:val="24"/>
         </w:rPr>
-        <w:t xml:space="preserve">: it </w:t>
-      </w:r>
-      <w:proofErr w:type="gramStart"/>
-      <w:r>
-        <w:rPr>
-          <w:rFonts w:ascii="Times New Roman" w:hAnsi="Times New Roman" w:cs="Times New Roman"/>
-          <w:b/>
-          <w:bCs/>
-          <w:color w:val="385623" w:themeColor="accent6" w:themeShade="80"/>
-          <w:sz w:val="24"/>
-          <w:szCs w:val="24"/>
-        </w:rPr>
-        <w:t>use</w:t>
-      </w:r>
-      <w:proofErr w:type="gramEnd"/>
-      <w:r>
-        <w:rPr>
-          <w:rFonts w:ascii="Times New Roman" w:hAnsi="Times New Roman" w:cs="Times New Roman"/>
-          <w:b/>
-          <w:bCs/>
-          <w:color w:val="385623" w:themeColor="accent6" w:themeShade="80"/>
-          <w:sz w:val="24"/>
-          <w:szCs w:val="24"/>
-        </w:rPr>
-        <w:t xml:space="preserve"> to generate space between border and content of the element (or) used to generate space inside the border.</w:t>
+        <w:t>: it use to generate space between border and content of the element (or) used to generate space inside the border.</w:t>
       </w:r>
     </w:p>
     <w:p>
@@ -14804,20 +15534,8 @@
           <w:sz w:val="24"/>
           <w:szCs w:val="24"/>
         </w:rPr>
-        <w:t>outline-</w:t>
-      </w:r>
-      <w:proofErr w:type="spellStart"/>
-      <w:r>
-        <w:rPr>
-          <w:rFonts w:ascii="Times New Roman" w:hAnsi="Times New Roman" w:cs="Times New Roman"/>
-          <w:b/>
-          <w:bCs/>
-          <w:sz w:val="24"/>
-          <w:szCs w:val="24"/>
-        </w:rPr>
-        <w:t>color</w:t>
-      </w:r>
-      <w:proofErr w:type="spellEnd"/>
+        <w:t>outline-color</w:t>
+      </w:r>
     </w:p>
     <w:p>
       <w:pPr>
@@ -15465,73 +16183,7 @@
           <w:sz w:val="24"/>
           <w:szCs w:val="24"/>
         </w:rPr>
-        <w:t>(</w:t>
-      </w:r>
-      <w:proofErr w:type="spellStart"/>
-      <w:r>
-        <w:rPr>
-          <w:rFonts w:ascii="Times New Roman" w:hAnsi="Times New Roman" w:cs="Times New Roman"/>
-          <w:b/>
-          <w:bCs/>
-          <w:sz w:val="24"/>
-          <w:szCs w:val="24"/>
-        </w:rPr>
-        <w:t>em,rem,vh</w:t>
-      </w:r>
-      <w:proofErr w:type="spellEnd"/>
-      <w:r>
-        <w:rPr>
-          <w:rFonts w:ascii="Times New Roman" w:hAnsi="Times New Roman" w:cs="Times New Roman"/>
-          <w:b/>
-          <w:bCs/>
-          <w:sz w:val="24"/>
-          <w:szCs w:val="24"/>
-        </w:rPr>
-        <w:t xml:space="preserve">, </w:t>
-      </w:r>
-      <w:proofErr w:type="spellStart"/>
-      <w:r>
-        <w:rPr>
-          <w:rFonts w:ascii="Times New Roman" w:hAnsi="Times New Roman" w:cs="Times New Roman"/>
-          <w:b/>
-          <w:bCs/>
-          <w:sz w:val="24"/>
-          <w:szCs w:val="24"/>
-        </w:rPr>
-        <w:t>vw,vmax,vmin</w:t>
-      </w:r>
-      <w:proofErr w:type="spellEnd"/>
-      <w:r>
-        <w:rPr>
-          <w:rFonts w:ascii="Times New Roman" w:hAnsi="Times New Roman" w:cs="Times New Roman"/>
-          <w:b/>
-          <w:bCs/>
-          <w:sz w:val="24"/>
-          <w:szCs w:val="24"/>
-        </w:rPr>
-        <w:t xml:space="preserve"> ,</w:t>
-      </w:r>
-      <w:proofErr w:type="spellStart"/>
-      <w:r>
-        <w:rPr>
-          <w:rFonts w:ascii="Times New Roman" w:hAnsi="Times New Roman" w:cs="Times New Roman"/>
-          <w:b/>
-          <w:bCs/>
-          <w:sz w:val="24"/>
-          <w:szCs w:val="24"/>
-        </w:rPr>
-        <w:t>px</w:t>
-      </w:r>
-      <w:proofErr w:type="spellEnd"/>
-      <w:r>
-        <w:rPr>
-          <w:rFonts w:ascii="Times New Roman" w:hAnsi="Times New Roman" w:cs="Times New Roman"/>
-          <w:b/>
-          <w:bCs/>
-          <w:sz w:val="24"/>
-          <w:szCs w:val="24"/>
-        </w:rPr>
-        <w:t>,%)</w:t>
+        <w:t>(em,rem,vh, vw,vmax,vmin ,px,%)</w:t>
       </w:r>
     </w:p>
     <w:p>
@@ -16129,27 +16781,15 @@
           <w:szCs w:val="24"/>
         </w:rPr>
       </w:pPr>
-      <w:proofErr w:type="gramStart"/>
-      <w:r>
-        <w:rPr>
-          <w:rFonts w:ascii="Times New Roman" w:hAnsi="Times New Roman" w:cs="Times New Roman"/>
-          <w:b/>
-          <w:bCs/>
-          <w:sz w:val="24"/>
-          <w:szCs w:val="24"/>
-        </w:rPr>
-        <w:t>::</w:t>
-      </w:r>
-      <w:proofErr w:type="gramEnd"/>
-      <w:r>
-        <w:rPr>
-          <w:rFonts w:ascii="Times New Roman" w:hAnsi="Times New Roman" w:cs="Times New Roman"/>
-          <w:b/>
-          <w:bCs/>
-          <w:sz w:val="24"/>
-          <w:szCs w:val="24"/>
-        </w:rPr>
-        <w:t>first-letter</w:t>
+      <w:r>
+        <w:rPr>
+          <w:rFonts w:ascii="Times New Roman" w:hAnsi="Times New Roman" w:cs="Times New Roman"/>
+          <w:b/>
+          <w:bCs/>
+          <w:sz w:val="24"/>
+          <w:szCs w:val="24"/>
+        </w:rPr>
+        <w:t>::first-letter</w:t>
       </w:r>
     </w:p>
     <w:p>
@@ -16167,27 +16807,15 @@
           <w:szCs w:val="24"/>
         </w:rPr>
       </w:pPr>
-      <w:proofErr w:type="gramStart"/>
-      <w:r>
-        <w:rPr>
-          <w:rFonts w:ascii="Times New Roman" w:hAnsi="Times New Roman" w:cs="Times New Roman"/>
-          <w:b/>
-          <w:bCs/>
-          <w:sz w:val="24"/>
-          <w:szCs w:val="24"/>
-        </w:rPr>
-        <w:t>::</w:t>
-      </w:r>
-      <w:proofErr w:type="gramEnd"/>
-      <w:r>
-        <w:rPr>
-          <w:rFonts w:ascii="Times New Roman" w:hAnsi="Times New Roman" w:cs="Times New Roman"/>
-          <w:b/>
-          <w:bCs/>
-          <w:sz w:val="24"/>
-          <w:szCs w:val="24"/>
-        </w:rPr>
-        <w:t>first-line</w:t>
+      <w:r>
+        <w:rPr>
+          <w:rFonts w:ascii="Times New Roman" w:hAnsi="Times New Roman" w:cs="Times New Roman"/>
+          <w:b/>
+          <w:bCs/>
+          <w:sz w:val="24"/>
+          <w:szCs w:val="24"/>
+        </w:rPr>
+        <w:t>::first-line</w:t>
       </w:r>
     </w:p>
     <w:p>
@@ -16205,27 +16833,15 @@
           <w:szCs w:val="24"/>
         </w:rPr>
       </w:pPr>
-      <w:proofErr w:type="gramStart"/>
-      <w:r>
-        <w:rPr>
-          <w:rFonts w:ascii="Times New Roman" w:hAnsi="Times New Roman" w:cs="Times New Roman"/>
-          <w:b/>
-          <w:bCs/>
-          <w:sz w:val="24"/>
-          <w:szCs w:val="24"/>
-        </w:rPr>
-        <w:t>::</w:t>
-      </w:r>
-      <w:proofErr w:type="gramEnd"/>
-      <w:r>
-        <w:rPr>
-          <w:rFonts w:ascii="Times New Roman" w:hAnsi="Times New Roman" w:cs="Times New Roman"/>
-          <w:b/>
-          <w:bCs/>
-          <w:sz w:val="24"/>
-          <w:szCs w:val="24"/>
-        </w:rPr>
-        <w:t>marker (UL/OL List)</w:t>
+      <w:r>
+        <w:rPr>
+          <w:rFonts w:ascii="Times New Roman" w:hAnsi="Times New Roman" w:cs="Times New Roman"/>
+          <w:b/>
+          <w:bCs/>
+          <w:sz w:val="24"/>
+          <w:szCs w:val="24"/>
+        </w:rPr>
+        <w:t>::marker (UL/OL List)</w:t>
       </w:r>
     </w:p>
     <w:p>
@@ -16243,27 +16859,15 @@
           <w:szCs w:val="24"/>
         </w:rPr>
       </w:pPr>
-      <w:proofErr w:type="gramStart"/>
-      <w:r>
-        <w:rPr>
-          <w:rFonts w:ascii="Times New Roman" w:hAnsi="Times New Roman" w:cs="Times New Roman"/>
-          <w:b/>
-          <w:bCs/>
-          <w:sz w:val="24"/>
-          <w:szCs w:val="24"/>
-        </w:rPr>
-        <w:t>::</w:t>
-      </w:r>
-      <w:proofErr w:type="gramEnd"/>
-      <w:r>
-        <w:rPr>
-          <w:rFonts w:ascii="Times New Roman" w:hAnsi="Times New Roman" w:cs="Times New Roman"/>
-          <w:b/>
-          <w:bCs/>
-          <w:sz w:val="24"/>
-          <w:szCs w:val="24"/>
-        </w:rPr>
-        <w:t>selection</w:t>
+      <w:r>
+        <w:rPr>
+          <w:rFonts w:ascii="Times New Roman" w:hAnsi="Times New Roman" w:cs="Times New Roman"/>
+          <w:b/>
+          <w:bCs/>
+          <w:sz w:val="24"/>
+          <w:szCs w:val="24"/>
+        </w:rPr>
+        <w:t>::selection</w:t>
       </w:r>
     </w:p>
     <w:p>
@@ -16425,13 +17029,8 @@
         <w:pStyle w:val="Heading1"/>
       </w:pPr>
       <w:r>
-        <w:t>CSS Accent-</w:t>
-      </w:r>
-      <w:proofErr w:type="spellStart"/>
-      <w:r>
-        <w:t>Color</w:t>
-      </w:r>
-      <w:proofErr w:type="spellEnd"/>
+        <w:t>CSS Accent-Color</w:t>
+      </w:r>
     </w:p>
     <w:p>
       <w:pPr>
@@ -16699,27 +17298,15 @@
           <w:szCs w:val="24"/>
         </w:rPr>
       </w:pPr>
-      <w:proofErr w:type="spellStart"/>
-      <w:r>
-        <w:rPr>
-          <w:rFonts w:ascii="Times New Roman" w:hAnsi="Times New Roman" w:cs="Times New Roman"/>
-          <w:b/>
-          <w:bCs/>
-          <w:sz w:val="24"/>
-          <w:szCs w:val="24"/>
-        </w:rPr>
-        <w:t>rotateX</w:t>
-      </w:r>
-      <w:proofErr w:type="spellEnd"/>
-      <w:r>
-        <w:rPr>
-          <w:rFonts w:ascii="Times New Roman" w:hAnsi="Times New Roman" w:cs="Times New Roman"/>
-          <w:b/>
-          <w:bCs/>
-          <w:sz w:val="24"/>
-          <w:szCs w:val="24"/>
-        </w:rPr>
-        <w:t>() Method</w:t>
+      <w:r>
+        <w:rPr>
+          <w:rFonts w:ascii="Times New Roman" w:hAnsi="Times New Roman" w:cs="Times New Roman"/>
+          <w:b/>
+          <w:bCs/>
+          <w:sz w:val="24"/>
+          <w:szCs w:val="24"/>
+        </w:rPr>
+        <w:t>rotateX() Method</w:t>
       </w:r>
     </w:p>
     <w:p>
@@ -16737,27 +17324,15 @@
           <w:szCs w:val="24"/>
         </w:rPr>
       </w:pPr>
-      <w:proofErr w:type="spellStart"/>
-      <w:r>
-        <w:rPr>
-          <w:rFonts w:ascii="Times New Roman" w:hAnsi="Times New Roman" w:cs="Times New Roman"/>
-          <w:b/>
-          <w:bCs/>
-          <w:sz w:val="24"/>
-          <w:szCs w:val="24"/>
-        </w:rPr>
-        <w:t>rotateY</w:t>
-      </w:r>
-      <w:proofErr w:type="spellEnd"/>
-      <w:r>
-        <w:rPr>
-          <w:rFonts w:ascii="Times New Roman" w:hAnsi="Times New Roman" w:cs="Times New Roman"/>
-          <w:b/>
-          <w:bCs/>
-          <w:sz w:val="24"/>
-          <w:szCs w:val="24"/>
-        </w:rPr>
-        <w:t>() Method</w:t>
+      <w:r>
+        <w:rPr>
+          <w:rFonts w:ascii="Times New Roman" w:hAnsi="Times New Roman" w:cs="Times New Roman"/>
+          <w:b/>
+          <w:bCs/>
+          <w:sz w:val="24"/>
+          <w:szCs w:val="24"/>
+        </w:rPr>
+        <w:t>rotateY() Method</w:t>
       </w:r>
     </w:p>
     <w:p>
@@ -16775,27 +17350,15 @@
           <w:szCs w:val="24"/>
         </w:rPr>
       </w:pPr>
-      <w:proofErr w:type="spellStart"/>
-      <w:r>
-        <w:rPr>
-          <w:rFonts w:ascii="Times New Roman" w:hAnsi="Times New Roman" w:cs="Times New Roman"/>
-          <w:b/>
-          <w:bCs/>
-          <w:sz w:val="24"/>
-          <w:szCs w:val="24"/>
-        </w:rPr>
-        <w:t>rotateZ</w:t>
-      </w:r>
-      <w:proofErr w:type="spellEnd"/>
-      <w:r>
-        <w:rPr>
-          <w:rFonts w:ascii="Times New Roman" w:hAnsi="Times New Roman" w:cs="Times New Roman"/>
-          <w:b/>
-          <w:bCs/>
-          <w:sz w:val="24"/>
-          <w:szCs w:val="24"/>
-        </w:rPr>
-        <w:t>() Method</w:t>
+      <w:r>
+        <w:rPr>
+          <w:rFonts w:ascii="Times New Roman" w:hAnsi="Times New Roman" w:cs="Times New Roman"/>
+          <w:b/>
+          <w:bCs/>
+          <w:sz w:val="24"/>
+          <w:szCs w:val="24"/>
+        </w:rPr>
+        <w:t>rotateZ() Method</w:t>
       </w:r>
     </w:p>
     <w:p>
@@ -17217,25 +17780,7 @@
           <w:sz w:val="24"/>
           <w:szCs w:val="24"/>
         </w:rPr>
-        <w:t xml:space="preserve">We can create layout in horizontal or vertical </w:t>
-      </w:r>
-      <w:proofErr w:type="gramStart"/>
-      <w:r>
-        <w:rPr>
-          <w:rFonts w:ascii="Times New Roman" w:hAnsi="Times New Roman" w:cs="Times New Roman"/>
-          <w:sz w:val="24"/>
-          <w:szCs w:val="24"/>
-        </w:rPr>
-        <w:t>direction,</w:t>
-      </w:r>
-      <w:proofErr w:type="gramEnd"/>
-      <w:r>
-        <w:rPr>
-          <w:rFonts w:ascii="Times New Roman" w:hAnsi="Times New Roman" w:cs="Times New Roman"/>
-          <w:sz w:val="24"/>
-          <w:szCs w:val="24"/>
-        </w:rPr>
-        <w:t xml:space="preserve"> we can create only one direction at a time.</w:t>
+        <w:t>We can create layout in horizontal or vertical direction, we can create only one direction at a time.</w:t>
       </w:r>
     </w:p>
     <w:p>
@@ -17296,25 +17841,7 @@
           <w:sz w:val="24"/>
           <w:szCs w:val="24"/>
         </w:rPr>
-        <w:t xml:space="preserve">Body{ </w:t>
-      </w:r>
-      <w:proofErr w:type="spellStart"/>
-      <w:r>
-        <w:rPr>
-          <w:rFonts w:ascii="Times New Roman" w:hAnsi="Times New Roman" w:cs="Times New Roman"/>
-          <w:sz w:val="24"/>
-          <w:szCs w:val="24"/>
-        </w:rPr>
-        <w:t>display:flex</w:t>
-      </w:r>
-      <w:proofErr w:type="spellEnd"/>
-      <w:r>
-        <w:rPr>
-          <w:rFonts w:ascii="Times New Roman" w:hAnsi="Times New Roman" w:cs="Times New Roman"/>
-          <w:sz w:val="24"/>
-          <w:szCs w:val="24"/>
-        </w:rPr>
-        <w:t>; }-</w:t>
+        <w:t>Body{ display:flex; }-</w:t>
       </w:r>
       <w:r>
         <w:rPr>
@@ -17389,7 +17916,7 @@
                     <pic:cNvPicPr/>
                   </pic:nvPicPr>
                   <pic:blipFill>
-                    <a:blip r:embed="rId60"/>
+                    <a:blip r:embed="rId61"/>
                     <a:stretch>
                       <a:fillRect/>
                     </a:stretch>
@@ -17869,7 +18396,7 @@
                     <pic:cNvPicPr/>
                   </pic:nvPicPr>
                   <pic:blipFill>
-                    <a:blip r:embed="rId61"/>
+                    <a:blip r:embed="rId62"/>
                     <a:stretch>
                       <a:fillRect/>
                     </a:stretch>
@@ -18480,25 +19007,7 @@
           <w:sz w:val="24"/>
           <w:szCs w:val="24"/>
         </w:rPr>
-        <w:t xml:space="preserve">To Create Grid </w:t>
-      </w:r>
-      <w:proofErr w:type="gramStart"/>
-      <w:r>
-        <w:rPr>
-          <w:rFonts w:ascii="Times New Roman" w:hAnsi="Times New Roman" w:cs="Times New Roman"/>
-          <w:sz w:val="24"/>
-          <w:szCs w:val="24"/>
-        </w:rPr>
-        <w:t>Container</w:t>
-      </w:r>
-      <w:proofErr w:type="gramEnd"/>
-      <w:r>
-        <w:rPr>
-          <w:rFonts w:ascii="Times New Roman" w:hAnsi="Times New Roman" w:cs="Times New Roman"/>
-          <w:sz w:val="24"/>
-          <w:szCs w:val="24"/>
-        </w:rPr>
-        <w:t xml:space="preserve"> use the Following Property</w:t>
+        <w:t>To Create Grid Container use the Following Property</w:t>
       </w:r>
     </w:p>
     <w:p>
@@ -18624,7 +19133,7 @@
                     </pic:cNvPicPr>
                   </pic:nvPicPr>
                   <pic:blipFill>
-                    <a:blip r:embed="rId62">
+                    <a:blip r:embed="rId63">
                       <a:extLst>
                         <a:ext uri="{28A0092B-C50C-407E-A947-70E740481C1C}">
                           <a14:useLocalDpi xmlns:a14="http://schemas.microsoft.com/office/drawing/2010/main" val="0"/>
@@ -18670,60 +19179,24 @@
           <w:sz w:val="24"/>
           <w:szCs w:val="24"/>
         </w:rPr>
-        <w:t xml:space="preserve">column. You can use various units like pixels, percentages, </w:t>
-      </w:r>
-      <w:proofErr w:type="spellStart"/>
-      <w:r>
-        <w:rPr>
-          <w:rFonts w:ascii="Times New Roman" w:hAnsi="Times New Roman" w:cs="Times New Roman"/>
-          <w:sz w:val="24"/>
-          <w:szCs w:val="24"/>
-        </w:rPr>
-        <w:t>em</w:t>
-      </w:r>
-      <w:proofErr w:type="spellEnd"/>
-      <w:r>
-        <w:rPr>
-          <w:rFonts w:ascii="Times New Roman" w:hAnsi="Times New Roman" w:cs="Times New Roman"/>
-          <w:sz w:val="24"/>
-          <w:szCs w:val="24"/>
-        </w:rPr>
-        <w:t>, rem, auto, and fractional units</w:t>
-      </w:r>
-    </w:p>
-    <w:p>
-      <w:pPr>
-        <w:rPr>
-          <w:rFonts w:ascii="Times New Roman" w:hAnsi="Times New Roman" w:cs="Times New Roman"/>
-          <w:sz w:val="24"/>
-          <w:szCs w:val="24"/>
-        </w:rPr>
-      </w:pPr>
-      <w:r>
-        <w:rPr>
-          <w:rFonts w:ascii="Times New Roman" w:hAnsi="Times New Roman" w:cs="Times New Roman"/>
-          <w:sz w:val="24"/>
-          <w:szCs w:val="24"/>
-        </w:rPr>
-        <w:t xml:space="preserve">(like </w:t>
-      </w:r>
-      <w:proofErr w:type="spellStart"/>
-      <w:r>
-        <w:rPr>
-          <w:rFonts w:ascii="Times New Roman" w:hAnsi="Times New Roman" w:cs="Times New Roman"/>
-          <w:sz w:val="24"/>
-          <w:szCs w:val="24"/>
-        </w:rPr>
-        <w:t>fr</w:t>
-      </w:r>
-      <w:proofErr w:type="spellEnd"/>
-      <w:r>
-        <w:rPr>
-          <w:rFonts w:ascii="Times New Roman" w:hAnsi="Times New Roman" w:cs="Times New Roman"/>
-          <w:sz w:val="24"/>
-          <w:szCs w:val="24"/>
-        </w:rPr>
-        <w:t>) to define the size of the columns. Here's an example that creates a grid with three</w:t>
+        <w:t>column. You can use various units like pixels, percentages, em, rem, auto, and fractional units</w:t>
+      </w:r>
+    </w:p>
+    <w:p>
+      <w:pPr>
+        <w:rPr>
+          <w:rFonts w:ascii="Times New Roman" w:hAnsi="Times New Roman" w:cs="Times New Roman"/>
+          <w:sz w:val="24"/>
+          <w:szCs w:val="24"/>
+        </w:rPr>
+      </w:pPr>
+      <w:r>
+        <w:rPr>
+          <w:rFonts w:ascii="Times New Roman" w:hAnsi="Times New Roman" w:cs="Times New Roman"/>
+          <w:sz w:val="24"/>
+          <w:szCs w:val="24"/>
+        </w:rPr>
+        <w:t>(like fr) to define the size of the columns. Here's an example that creates a grid with three</w:t>
       </w:r>
     </w:p>
     <w:p>
@@ -18774,25 +19247,7 @@
           <w:sz w:val="24"/>
           <w:szCs w:val="24"/>
         </w:rPr>
-        <w:t xml:space="preserve">The </w:t>
-      </w:r>
-      <w:proofErr w:type="spellStart"/>
-      <w:r>
-        <w:rPr>
-          <w:rFonts w:ascii="Times New Roman" w:hAnsi="Times New Roman" w:cs="Times New Roman"/>
-          <w:sz w:val="24"/>
-          <w:szCs w:val="24"/>
-        </w:rPr>
-        <w:t>fr</w:t>
-      </w:r>
-      <w:proofErr w:type="spellEnd"/>
-      <w:r>
-        <w:rPr>
-          <w:rFonts w:ascii="Times New Roman" w:hAnsi="Times New Roman" w:cs="Times New Roman"/>
-          <w:sz w:val="24"/>
-          <w:szCs w:val="24"/>
-        </w:rPr>
-        <w:t xml:space="preserve"> unit is a fractional unit that divides the available space among the columns. In this case,</w:t>
+        <w:t>The fr unit is a fractional unit that divides the available space among the columns. In this case,</w:t>
       </w:r>
     </w:p>
     <w:p>
@@ -18845,7 +19300,7 @@
                     </pic:cNvPicPr>
                   </pic:nvPicPr>
                   <pic:blipFill>
-                    <a:blip r:embed="rId63">
+                    <a:blip r:embed="rId64">
                       <a:extLst>
                         <a:ext uri="{28A0092B-C50C-407E-A947-70E740481C1C}">
                           <a14:useLocalDpi xmlns:a14="http://schemas.microsoft.com/office/drawing/2010/main" val="0"/>
@@ -19063,52 +19518,24 @@
           <w:sz w:val="24"/>
           <w:szCs w:val="24"/>
         </w:rPr>
-        <w:t xml:space="preserve">row. You can use various units like pixels, percentages, </w:t>
-      </w:r>
-      <w:proofErr w:type="spellStart"/>
-      <w:r>
-        <w:rPr>
-          <w:rFonts w:ascii="Times New Roman" w:hAnsi="Times New Roman" w:cs="Times New Roman"/>
-          <w:sz w:val="24"/>
-          <w:szCs w:val="24"/>
-        </w:rPr>
-        <w:t>em</w:t>
-      </w:r>
-      <w:proofErr w:type="spellEnd"/>
-      <w:r>
-        <w:rPr>
-          <w:rFonts w:ascii="Times New Roman" w:hAnsi="Times New Roman" w:cs="Times New Roman"/>
-          <w:sz w:val="24"/>
-          <w:szCs w:val="24"/>
-        </w:rPr>
-        <w:t>, rem, auto, and fractional units (like</w:t>
-      </w:r>
-    </w:p>
-    <w:p>
-      <w:pPr>
-        <w:rPr>
-          <w:rFonts w:ascii="Times New Roman" w:hAnsi="Times New Roman" w:cs="Times New Roman"/>
-          <w:sz w:val="24"/>
-          <w:szCs w:val="24"/>
-        </w:rPr>
-      </w:pPr>
-      <w:proofErr w:type="spellStart"/>
-      <w:r>
-        <w:rPr>
-          <w:rFonts w:ascii="Times New Roman" w:hAnsi="Times New Roman" w:cs="Times New Roman"/>
-          <w:sz w:val="24"/>
-          <w:szCs w:val="24"/>
-        </w:rPr>
-        <w:t>fr</w:t>
-      </w:r>
-      <w:proofErr w:type="spellEnd"/>
-      <w:r>
-        <w:rPr>
-          <w:rFonts w:ascii="Times New Roman" w:hAnsi="Times New Roman" w:cs="Times New Roman"/>
-          <w:sz w:val="24"/>
-          <w:szCs w:val="24"/>
-        </w:rPr>
-        <w:t>) to define the size of the rows. Here's an example that creates a grid with three rows of equal</w:t>
+        <w:t>row. You can use various units like pixels, percentages, em, rem, auto, and fractional units (like</w:t>
+      </w:r>
+    </w:p>
+    <w:p>
+      <w:pPr>
+        <w:rPr>
+          <w:rFonts w:ascii="Times New Roman" w:hAnsi="Times New Roman" w:cs="Times New Roman"/>
+          <w:sz w:val="24"/>
+          <w:szCs w:val="24"/>
+        </w:rPr>
+      </w:pPr>
+      <w:r>
+        <w:rPr>
+          <w:rFonts w:ascii="Times New Roman" w:hAnsi="Times New Roman" w:cs="Times New Roman"/>
+          <w:sz w:val="24"/>
+          <w:szCs w:val="24"/>
+        </w:rPr>
+        <w:t>fr) to define the size of the rows. Here's an example that creates a grid with three rows of equal</w:t>
       </w:r>
     </w:p>
     <w:p>
@@ -19161,7 +19588,7 @@
                     </pic:cNvPicPr>
                   </pic:nvPicPr>
                   <pic:blipFill>
-                    <a:blip r:embed="rId64">
+                    <a:blip r:embed="rId65">
                       <a:extLst>
                         <a:ext uri="{28A0092B-C50C-407E-A947-70E740481C1C}">
                           <a14:useLocalDpi xmlns:a14="http://schemas.microsoft.com/office/drawing/2010/main" val="0"/>
@@ -19224,25 +19651,7 @@
           <w:sz w:val="24"/>
           <w:szCs w:val="24"/>
         </w:rPr>
-        <w:t xml:space="preserve">with grid-template-columns, the </w:t>
-      </w:r>
-      <w:proofErr w:type="spellStart"/>
-      <w:r>
-        <w:rPr>
-          <w:rFonts w:ascii="Times New Roman" w:hAnsi="Times New Roman" w:cs="Times New Roman"/>
-          <w:sz w:val="24"/>
-          <w:szCs w:val="24"/>
-        </w:rPr>
-        <w:t>fr</w:t>
-      </w:r>
-      <w:proofErr w:type="spellEnd"/>
-      <w:r>
-        <w:rPr>
-          <w:rFonts w:ascii="Times New Roman" w:hAnsi="Times New Roman" w:cs="Times New Roman"/>
-          <w:sz w:val="24"/>
-          <w:szCs w:val="24"/>
-        </w:rPr>
-        <w:t xml:space="preserve"> unit is a fractional unit that divides the available space among</w:t>
+        <w:t>with grid-template-columns, the fr unit is a fractional unit that divides the available space among</w:t>
       </w:r>
     </w:p>
     <w:p>
@@ -19276,25 +19685,7 @@
           <w:sz w:val="24"/>
           <w:szCs w:val="24"/>
         </w:rPr>
-        <w:t xml:space="preserve">You can also use other units and values in combination with the </w:t>
-      </w:r>
-      <w:proofErr w:type="spellStart"/>
-      <w:r>
-        <w:rPr>
-          <w:rFonts w:ascii="Times New Roman" w:hAnsi="Times New Roman" w:cs="Times New Roman"/>
-          <w:sz w:val="24"/>
-          <w:szCs w:val="24"/>
-        </w:rPr>
-        <w:t>fr</w:t>
-      </w:r>
-      <w:proofErr w:type="spellEnd"/>
-      <w:r>
-        <w:rPr>
-          <w:rFonts w:ascii="Times New Roman" w:hAnsi="Times New Roman" w:cs="Times New Roman"/>
-          <w:sz w:val="24"/>
-          <w:szCs w:val="24"/>
-        </w:rPr>
-        <w:t xml:space="preserve"> unit to create more complex</w:t>
+        <w:t>You can also use other units and values in combination with the fr unit to create more complex</w:t>
       </w:r>
     </w:p>
     <w:p>
@@ -19347,7 +19738,7 @@
                     </pic:cNvPicPr>
                   </pic:nvPicPr>
                   <pic:blipFill>
-                    <a:blip r:embed="rId65">
+                    <a:blip r:embed="rId66">
                       <a:extLst>
                         <a:ext uri="{28A0092B-C50C-407E-A947-70E740481C1C}">
                           <a14:useLocalDpi xmlns:a14="http://schemas.microsoft.com/office/drawing/2010/main" val="0"/>
@@ -19621,27 +20012,15 @@
           <w:szCs w:val="24"/>
         </w:rPr>
       </w:pPr>
-      <w:proofErr w:type="spellStart"/>
-      <w:r>
-        <w:rPr>
-          <w:rFonts w:ascii="Times New Roman" w:hAnsi="Times New Roman" w:cs="Times New Roman"/>
-          <w:b/>
-          <w:bCs/>
-          <w:sz w:val="24"/>
-          <w:szCs w:val="24"/>
-        </w:rPr>
-        <w:t>Colors</w:t>
-      </w:r>
-      <w:proofErr w:type="spellEnd"/>
-      <w:r>
-        <w:rPr>
-          <w:rFonts w:ascii="Times New Roman" w:hAnsi="Times New Roman" w:cs="Times New Roman"/>
-          <w:b/>
-          <w:bCs/>
-          <w:sz w:val="24"/>
-          <w:szCs w:val="24"/>
-        </w:rPr>
-        <w:t xml:space="preserve"> Background:</w:t>
+      <w:r>
+        <w:rPr>
+          <w:rFonts w:ascii="Times New Roman" w:hAnsi="Times New Roman" w:cs="Times New Roman"/>
+          <w:b/>
+          <w:bCs/>
+          <w:sz w:val="24"/>
+          <w:szCs w:val="24"/>
+        </w:rPr>
+        <w:t>Colors Background:</w:t>
       </w:r>
     </w:p>
     <w:p>
@@ -23016,7 +23395,7 @@
         <w:rFonts w:ascii="Wingdings" w:hAnsi="Wingdings" w:hint="default"/>
       </w:rPr>
     </w:lvl>
-    <w:lvl w:ilvl="1" w:tplc="40090003" w:tentative="1">
+    <w:lvl w:ilvl="1" w:tplc="40090003">
       <w:start w:val="1"/>
       <w:numFmt w:val="bullet"/>
       <w:lvlText w:val="o"/>
@@ -27019,7 +27398,6 @@
   <w:style w:type="character" w:default="1" w:styleId="DefaultParagraphFont">
     <w:name w:val="Default Paragraph Font"/>
     <w:uiPriority w:val="1"/>
-    <w:semiHidden/>
     <w:unhideWhenUsed/>
   </w:style>
   <w:style w:type="table" w:default="1" w:styleId="TableNormal">
